--- a/[CRI-PL1-TC-G1]-Cibersegurança_na_IoT/[CRI-PL1-TC-G1]-Cibersegurança_na_IoT.docx
+++ b/[CRI-PL1-TC-G1]-Cibersegurança_na_IoT/[CRI-PL1-TC-G1]-Cibersegurança_na_IoT.docx
@@ -5,6 +5,7 @@
     <w:p>
       <w:pPr>
         <w:pStyle w:val="TRABALHODETI"/>
+        <w:ind w:left="708" w:hanging="708"/>
         <w:jc w:val="center"/>
         <w:rPr>
           <w:b/>
@@ -159,22 +160,18 @@
       <w:pPr>
         <w:pStyle w:val="Ttulo1"/>
         <w:rPr>
-          <w:rFonts w:ascii="Times New Roman" w:hAnsi="Times New Roman" w:cs="Times New Roman"/>
-          <w:b/>
+          <w:rFonts w:cs="Times New Roman"/>
+          <w:b w:val="0"/>
           <w:bCs/>
-          <w:color w:val="auto"/>
-          <w:sz w:val="24"/>
           <w:szCs w:val="24"/>
         </w:rPr>
       </w:pPr>
-      <w:bookmarkStart w:id="0" w:name="_Toc243185309"/>
-      <w:r>
-        <w:rPr>
-          <w:rFonts w:ascii="Times New Roman" w:hAnsi="Times New Roman" w:cs="Times New Roman"/>
-          <w:b/>
+      <w:bookmarkStart w:id="0" w:name="_Toc243275122"/>
+      <w:r>
+        <w:rPr>
+          <w:rFonts w:cs="Times New Roman"/>
+          <w:b w:val="0"/>
           <w:bCs/>
-          <w:color w:val="auto"/>
-          <w:sz w:val="24"/>
           <w:szCs w:val="24"/>
         </w:rPr>
         <w:lastRenderedPageBreak/>
@@ -184,6 +181,8 @@
     </w:p>
     <w:p>
       <w:pPr>
+        <w:spacing w:before="0" w:after="160" w:line="259" w:lineRule="auto"/>
+        <w:jc w:val="left"/>
         <w:rPr>
           <w:rFonts w:cs="Times New Roman"/>
           <w:b/>
@@ -207,60 +206,104 @@
       <w:pPr>
         <w:pStyle w:val="Ttulo1"/>
         <w:rPr>
-          <w:rFonts w:ascii="Times New Roman" w:hAnsi="Times New Roman" w:cs="Times New Roman"/>
+          <w:rFonts w:cs="Times New Roman"/>
+          <w:b w:val="0"/>
+          <w:bCs/>
+          <w:szCs w:val="24"/>
+        </w:rPr>
+      </w:pPr>
+      <w:bookmarkStart w:id="1" w:name="_Toc243275123"/>
+      <w:r>
+        <w:rPr>
+          <w:rFonts w:cs="Times New Roman"/>
+          <w:bCs/>
+          <w:szCs w:val="24"/>
+        </w:rPr>
+        <w:lastRenderedPageBreak/>
+        <w:t xml:space="preserve">Lista de </w:t>
+      </w:r>
+      <w:r>
+        <w:rPr>
+          <w:rFonts w:cs="Times New Roman"/>
+          <w:bCs/>
+          <w:szCs w:val="24"/>
+        </w:rPr>
+        <w:t>s</w:t>
+      </w:r>
+      <w:r>
+        <w:rPr>
+          <w:rFonts w:cs="Times New Roman"/>
+          <w:bCs/>
+          <w:szCs w:val="24"/>
+        </w:rPr>
+        <w:t>iglas</w:t>
+      </w:r>
+      <w:bookmarkStart w:id="2" w:name="_Toc243175139"/>
+      <w:bookmarkEnd w:id="1"/>
+      <w:r>
+        <w:rPr>
+          <w:rFonts w:cs="Times New Roman"/>
+          <w:bCs/>
+          <w:szCs w:val="24"/>
+        </w:rPr>
+        <w:t xml:space="preserve"> e termos ingleses</w:t>
+      </w:r>
+    </w:p>
+    <w:p>
+      <w:pPr>
+        <w:rPr>
+          <w:rFonts w:cs="Times New Roman"/>
+          <w:szCs w:val="24"/>
+        </w:rPr>
+      </w:pPr>
+      <w:r>
+        <w:rPr>
+          <w:rFonts w:cs="Times New Roman"/>
           <w:b/>
           <w:bCs/>
-          <w:color w:val="auto"/>
-          <w:sz w:val="24"/>
           <w:szCs w:val="24"/>
         </w:rPr>
-      </w:pPr>
-      <w:bookmarkStart w:id="1" w:name="_Toc243185310"/>
-      <w:r>
-        <w:rPr>
-          <w:rFonts w:ascii="Times New Roman" w:hAnsi="Times New Roman" w:cs="Times New Roman"/>
-          <w:b/>
-          <w:bCs/>
-          <w:color w:val="auto"/>
-          <w:sz w:val="24"/>
-          <w:szCs w:val="24"/>
-        </w:rPr>
-        <w:lastRenderedPageBreak/>
-        <w:t xml:space="preserve">Lista de </w:t>
-      </w:r>
-      <w:r>
-        <w:rPr>
-          <w:rFonts w:ascii="Times New Roman" w:hAnsi="Times New Roman" w:cs="Times New Roman"/>
-          <w:b/>
-          <w:bCs/>
-          <w:color w:val="auto"/>
-          <w:sz w:val="24"/>
-          <w:szCs w:val="24"/>
-        </w:rPr>
-        <w:t>s</w:t>
-      </w:r>
-      <w:r>
-        <w:rPr>
-          <w:rFonts w:ascii="Times New Roman" w:hAnsi="Times New Roman" w:cs="Times New Roman"/>
-          <w:b/>
-          <w:bCs/>
-          <w:color w:val="auto"/>
-          <w:sz w:val="24"/>
-          <w:szCs w:val="24"/>
-        </w:rPr>
-        <w:t>iglas</w:t>
-      </w:r>
-      <w:bookmarkStart w:id="2" w:name="_Toc243175139"/>
-      <w:bookmarkEnd w:id="1"/>
-    </w:p>
-    <w:p>
-      <w:pPr>
+        <w:t xml:space="preserve">IoT – </w:t>
+      </w:r>
+      <w:r>
         <w:rPr>
           <w:rFonts w:cs="Times New Roman"/>
           <w:i/>
           <w:iCs/>
           <w:szCs w:val="24"/>
         </w:rPr>
+        <w:t>Internet of Things</w:t>
+      </w:r>
+      <w:r>
+        <w:rPr>
+          <w:rFonts w:cs="Times New Roman"/>
+          <w:i/>
+          <w:iCs/>
+          <w:szCs w:val="24"/>
+        </w:rPr>
+        <w:t xml:space="preserve"> – </w:t>
+      </w:r>
+      <w:r>
+        <w:rPr>
+          <w:rFonts w:cs="Times New Roman"/>
+          <w:szCs w:val="24"/>
+        </w:rPr>
+        <w:t xml:space="preserve">Internet das Coisas. Conceito que designa uma rede de objetos físicos equipados com </w:t>
+      </w:r>
+      <w:r>
+        <w:rPr>
+          <w:rFonts w:cs="Times New Roman"/>
+          <w:szCs w:val="24"/>
+        </w:rPr>
+        <w:t>sensores, software e tecnologias de comunicação que lhes permitem recolher, trocar ou processar dados.</w:t>
+      </w:r>
+    </w:p>
+    <w:p>
+      <w:pPr>
+        <w:rPr>
+          <w:i/>
+          <w:iCs/>
+        </w:rPr>
       </w:pPr>
       <w:r>
         <w:rPr>
@@ -269,16 +312,14 @@
           <w:bCs/>
           <w:szCs w:val="24"/>
         </w:rPr>
-        <w:t xml:space="preserve">IoT – </w:t>
-      </w:r>
-      <w:r>
-        <w:rPr>
-          <w:rFonts w:cs="Times New Roman"/>
+        <w:t xml:space="preserve">RFID – </w:t>
+      </w:r>
+      <w:r>
+        <w:rPr>
           <w:i/>
           <w:iCs/>
-          <w:szCs w:val="24"/>
-        </w:rPr>
-        <w:t>Internet of Things</w:t>
+        </w:rPr>
+        <w:t>Radio Frequency Identificadion</w:t>
       </w:r>
     </w:p>
     <w:p>
@@ -289,137 +330,169 @@
         </w:rPr>
       </w:pPr>
       <w:r>
+        <w:rPr>
+          <w:b/>
+          <w:bCs/>
+        </w:rPr>
+        <w:t xml:space="preserve">DDoS – </w:t>
+      </w:r>
+      <w:r>
+        <w:rPr>
+          <w:i/>
+          <w:iCs/>
+        </w:rPr>
+        <w:t>Distributed Denial of Service</w:t>
+      </w:r>
+    </w:p>
+    <w:p>
+      <w:pPr>
+        <w:rPr>
+          <w:i/>
+          <w:iCs/>
+        </w:rPr>
+      </w:pPr>
+      <w:r>
+        <w:rPr>
+          <w:b/>
+          <w:bCs/>
+        </w:rPr>
+        <w:t xml:space="preserve">VPN – </w:t>
+      </w:r>
+      <w:r>
+        <w:rPr>
+          <w:i/>
+          <w:iCs/>
+        </w:rPr>
+        <w:t>Virtual Private Network</w:t>
+      </w:r>
+    </w:p>
+    <w:p>
+      <w:r>
+        <w:rPr>
+          <w:b/>
+          <w:bCs/>
+        </w:rPr>
+        <w:t xml:space="preserve">Botnet – </w:t>
+      </w:r>
+      <w:r>
+        <w:t>Rede de dispositivos informáticos comprometidos controlados remotamente e normalmente utilizados para executar atividades maliciosas.</w:t>
+      </w:r>
+    </w:p>
+    <w:p>
+      <w:r>
+        <w:rPr>
+          <w:b/>
+          <w:bCs/>
+        </w:rPr>
+        <w:t xml:space="preserve">Firmware – </w:t>
+      </w:r>
+      <w:r>
+        <w:t>Software integrado num dispositivo eletrónico, responsável por controlar ou gerir as suas funções. Aplicado aos IoT, pode assegurar a leitura dos sensores, o processamento dos dados e a comunicação através da rede.</w:t>
+      </w:r>
+    </w:p>
+    <w:p>
+      <w:pPr>
+        <w:pStyle w:val="Ttulo1"/>
+      </w:pPr>
+    </w:p>
+    <w:p/>
+    <w:p>
+      <w:pPr>
+        <w:spacing w:before="0" w:after="160" w:line="259" w:lineRule="auto"/>
+        <w:jc w:val="left"/>
         <w:rPr>
           <w:rFonts w:cs="Times New Roman"/>
           <w:b/>
           <w:bCs/>
           <w:szCs w:val="24"/>
         </w:rPr>
-        <w:t xml:space="preserve">RFID – </w:t>
-      </w:r>
-      <w:r>
-        <w:rPr>
-          <w:i/>
-          <w:iCs/>
-        </w:rPr>
-        <w:t>Radio Frequency Identificadion</w:t>
-      </w:r>
-    </w:p>
-    <w:p/>
-    <w:p>
-      <w:pPr>
-        <w:spacing w:before="0" w:after="160" w:line="259" w:lineRule="auto"/>
-        <w:jc w:val="left"/>
+      </w:pPr>
+      <w:r>
         <w:rPr>
           <w:rFonts w:cs="Times New Roman"/>
           <w:b/>
           <w:bCs/>
           <w:szCs w:val="24"/>
         </w:rPr>
-      </w:pPr>
-      <w:r>
+        <w:br w:type="page"/>
+      </w:r>
+    </w:p>
+    <w:p>
+      <w:pPr>
+        <w:pStyle w:val="Ttulo1"/>
         <w:rPr>
           <w:rFonts w:cs="Times New Roman"/>
-          <w:b/>
+          <w:b w:val="0"/>
           <w:bCs/>
           <w:szCs w:val="24"/>
         </w:rPr>
+      </w:pPr>
+      <w:bookmarkStart w:id="3" w:name="_Toc243275124"/>
+      <w:r>
+        <w:rPr>
+          <w:rFonts w:cs="Times New Roman"/>
+          <w:bCs/>
+          <w:szCs w:val="24"/>
+        </w:rPr>
+        <w:lastRenderedPageBreak/>
+        <w:t xml:space="preserve">Índice de </w:t>
+      </w:r>
+      <w:r>
+        <w:rPr>
+          <w:rFonts w:cs="Times New Roman"/>
+          <w:bCs/>
+          <w:szCs w:val="24"/>
+        </w:rPr>
+        <w:t>f</w:t>
+      </w:r>
+      <w:r>
+        <w:rPr>
+          <w:rFonts w:cs="Times New Roman"/>
+          <w:bCs/>
+          <w:szCs w:val="24"/>
+        </w:rPr>
+        <w:t>iguras</w:t>
+      </w:r>
+      <w:r>
+        <w:rPr>
+          <w:rFonts w:cs="Times New Roman"/>
+          <w:bCs/>
+          <w:szCs w:val="24"/>
+        </w:rPr>
+        <w:t xml:space="preserve"> e tabelas</w:t>
+      </w:r>
+      <w:bookmarkEnd w:id="3"/>
+    </w:p>
+    <w:p>
+      <w:pPr>
+        <w:rPr>
+          <w:lang w:eastAsia="pt-PT"/>
+        </w:rPr>
+      </w:pPr>
+      <w:r>
+        <w:rPr>
+          <w:lang w:eastAsia="pt-PT"/>
+        </w:rPr>
         <w:br w:type="page"/>
       </w:r>
     </w:p>
-    <w:p>
-      <w:pPr>
-        <w:pStyle w:val="Ttulo1"/>
-        <w:rPr>
-          <w:rFonts w:ascii="Times New Roman" w:hAnsi="Times New Roman" w:cs="Times New Roman"/>
-          <w:b/>
+    <w:bookmarkEnd w:id="2"/>
+    <w:p>
+      <w:pPr>
+        <w:pStyle w:val="Cabealhodondice"/>
+        <w:spacing w:after="240"/>
+        <w:rPr>
+          <w:rFonts w:cs="Times New Roman"/>
+          <w:b w:val="0"/>
           <w:bCs/>
-          <w:color w:val="auto"/>
           <w:sz w:val="24"/>
           <w:szCs w:val="24"/>
         </w:rPr>
       </w:pPr>
-      <w:bookmarkStart w:id="3" w:name="_Toc243185311"/>
-      <w:r>
-        <w:rPr>
-          <w:rFonts w:ascii="Times New Roman" w:hAnsi="Times New Roman" w:cs="Times New Roman"/>
-          <w:b/>
+      <w:r>
+        <w:rPr>
+          <w:rFonts w:cs="Times New Roman"/>
           <w:bCs/>
-          <w:color w:val="auto"/>
-          <w:sz w:val="24"/>
-          <w:szCs w:val="24"/>
-        </w:rPr>
-        <w:lastRenderedPageBreak/>
-        <w:t xml:space="preserve">Índice de </w:t>
-      </w:r>
-      <w:r>
-        <w:rPr>
-          <w:rFonts w:ascii="Times New Roman" w:hAnsi="Times New Roman" w:cs="Times New Roman"/>
-          <w:b/>
-          <w:bCs/>
-          <w:color w:val="auto"/>
-          <w:sz w:val="24"/>
-          <w:szCs w:val="24"/>
-        </w:rPr>
-        <w:t>f</w:t>
-      </w:r>
-      <w:r>
-        <w:rPr>
-          <w:rFonts w:ascii="Times New Roman" w:hAnsi="Times New Roman" w:cs="Times New Roman"/>
-          <w:b/>
-          <w:bCs/>
-          <w:color w:val="auto"/>
-          <w:sz w:val="24"/>
-          <w:szCs w:val="24"/>
-        </w:rPr>
-        <w:t>iguras</w:t>
-      </w:r>
-      <w:r>
-        <w:rPr>
-          <w:rFonts w:ascii="Times New Roman" w:hAnsi="Times New Roman" w:cs="Times New Roman"/>
-          <w:b/>
-          <w:bCs/>
-          <w:color w:val="auto"/>
-          <w:sz w:val="24"/>
-          <w:szCs w:val="24"/>
-        </w:rPr>
-        <w:t xml:space="preserve"> e tabelas</w:t>
-      </w:r>
-      <w:bookmarkEnd w:id="3"/>
-    </w:p>
-    <w:p>
-      <w:pPr>
-        <w:rPr>
-          <w:lang w:eastAsia="pt-PT"/>
-        </w:rPr>
-      </w:pPr>
-      <w:r>
-        <w:rPr>
-          <w:lang w:eastAsia="pt-PT"/>
-        </w:rPr>
-        <w:br w:type="page"/>
-      </w:r>
-    </w:p>
-    <w:bookmarkEnd w:id="2"/>
-    <w:p>
-      <w:pPr>
-        <w:pStyle w:val="Cabealhodondice"/>
-        <w:spacing w:after="240"/>
-        <w:rPr>
-          <w:rFonts w:ascii="Times New Roman" w:hAnsi="Times New Roman" w:cs="Times New Roman"/>
-          <w:b/>
-          <w:bCs/>
-          <w:color w:val="auto"/>
-          <w:sz w:val="24"/>
-          <w:szCs w:val="24"/>
-        </w:rPr>
-      </w:pPr>
-      <w:r>
-        <w:rPr>
-          <w:rFonts w:ascii="Times New Roman" w:hAnsi="Times New Roman" w:cs="Times New Roman"/>
-          <w:b/>
-          <w:bCs/>
-          <w:color w:val="auto"/>
           <w:sz w:val="24"/>
           <w:szCs w:val="24"/>
         </w:rPr>
@@ -439,23 +512,29 @@
       </w:pPr>
       <w:r>
         <w:rPr>
+          <w:rFonts w:asciiTheme="majorHAnsi" w:hAnsiTheme="majorHAnsi"/>
+          <w:b w:val="0"/>
           <w:bCs/>
         </w:rPr>
         <w:fldChar w:fldCharType="begin"/>
       </w:r>
       <w:r>
         <w:rPr>
+          <w:rFonts w:asciiTheme="majorHAnsi" w:hAnsiTheme="majorHAnsi"/>
+          <w:b w:val="0"/>
           <w:bCs/>
         </w:rPr>
         <w:instrText xml:space="preserve"> TOC \o "1-3" \h \z \u </w:instrText>
       </w:r>
       <w:r>
         <w:rPr>
+          <w:rFonts w:asciiTheme="majorHAnsi" w:hAnsiTheme="majorHAnsi"/>
+          <w:b w:val="0"/>
           <w:bCs/>
         </w:rPr>
         <w:fldChar w:fldCharType="separate"/>
       </w:r>
-      <w:hyperlink w:anchor="_Toc243185309" w:history="1">
+      <w:hyperlink w:anchor="_Toc243275122" w:history="1">
         <w:r>
           <w:rPr>
             <w:rStyle w:val="Hiperligao"/>
@@ -479,7 +558,7 @@
           <w:rPr>
             <w:webHidden/>
           </w:rPr>
-          <w:instrText xml:space="preserve"> PAGEREF _Toc243185309 \h </w:instrText>
+          <w:instrText xml:space="preserve"> PAGEREF _Toc243275122 \h </w:instrText>
         </w:r>
         <w:r>
           <w:rPr>
@@ -516,7 +595,7 @@
           <w:lang w:eastAsia="pt-PT"/>
         </w:rPr>
       </w:pPr>
-      <w:hyperlink w:anchor="_Toc243185310" w:history="1">
+      <w:hyperlink w:anchor="_Toc243275123" w:history="1">
         <w:r>
           <w:rPr>
             <w:rStyle w:val="Hiperligao"/>
@@ -540,7 +619,7 @@
           <w:rPr>
             <w:webHidden/>
           </w:rPr>
-          <w:instrText xml:space="preserve"> PAGEREF _Toc243185310 \h </w:instrText>
+          <w:instrText xml:space="preserve"> PAGEREF _Toc243275123 \h </w:instrText>
         </w:r>
         <w:r>
           <w:rPr>
@@ -577,7 +656,7 @@
           <w:lang w:eastAsia="pt-PT"/>
         </w:rPr>
       </w:pPr>
-      <w:hyperlink w:anchor="_Toc243185311" w:history="1">
+      <w:hyperlink w:anchor="_Toc243275124" w:history="1">
         <w:r>
           <w:rPr>
             <w:rStyle w:val="Hiperligao"/>
@@ -601,7 +680,7 @@
           <w:rPr>
             <w:webHidden/>
           </w:rPr>
-          <w:instrText xml:space="preserve"> PAGEREF _Toc243185311 \h </w:instrText>
+          <w:instrText xml:space="preserve"> PAGEREF _Toc243275124 \h </w:instrText>
         </w:r>
         <w:r>
           <w:rPr>
@@ -638,11 +717,10 @@
           <w:lang w:eastAsia="pt-PT"/>
         </w:rPr>
       </w:pPr>
-      <w:hyperlink w:anchor="_Toc243185312" w:history="1">
+      <w:hyperlink w:anchor="_Toc243275125" w:history="1">
         <w:r>
           <w:rPr>
             <w:rStyle w:val="Hiperligao"/>
-            <w:bCs/>
           </w:rPr>
           <w:t>1. Introdução</w:t>
         </w:r>
@@ -662,7 +740,7 @@
           <w:rPr>
             <w:webHidden/>
           </w:rPr>
-          <w:instrText xml:space="preserve"> PAGEREF _Toc243185312 \h </w:instrText>
+          <w:instrText xml:space="preserve"> PAGEREF _Toc243275125 \h </w:instrText>
         </w:r>
         <w:r>
           <w:rPr>
@@ -694,15 +772,13 @@
         <w:pStyle w:val="ndice2"/>
         <w:rPr>
           <w:rFonts w:asciiTheme="minorHAnsi" w:eastAsiaTheme="minorEastAsia" w:hAnsiTheme="minorHAnsi" w:cstheme="minorBidi"/>
-          <w:b w:val="0"/>
           <w:lang w:eastAsia="pt-PT"/>
         </w:rPr>
       </w:pPr>
-      <w:hyperlink w:anchor="_Toc243185313" w:history="1">
+      <w:hyperlink w:anchor="_Toc243275126" w:history="1">
         <w:r>
           <w:rPr>
             <w:rStyle w:val="Hiperligao"/>
-            <w:bCs/>
           </w:rPr>
           <w:t>1.1 Motivações e objetivos do trabalho</w:t>
         </w:r>
@@ -722,7 +798,7 @@
           <w:rPr>
             <w:webHidden/>
           </w:rPr>
-          <w:instrText xml:space="preserve"> PAGEREF _Toc243185313 \h </w:instrText>
+          <w:instrText xml:space="preserve"> PAGEREF _Toc243275126 \h </w:instrText>
         </w:r>
         <w:r>
           <w:rPr>
@@ -759,11 +835,10 @@
           <w:lang w:eastAsia="pt-PT"/>
         </w:rPr>
       </w:pPr>
-      <w:hyperlink w:anchor="_Toc243185314" w:history="1">
+      <w:hyperlink w:anchor="_Toc243275127" w:history="1">
         <w:r>
           <w:rPr>
             <w:rStyle w:val="Hiperligao"/>
-            <w:bCs/>
           </w:rPr>
           <w:t>2. Cibersegurança na Internet das Coisas</w:t>
         </w:r>
@@ -783,7 +858,7 @@
           <w:rPr>
             <w:webHidden/>
           </w:rPr>
-          <w:instrText xml:space="preserve"> PAGEREF _Toc243185314 \h </w:instrText>
+          <w:instrText xml:space="preserve"> PAGEREF _Toc243275127 \h </w:instrText>
         </w:r>
         <w:r>
           <w:rPr>
@@ -815,15 +890,13 @@
         <w:pStyle w:val="ndice2"/>
         <w:rPr>
           <w:rFonts w:asciiTheme="minorHAnsi" w:eastAsiaTheme="minorEastAsia" w:hAnsiTheme="minorHAnsi" w:cstheme="minorBidi"/>
-          <w:b w:val="0"/>
           <w:lang w:eastAsia="pt-PT"/>
         </w:rPr>
       </w:pPr>
-      <w:hyperlink w:anchor="_Toc243185315" w:history="1">
+      <w:hyperlink w:anchor="_Toc243275128" w:history="1">
         <w:r>
           <w:rPr>
             <w:rStyle w:val="Hiperligao"/>
-            <w:bCs/>
           </w:rPr>
           <w:t>2.1 Definição do Conceito</w:t>
         </w:r>
@@ -843,7 +916,7 @@
           <w:rPr>
             <w:webHidden/>
           </w:rPr>
-          <w:instrText xml:space="preserve"> PAGEREF _Toc243185315 \h </w:instrText>
+          <w:instrText xml:space="preserve"> PAGEREF _Toc243275128 \h </w:instrText>
         </w:r>
         <w:r>
           <w:rPr>
@@ -875,15 +948,13 @@
         <w:pStyle w:val="ndice2"/>
         <w:rPr>
           <w:rFonts w:asciiTheme="minorHAnsi" w:eastAsiaTheme="minorEastAsia" w:hAnsiTheme="minorHAnsi" w:cstheme="minorBidi"/>
-          <w:b w:val="0"/>
           <w:lang w:eastAsia="pt-PT"/>
         </w:rPr>
       </w:pPr>
-      <w:hyperlink w:anchor="_Toc243185316" w:history="1">
+      <w:hyperlink w:anchor="_Toc243275129" w:history="1">
         <w:r>
           <w:rPr>
             <w:rStyle w:val="Hiperligao"/>
-            <w:bCs/>
           </w:rPr>
           <w:t>2.2 Evolução histórica</w:t>
         </w:r>
@@ -903,7 +974,7 @@
           <w:rPr>
             <w:webHidden/>
           </w:rPr>
-          <w:instrText xml:space="preserve"> PAGEREF _Toc243185316 \h </w:instrText>
+          <w:instrText xml:space="preserve"> PAGEREF _Toc243275129 \h </w:instrText>
         </w:r>
         <w:r>
           <w:rPr>
@@ -935,15 +1006,13 @@
         <w:pStyle w:val="ndice2"/>
         <w:rPr>
           <w:rFonts w:asciiTheme="minorHAnsi" w:eastAsiaTheme="minorEastAsia" w:hAnsiTheme="minorHAnsi" w:cstheme="minorBidi"/>
-          <w:b w:val="0"/>
           <w:lang w:eastAsia="pt-PT"/>
         </w:rPr>
       </w:pPr>
-      <w:hyperlink w:anchor="_Toc243185317" w:history="1">
+      <w:hyperlink w:anchor="_Toc243275130" w:history="1">
         <w:r>
           <w:rPr>
             <w:rStyle w:val="Hiperligao"/>
-            <w:bCs/>
           </w:rPr>
           <w:t>2.3 Funcionamento</w:t>
         </w:r>
@@ -963,7 +1032,7 @@
           <w:rPr>
             <w:webHidden/>
           </w:rPr>
-          <w:instrText xml:space="preserve"> PAGEREF _Toc243185317 \h </w:instrText>
+          <w:instrText xml:space="preserve"> PAGEREF _Toc243275130 \h </w:instrText>
         </w:r>
         <w:r>
           <w:rPr>
@@ -980,7 +1049,7 @@
           <w:rPr>
             <w:webHidden/>
           </w:rPr>
-          <w:t>3</w:t>
+          <w:t>4</w:t>
         </w:r>
         <w:r>
           <w:rPr>
@@ -995,15 +1064,13 @@
         <w:pStyle w:val="ndice2"/>
         <w:rPr>
           <w:rFonts w:asciiTheme="minorHAnsi" w:eastAsiaTheme="minorEastAsia" w:hAnsiTheme="minorHAnsi" w:cstheme="minorBidi"/>
-          <w:b w:val="0"/>
           <w:lang w:eastAsia="pt-PT"/>
         </w:rPr>
       </w:pPr>
-      <w:hyperlink w:anchor="_Toc243185318" w:history="1">
+      <w:hyperlink w:anchor="_Toc243275131" w:history="1">
         <w:r>
           <w:rPr>
             <w:rStyle w:val="Hiperligao"/>
-            <w:bCs/>
           </w:rPr>
           <w:t>2.4 Características</w:t>
         </w:r>
@@ -1023,7 +1090,7 @@
           <w:rPr>
             <w:webHidden/>
           </w:rPr>
-          <w:instrText xml:space="preserve"> PAGEREF _Toc243185318 \h </w:instrText>
+          <w:instrText xml:space="preserve"> PAGEREF _Toc243275131 \h </w:instrText>
         </w:r>
         <w:r>
           <w:rPr>
@@ -1040,7 +1107,7 @@
           <w:rPr>
             <w:webHidden/>
           </w:rPr>
-          <w:t>3</w:t>
+          <w:t>4</w:t>
         </w:r>
         <w:r>
           <w:rPr>
@@ -1055,17 +1122,15 @@
         <w:pStyle w:val="ndice2"/>
         <w:rPr>
           <w:rFonts w:asciiTheme="minorHAnsi" w:eastAsiaTheme="minorEastAsia" w:hAnsiTheme="minorHAnsi" w:cstheme="minorBidi"/>
-          <w:b w:val="0"/>
           <w:lang w:eastAsia="pt-PT"/>
         </w:rPr>
       </w:pPr>
-      <w:hyperlink w:anchor="_Toc243185319" w:history="1">
+      <w:hyperlink w:anchor="_Toc243275132" w:history="1">
         <w:r>
           <w:rPr>
             <w:rStyle w:val="Hiperligao"/>
-            <w:bCs/>
-          </w:rPr>
-          <w:t>2.4 Vulnerabilidades e medidas de segurança</w:t>
+          </w:rPr>
+          <w:t>2.5 Vulnerabilidades e medidas de segurança</w:t>
         </w:r>
         <w:r>
           <w:rPr>
@@ -1083,7 +1148,7 @@
           <w:rPr>
             <w:webHidden/>
           </w:rPr>
-          <w:instrText xml:space="preserve"> PAGEREF _Toc243185319 \h </w:instrText>
+          <w:instrText xml:space="preserve"> PAGEREF _Toc243275132 \h </w:instrText>
         </w:r>
         <w:r>
           <w:rPr>
@@ -1100,7 +1165,7 @@
           <w:rPr>
             <w:webHidden/>
           </w:rPr>
-          <w:t>3</w:t>
+          <w:t>4</w:t>
         </w:r>
         <w:r>
           <w:rPr>
@@ -1112,20 +1177,450 @@
     </w:p>
     <w:p>
       <w:pPr>
+        <w:pStyle w:val="ndice3"/>
+        <w:tabs>
+          <w:tab w:val="right" w:leader="dot" w:pos="8494"/>
+        </w:tabs>
+        <w:rPr>
+          <w:rFonts w:asciiTheme="minorHAnsi" w:eastAsiaTheme="minorEastAsia" w:hAnsiTheme="minorHAnsi" w:cstheme="minorBidi"/>
+          <w:i w:val="0"/>
+          <w:noProof/>
+          <w:szCs w:val="24"/>
+          <w:lang w:eastAsia="pt-PT"/>
+        </w:rPr>
+      </w:pPr>
+      <w:hyperlink w:anchor="_Toc243275133" w:history="1">
+        <w:r>
+          <w:rPr>
+            <w:rStyle w:val="Hiperligao"/>
+            <w:noProof/>
+          </w:rPr>
+          <w:t>2.5.1 Comprometimento de uma casa inteligente</w:t>
+        </w:r>
+        <w:r>
+          <w:rPr>
+            <w:noProof/>
+            <w:webHidden/>
+          </w:rPr>
+          <w:tab/>
+        </w:r>
+        <w:r>
+          <w:rPr>
+            <w:noProof/>
+            <w:webHidden/>
+          </w:rPr>
+          <w:fldChar w:fldCharType="begin"/>
+        </w:r>
+        <w:r>
+          <w:rPr>
+            <w:noProof/>
+            <w:webHidden/>
+          </w:rPr>
+          <w:instrText xml:space="preserve"> PAGEREF _Toc243275133 \h </w:instrText>
+        </w:r>
+        <w:r>
+          <w:rPr>
+            <w:noProof/>
+            <w:webHidden/>
+          </w:rPr>
+        </w:r>
+        <w:r>
+          <w:rPr>
+            <w:noProof/>
+            <w:webHidden/>
+          </w:rPr>
+          <w:fldChar w:fldCharType="separate"/>
+        </w:r>
+        <w:r>
+          <w:rPr>
+            <w:noProof/>
+            <w:webHidden/>
+          </w:rPr>
+          <w:t>4</w:t>
+        </w:r>
+        <w:r>
+          <w:rPr>
+            <w:noProof/>
+            <w:webHidden/>
+          </w:rPr>
+          <w:fldChar w:fldCharType="end"/>
+        </w:r>
+      </w:hyperlink>
+    </w:p>
+    <w:p>
+      <w:pPr>
+        <w:pStyle w:val="ndice3"/>
+        <w:tabs>
+          <w:tab w:val="right" w:leader="dot" w:pos="8494"/>
+        </w:tabs>
+        <w:rPr>
+          <w:rFonts w:asciiTheme="minorHAnsi" w:eastAsiaTheme="minorEastAsia" w:hAnsiTheme="minorHAnsi" w:cstheme="minorBidi"/>
+          <w:i w:val="0"/>
+          <w:noProof/>
+          <w:szCs w:val="24"/>
+          <w:lang w:eastAsia="pt-PT"/>
+        </w:rPr>
+      </w:pPr>
+      <w:hyperlink w:anchor="_Toc243275134" w:history="1">
+        <w:r>
+          <w:rPr>
+            <w:rStyle w:val="Hiperligao"/>
+            <w:noProof/>
+          </w:rPr>
+          <w:t>2.5.2 Utilização de um dispositivo IoT para comprometer uma rede empresarial</w:t>
+        </w:r>
+        <w:r>
+          <w:rPr>
+            <w:noProof/>
+            <w:webHidden/>
+          </w:rPr>
+          <w:tab/>
+        </w:r>
+        <w:r>
+          <w:rPr>
+            <w:noProof/>
+            <w:webHidden/>
+          </w:rPr>
+          <w:fldChar w:fldCharType="begin"/>
+        </w:r>
+        <w:r>
+          <w:rPr>
+            <w:noProof/>
+            <w:webHidden/>
+          </w:rPr>
+          <w:instrText xml:space="preserve"> PAGEREF _Toc243275134 \h </w:instrText>
+        </w:r>
+        <w:r>
+          <w:rPr>
+            <w:noProof/>
+            <w:webHidden/>
+          </w:rPr>
+        </w:r>
+        <w:r>
+          <w:rPr>
+            <w:noProof/>
+            <w:webHidden/>
+          </w:rPr>
+          <w:fldChar w:fldCharType="separate"/>
+        </w:r>
+        <w:r>
+          <w:rPr>
+            <w:noProof/>
+            <w:webHidden/>
+          </w:rPr>
+          <w:t>5</w:t>
+        </w:r>
+        <w:r>
+          <w:rPr>
+            <w:noProof/>
+            <w:webHidden/>
+          </w:rPr>
+          <w:fldChar w:fldCharType="end"/>
+        </w:r>
+      </w:hyperlink>
+    </w:p>
+    <w:p>
+      <w:pPr>
+        <w:pStyle w:val="ndice3"/>
+        <w:tabs>
+          <w:tab w:val="right" w:leader="dot" w:pos="8494"/>
+        </w:tabs>
+        <w:rPr>
+          <w:rFonts w:asciiTheme="minorHAnsi" w:eastAsiaTheme="minorEastAsia" w:hAnsiTheme="minorHAnsi" w:cstheme="minorBidi"/>
+          <w:i w:val="0"/>
+          <w:noProof/>
+          <w:szCs w:val="24"/>
+          <w:lang w:eastAsia="pt-PT"/>
+        </w:rPr>
+      </w:pPr>
+      <w:hyperlink w:anchor="_Toc243275135" w:history="1">
+        <w:r>
+          <w:rPr>
+            <w:rStyle w:val="Hiperligao"/>
+            <w:noProof/>
+          </w:rPr>
+          <w:t>2.5.3 Ataques a sistemas de refrigeração e firmware desatualizado</w:t>
+        </w:r>
+        <w:r>
+          <w:rPr>
+            <w:noProof/>
+            <w:webHidden/>
+          </w:rPr>
+          <w:tab/>
+        </w:r>
+        <w:r>
+          <w:rPr>
+            <w:noProof/>
+            <w:webHidden/>
+          </w:rPr>
+          <w:fldChar w:fldCharType="begin"/>
+        </w:r>
+        <w:r>
+          <w:rPr>
+            <w:noProof/>
+            <w:webHidden/>
+          </w:rPr>
+          <w:instrText xml:space="preserve"> PAGEREF _Toc243275135 \h </w:instrText>
+        </w:r>
+        <w:r>
+          <w:rPr>
+            <w:noProof/>
+            <w:webHidden/>
+          </w:rPr>
+        </w:r>
+        <w:r>
+          <w:rPr>
+            <w:noProof/>
+            <w:webHidden/>
+          </w:rPr>
+          <w:fldChar w:fldCharType="separate"/>
+        </w:r>
+        <w:r>
+          <w:rPr>
+            <w:noProof/>
+            <w:webHidden/>
+          </w:rPr>
+          <w:t>6</w:t>
+        </w:r>
+        <w:r>
+          <w:rPr>
+            <w:noProof/>
+            <w:webHidden/>
+          </w:rPr>
+          <w:fldChar w:fldCharType="end"/>
+        </w:r>
+      </w:hyperlink>
+    </w:p>
+    <w:p>
+      <w:pPr>
+        <w:pStyle w:val="ndice3"/>
+        <w:tabs>
+          <w:tab w:val="right" w:leader="dot" w:pos="8494"/>
+        </w:tabs>
+        <w:rPr>
+          <w:rFonts w:asciiTheme="minorHAnsi" w:eastAsiaTheme="minorEastAsia" w:hAnsiTheme="minorHAnsi" w:cstheme="minorBidi"/>
+          <w:i w:val="0"/>
+          <w:noProof/>
+          <w:szCs w:val="24"/>
+          <w:lang w:eastAsia="pt-PT"/>
+        </w:rPr>
+      </w:pPr>
+      <w:hyperlink w:anchor="_Toc243275136" w:history="1">
+        <w:r>
+          <w:rPr>
+            <w:rStyle w:val="Hiperligao"/>
+            <w:noProof/>
+          </w:rPr>
+          <w:t>2.5.4 Utilização de dispositivos IoT em ataques de negação e serviço distribuída (DDoS)</w:t>
+        </w:r>
+        <w:r>
+          <w:rPr>
+            <w:noProof/>
+            <w:webHidden/>
+          </w:rPr>
+          <w:tab/>
+        </w:r>
+        <w:r>
+          <w:rPr>
+            <w:noProof/>
+            <w:webHidden/>
+          </w:rPr>
+          <w:fldChar w:fldCharType="begin"/>
+        </w:r>
+        <w:r>
+          <w:rPr>
+            <w:noProof/>
+            <w:webHidden/>
+          </w:rPr>
+          <w:instrText xml:space="preserve"> PAGEREF _Toc243275136 \h </w:instrText>
+        </w:r>
+        <w:r>
+          <w:rPr>
+            <w:noProof/>
+            <w:webHidden/>
+          </w:rPr>
+        </w:r>
+        <w:r>
+          <w:rPr>
+            <w:noProof/>
+            <w:webHidden/>
+          </w:rPr>
+          <w:fldChar w:fldCharType="separate"/>
+        </w:r>
+        <w:r>
+          <w:rPr>
+            <w:noProof/>
+            <w:webHidden/>
+          </w:rPr>
+          <w:t>8</w:t>
+        </w:r>
+        <w:r>
+          <w:rPr>
+            <w:noProof/>
+            <w:webHidden/>
+          </w:rPr>
+          <w:fldChar w:fldCharType="end"/>
+        </w:r>
+      </w:hyperlink>
+    </w:p>
+    <w:p>
+      <w:pPr>
+        <w:pStyle w:val="ndice3"/>
+        <w:tabs>
+          <w:tab w:val="right" w:leader="dot" w:pos="8494"/>
+        </w:tabs>
+        <w:rPr>
+          <w:rFonts w:asciiTheme="minorHAnsi" w:eastAsiaTheme="minorEastAsia" w:hAnsiTheme="minorHAnsi" w:cstheme="minorBidi"/>
+          <w:i w:val="0"/>
+          <w:noProof/>
+          <w:szCs w:val="24"/>
+          <w:lang w:eastAsia="pt-PT"/>
+        </w:rPr>
+      </w:pPr>
+      <w:hyperlink w:anchor="_Toc243275137" w:history="1">
+        <w:r>
+          <w:rPr>
+            <w:rStyle w:val="Hiperligao"/>
+            <w:noProof/>
+          </w:rPr>
+          <w:t>2.5.5 Exposição de informações e riscos para a privacidade</w:t>
+        </w:r>
+        <w:r>
+          <w:rPr>
+            <w:noProof/>
+            <w:webHidden/>
+          </w:rPr>
+          <w:tab/>
+        </w:r>
+        <w:r>
+          <w:rPr>
+            <w:noProof/>
+            <w:webHidden/>
+          </w:rPr>
+          <w:fldChar w:fldCharType="begin"/>
+        </w:r>
+        <w:r>
+          <w:rPr>
+            <w:noProof/>
+            <w:webHidden/>
+          </w:rPr>
+          <w:instrText xml:space="preserve"> PAGEREF _Toc243275137 \h </w:instrText>
+        </w:r>
+        <w:r>
+          <w:rPr>
+            <w:noProof/>
+            <w:webHidden/>
+          </w:rPr>
+        </w:r>
+        <w:r>
+          <w:rPr>
+            <w:noProof/>
+            <w:webHidden/>
+          </w:rPr>
+          <w:fldChar w:fldCharType="separate"/>
+        </w:r>
+        <w:r>
+          <w:rPr>
+            <w:noProof/>
+            <w:webHidden/>
+          </w:rPr>
+          <w:t>9</w:t>
+        </w:r>
+        <w:r>
+          <w:rPr>
+            <w:noProof/>
+            <w:webHidden/>
+          </w:rPr>
+          <w:fldChar w:fldCharType="end"/>
+        </w:r>
+      </w:hyperlink>
+    </w:p>
+    <w:p>
+      <w:pPr>
+        <w:pStyle w:val="ndice3"/>
+        <w:tabs>
+          <w:tab w:val="right" w:leader="dot" w:pos="8494"/>
+        </w:tabs>
+        <w:rPr>
+          <w:rFonts w:asciiTheme="minorHAnsi" w:eastAsiaTheme="minorEastAsia" w:hAnsiTheme="minorHAnsi" w:cstheme="minorBidi"/>
+          <w:i w:val="0"/>
+          <w:noProof/>
+          <w:szCs w:val="24"/>
+          <w:lang w:eastAsia="pt-PT"/>
+        </w:rPr>
+      </w:pPr>
+      <w:hyperlink w:anchor="_Toc243275138" w:history="1">
+        <w:r>
+          <w:rPr>
+            <w:rStyle w:val="Hiperligao"/>
+            <w:noProof/>
+          </w:rPr>
+          <w:t>2.5.6 Síntese</w:t>
+        </w:r>
+        <w:r>
+          <w:rPr>
+            <w:noProof/>
+            <w:webHidden/>
+          </w:rPr>
+          <w:tab/>
+        </w:r>
+        <w:r>
+          <w:rPr>
+            <w:noProof/>
+            <w:webHidden/>
+          </w:rPr>
+          <w:fldChar w:fldCharType="begin"/>
+        </w:r>
+        <w:r>
+          <w:rPr>
+            <w:noProof/>
+            <w:webHidden/>
+          </w:rPr>
+          <w:instrText xml:space="preserve"> PAGEREF _Toc243275138 \h </w:instrText>
+        </w:r>
+        <w:r>
+          <w:rPr>
+            <w:noProof/>
+            <w:webHidden/>
+          </w:rPr>
+        </w:r>
+        <w:r>
+          <w:rPr>
+            <w:noProof/>
+            <w:webHidden/>
+          </w:rPr>
+          <w:fldChar w:fldCharType="separate"/>
+        </w:r>
+        <w:r>
+          <w:rPr>
+            <w:noProof/>
+            <w:webHidden/>
+          </w:rPr>
+          <w:t>10</w:t>
+        </w:r>
+        <w:r>
+          <w:rPr>
+            <w:noProof/>
+            <w:webHidden/>
+          </w:rPr>
+          <w:fldChar w:fldCharType="end"/>
+        </w:r>
+      </w:hyperlink>
+    </w:p>
+    <w:p>
+      <w:pPr>
         <w:pStyle w:val="ndice2"/>
         <w:rPr>
           <w:rFonts w:asciiTheme="minorHAnsi" w:eastAsiaTheme="minorEastAsia" w:hAnsiTheme="minorHAnsi" w:cstheme="minorBidi"/>
-          <w:b w:val="0"/>
           <w:lang w:eastAsia="pt-PT"/>
         </w:rPr>
       </w:pPr>
-      <w:hyperlink w:anchor="_Toc243185320" w:history="1">
+      <w:hyperlink w:anchor="_Toc243275139" w:history="1">
         <w:r>
           <w:rPr>
             <w:rStyle w:val="Hiperligao"/>
-            <w:bCs/>
-          </w:rPr>
-          <w:t>2.5 Comparação entre tecnologias</w:t>
+          </w:rPr>
+          <w:t>2.6 Comparação entre tecnologias</w:t>
         </w:r>
         <w:r>
           <w:rPr>
@@ -1143,7 +1638,7 @@
           <w:rPr>
             <w:webHidden/>
           </w:rPr>
-          <w:instrText xml:space="preserve"> PAGEREF _Toc243185320 \h </w:instrText>
+          <w:instrText xml:space="preserve"> PAGEREF _Toc243275139 \h </w:instrText>
         </w:r>
         <w:r>
           <w:rPr>
@@ -1160,7 +1655,7 @@
           <w:rPr>
             <w:webHidden/>
           </w:rPr>
-          <w:t>3</w:t>
+          <w:t>10</w:t>
         </w:r>
         <w:r>
           <w:rPr>
@@ -1175,17 +1670,15 @@
         <w:pStyle w:val="ndice2"/>
         <w:rPr>
           <w:rFonts w:asciiTheme="minorHAnsi" w:eastAsiaTheme="minorEastAsia" w:hAnsiTheme="minorHAnsi" w:cstheme="minorBidi"/>
-          <w:b w:val="0"/>
           <w:lang w:eastAsia="pt-PT"/>
         </w:rPr>
       </w:pPr>
-      <w:hyperlink w:anchor="_Toc243185321" w:history="1">
+      <w:hyperlink w:anchor="_Toc243275140" w:history="1">
         <w:r>
           <w:rPr>
             <w:rStyle w:val="Hiperligao"/>
-            <w:bCs/>
-          </w:rPr>
-          <w:t>2.6 Análise de mercado</w:t>
+          </w:rPr>
+          <w:t>2.7 Análise de mercado</w:t>
         </w:r>
         <w:r>
           <w:rPr>
@@ -1203,7 +1696,7 @@
           <w:rPr>
             <w:webHidden/>
           </w:rPr>
-          <w:instrText xml:space="preserve"> PAGEREF _Toc243185321 \h </w:instrText>
+          <w:instrText xml:space="preserve"> PAGEREF _Toc243275140 \h </w:instrText>
         </w:r>
         <w:r>
           <w:rPr>
@@ -1220,7 +1713,7 @@
           <w:rPr>
             <w:webHidden/>
           </w:rPr>
-          <w:t>3</w:t>
+          <w:t>10</w:t>
         </w:r>
         <w:r>
           <w:rPr>
@@ -1235,17 +1728,15 @@
         <w:pStyle w:val="ndice2"/>
         <w:rPr>
           <w:rFonts w:asciiTheme="minorHAnsi" w:eastAsiaTheme="minorEastAsia" w:hAnsiTheme="minorHAnsi" w:cstheme="minorBidi"/>
-          <w:b w:val="0"/>
           <w:lang w:eastAsia="pt-PT"/>
         </w:rPr>
       </w:pPr>
-      <w:hyperlink w:anchor="_Toc243185322" w:history="1">
+      <w:hyperlink w:anchor="_Toc243275141" w:history="1">
         <w:r>
           <w:rPr>
             <w:rStyle w:val="Hiperligao"/>
-            <w:bCs/>
-          </w:rPr>
-          <w:t>2.7 Futuro da tecnologia IoT</w:t>
+          </w:rPr>
+          <w:t>2.8 Futuro da tecnologia IoT</w:t>
         </w:r>
         <w:r>
           <w:rPr>
@@ -1263,7 +1754,7 @@
           <w:rPr>
             <w:webHidden/>
           </w:rPr>
-          <w:instrText xml:space="preserve"> PAGEREF _Toc243185322 \h </w:instrText>
+          <w:instrText xml:space="preserve"> PAGEREF _Toc243275141 \h </w:instrText>
         </w:r>
         <w:r>
           <w:rPr>
@@ -1280,7 +1771,7 @@
           <w:rPr>
             <w:webHidden/>
           </w:rPr>
-          <w:t>3</w:t>
+          <w:t>12</w:t>
         </w:r>
         <w:r>
           <w:rPr>
@@ -1300,13 +1791,12 @@
           <w:lang w:eastAsia="pt-PT"/>
         </w:rPr>
       </w:pPr>
-      <w:hyperlink w:anchor="_Toc243185323" w:history="1">
+      <w:hyperlink w:anchor="_Toc243275142" w:history="1">
         <w:r>
           <w:rPr>
             <w:rStyle w:val="Hiperligao"/>
-            <w:bCs/>
-          </w:rPr>
-          <w:t>Conclusão e Perspetivas Futuras</w:t>
+          </w:rPr>
+          <w:t>Conclusão</w:t>
         </w:r>
         <w:r>
           <w:rPr>
@@ -1324,7 +1814,7 @@
           <w:rPr>
             <w:webHidden/>
           </w:rPr>
-          <w:instrText xml:space="preserve"> PAGEREF _Toc243185323 \h </w:instrText>
+          <w:instrText xml:space="preserve"> PAGEREF _Toc243275142 \h </w:instrText>
         </w:r>
         <w:r>
           <w:rPr>
@@ -1341,7 +1831,7 @@
           <w:rPr>
             <w:webHidden/>
           </w:rPr>
-          <w:t>4</w:t>
+          <w:t>13</w:t>
         </w:r>
         <w:r>
           <w:rPr>
@@ -1361,11 +1851,10 @@
           <w:lang w:eastAsia="pt-PT"/>
         </w:rPr>
       </w:pPr>
-      <w:hyperlink w:anchor="_Toc243185324" w:history="1">
+      <w:hyperlink w:anchor="_Toc243275143" w:history="1">
         <w:r>
           <w:rPr>
             <w:rStyle w:val="Hiperligao"/>
-            <w:bCs/>
           </w:rPr>
           <w:t>Referências</w:t>
         </w:r>
@@ -1385,7 +1874,7 @@
           <w:rPr>
             <w:webHidden/>
           </w:rPr>
-          <w:instrText xml:space="preserve"> PAGEREF _Toc243185324 \h </w:instrText>
+          <w:instrText xml:space="preserve"> PAGEREF _Toc243275143 \h </w:instrText>
         </w:r>
         <w:r>
           <w:rPr>
@@ -1402,7 +1891,7 @@
           <w:rPr>
             <w:webHidden/>
           </w:rPr>
-          <w:t>5</w:t>
+          <w:t>15</w:t>
         </w:r>
         <w:r>
           <w:rPr>
@@ -1433,10 +1922,11 @@
       </w:pPr>
       <w:r>
         <w:rPr>
-          <w:rFonts w:eastAsiaTheme="majorEastAsia" w:cs="Times New Roman"/>
+          <w:rFonts w:asciiTheme="majorHAnsi" w:eastAsiaTheme="majorEastAsia" w:hAnsiTheme="majorHAnsi" w:cs="Times New Roman"/>
+          <w:b/>
           <w:bCs/>
           <w:noProof/>
-          <w:szCs w:val="28"/>
+          <w:szCs w:val="40"/>
         </w:rPr>
         <w:fldChar w:fldCharType="end"/>
       </w:r>
@@ -1445,23 +1935,16 @@
       <w:pPr>
         <w:pStyle w:val="Ttulo1"/>
         <w:rPr>
-          <w:rFonts w:ascii="Times New Roman" w:hAnsi="Times New Roman" w:cs="Times New Roman"/>
-          <w:b/>
-          <w:bCs/>
-          <w:color w:val="auto"/>
+          <w:rFonts w:cs="Times New Roman"/>
           <w:sz w:val="32"/>
           <w:szCs w:val="32"/>
         </w:rPr>
       </w:pPr>
       <w:bookmarkStart w:id="4" w:name="_Toc243175140"/>
-      <w:bookmarkStart w:id="5" w:name="_Toc243185312"/>
-      <w:r>
-        <w:rPr>
-          <w:rFonts w:ascii="Times New Roman" w:hAnsi="Times New Roman" w:cs="Times New Roman"/>
-          <w:b/>
-          <w:bCs/>
-          <w:color w:val="auto"/>
-          <w:sz w:val="24"/>
+      <w:bookmarkStart w:id="5" w:name="_Toc243275125"/>
+      <w:r>
+        <w:rPr>
+          <w:rFonts w:cs="Times New Roman"/>
           <w:szCs w:val="24"/>
         </w:rPr>
         <w:lastRenderedPageBreak/>
@@ -1469,11 +1952,7 @@
       </w:r>
       <w:r>
         <w:rPr>
-          <w:rFonts w:ascii="Times New Roman" w:hAnsi="Times New Roman" w:cs="Times New Roman"/>
-          <w:b/>
-          <w:bCs/>
-          <w:color w:val="auto"/>
-          <w:sz w:val="24"/>
+          <w:rFonts w:cs="Times New Roman"/>
           <w:szCs w:val="24"/>
         </w:rPr>
         <w:t>I</w:t>
@@ -1481,11 +1960,7 @@
       <w:bookmarkEnd w:id="4"/>
       <w:r>
         <w:rPr>
-          <w:rFonts w:ascii="Times New Roman" w:hAnsi="Times New Roman" w:cs="Times New Roman"/>
-          <w:b/>
-          <w:bCs/>
-          <w:color w:val="auto"/>
-          <w:sz w:val="24"/>
+          <w:rFonts w:cs="Times New Roman"/>
           <w:szCs w:val="24"/>
         </w:rPr>
         <w:t>ntrodução</w:t>
@@ -1500,28 +1975,15 @@
     <w:p>
       <w:pPr>
         <w:pStyle w:val="Ttulo2"/>
-        <w:ind w:left="708"/>
-        <w:rPr>
-          <w:rFonts w:ascii="Times New Roman" w:hAnsi="Times New Roman" w:cs="Times New Roman"/>
-          <w:b/>
-          <w:bCs/>
-          <w:color w:val="auto"/>
-          <w:sz w:val="24"/>
-          <w:szCs w:val="24"/>
-        </w:rPr>
+        <w:ind w:left="0" w:firstLine="703"/>
       </w:pPr>
       <w:bookmarkStart w:id="6" w:name="_Toc243175141"/>
-      <w:bookmarkStart w:id="7" w:name="_Toc243185313"/>
-      <w:r>
-        <w:rPr>
-          <w:rFonts w:ascii="Times New Roman" w:hAnsi="Times New Roman" w:cs="Times New Roman"/>
-          <w:b/>
-          <w:bCs/>
-          <w:color w:val="auto"/>
-          <w:sz w:val="24"/>
-          <w:szCs w:val="24"/>
-        </w:rPr>
-        <w:t>1.1 Motivações e objetivos do trabalho</w:t>
+      <w:bookmarkStart w:id="7" w:name="_Toc243275126"/>
+      <w:r>
+        <w:t xml:space="preserve">1.1 </w:t>
+      </w:r>
+      <w:r>
+        <w:t>Motivações e objetivos do trabalho</w:t>
       </w:r>
       <w:bookmarkEnd w:id="6"/>
       <w:bookmarkEnd w:id="7"/>
@@ -1573,7 +2035,21 @@
         <w:rPr>
           <w:rStyle w:val="normaltextrun"/>
         </w:rPr>
-        <w:t>A motivação que levou o grupo a realizar este relatório reside na elevada quantidade de dispositivos IoT (</w:t>
+        <w:t xml:space="preserve">A motivação que levou o grupo a realizar este relatório reside na elevada quantidade de dispositivos </w:t>
+      </w:r>
+      <w:r>
+        <w:rPr>
+          <w:rStyle w:val="normaltextrun"/>
+          <w:i/>
+          <w:iCs/>
+        </w:rPr>
+        <w:t>IoT</w:t>
+      </w:r>
+      <w:r>
+        <w:rPr>
+          <w:rStyle w:val="normaltextrun"/>
+        </w:rPr>
+        <w:t xml:space="preserve"> (</w:t>
       </w:r>
       <w:r>
         <w:rPr>
@@ -1659,54 +2135,36 @@
         <w:rPr>
           <w:rStyle w:val="normaltextrun"/>
         </w:rPr>
-        <w:t>lise de mercado e o futuro da tecnologia IoT.</w:t>
+        <w:t xml:space="preserve">lise de mercado e o futuro da tecnologia </w:t>
+      </w:r>
+      <w:r>
+        <w:rPr>
+          <w:rStyle w:val="normaltextrun"/>
+          <w:i/>
+          <w:iCs/>
+        </w:rPr>
+        <w:t>IoT</w:t>
+      </w:r>
+      <w:r>
+        <w:rPr>
+          <w:rStyle w:val="normaltextrun"/>
+        </w:rPr>
+        <w:t>.</w:t>
       </w:r>
       <w:bookmarkStart w:id="8" w:name="_Toc243175143"/>
     </w:p>
     <w:p>
       <w:pPr>
         <w:pStyle w:val="Ttulo1"/>
-        <w:rPr>
-          <w:rFonts w:ascii="Times New Roman" w:hAnsi="Times New Roman" w:cs="Times New Roman"/>
-          <w:b/>
-          <w:bCs/>
-          <w:color w:val="auto"/>
-          <w:sz w:val="24"/>
-          <w:szCs w:val="24"/>
-        </w:rPr>
-      </w:pPr>
-      <w:bookmarkStart w:id="9" w:name="_Toc243185314"/>
-      <w:r>
-        <w:rPr>
-          <w:rFonts w:ascii="Times New Roman" w:hAnsi="Times New Roman" w:cs="Times New Roman"/>
-          <w:b/>
-          <w:bCs/>
-          <w:color w:val="auto"/>
-          <w:sz w:val="24"/>
-          <w:szCs w:val="24"/>
-        </w:rPr>
+      </w:pPr>
+      <w:bookmarkStart w:id="9" w:name="_Toc243275127"/>
+      <w:r>
         <w:t xml:space="preserve">2. </w:t>
       </w:r>
       <w:r>
-        <w:rPr>
-          <w:rFonts w:ascii="Times New Roman" w:hAnsi="Times New Roman" w:cs="Times New Roman"/>
-          <w:b/>
-          <w:bCs/>
-          <w:color w:val="auto"/>
-          <w:sz w:val="24"/>
-          <w:szCs w:val="24"/>
-        </w:rPr>
         <w:t>Cibersegurança n</w:t>
       </w:r>
       <w:r>
-        <w:rPr>
-          <w:rFonts w:ascii="Times New Roman" w:hAnsi="Times New Roman" w:cs="Times New Roman"/>
-          <w:b/>
-          <w:bCs/>
-          <w:color w:val="auto"/>
-          <w:sz w:val="24"/>
-          <w:szCs w:val="24"/>
-        </w:rPr>
         <w:t>a Internet das Coisas</w:t>
       </w:r>
       <w:bookmarkEnd w:id="8"/>
@@ -1735,21 +2193,6 @@
         <w:t xml:space="preserve"> </w:t>
       </w:r>
       <w:r>
-        <w:t>IoT</w:t>
-      </w:r>
-      <w:r>
-        <w:t>. Inicialmente</w:t>
-      </w:r>
-      <w:r>
-        <w:t xml:space="preserve">, </w:t>
-      </w:r>
-      <w:r>
-        <w:t>apresenta-se</w:t>
-      </w:r>
-      <w:r>
-        <w:t xml:space="preserve"> o conceito oficial de um dispositivo </w:t>
-      </w:r>
-      <w:r>
         <w:rPr>
           <w:i/>
           <w:iCs/>
@@ -1757,6 +2200,25 @@
         <w:t>IoT</w:t>
       </w:r>
       <w:r>
+        <w:t>. Inicialmente</w:t>
+      </w:r>
+      <w:r>
+        <w:t xml:space="preserve">, </w:t>
+      </w:r>
+      <w:r>
+        <w:t>apresenta-se</w:t>
+      </w:r>
+      <w:r>
+        <w:t xml:space="preserve"> o conceito oficial de um dispositivo </w:t>
+      </w:r>
+      <w:r>
+        <w:rPr>
+          <w:i/>
+          <w:iCs/>
+        </w:rPr>
+        <w:t>IoT</w:t>
+      </w:r>
+      <w:r>
         <w:t>,</w:t>
       </w:r>
       <w:r>
@@ -1775,6 +2237,19 @@
         <w:t>histórica</w:t>
       </w:r>
       <w:r>
+        <w:t>.</w:t>
+      </w:r>
+      <w:r>
+        <w:t xml:space="preserve"> De seguida é descrito o funcionamento de um dispositivo </w:t>
+      </w:r>
+      <w:r>
+        <w:rPr>
+          <w:i/>
+          <w:iCs/>
+        </w:rPr>
+        <w:t>IoT</w:t>
+      </w:r>
+      <w:r>
         <w:t xml:space="preserve">. </w:t>
       </w:r>
       <w:r>
@@ -1793,55 +2268,52 @@
         <w:t xml:space="preserve"> consequentemente, a ocorrência de ciberataques.</w:t>
       </w:r>
       <w:r>
-        <w:t xml:space="preserve"> *(modificar e adequar ao desenvolvimento)</w:t>
+        <w:t xml:space="preserve"> Logo a seguir, são apresentadas as vulnerabilidades e as medidas de segurança a aplicar. Após apresentadas as vulnerabilidades, é feita uma comparação entre tecnologias </w:t>
+      </w:r>
+      <w:r>
+        <w:rPr>
+          <w:i/>
+          <w:iCs/>
+        </w:rPr>
+        <w:lastRenderedPageBreak/>
+        <w:t>IoT</w:t>
+      </w:r>
+      <w:r>
+        <w:t>.</w:t>
+      </w:r>
+      <w:r>
+        <w:t xml:space="preserve"> Logo após é apresentada uma análise de mercado e por fim a previsão do futuro dos dispositivos </w:t>
+      </w:r>
+      <w:r>
+        <w:rPr>
+          <w:i/>
+          <w:iCs/>
+        </w:rPr>
+        <w:t>IoT</w:t>
+      </w:r>
+      <w:r>
+        <w:t>.</w:t>
+      </w:r>
+      <w:r>
+        <w:t xml:space="preserve"> </w:t>
+      </w:r>
+      <w:r>
+        <w:t xml:space="preserve"> </w:t>
       </w:r>
     </w:p>
     <w:p>
       <w:pPr>
         <w:pStyle w:val="Ttulo2"/>
-        <w:ind w:firstLine="703"/>
-        <w:rPr>
-          <w:rFonts w:ascii="Times New Roman" w:hAnsi="Times New Roman" w:cs="Times New Roman"/>
-          <w:b/>
-          <w:bCs/>
-          <w:color w:val="auto"/>
-          <w:sz w:val="18"/>
-          <w:szCs w:val="18"/>
-        </w:rPr>
-      </w:pPr>
-      <w:bookmarkStart w:id="10" w:name="_Toc243185315"/>
-      <w:r>
-        <w:rPr>
-          <w:rFonts w:ascii="Times New Roman" w:hAnsi="Times New Roman" w:cs="Times New Roman"/>
-          <w:b/>
-          <w:bCs/>
-          <w:color w:val="auto"/>
-          <w:sz w:val="24"/>
-          <w:szCs w:val="24"/>
-        </w:rPr>
-        <w:lastRenderedPageBreak/>
+        <w:ind w:left="0" w:firstLine="703"/>
+      </w:pPr>
+      <w:bookmarkStart w:id="10" w:name="_Toc243275128"/>
+      <w:r>
         <w:t xml:space="preserve">2.1 </w:t>
       </w:r>
       <w:r>
-        <w:rPr>
-          <w:rFonts w:ascii="Times New Roman" w:hAnsi="Times New Roman" w:cs="Times New Roman"/>
-          <w:b/>
-          <w:bCs/>
-          <w:color w:val="auto"/>
-          <w:sz w:val="24"/>
-          <w:szCs w:val="24"/>
-        </w:rPr>
         <w:t xml:space="preserve">Definição do </w:t>
       </w:r>
       <w:r>
-        <w:rPr>
-          <w:rFonts w:ascii="Times New Roman" w:hAnsi="Times New Roman" w:cs="Times New Roman"/>
-          <w:b/>
-          <w:bCs/>
-          <w:color w:val="auto"/>
-          <w:sz w:val="24"/>
-          <w:szCs w:val="24"/>
-        </w:rPr>
         <w:t>Conceito</w:t>
       </w:r>
       <w:bookmarkEnd w:id="10"/>
@@ -2166,487 +2638,3401 @@
     <w:p>
       <w:pPr>
         <w:pStyle w:val="Ttulo2"/>
-        <w:ind w:firstLine="705"/>
-        <w:rPr>
-          <w:rFonts w:ascii="Times New Roman" w:hAnsi="Times New Roman" w:cs="Times New Roman"/>
+      </w:pPr>
+      <w:bookmarkStart w:id="11" w:name="_Toc243175144"/>
+      <w:bookmarkStart w:id="12" w:name="_Toc243275129"/>
+      <w:r>
+        <w:rPr>
+          <w:rStyle w:val="normaltextrun"/>
+        </w:rPr>
+        <w:t xml:space="preserve">2.2 </w:t>
+      </w:r>
+      <w:r>
+        <w:t>Evolução histórica</w:t>
+      </w:r>
+      <w:bookmarkEnd w:id="11"/>
+      <w:bookmarkEnd w:id="12"/>
+    </w:p>
+    <w:p>
+      <w:pPr>
+        <w:ind w:left="705" w:firstLine="711"/>
+      </w:pPr>
+      <w:r>
+        <w:t>Os</w:t>
+      </w:r>
+      <w:r>
+        <w:rPr>
+          <w:i/>
+          <w:iCs/>
+        </w:rPr>
+        <w:t xml:space="preserve"> IoT</w:t>
+      </w:r>
+      <w:r>
+        <w:t xml:space="preserve"> surgiram da ideia conectar objetos físicos a sistemas informáticos, permitindo-lhes recolher e transmitir dados sem depender exclusivamente da intervenção humana.</w:t>
+      </w:r>
+    </w:p>
+    <w:p>
+      <w:pPr>
+        <w:ind w:left="705" w:firstLine="708"/>
+      </w:pPr>
+      <w:r>
+        <w:t xml:space="preserve">Um dos antecedentes históricos conhecidos da Internet das Coisas </w:t>
+      </w:r>
+      <w:r>
+        <w:t xml:space="preserve">remonta ao </w:t>
+      </w:r>
+      <w:r>
+        <w:t>início</w:t>
+      </w:r>
+      <w:r>
+        <w:t xml:space="preserve"> da década de 1980</w:t>
+      </w:r>
+      <w:r>
+        <w:t xml:space="preserve">, quando </w:t>
+      </w:r>
+      <w:r>
+        <w:t xml:space="preserve">David Nichols, estudante pós-graduado em informática, em conjunto com outros </w:t>
+      </w:r>
+      <w:r>
+        <w:t>estudantes investigadores da Universidade Carnegie Mellon, nos Estados Unidos, desenvolveram um sistema que permitia consultar remotamente o estado de uma máquina de venda automática de bebidas.</w:t>
+      </w:r>
+      <w:r>
+        <w:t xml:space="preserve"> </w:t>
+      </w:r>
+    </w:p>
+    <w:p>
+      <w:pPr>
+        <w:ind w:left="705" w:firstLine="708"/>
+      </w:pPr>
+      <w:r>
+        <w:t xml:space="preserve">Para tal, estabeleceram ligações aos indicadores luminosos dos </w:t>
+      </w:r>
+      <w:r>
+        <w:t>botões</w:t>
+      </w:r>
+      <w:r>
+        <w:t xml:space="preserve">, que assinalavam a disponibilidade das bebidas, e desenvolveram o código para transmitir essa informação através da rede informática do departamento. Deste modo os utilizadores podiam consultar, a partir de outros computadores, se existiam bebidas disponíveis nas diferentes colunas da </w:t>
+      </w:r>
+      <w:r>
+        <w:t>máquina. Esta</w:t>
+      </w:r>
+      <w:r>
+        <w:t xml:space="preserve"> máquina estava ligada à rede informática da universidade e à ARPANET, o sistema habilitava a verificação de disponibilidade das bebidas e estimar a sua temperatura.</w:t>
+      </w:r>
+      <w:r>
+        <w:t xml:space="preserve"> [INTRODUZIR IMAGEM]</w:t>
+      </w:r>
+    </w:p>
+    <w:p>
+      <w:pPr>
+        <w:ind w:left="708" w:firstLine="705"/>
+      </w:pPr>
+      <w:r>
+        <w:t xml:space="preserve">Embora ainda não correspondesse à </w:t>
+      </w:r>
+      <w:r>
+        <w:rPr>
+          <w:i/>
+          <w:iCs/>
+        </w:rPr>
+        <w:t>IoT</w:t>
+      </w:r>
+      <w:r>
+        <w:t xml:space="preserve"> tal como é entendida atualmente, este projeto constitui um exemplo inicial da utilização de uma rede para monitorizar um objeto físico à distância (Carnegie Mellon University, s.d.).</w:t>
+      </w:r>
+      <w:r>
+        <w:t xml:space="preserve"> </w:t>
+      </w:r>
+    </w:p>
+    <w:p>
+      <w:pPr>
+        <w:ind w:left="705" w:firstLine="711"/>
+      </w:pPr>
+    </w:p>
+    <w:p>
+      <w:pPr>
+        <w:ind w:left="705" w:firstLine="711"/>
+      </w:pPr>
+      <w:r>
+        <w:lastRenderedPageBreak/>
+        <w:t xml:space="preserve">Em 1999, Kevin Ashton tornou popular a expressão </w:t>
+      </w:r>
+      <w:r>
+        <w:rPr>
+          <w:i/>
+          <w:iCs/>
+        </w:rPr>
+        <w:t>Internet of Things</w:t>
+      </w:r>
+      <w:r>
+        <w:t xml:space="preserve"> numa apresentação na empresa Procter &amp; Gamble</w:t>
+      </w:r>
+      <w:r>
+        <w:t xml:space="preserve">. A sua proposta relacionava a tecnologia de </w:t>
+      </w:r>
+      <w:r>
+        <w:t>identificação</w:t>
+      </w:r>
+      <w:r>
+        <w:t xml:space="preserve"> por radiofrequência (</w:t>
+      </w:r>
+      <w:r>
+        <w:rPr>
+          <w:i/>
+          <w:iCs/>
+        </w:rPr>
+        <w:t xml:space="preserve">Radio-Frequency Identification </w:t>
+      </w:r>
+      <w:r>
+        <w:t xml:space="preserve">– RFID) com a capacidade dos sistemas informáticos identificarem objetos e recolherem dados sobre eles com a menor dependência da introdução manual de dados. Desta forma, 1999 representa um marco histórico na divulgação do conceito, mas não o início de todas as tecnologias que contribuíram para a </w:t>
+      </w:r>
+      <w:r>
+        <w:rPr>
+          <w:i/>
+          <w:iCs/>
+        </w:rPr>
+        <w:t xml:space="preserve">IoT </w:t>
+      </w:r>
+      <w:r>
+        <w:t>(Ashton, 2009).</w:t>
+      </w:r>
+    </w:p>
+    <w:p>
+      <w:pPr>
+        <w:ind w:left="708" w:firstLine="708"/>
+      </w:pPr>
+      <w:r>
+        <w:t>Em 2005, a União Internacional das Telecomunicações (</w:t>
+      </w:r>
+      <w:r>
+        <w:rPr>
+          <w:i/>
+          <w:iCs/>
+        </w:rPr>
+        <w:t xml:space="preserve">International Telecommunication Union – </w:t>
+      </w:r>
+      <w:r>
+        <w:t xml:space="preserve">ITU) publicou o relatório </w:t>
+      </w:r>
+      <w:r>
+        <w:rPr>
+          <w:i/>
+          <w:iCs/>
+        </w:rPr>
+        <w:t xml:space="preserve">The Internet of Things, </w:t>
+      </w:r>
+      <w:r>
+        <w:t xml:space="preserve">no qual destacou o potencial das tecnologias </w:t>
+      </w:r>
+      <w:r>
+        <w:rPr>
+          <w:i/>
+          <w:iCs/>
+        </w:rPr>
+        <w:t>RFID</w:t>
+      </w:r>
+      <w:r>
+        <w:t xml:space="preserve"> e dos sensores para criar redes de objetos interligados. O documento referia exemplos de objetos quotidianos, como frigoríficos, </w:t>
+      </w:r>
+      <w:r>
+        <w:t>televisores,</w:t>
+      </w:r>
+      <w:r>
+        <w:t xml:space="preserve"> veículos e portas de garagem, ilustrando a possibilidade de a Internet passar a ligar não apenas pessoas e computadores, mas também objetos físicos capazes de fornecer informação (International Communication Union [ITU], 2005).</w:t>
+      </w:r>
+    </w:p>
+    <w:p>
+      <w:pPr>
+        <w:ind w:left="708"/>
+      </w:pPr>
+      <w:r>
+        <w:t xml:space="preserve">A evolução dos sensores, das tecnologias identificação, das comunicações sem fios e dos protocolos de rede contribuiu para o desenvolvimento de sistemas </w:t>
+      </w:r>
+      <w:r>
+        <w:rPr>
+          <w:i/>
+          <w:iCs/>
+        </w:rPr>
+        <w:t>IoT</w:t>
+      </w:r>
+      <w:r>
+        <w:t xml:space="preserve"> mais diversificados. A integração com redes móveis e plataformas de computação em nuvem facilitou a ligação de dispositivos, o armazenamento de grandes quantidades de dados e a criação de aplicações em áreas como a indústria, a agricultura, os transportes e a gestão energética (Al-Fuqaha et</w:t>
+      </w:r>
+      <w:r>
+        <w:t xml:space="preserve"> al., 2015).</w:t>
+      </w:r>
+    </w:p>
+    <w:p>
+      <w:pPr>
+        <w:ind w:left="708" w:firstLine="708"/>
+      </w:pPr>
+      <w:r>
+        <w:t>Atualmente, a integração desta tecnologia com a inteligência</w:t>
+      </w:r>
+      <w:r>
+        <w:t xml:space="preserve"> artificial e a computação de periferia (</w:t>
+      </w:r>
+      <w:r>
+        <w:rPr>
+          <w:i/>
+          <w:iCs/>
+        </w:rPr>
+        <w:t xml:space="preserve">edge computing) </w:t>
+      </w:r>
+      <w:r>
+        <w:t>permite desenvolver sistemas com capacidade de análise de dados e automação de processos com maior rapidez. Porém, o aumento do número de dispositivos conectados também coloca obstáculos relacionados com a cibersegurança e a privacidade, tornando a proteção dos dispositivos, das redes e da informação recolhida essencial.</w:t>
+      </w:r>
+      <w:r>
+        <w:t xml:space="preserve"> * REVER TEXTO TODO POR CAUSA DA COERENCIA</w:t>
+      </w:r>
+    </w:p>
+    <w:p>
+      <w:r>
+        <w:tab/>
+      </w:r>
+    </w:p>
+    <w:p>
+      <w:pPr>
+        <w:pStyle w:val="Ttulo2"/>
+        <w:rPr>
+          <w:rStyle w:val="normaltextrun"/>
+          <w:rFonts w:cs="Times New Roman"/>
+          <w:szCs w:val="24"/>
+        </w:rPr>
+      </w:pPr>
+      <w:bookmarkStart w:id="13" w:name="_Toc243175145"/>
+      <w:bookmarkStart w:id="14" w:name="_Toc243275130"/>
+      <w:r>
+        <w:lastRenderedPageBreak/>
+        <w:t>2.</w:t>
+      </w:r>
+      <w:r>
+        <w:t>3</w:t>
+      </w:r>
+      <w:r>
+        <w:t xml:space="preserve"> </w:t>
+      </w:r>
+      <w:bookmarkEnd w:id="13"/>
+      <w:r>
+        <w:rPr>
+          <w:rStyle w:val="normaltextrun"/>
+          <w:rFonts w:cs="Times New Roman"/>
+          <w:szCs w:val="24"/>
+        </w:rPr>
+        <w:t>Funcionamento</w:t>
+      </w:r>
+      <w:bookmarkEnd w:id="14"/>
+    </w:p>
+    <w:p>
+      <w:pPr>
+        <w:pStyle w:val="Ttulo3"/>
+      </w:pPr>
+      <w:r>
+        <w:tab/>
+        <w:t>2.3.1 Funcionamento geral</w:t>
+      </w:r>
+    </w:p>
+    <w:p>
+      <w:pPr>
+        <w:spacing w:after="240"/>
+        <w:ind w:left="1416" w:firstLine="708"/>
+      </w:pPr>
+      <w:r>
+        <w:t>O funcionamento de um dispositivo da Internet das Coisas (IoT) baseia-se na recolha de dados do ambiente, no seu processamento e, quando necessário, na transmissão para outros dispositivos ou sistemas através de uma rede. Embora as etapas específicas variem consoante a finalidade e as características do equipamento, o processo pode ser representado por um modelo geral que inclui a recolha, a conversão, o processamento e a comunicação dos dados.</w:t>
+      </w:r>
+    </w:p>
+    <w:p>
+      <w:pPr>
+        <w:spacing w:after="240"/>
+        <w:ind w:left="1416" w:firstLine="708"/>
+      </w:pPr>
+      <w:r>
+        <w:t>Numa primeira fase, os sensores recolhem informações do ambiente, como a temperatura, a humidade, a luminosidade, o movimento ou as imagens. Os sinais obtidos são convertidos em dados digitais, quando necessário, para que possam ser interpretados pelo sistema eletrónico responsável pelo seu tratamento.</w:t>
+      </w:r>
+    </w:p>
+    <w:p>
+      <w:pPr>
+        <w:spacing w:after="240"/>
+        <w:ind w:left="1416" w:firstLine="708"/>
+      </w:pPr>
+      <w:r>
+        <w:t>De seguida, os dados são processados de acordo com a função do dispositivo. Esta etapa pode incluir operações simples, como comparar uma medição com um valor predefinido, ou tarefas mais complexas, como analisar imagens e identificar padrões. O processamento pode ocorrer no próprio dispositivo, num equipamento próximo ou num servidor remoto, dependendo dos recursos disponíveis e da arquitetura implementada.</w:t>
+      </w:r>
+    </w:p>
+    <w:p>
+      <w:pPr>
+        <w:ind w:left="1416" w:firstLine="708"/>
+      </w:pPr>
+      <w:r>
+        <w:t>Após o processamento, os dados ou os resultados obtidos podem ser transmitidos através de uma rede, utilizando tecnologias de comunicação como Wi-Fi, Bluetooth, Ethernet ou redes móveis. A informação pode ser recebida por uma aplicação, um servidor ou uma plataforma na nuvem, onde poderá ser apresentada, analisada ou utilizada para desencadear uma ação.</w:t>
+      </w:r>
+    </w:p>
+    <w:p/>
+    <w:p>
+      <w:pPr>
+        <w:ind w:left="1416" w:firstLine="708"/>
+      </w:pPr>
+      <w:r>
+        <w:rPr>
+          <w:noProof/>
+        </w:rPr>
+        <w:lastRenderedPageBreak/>
+        <mc:AlternateContent>
+          <mc:Choice Requires="wps">
+            <w:drawing>
+              <wp:anchor distT="0" distB="0" distL="114300" distR="114300" simplePos="0" relativeHeight="251678720" behindDoc="0" locked="0" layoutInCell="1" allowOverlap="1" wp14:anchorId="74FB5DE9" wp14:editId="68CA85FC">
+                <wp:simplePos x="0" y="0"/>
+                <wp:positionH relativeFrom="column">
+                  <wp:posOffset>786765</wp:posOffset>
+                </wp:positionH>
+                <wp:positionV relativeFrom="paragraph">
+                  <wp:posOffset>-396874</wp:posOffset>
+                </wp:positionV>
+                <wp:extent cx="4070970" cy="784860"/>
+                <wp:effectExtent l="0" t="0" r="0" b="0"/>
+                <wp:wrapNone/>
+                <wp:docPr id="1751217620" name="Caixa de texto 18"/>
+                <wp:cNvGraphicFramePr/>
+                <a:graphic xmlns:a="http://schemas.openxmlformats.org/drawingml/2006/main">
+                  <a:graphicData uri="http://schemas.microsoft.com/office/word/2010/wordprocessingShape">
+                    <wps:wsp>
+                      <wps:cNvSpPr txBox="1"/>
+                      <wps:spPr>
+                        <a:xfrm>
+                          <a:off x="0" y="0"/>
+                          <a:ext cx="4070970" cy="784860"/>
+                        </a:xfrm>
+                        <a:prstGeom prst="rect">
+                          <a:avLst/>
+                        </a:prstGeom>
+                        <a:noFill/>
+                        <a:ln w="6350">
+                          <a:noFill/>
+                        </a:ln>
+                      </wps:spPr>
+                      <wps:txbx>
+                        <w:txbxContent>
+                          <w:p>
+                            <w:pPr>
+                              <w:rPr>
+                                <w:b/>
+                                <w:bCs/>
+                              </w:rPr>
+                            </w:pPr>
+                            <w:r>
+                              <w:rPr>
+                                <w:b/>
+                                <w:bCs/>
+                              </w:rPr>
+                              <w:t xml:space="preserve">Figura ? </w:t>
+                            </w:r>
+                          </w:p>
+                          <w:p>
+                            <w:pPr>
+                              <w:rPr>
+                                <w:i/>
+                                <w:iCs/>
+                              </w:rPr>
+                            </w:pPr>
+                            <w:r>
+                              <w:rPr>
+                                <w:i/>
+                                <w:iCs/>
+                              </w:rPr>
+                              <w:t>Fluxograma do funcionamento geral de um dispositivo IoT</w:t>
+                            </w:r>
+                          </w:p>
+                          <w:p/>
+                          <w:p>
+                            <w:pPr>
+                              <w:pStyle w:val="Ttulo1"/>
+                              <w:spacing w:line="240" w:lineRule="auto"/>
+                            </w:pPr>
+                          </w:p>
+                          <w:p>
+                            <w:pPr>
+                              <w:pStyle w:val="Ttulo1"/>
+                            </w:pPr>
+                          </w:p>
+                          <w:p>
+                            <w:pPr>
+                              <w:pStyle w:val="Ttulo1"/>
+                            </w:pPr>
+                          </w:p>
+                        </w:txbxContent>
+                      </wps:txbx>
+                      <wps:bodyPr rot="0" spcFirstLastPara="0" vertOverflow="overflow" horzOverflow="overflow" vert="horz" wrap="square" lIns="91440" tIns="45720" rIns="91440" bIns="45720" numCol="1" spcCol="0" rtlCol="0" fromWordArt="0" anchor="t" anchorCtr="0" forceAA="0" compatLnSpc="1">
+                        <a:prstTxWarp prst="textNoShape">
+                          <a:avLst/>
+                        </a:prstTxWarp>
+                        <a:noAutofit/>
+                      </wps:bodyPr>
+                    </wps:wsp>
+                  </a:graphicData>
+                </a:graphic>
+                <wp14:sizeRelV relativeFrom="margin">
+                  <wp14:pctHeight>0</wp14:pctHeight>
+                </wp14:sizeRelV>
+              </wp:anchor>
+            </w:drawing>
+          </mc:Choice>
+          <mc:Fallback>
+            <w:pict>
+              <v:shapetype w14:anchorId="74FB5DE9" id="_x0000_t202" coordsize="21600,21600" o:spt="202" path="m,l,21600r21600,l21600,xe">
+                <v:stroke joinstyle="miter"/>
+                <v:path gradientshapeok="t" o:connecttype="rect"/>
+              </v:shapetype>
+              <v:shape id="Caixa de texto 18" o:spid="_x0000_s1026" type="#_x0000_t202" style="position:absolute;left:0;text-align:left;margin-left:61.95pt;margin-top:-31.25pt;width:320.55pt;height:61.8pt;z-index:251678720;visibility:visible;mso-wrap-style:square;mso-height-percent:0;mso-wrap-distance-left:9pt;mso-wrap-distance-top:0;mso-wrap-distance-right:9pt;mso-wrap-distance-bottom:0;mso-position-horizontal:absolute;mso-position-horizontal-relative:text;mso-position-vertical:absolute;mso-position-vertical-relative:text;mso-height-percent:0;mso-height-relative:margin;v-text-anchor:top" o:gfxdata="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" filled="f" stroked="f" strokeweight=".5pt">
+                <v:textbox>
+                  <w:txbxContent>
+                    <w:p>
+                      <w:pPr>
+                        <w:rPr>
+                          <w:b/>
+                          <w:bCs/>
+                        </w:rPr>
+                      </w:pPr>
+                      <w:r>
+                        <w:rPr>
+                          <w:b/>
+                          <w:bCs/>
+                        </w:rPr>
+                        <w:t xml:space="preserve">Figura ? </w:t>
+                      </w:r>
+                    </w:p>
+                    <w:p>
+                      <w:pPr>
+                        <w:rPr>
+                          <w:i/>
+                          <w:iCs/>
+                        </w:rPr>
+                      </w:pPr>
+                      <w:r>
+                        <w:rPr>
+                          <w:i/>
+                          <w:iCs/>
+                        </w:rPr>
+                        <w:t>Fluxograma do funcionamento geral de um dispositivo IoT</w:t>
+                      </w:r>
+                    </w:p>
+                    <w:p/>
+                    <w:p>
+                      <w:pPr>
+                        <w:pStyle w:val="Ttulo1"/>
+                        <w:spacing w:line="240" w:lineRule="auto"/>
+                      </w:pPr>
+                    </w:p>
+                    <w:p>
+                      <w:pPr>
+                        <w:pStyle w:val="Ttulo1"/>
+                      </w:pPr>
+                    </w:p>
+                    <w:p>
+                      <w:pPr>
+                        <w:pStyle w:val="Ttulo1"/>
+                      </w:pPr>
+                    </w:p>
+                  </w:txbxContent>
+                </v:textbox>
+              </v:shape>
+            </w:pict>
+          </mc:Fallback>
+        </mc:AlternateContent>
+      </w:r>
+      <w:r>
+        <w:rPr>
+          <w:noProof/>
+        </w:rPr>
+        <mc:AlternateContent>
+          <mc:Choice Requires="wps">
+            <w:drawing>
+              <wp:anchor distT="0" distB="0" distL="114300" distR="114300" simplePos="0" relativeHeight="251677696" behindDoc="0" locked="0" layoutInCell="1" allowOverlap="1" wp14:anchorId="074FBDC9" wp14:editId="3EACF91C">
+                <wp:simplePos x="0" y="0"/>
+                <wp:positionH relativeFrom="column">
+                  <wp:posOffset>588645</wp:posOffset>
+                </wp:positionH>
+                <wp:positionV relativeFrom="paragraph">
+                  <wp:posOffset>7124065</wp:posOffset>
+                </wp:positionV>
+                <wp:extent cx="4663440" cy="1737360"/>
+                <wp:effectExtent l="0" t="0" r="3810" b="0"/>
+                <wp:wrapNone/>
+                <wp:docPr id="862269556" name="Caixa de texto 17"/>
+                <wp:cNvGraphicFramePr/>
+                <a:graphic xmlns:a="http://schemas.openxmlformats.org/drawingml/2006/main">
+                  <a:graphicData uri="http://schemas.microsoft.com/office/word/2010/wordprocessingShape">
+                    <wps:wsp>
+                      <wps:cNvSpPr txBox="1"/>
+                      <wps:spPr>
+                        <a:xfrm>
+                          <a:off x="0" y="0"/>
+                          <a:ext cx="4663440" cy="1737360"/>
+                        </a:xfrm>
+                        <a:prstGeom prst="rect">
+                          <a:avLst/>
+                        </a:prstGeom>
+                        <a:solidFill>
+                          <a:schemeClr val="lt1"/>
+                        </a:solidFill>
+                        <a:ln w="6350">
+                          <a:noFill/>
+                        </a:ln>
+                      </wps:spPr>
+                      <wps:txbx>
+                        <w:txbxContent>
+                          <w:p>
+                            <w:r>
+                              <w:rPr>
+                                <w:i/>
+                                <w:iCs/>
+                              </w:rPr>
+                              <w:t>Nota.</w:t>
+                            </w:r>
+                            <w:r>
+                              <w:t xml:space="preserve"> O fluxograma representa, de forma simplificada, as etapas de recolha, conversão, processamento, comunicação e eventual armazenamento dos dados num dispositivo IoT. As etapas e os percursos podem variar consoante as características e a finalidade do dispositivo. Elaboração própria, com base em National Institute of Standards and Technology (2016).</w:t>
+                            </w:r>
+                          </w:p>
+                        </w:txbxContent>
+                      </wps:txbx>
+                      <wps:bodyPr rot="0" spcFirstLastPara="0" vertOverflow="overflow" horzOverflow="overflow" vert="horz" wrap="square" lIns="91440" tIns="45720" rIns="91440" bIns="45720" numCol="1" spcCol="0" rtlCol="0" fromWordArt="0" anchor="t" anchorCtr="0" forceAA="0" compatLnSpc="1">
+                        <a:prstTxWarp prst="textNoShape">
+                          <a:avLst/>
+                        </a:prstTxWarp>
+                        <a:noAutofit/>
+                      </wps:bodyPr>
+                    </wps:wsp>
+                  </a:graphicData>
+                </a:graphic>
+                <wp14:sizeRelH relativeFrom="margin">
+                  <wp14:pctWidth>0</wp14:pctWidth>
+                </wp14:sizeRelH>
+                <wp14:sizeRelV relativeFrom="margin">
+                  <wp14:pctHeight>0</wp14:pctHeight>
+                </wp14:sizeRelV>
+              </wp:anchor>
+            </w:drawing>
+          </mc:Choice>
+          <mc:Fallback>
+            <w:pict>
+              <v:shape w14:anchorId="074FBDC9" id="Caixa de texto 17" o:spid="_x0000_s1027" type="#_x0000_t202" style="position:absolute;left:0;text-align:left;margin-left:46.35pt;margin-top:560.95pt;width:367.2pt;height:136.8pt;z-index:251677696;visibility:visible;mso-wrap-style:square;mso-width-percent:0;mso-height-percent:0;mso-wrap-distance-left:9pt;mso-wrap-distance-top:0;mso-wrap-distance-right:9pt;mso-wrap-distance-bottom:0;mso-position-horizontal:absolute;mso-position-horizontal-relative:text;mso-position-vertical:absolute;mso-position-vertical-relative:text;mso-width-percent:0;mso-height-percent:0;mso-width-relative:margin;mso-height-relative:margin;v-text-anchor:top" o:gfxdata="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" fillcolor="white [3201]" stroked="f" strokeweight=".5pt">
+                <v:textbox>
+                  <w:txbxContent>
+                    <w:p>
+                      <w:r>
+                        <w:rPr>
+                          <w:i/>
+                          <w:iCs/>
+                        </w:rPr>
+                        <w:t>Nota.</w:t>
+                      </w:r>
+                      <w:r>
+                        <w:t xml:space="preserve"> O fluxograma representa, de forma simplificada, as etapas de recolha, conversão, processamento, comunicação e eventual armazenamento dos dados num dispositivo IoT. As etapas e os percursos podem variar consoante as características e a finalidade do dispositivo. Elaboração própria, com base em National Institute of Standards and Technology (2016).</w:t>
+                      </w:r>
+                    </w:p>
+                  </w:txbxContent>
+                </v:textbox>
+              </v:shape>
+            </w:pict>
+          </mc:Fallback>
+        </mc:AlternateContent>
+      </w:r>
+      <w:r>
+        <w:rPr>
+          <w:noProof/>
+        </w:rPr>
+        <mc:AlternateContent>
+          <mc:Choice Requires="wpc">
+            <w:drawing>
+              <wp:anchor distT="0" distB="0" distL="114300" distR="114300" simplePos="0" relativeHeight="251668480" behindDoc="1" locked="0" layoutInCell="1" allowOverlap="1" wp14:anchorId="63175011" wp14:editId="37F20B85">
+                <wp:simplePos x="0" y="0"/>
+                <wp:positionH relativeFrom="column">
+                  <wp:posOffset>634365</wp:posOffset>
+                </wp:positionH>
+                <wp:positionV relativeFrom="paragraph">
+                  <wp:posOffset>438150</wp:posOffset>
+                </wp:positionV>
+                <wp:extent cx="4663440" cy="7109460"/>
+                <wp:effectExtent l="0" t="0" r="22860" b="0"/>
+                <wp:wrapTight wrapText="bothSides">
+                  <wp:wrapPolygon edited="0">
+                    <wp:start x="0" y="0"/>
+                    <wp:lineTo x="0" y="21531"/>
+                    <wp:lineTo x="21618" y="21531"/>
+                    <wp:lineTo x="21618" y="0"/>
+                    <wp:lineTo x="0" y="0"/>
+                  </wp:wrapPolygon>
+                </wp:wrapTight>
+                <wp:docPr id="1483870853" name="Juta 14"/>
+                <wp:cNvGraphicFramePr>
+                  <a:graphicFrameLocks xmlns:a="http://schemas.openxmlformats.org/drawingml/2006/main" noChangeAspect="1"/>
+                </wp:cNvGraphicFramePr>
+                <a:graphic xmlns:a="http://schemas.openxmlformats.org/drawingml/2006/main">
+                  <a:graphicData uri="http://schemas.microsoft.com/office/word/2010/wordprocessingCanvas">
+                    <wpc:wpc>
+                      <wpc:bg>
+                        <a:solidFill>
+                          <a:prstClr val="white"/>
+                        </a:solidFill>
+                      </wpc:bg>
+                      <wpc:whole/>
+                      <wps:wsp>
+                        <wps:cNvPr id="886918090" name="Fluxograma: Processo Alternativo 886918090"/>
+                        <wps:cNvSpPr/>
+                        <wps:spPr>
+                          <a:xfrm>
+                            <a:off x="166400" y="0"/>
+                            <a:ext cx="4024800" cy="507600"/>
+                          </a:xfrm>
+                          <a:prstGeom prst="flowChartAlternateProcess">
+                            <a:avLst/>
+                          </a:prstGeom>
+                        </wps:spPr>
+                        <wps:style>
+                          <a:lnRef idx="2">
+                            <a:schemeClr val="accent1">
+                              <a:shade val="15000"/>
+                            </a:schemeClr>
+                          </a:lnRef>
+                          <a:fillRef idx="1">
+                            <a:schemeClr val="accent1"/>
+                          </a:fillRef>
+                          <a:effectRef idx="0">
+                            <a:schemeClr val="accent1"/>
+                          </a:effectRef>
+                          <a:fontRef idx="minor">
+                            <a:schemeClr val="lt1"/>
+                          </a:fontRef>
+                        </wps:style>
+                        <wps:txbx>
+                          <w:txbxContent>
+                            <w:p>
+                              <w:pPr>
+                                <w:jc w:val="center"/>
+                                <w:rPr>
+                                  <w:b/>
+                                  <w:bCs/>
+                                </w:rPr>
+                              </w:pPr>
+                              <w:r>
+                                <w:rPr>
+                                  <w:b/>
+                                  <w:bCs/>
+                                </w:rPr>
+                                <w:t>Recolha de dados (Sensores do dispositivo IoT)</w:t>
+                              </w:r>
+                            </w:p>
+                            <w:p>
+                              <w:pPr>
+                                <w:jc w:val="center"/>
+                                <w:rPr>
+                                  <w:b/>
+                                  <w:bCs/>
+                                </w:rPr>
+                              </w:pPr>
+                            </w:p>
+                          </w:txbxContent>
+                        </wps:txbx>
+                        <wps:bodyPr rot="0" spcFirstLastPara="0" vertOverflow="overflow" horzOverflow="overflow" vert="horz" wrap="square" lIns="91440" tIns="45720" rIns="91440" bIns="45720" numCol="1" spcCol="0" rtlCol="0" fromWordArt="0" anchor="ctr" anchorCtr="0" forceAA="0" compatLnSpc="1">
+                          <a:prstTxWarp prst="textNoShape">
+                            <a:avLst/>
+                          </a:prstTxWarp>
+                          <a:noAutofit/>
+                        </wps:bodyPr>
+                      </wps:wsp>
+                      <wps:wsp>
+                        <wps:cNvPr id="954986492" name="Fluxograma: Processo Alternativo 954986492"/>
+                        <wps:cNvSpPr/>
+                        <wps:spPr>
+                          <a:xfrm>
+                            <a:off x="166400" y="762638"/>
+                            <a:ext cx="4024800" cy="507600"/>
+                          </a:xfrm>
+                          <a:prstGeom prst="flowChartAlternateProcess">
+                            <a:avLst/>
+                          </a:prstGeom>
+                        </wps:spPr>
+                        <wps:style>
+                          <a:lnRef idx="2">
+                            <a:schemeClr val="accent1">
+                              <a:shade val="15000"/>
+                            </a:schemeClr>
+                          </a:lnRef>
+                          <a:fillRef idx="1">
+                            <a:schemeClr val="accent1"/>
+                          </a:fillRef>
+                          <a:effectRef idx="0">
+                            <a:schemeClr val="accent1"/>
+                          </a:effectRef>
+                          <a:fontRef idx="minor">
+                            <a:schemeClr val="lt1"/>
+                          </a:fontRef>
+                        </wps:style>
+                        <wps:txbx>
+                          <w:txbxContent>
+                            <w:p>
+                              <w:pPr>
+                                <w:jc w:val="center"/>
+                                <w:rPr>
+                                  <w:rFonts w:eastAsia="Aptos"/>
+                                  <w:b/>
+                                  <w:bCs/>
+                                  <w:szCs w:val="24"/>
+                                  <w14:ligatures w14:val="none"/>
+                                </w:rPr>
+                              </w:pPr>
+                              <w:r>
+                                <w:rPr>
+                                  <w:rFonts w:eastAsia="Aptos"/>
+                                  <w:b/>
+                                  <w:bCs/>
+                                </w:rPr>
+                                <w:t>Conversão e processamento (Preparação dos dados)</w:t>
+                              </w:r>
+                            </w:p>
+                            <w:p>
+                              <w:pPr>
+                                <w:jc w:val="center"/>
+                                <w:rPr>
+                                  <w:rFonts w:eastAsia="Aptos"/>
+                                  <w:b/>
+                                  <w:bCs/>
+                                </w:rPr>
+                              </w:pPr>
+                              <w:r>
+                                <w:rPr>
+                                  <w:rFonts w:eastAsia="Aptos"/>
+                                  <w:b/>
+                                  <w:bCs/>
+                                </w:rPr>
+                                <w:t> </w:t>
+                              </w:r>
+                            </w:p>
+                          </w:txbxContent>
+                        </wps:txbx>
+                        <wps:bodyPr rot="0" spcFirstLastPara="0" vert="horz" wrap="square" lIns="91440" tIns="45720" rIns="91440" bIns="45720" numCol="1" spcCol="0" rtlCol="0" fromWordArt="0" anchor="ctr" anchorCtr="0" forceAA="0" compatLnSpc="1">
+                          <a:prstTxWarp prst="textNoShape">
+                            <a:avLst/>
+                          </a:prstTxWarp>
+                          <a:noAutofit/>
+                        </wps:bodyPr>
+                      </wps:wsp>
+                      <wps:wsp>
+                        <wps:cNvPr id="805085924" name="Fluxograma: Processo Alternativo 805085924"/>
+                        <wps:cNvSpPr/>
+                        <wps:spPr>
+                          <a:xfrm>
+                            <a:off x="166400" y="1443993"/>
+                            <a:ext cx="4024800" cy="507600"/>
+                          </a:xfrm>
+                          <a:prstGeom prst="flowChartAlternateProcess">
+                            <a:avLst/>
+                          </a:prstGeom>
+                        </wps:spPr>
+                        <wps:style>
+                          <a:lnRef idx="3">
+                            <a:schemeClr val="lt1"/>
+                          </a:lnRef>
+                          <a:fillRef idx="1">
+                            <a:schemeClr val="accent2"/>
+                          </a:fillRef>
+                          <a:effectRef idx="1">
+                            <a:schemeClr val="accent2"/>
+                          </a:effectRef>
+                          <a:fontRef idx="minor">
+                            <a:schemeClr val="lt1"/>
+                          </a:fontRef>
+                        </wps:style>
+                        <wps:txbx>
+                          <w:txbxContent>
+                            <w:p>
+                              <w:pPr>
+                                <w:jc w:val="center"/>
+                                <w:rPr>
+                                  <w:rFonts w:eastAsia="Aptos"/>
+                                  <w:b/>
+                                  <w:bCs/>
+                                  <w:szCs w:val="24"/>
+                                  <w14:ligatures w14:val="none"/>
+                                </w:rPr>
+                              </w:pPr>
+                              <w:r>
+                                <w:rPr>
+                                  <w:rFonts w:eastAsia="Aptos"/>
+                                  <w:b/>
+                                  <w:bCs/>
+                                  <w:szCs w:val="24"/>
+                                  <w14:ligatures w14:val="none"/>
+                                </w:rPr>
+                                <w:t>É necessária uma ação local?</w:t>
+                              </w:r>
+                            </w:p>
+                            <w:p>
+                              <w:pPr>
+                                <w:jc w:val="center"/>
+                                <w:rPr>
+                                  <w:rFonts w:eastAsia="Aptos"/>
+                                  <w:b/>
+                                  <w:bCs/>
+                                </w:rPr>
+                              </w:pPr>
+                              <w:r>
+                                <w:rPr>
+                                  <w:rFonts w:eastAsia="Aptos"/>
+                                  <w:b/>
+                                  <w:bCs/>
+                                </w:rPr>
+                                <w:t> </w:t>
+                              </w:r>
+                            </w:p>
+                          </w:txbxContent>
+                        </wps:txbx>
+                        <wps:bodyPr rot="0" spcFirstLastPara="0" vert="horz" wrap="square" lIns="91440" tIns="45720" rIns="91440" bIns="45720" numCol="1" spcCol="0" rtlCol="0" fromWordArt="0" anchor="ctr" anchorCtr="0" forceAA="0" compatLnSpc="1">
+                          <a:prstTxWarp prst="textNoShape">
+                            <a:avLst/>
+                          </a:prstTxWarp>
+                          <a:noAutofit/>
+                        </wps:bodyPr>
+                      </wps:wsp>
+                      <wps:wsp>
+                        <wps:cNvPr id="1052300365" name="Fluxograma: Decisão 1052300365"/>
+                        <wps:cNvSpPr/>
+                        <wps:spPr>
+                          <a:xfrm>
+                            <a:off x="421035" y="2120268"/>
+                            <a:ext cx="1274400" cy="712800"/>
+                          </a:xfrm>
+                          <a:prstGeom prst="flowChartDecision">
+                            <a:avLst/>
+                          </a:prstGeom>
+                          <a:ln/>
+                        </wps:spPr>
+                        <wps:style>
+                          <a:lnRef idx="2">
+                            <a:schemeClr val="accent6">
+                              <a:shade val="15000"/>
+                            </a:schemeClr>
+                          </a:lnRef>
+                          <a:fillRef idx="1">
+                            <a:schemeClr val="accent6"/>
+                          </a:fillRef>
+                          <a:effectRef idx="0">
+                            <a:schemeClr val="accent6"/>
+                          </a:effectRef>
+                          <a:fontRef idx="minor">
+                            <a:schemeClr val="lt1"/>
+                          </a:fontRef>
+                        </wps:style>
+                        <wps:txbx>
+                          <w:txbxContent>
+                            <w:p>
+                              <w:pPr>
+                                <w:jc w:val="center"/>
+                              </w:pPr>
+                              <w:r>
+                                <w:t>Sim</w:t>
+                              </w:r>
+                            </w:p>
+                          </w:txbxContent>
+                        </wps:txbx>
+                        <wps:bodyPr rot="0" spcFirstLastPara="0" vertOverflow="overflow" horzOverflow="overflow" vert="horz" wrap="square" lIns="91440" tIns="45720" rIns="91440" bIns="45720" numCol="1" spcCol="0" rtlCol="0" fromWordArt="0" anchor="ctr" anchorCtr="0" forceAA="0" compatLnSpc="1">
+                          <a:prstTxWarp prst="textNoShape">
+                            <a:avLst/>
+                          </a:prstTxWarp>
+                          <a:noAutofit/>
+                        </wps:bodyPr>
+                      </wps:wsp>
+                      <wps:wsp>
+                        <wps:cNvPr id="222185008" name="Fluxograma: Decisão 222185008"/>
+                        <wps:cNvSpPr/>
+                        <wps:spPr>
+                          <a:xfrm>
+                            <a:off x="2877200" y="2145036"/>
+                            <a:ext cx="1314000" cy="712800"/>
+                          </a:xfrm>
+                          <a:prstGeom prst="flowChartDecision">
+                            <a:avLst/>
+                          </a:prstGeom>
+                          <a:solidFill>
+                            <a:srgbClr val="C00000"/>
+                          </a:solidFill>
+                          <a:ln/>
+                        </wps:spPr>
+                        <wps:style>
+                          <a:lnRef idx="2">
+                            <a:schemeClr val="dk1">
+                              <a:shade val="15000"/>
+                            </a:schemeClr>
+                          </a:lnRef>
+                          <a:fillRef idx="1">
+                            <a:schemeClr val="dk1"/>
+                          </a:fillRef>
+                          <a:effectRef idx="0">
+                            <a:schemeClr val="dk1"/>
+                          </a:effectRef>
+                          <a:fontRef idx="minor">
+                            <a:schemeClr val="lt1"/>
+                          </a:fontRef>
+                        </wps:style>
+                        <wps:txbx>
+                          <w:txbxContent>
+                            <w:p>
+                              <w:pPr>
+                                <w:jc w:val="center"/>
+                              </w:pPr>
+                              <w:r>
+                                <w:t>Não</w:t>
+                              </w:r>
+                            </w:p>
+                          </w:txbxContent>
+                        </wps:txbx>
+                        <wps:bodyPr rot="0" spcFirstLastPara="0" vert="horz" wrap="square" lIns="91440" tIns="45720" rIns="91440" bIns="45720" numCol="1" spcCol="0" rtlCol="0" fromWordArt="0" anchor="ctr" anchorCtr="0" forceAA="0" compatLnSpc="1">
+                          <a:prstTxWarp prst="textNoShape">
+                            <a:avLst/>
+                          </a:prstTxWarp>
+                          <a:noAutofit/>
+                        </wps:bodyPr>
+                      </wps:wsp>
+                      <wps:wsp>
+                        <wps:cNvPr id="510989224" name="Conexão reta unidirecional 510989224"/>
+                        <wps:cNvCnPr>
+                          <a:stCxn id="805085924" idx="2"/>
+                          <a:endCxn id="1052300365" idx="0"/>
+                        </wps:cNvCnPr>
+                        <wps:spPr>
+                          <a:xfrm flipH="1">
+                            <a:off x="1058235" y="1951593"/>
+                            <a:ext cx="1120565" cy="168675"/>
+                          </a:xfrm>
+                          <a:prstGeom prst="straightConnector1">
+                            <a:avLst/>
+                          </a:prstGeom>
+                          <a:ln>
+                            <a:tailEnd type="triangle"/>
+                          </a:ln>
+                        </wps:spPr>
+                        <wps:style>
+                          <a:lnRef idx="3">
+                            <a:schemeClr val="dk1"/>
+                          </a:lnRef>
+                          <a:fillRef idx="0">
+                            <a:schemeClr val="dk1"/>
+                          </a:fillRef>
+                          <a:effectRef idx="2">
+                            <a:schemeClr val="dk1"/>
+                          </a:effectRef>
+                          <a:fontRef idx="minor">
+                            <a:schemeClr val="tx1"/>
+                          </a:fontRef>
+                        </wps:style>
+                        <wps:bodyPr/>
+                      </wps:wsp>
+                      <wps:wsp>
+                        <wps:cNvPr id="1897233620" name="Conexão reta unidirecional 1897233620"/>
+                        <wps:cNvCnPr>
+                          <a:stCxn id="805085924" idx="2"/>
+                          <a:endCxn id="222185008" idx="0"/>
+                        </wps:cNvCnPr>
+                        <wps:spPr>
+                          <a:xfrm>
+                            <a:off x="2178800" y="1951593"/>
+                            <a:ext cx="1355400" cy="193443"/>
+                          </a:xfrm>
+                          <a:prstGeom prst="straightConnector1">
+                            <a:avLst/>
+                          </a:prstGeom>
+                          <a:ln>
+                            <a:tailEnd type="triangle"/>
+                          </a:ln>
+                        </wps:spPr>
+                        <wps:style>
+                          <a:lnRef idx="3">
+                            <a:schemeClr val="dk1"/>
+                          </a:lnRef>
+                          <a:fillRef idx="0">
+                            <a:schemeClr val="dk1"/>
+                          </a:fillRef>
+                          <a:effectRef idx="2">
+                            <a:schemeClr val="dk1"/>
+                          </a:effectRef>
+                          <a:fontRef idx="minor">
+                            <a:schemeClr val="tx1"/>
+                          </a:fontRef>
+                        </wps:style>
+                        <wps:bodyPr/>
+                      </wps:wsp>
+                      <wps:wsp>
+                        <wps:cNvPr id="473107412" name="Fluxograma: Processo Alternativo 473107412"/>
+                        <wps:cNvSpPr/>
+                        <wps:spPr>
+                          <a:xfrm>
+                            <a:off x="142995" y="3062376"/>
+                            <a:ext cx="1836000" cy="507600"/>
+                          </a:xfrm>
+                          <a:prstGeom prst="flowChartAlternateProcess">
+                            <a:avLst/>
+                          </a:prstGeom>
+                        </wps:spPr>
+                        <wps:style>
+                          <a:lnRef idx="3">
+                            <a:schemeClr val="lt1"/>
+                          </a:lnRef>
+                          <a:fillRef idx="1">
+                            <a:schemeClr val="accent1"/>
+                          </a:fillRef>
+                          <a:effectRef idx="1">
+                            <a:schemeClr val="accent1"/>
+                          </a:effectRef>
+                          <a:fontRef idx="minor">
+                            <a:schemeClr val="lt1"/>
+                          </a:fontRef>
+                        </wps:style>
+                        <wps:txbx>
+                          <w:txbxContent>
+                            <w:p>
+                              <w:pPr>
+                                <w:jc w:val="center"/>
+                                <w:rPr>
+                                  <w:rFonts w:eastAsia="Aptos"/>
+                                  <w:b/>
+                                  <w:bCs/>
+                                  <w:szCs w:val="24"/>
+                                  <w14:ligatures w14:val="none"/>
+                                </w:rPr>
+                              </w:pPr>
+                              <w:r>
+                                <w:rPr>
+                                  <w:rFonts w:eastAsia="Aptos"/>
+                                  <w:b/>
+                                  <w:bCs/>
+                                </w:rPr>
+                                <w:t>Executar ação</w:t>
+                              </w:r>
+                            </w:p>
+                            <w:p>
+                              <w:pPr>
+                                <w:jc w:val="center"/>
+                                <w:rPr>
+                                  <w:rFonts w:eastAsia="Aptos"/>
+                                  <w:b/>
+                                  <w:bCs/>
+                                </w:rPr>
+                              </w:pPr>
+                              <w:r>
+                                <w:rPr>
+                                  <w:rFonts w:eastAsia="Aptos"/>
+                                  <w:b/>
+                                  <w:bCs/>
+                                </w:rPr>
+                                <w:t> </w:t>
+                              </w:r>
+                            </w:p>
+                          </w:txbxContent>
+                        </wps:txbx>
+                        <wps:bodyPr rot="0" spcFirstLastPara="0" vert="horz" wrap="square" lIns="91440" tIns="45720" rIns="91440" bIns="45720" numCol="1" spcCol="0" rtlCol="0" fromWordArt="0" anchor="ctr" anchorCtr="0" forceAA="0" compatLnSpc="1">
+                          <a:prstTxWarp prst="textNoShape">
+                            <a:avLst/>
+                          </a:prstTxWarp>
+                          <a:noAutofit/>
+                        </wps:bodyPr>
+                      </wps:wsp>
+                      <wps:wsp>
+                        <wps:cNvPr id="10071760" name="Fluxograma: Processo Alternativo 10071760"/>
+                        <wps:cNvSpPr/>
+                        <wps:spPr>
+                          <a:xfrm>
+                            <a:off x="2623820" y="3054756"/>
+                            <a:ext cx="1836000" cy="507600"/>
+                          </a:xfrm>
+                          <a:prstGeom prst="flowChartAlternateProcess">
+                            <a:avLst/>
+                          </a:prstGeom>
+                        </wps:spPr>
+                        <wps:style>
+                          <a:lnRef idx="3">
+                            <a:schemeClr val="lt1"/>
+                          </a:lnRef>
+                          <a:fillRef idx="1">
+                            <a:schemeClr val="accent1"/>
+                          </a:fillRef>
+                          <a:effectRef idx="1">
+                            <a:schemeClr val="accent1"/>
+                          </a:effectRef>
+                          <a:fontRef idx="minor">
+                            <a:schemeClr val="lt1"/>
+                          </a:fontRef>
+                        </wps:style>
+                        <wps:txbx>
+                          <w:txbxContent>
+                            <w:p>
+                              <w:pPr>
+                                <w:jc w:val="center"/>
+                                <w:rPr>
+                                  <w:rFonts w:eastAsia="Aptos"/>
+                                  <w:b/>
+                                  <w:bCs/>
+                                  <w:szCs w:val="24"/>
+                                  <w14:ligatures w14:val="none"/>
+                                </w:rPr>
+                              </w:pPr>
+                              <w:r>
+                                <w:rPr>
+                                  <w:rFonts w:eastAsia="Aptos"/>
+                                  <w:b/>
+                                  <w:bCs/>
+                                </w:rPr>
+                                <w:t>Continuar o fluxo</w:t>
+                              </w:r>
+                            </w:p>
+                            <w:p>
+                              <w:pPr>
+                                <w:jc w:val="center"/>
+                                <w:rPr>
+                                  <w:rFonts w:eastAsia="Aptos"/>
+                                  <w:b/>
+                                  <w:bCs/>
+                                </w:rPr>
+                              </w:pPr>
+                              <w:r>
+                                <w:rPr>
+                                  <w:rFonts w:eastAsia="Aptos"/>
+                                  <w:b/>
+                                  <w:bCs/>
+                                </w:rPr>
+                                <w:t> </w:t>
+                              </w:r>
+                            </w:p>
+                          </w:txbxContent>
+                        </wps:txbx>
+                        <wps:bodyPr rot="0" spcFirstLastPara="0" vert="horz" wrap="square" lIns="91440" tIns="45720" rIns="91440" bIns="45720" numCol="1" spcCol="0" rtlCol="0" fromWordArt="0" anchor="ctr" anchorCtr="0" forceAA="0" compatLnSpc="1">
+                          <a:prstTxWarp prst="textNoShape">
+                            <a:avLst/>
+                          </a:prstTxWarp>
+                          <a:noAutofit/>
+                        </wps:bodyPr>
+                      </wps:wsp>
+                      <wps:wsp>
+                        <wps:cNvPr id="494985780" name="Conexão reta unidirecional 494985780"/>
+                        <wps:cNvCnPr>
+                          <a:stCxn id="886918090" idx="2"/>
+                          <a:endCxn id="954986492" idx="0"/>
+                        </wps:cNvCnPr>
+                        <wps:spPr>
+                          <a:xfrm>
+                            <a:off x="2178800" y="507600"/>
+                            <a:ext cx="0" cy="255038"/>
+                          </a:xfrm>
+                          <a:prstGeom prst="straightConnector1">
+                            <a:avLst/>
+                          </a:prstGeom>
+                          <a:ln>
+                            <a:tailEnd type="triangle"/>
+                          </a:ln>
+                        </wps:spPr>
+                        <wps:style>
+                          <a:lnRef idx="3">
+                            <a:schemeClr val="dk1"/>
+                          </a:lnRef>
+                          <a:fillRef idx="0">
+                            <a:schemeClr val="dk1"/>
+                          </a:fillRef>
+                          <a:effectRef idx="2">
+                            <a:schemeClr val="dk1"/>
+                          </a:effectRef>
+                          <a:fontRef idx="minor">
+                            <a:schemeClr val="tx1"/>
+                          </a:fontRef>
+                        </wps:style>
+                        <wps:bodyPr/>
+                      </wps:wsp>
+                      <wps:wsp>
+                        <wps:cNvPr id="1492800559" name="Conexão reta unidirecional 1492800559"/>
+                        <wps:cNvCnPr>
+                          <a:stCxn id="954986492" idx="2"/>
+                          <a:endCxn id="805085924" idx="0"/>
+                        </wps:cNvCnPr>
+                        <wps:spPr>
+                          <a:xfrm>
+                            <a:off x="2178800" y="1270238"/>
+                            <a:ext cx="0" cy="173755"/>
+                          </a:xfrm>
+                          <a:prstGeom prst="straightConnector1">
+                            <a:avLst/>
+                          </a:prstGeom>
+                          <a:ln>
+                            <a:tailEnd type="triangle"/>
+                          </a:ln>
+                        </wps:spPr>
+                        <wps:style>
+                          <a:lnRef idx="3">
+                            <a:schemeClr val="dk1"/>
+                          </a:lnRef>
+                          <a:fillRef idx="0">
+                            <a:schemeClr val="dk1"/>
+                          </a:fillRef>
+                          <a:effectRef idx="2">
+                            <a:schemeClr val="dk1"/>
+                          </a:effectRef>
+                          <a:fontRef idx="minor">
+                            <a:schemeClr val="tx1"/>
+                          </a:fontRef>
+                        </wps:style>
+                        <wps:bodyPr/>
+                      </wps:wsp>
+                      <wps:wsp>
+                        <wps:cNvPr id="1755869893" name="Conexão reta unidirecional 1755869893"/>
+                        <wps:cNvCnPr>
+                          <a:stCxn id="1052300365" idx="2"/>
+                          <a:endCxn id="473107412" idx="0"/>
+                        </wps:cNvCnPr>
+                        <wps:spPr>
+                          <a:xfrm>
+                            <a:off x="1058235" y="2833068"/>
+                            <a:ext cx="2760" cy="229308"/>
+                          </a:xfrm>
+                          <a:prstGeom prst="straightConnector1">
+                            <a:avLst/>
+                          </a:prstGeom>
+                          <a:ln>
+                            <a:tailEnd type="triangle"/>
+                          </a:ln>
+                        </wps:spPr>
+                        <wps:style>
+                          <a:lnRef idx="3">
+                            <a:schemeClr val="dk1"/>
+                          </a:lnRef>
+                          <a:fillRef idx="0">
+                            <a:schemeClr val="dk1"/>
+                          </a:fillRef>
+                          <a:effectRef idx="2">
+                            <a:schemeClr val="dk1"/>
+                          </a:effectRef>
+                          <a:fontRef idx="minor">
+                            <a:schemeClr val="tx1"/>
+                          </a:fontRef>
+                        </wps:style>
+                        <wps:bodyPr/>
+                      </wps:wsp>
+                      <wps:wsp>
+                        <wps:cNvPr id="285435373" name="Conexão reta unidirecional 285435373"/>
+                        <wps:cNvCnPr>
+                          <a:stCxn id="222185008" idx="2"/>
+                          <a:endCxn id="10071760" idx="0"/>
+                        </wps:cNvCnPr>
+                        <wps:spPr>
+                          <a:xfrm>
+                            <a:off x="3534200" y="2857836"/>
+                            <a:ext cx="7620" cy="196920"/>
+                          </a:xfrm>
+                          <a:prstGeom prst="straightConnector1">
+                            <a:avLst/>
+                          </a:prstGeom>
+                          <a:ln>
+                            <a:tailEnd type="triangle"/>
+                          </a:ln>
+                        </wps:spPr>
+                        <wps:style>
+                          <a:lnRef idx="3">
+                            <a:schemeClr val="dk1"/>
+                          </a:lnRef>
+                          <a:fillRef idx="0">
+                            <a:schemeClr val="dk1"/>
+                          </a:fillRef>
+                          <a:effectRef idx="2">
+                            <a:schemeClr val="dk1"/>
+                          </a:effectRef>
+                          <a:fontRef idx="minor">
+                            <a:schemeClr val="tx1"/>
+                          </a:fontRef>
+                        </wps:style>
+                        <wps:bodyPr/>
+                      </wps:wsp>
+                      <wps:wsp>
+                        <wps:cNvPr id="1089727502" name="Fluxograma: Processo Alternativo 1089727502"/>
+                        <wps:cNvSpPr/>
+                        <wps:spPr>
+                          <a:xfrm>
+                            <a:off x="252760" y="3785873"/>
+                            <a:ext cx="4024800" cy="507600"/>
+                          </a:xfrm>
+                          <a:prstGeom prst="flowChartAlternateProcess">
+                            <a:avLst/>
+                          </a:prstGeom>
+                        </wps:spPr>
+                        <wps:style>
+                          <a:lnRef idx="3">
+                            <a:schemeClr val="lt1"/>
+                          </a:lnRef>
+                          <a:fillRef idx="1">
+                            <a:schemeClr val="accent1"/>
+                          </a:fillRef>
+                          <a:effectRef idx="1">
+                            <a:schemeClr val="accent1"/>
+                          </a:effectRef>
+                          <a:fontRef idx="minor">
+                            <a:schemeClr val="lt1"/>
+                          </a:fontRef>
+                        </wps:style>
+                        <wps:txbx>
+                          <w:txbxContent>
+                            <w:p>
+                              <w:pPr>
+                                <w:jc w:val="center"/>
+                                <w:rPr>
+                                  <w:rFonts w:eastAsia="Aptos"/>
+                                  <w:b/>
+                                  <w:bCs/>
+                                  <w:szCs w:val="24"/>
+                                  <w14:ligatures w14:val="none"/>
+                                </w:rPr>
+                              </w:pPr>
+                              <w:r>
+                                <w:rPr>
+                                  <w:rFonts w:eastAsia="Aptos"/>
+                                  <w:b/>
+                                  <w:bCs/>
+                                  <w:szCs w:val="24"/>
+                                  <w14:ligatures w14:val="none"/>
+                                </w:rPr>
+                                <w:t>Transmissão pela rede</w:t>
+                              </w:r>
+                            </w:p>
+                            <w:p>
+                              <w:pPr>
+                                <w:jc w:val="center"/>
+                                <w:rPr>
+                                  <w:rFonts w:eastAsia="Aptos"/>
+                                  <w:b/>
+                                  <w:bCs/>
+                                </w:rPr>
+                              </w:pPr>
+                              <w:r>
+                                <w:rPr>
+                                  <w:rFonts w:eastAsia="Aptos"/>
+                                  <w:b/>
+                                  <w:bCs/>
+                                </w:rPr>
+                                <w:t> </w:t>
+                              </w:r>
+                            </w:p>
+                          </w:txbxContent>
+                        </wps:txbx>
+                        <wps:bodyPr rot="0" spcFirstLastPara="0" vert="horz" wrap="square" lIns="91440" tIns="45720" rIns="91440" bIns="45720" numCol="1" spcCol="0" rtlCol="0" fromWordArt="0" anchor="ctr" anchorCtr="0" forceAA="0" compatLnSpc="1">
+                          <a:prstTxWarp prst="textNoShape">
+                            <a:avLst/>
+                          </a:prstTxWarp>
+                          <a:noAutofit/>
+                        </wps:bodyPr>
+                      </wps:wsp>
+                      <wps:wsp>
+                        <wps:cNvPr id="397091889" name="Conexão reta unidirecional 397091889"/>
+                        <wps:cNvCnPr>
+                          <a:stCxn id="473107412" idx="2"/>
+                          <a:endCxn id="1089727502" idx="0"/>
+                        </wps:cNvCnPr>
+                        <wps:spPr>
+                          <a:xfrm>
+                            <a:off x="1060995" y="3569976"/>
+                            <a:ext cx="1204165" cy="215897"/>
+                          </a:xfrm>
+                          <a:prstGeom prst="straightConnector1">
+                            <a:avLst/>
+                          </a:prstGeom>
+                          <a:ln>
+                            <a:tailEnd type="triangle"/>
+                          </a:ln>
+                        </wps:spPr>
+                        <wps:style>
+                          <a:lnRef idx="3">
+                            <a:schemeClr val="dk1"/>
+                          </a:lnRef>
+                          <a:fillRef idx="0">
+                            <a:schemeClr val="dk1"/>
+                          </a:fillRef>
+                          <a:effectRef idx="2">
+                            <a:schemeClr val="dk1"/>
+                          </a:effectRef>
+                          <a:fontRef idx="minor">
+                            <a:schemeClr val="tx1"/>
+                          </a:fontRef>
+                        </wps:style>
+                        <wps:bodyPr/>
+                      </wps:wsp>
+                      <wps:wsp>
+                        <wps:cNvPr id="317297054" name="Conexão reta unidirecional 317297054"/>
+                        <wps:cNvCnPr>
+                          <a:stCxn id="10071760" idx="2"/>
+                          <a:endCxn id="1089727502" idx="0"/>
+                        </wps:cNvCnPr>
+                        <wps:spPr>
+                          <a:xfrm flipH="1">
+                            <a:off x="2265160" y="3562356"/>
+                            <a:ext cx="1276660" cy="223517"/>
+                          </a:xfrm>
+                          <a:prstGeom prst="straightConnector1">
+                            <a:avLst/>
+                          </a:prstGeom>
+                          <a:ln>
+                            <a:tailEnd type="triangle"/>
+                          </a:ln>
+                        </wps:spPr>
+                        <wps:style>
+                          <a:lnRef idx="3">
+                            <a:schemeClr val="dk1"/>
+                          </a:lnRef>
+                          <a:fillRef idx="0">
+                            <a:schemeClr val="dk1"/>
+                          </a:fillRef>
+                          <a:effectRef idx="2">
+                            <a:schemeClr val="dk1"/>
+                          </a:effectRef>
+                          <a:fontRef idx="minor">
+                            <a:schemeClr val="tx1"/>
+                          </a:fontRef>
+                        </wps:style>
+                        <wps:bodyPr/>
+                      </wps:wsp>
+                      <wps:wsp>
+                        <wps:cNvPr id="1781379624" name="Fluxograma: Processo Alternativo 1781379624"/>
+                        <wps:cNvSpPr/>
+                        <wps:spPr>
+                          <a:xfrm>
+                            <a:off x="252760" y="4404134"/>
+                            <a:ext cx="4024800" cy="507600"/>
+                          </a:xfrm>
+                          <a:prstGeom prst="flowChartAlternateProcess">
+                            <a:avLst/>
+                          </a:prstGeom>
+                        </wps:spPr>
+                        <wps:style>
+                          <a:lnRef idx="3">
+                            <a:schemeClr val="lt1"/>
+                          </a:lnRef>
+                          <a:fillRef idx="1">
+                            <a:schemeClr val="accent2"/>
+                          </a:fillRef>
+                          <a:effectRef idx="1">
+                            <a:schemeClr val="accent2"/>
+                          </a:effectRef>
+                          <a:fontRef idx="minor">
+                            <a:schemeClr val="lt1"/>
+                          </a:fontRef>
+                        </wps:style>
+                        <wps:txbx>
+                          <w:txbxContent>
+                            <w:p>
+                              <w:pPr>
+                                <w:jc w:val="center"/>
+                                <w:rPr>
+                                  <w:rFonts w:eastAsia="Aptos"/>
+                                  <w:b/>
+                                  <w:bCs/>
+                                  <w:szCs w:val="24"/>
+                                  <w14:ligatures w14:val="none"/>
+                                </w:rPr>
+                              </w:pPr>
+                              <w:r>
+                                <w:rPr>
+                                  <w:rFonts w:eastAsia="Aptos"/>
+                                  <w:b/>
+                                  <w:bCs/>
+                                </w:rPr>
+                                <w:t>É necessário armazenar?</w:t>
+                              </w:r>
+                            </w:p>
+                            <w:p>
+                              <w:pPr>
+                                <w:jc w:val="center"/>
+                                <w:rPr>
+                                  <w:rFonts w:eastAsia="Aptos"/>
+                                  <w:b/>
+                                  <w:bCs/>
+                                </w:rPr>
+                              </w:pPr>
+                              <w:r>
+                                <w:rPr>
+                                  <w:rFonts w:eastAsia="Aptos"/>
+                                  <w:b/>
+                                  <w:bCs/>
+                                </w:rPr>
+                                <w:t> </w:t>
+                              </w:r>
+                            </w:p>
+                          </w:txbxContent>
+                        </wps:txbx>
+                        <wps:bodyPr rot="0" spcFirstLastPara="0" vert="horz" wrap="square" lIns="91440" tIns="45720" rIns="91440" bIns="45720" numCol="1" spcCol="0" rtlCol="0" fromWordArt="0" anchor="ctr" anchorCtr="0" forceAA="0" compatLnSpc="1">
+                          <a:prstTxWarp prst="textNoShape">
+                            <a:avLst/>
+                          </a:prstTxWarp>
+                          <a:noAutofit/>
+                        </wps:bodyPr>
+                      </wps:wsp>
+                      <wps:wsp>
+                        <wps:cNvPr id="320361302" name="Conexão reta unidirecional 320361302"/>
+                        <wps:cNvCnPr>
+                          <a:stCxn id="1089727502" idx="2"/>
+                          <a:endCxn id="1781379624" idx="0"/>
+                        </wps:cNvCnPr>
+                        <wps:spPr>
+                          <a:xfrm>
+                            <a:off x="2265160" y="4293473"/>
+                            <a:ext cx="0" cy="110661"/>
+                          </a:xfrm>
+                          <a:prstGeom prst="straightConnector1">
+                            <a:avLst/>
+                          </a:prstGeom>
+                          <a:ln>
+                            <a:tailEnd type="triangle"/>
+                          </a:ln>
+                        </wps:spPr>
+                        <wps:style>
+                          <a:lnRef idx="3">
+                            <a:schemeClr val="dk1"/>
+                          </a:lnRef>
+                          <a:fillRef idx="0">
+                            <a:schemeClr val="dk1"/>
+                          </a:fillRef>
+                          <a:effectRef idx="2">
+                            <a:schemeClr val="dk1"/>
+                          </a:effectRef>
+                          <a:fontRef idx="minor">
+                            <a:schemeClr val="tx1"/>
+                          </a:fontRef>
+                        </wps:style>
+                        <wps:bodyPr/>
+                      </wps:wsp>
+                      <wps:wsp>
+                        <wps:cNvPr id="1850649375" name="Fluxograma: Decisão 1850649375"/>
+                        <wps:cNvSpPr/>
+                        <wps:spPr>
+                          <a:xfrm>
+                            <a:off x="499140" y="5072383"/>
+                            <a:ext cx="1274400" cy="712800"/>
+                          </a:xfrm>
+                          <a:prstGeom prst="flowChartDecision">
+                            <a:avLst/>
+                          </a:prstGeom>
+                          <a:ln/>
+                        </wps:spPr>
+                        <wps:style>
+                          <a:lnRef idx="2">
+                            <a:schemeClr val="accent6">
+                              <a:shade val="15000"/>
+                            </a:schemeClr>
+                          </a:lnRef>
+                          <a:fillRef idx="1">
+                            <a:schemeClr val="accent6"/>
+                          </a:fillRef>
+                          <a:effectRef idx="0">
+                            <a:schemeClr val="accent6"/>
+                          </a:effectRef>
+                          <a:fontRef idx="minor">
+                            <a:schemeClr val="lt1"/>
+                          </a:fontRef>
+                        </wps:style>
+                        <wps:txbx>
+                          <w:txbxContent>
+                            <w:p>
+                              <w:pPr>
+                                <w:jc w:val="center"/>
+                                <w:rPr>
+                                  <w:rFonts w:eastAsia="Aptos"/>
+                                  <w:szCs w:val="24"/>
+                                  <w14:ligatures w14:val="none"/>
+                                </w:rPr>
+                              </w:pPr>
+                              <w:r>
+                                <w:rPr>
+                                  <w:rFonts w:eastAsia="Aptos"/>
+                                </w:rPr>
+                                <w:t>Sim</w:t>
+                              </w:r>
+                            </w:p>
+                          </w:txbxContent>
+                        </wps:txbx>
+                        <wps:bodyPr rot="0" spcFirstLastPara="0" vert="horz" wrap="square" lIns="91440" tIns="45720" rIns="91440" bIns="45720" numCol="1" spcCol="0" rtlCol="0" fromWordArt="0" anchor="ctr" anchorCtr="0" forceAA="0" compatLnSpc="1">
+                          <a:prstTxWarp prst="textNoShape">
+                            <a:avLst/>
+                          </a:prstTxWarp>
+                          <a:noAutofit/>
+                        </wps:bodyPr>
+                      </wps:wsp>
+                      <wps:wsp>
+                        <wps:cNvPr id="115438512" name="Fluxograma: Decisão 115438512"/>
+                        <wps:cNvSpPr/>
+                        <wps:spPr>
+                          <a:xfrm>
+                            <a:off x="2979415" y="5072383"/>
+                            <a:ext cx="1314000" cy="712800"/>
+                          </a:xfrm>
+                          <a:prstGeom prst="flowChartDecision">
+                            <a:avLst/>
+                          </a:prstGeom>
+                          <a:solidFill>
+                            <a:srgbClr val="C00000"/>
+                          </a:solidFill>
+                          <a:ln/>
+                        </wps:spPr>
+                        <wps:style>
+                          <a:lnRef idx="2">
+                            <a:schemeClr val="dk1">
+                              <a:shade val="15000"/>
+                            </a:schemeClr>
+                          </a:lnRef>
+                          <a:fillRef idx="1">
+                            <a:schemeClr val="dk1"/>
+                          </a:fillRef>
+                          <a:effectRef idx="0">
+                            <a:schemeClr val="dk1"/>
+                          </a:effectRef>
+                          <a:fontRef idx="minor">
+                            <a:schemeClr val="lt1"/>
+                          </a:fontRef>
+                        </wps:style>
+                        <wps:txbx>
+                          <w:txbxContent>
+                            <w:p>
+                              <w:pPr>
+                                <w:jc w:val="center"/>
+                                <w:rPr>
+                                  <w:rFonts w:eastAsia="Aptos"/>
+                                  <w:szCs w:val="24"/>
+                                  <w14:ligatures w14:val="none"/>
+                                </w:rPr>
+                              </w:pPr>
+                              <w:r>
+                                <w:rPr>
+                                  <w:rFonts w:eastAsia="Aptos"/>
+                                </w:rPr>
+                                <w:t>Não</w:t>
+                              </w:r>
+                            </w:p>
+                          </w:txbxContent>
+                        </wps:txbx>
+                        <wps:bodyPr rot="0" spcFirstLastPara="0" vert="horz" wrap="square" lIns="91440" tIns="45720" rIns="91440" bIns="45720" numCol="1" spcCol="0" rtlCol="0" fromWordArt="0" anchor="ctr" anchorCtr="0" forceAA="0" compatLnSpc="1">
+                          <a:prstTxWarp prst="textNoShape">
+                            <a:avLst/>
+                          </a:prstTxWarp>
+                          <a:noAutofit/>
+                        </wps:bodyPr>
+                      </wps:wsp>
+                      <wps:wsp>
+                        <wps:cNvPr id="621787972" name="Conexão reta unidirecional 621787972"/>
+                        <wps:cNvCnPr>
+                          <a:stCxn id="1781379624" idx="2"/>
+                          <a:endCxn id="1850649375" idx="0"/>
+                        </wps:cNvCnPr>
+                        <wps:spPr>
+                          <a:xfrm flipH="1">
+                            <a:off x="1136340" y="4911734"/>
+                            <a:ext cx="1128820" cy="160649"/>
+                          </a:xfrm>
+                          <a:prstGeom prst="straightConnector1">
+                            <a:avLst/>
+                          </a:prstGeom>
+                          <a:ln>
+                            <a:tailEnd type="triangle"/>
+                          </a:ln>
+                        </wps:spPr>
+                        <wps:style>
+                          <a:lnRef idx="3">
+                            <a:schemeClr val="dk1"/>
+                          </a:lnRef>
+                          <a:fillRef idx="0">
+                            <a:schemeClr val="dk1"/>
+                          </a:fillRef>
+                          <a:effectRef idx="2">
+                            <a:schemeClr val="dk1"/>
+                          </a:effectRef>
+                          <a:fontRef idx="minor">
+                            <a:schemeClr val="tx1"/>
+                          </a:fontRef>
+                        </wps:style>
+                        <wps:bodyPr/>
+                      </wps:wsp>
+                      <wps:wsp>
+                        <wps:cNvPr id="37940252" name="Conexão reta unidirecional 37940252"/>
+                        <wps:cNvCnPr>
+                          <a:stCxn id="1781379624" idx="2"/>
+                          <a:endCxn id="115438512" idx="0"/>
+                        </wps:cNvCnPr>
+                        <wps:spPr>
+                          <a:xfrm>
+                            <a:off x="2265160" y="4911734"/>
+                            <a:ext cx="1371255" cy="160649"/>
+                          </a:xfrm>
+                          <a:prstGeom prst="straightConnector1">
+                            <a:avLst/>
+                          </a:prstGeom>
+                          <a:ln>
+                            <a:tailEnd type="triangle"/>
+                          </a:ln>
+                        </wps:spPr>
+                        <wps:style>
+                          <a:lnRef idx="3">
+                            <a:schemeClr val="dk1"/>
+                          </a:lnRef>
+                          <a:fillRef idx="0">
+                            <a:schemeClr val="dk1"/>
+                          </a:fillRef>
+                          <a:effectRef idx="2">
+                            <a:schemeClr val="dk1"/>
+                          </a:effectRef>
+                          <a:fontRef idx="minor">
+                            <a:schemeClr val="tx1"/>
+                          </a:fontRef>
+                        </wps:style>
+                        <wps:bodyPr/>
+                      </wps:wsp>
+                      <wps:wsp>
+                        <wps:cNvPr id="2028776400" name="Fluxograma: Processo Alternativo 2028776400"/>
+                        <wps:cNvSpPr/>
+                        <wps:spPr>
+                          <a:xfrm>
+                            <a:off x="120230" y="6012612"/>
+                            <a:ext cx="2039620" cy="563880"/>
+                          </a:xfrm>
+                          <a:prstGeom prst="flowChartAlternateProcess">
+                            <a:avLst/>
+                          </a:prstGeom>
+                        </wps:spPr>
+                        <wps:style>
+                          <a:lnRef idx="3">
+                            <a:schemeClr val="lt1"/>
+                          </a:lnRef>
+                          <a:fillRef idx="1">
+                            <a:schemeClr val="accent1"/>
+                          </a:fillRef>
+                          <a:effectRef idx="1">
+                            <a:schemeClr val="accent1"/>
+                          </a:effectRef>
+                          <a:fontRef idx="minor">
+                            <a:schemeClr val="lt1"/>
+                          </a:fontRef>
+                        </wps:style>
+                        <wps:txbx>
+                          <w:txbxContent>
+                            <w:p>
+                              <w:pPr>
+                                <w:jc w:val="center"/>
+                                <w:rPr>
+                                  <w:rFonts w:eastAsia="Aptos"/>
+                                  <w:b/>
+                                  <w:bCs/>
+                                  <w:szCs w:val="24"/>
+                                  <w14:ligatures w14:val="none"/>
+                                </w:rPr>
+                              </w:pPr>
+                              <w:r>
+                                <w:rPr>
+                                  <w:rFonts w:eastAsia="Aptos"/>
+                                  <w:b/>
+                                  <w:bCs/>
+                                </w:rPr>
+                                <w:t>Executar ação</w:t>
+                              </w:r>
+                            </w:p>
+                            <w:p>
+                              <w:pPr>
+                                <w:jc w:val="center"/>
+                                <w:rPr>
+                                  <w:rFonts w:eastAsia="Aptos"/>
+                                  <w:b/>
+                                  <w:bCs/>
+                                </w:rPr>
+                              </w:pPr>
+                              <w:r>
+                                <w:rPr>
+                                  <w:rFonts w:eastAsia="Aptos"/>
+                                  <w:b/>
+                                  <w:bCs/>
+                                </w:rPr>
+                                <w:t> </w:t>
+                              </w:r>
+                            </w:p>
+                          </w:txbxContent>
+                        </wps:txbx>
+                        <wps:bodyPr rot="0" spcFirstLastPara="0" vert="horz" wrap="square" lIns="91440" tIns="45720" rIns="91440" bIns="45720" numCol="1" spcCol="0" rtlCol="0" fromWordArt="0" anchor="ctr" anchorCtr="0" forceAA="0" compatLnSpc="1">
+                          <a:prstTxWarp prst="textNoShape">
+                            <a:avLst/>
+                          </a:prstTxWarp>
+                          <a:noAutofit/>
+                        </wps:bodyPr>
+                      </wps:wsp>
+                      <wps:wsp>
+                        <wps:cNvPr id="1023591852" name="Fluxograma: Processo Alternativo 1023591852"/>
+                        <wps:cNvSpPr/>
+                        <wps:spPr>
+                          <a:xfrm>
+                            <a:off x="2623820" y="5999526"/>
+                            <a:ext cx="2039620" cy="563880"/>
+                          </a:xfrm>
+                          <a:prstGeom prst="flowChartAlternateProcess">
+                            <a:avLst/>
+                          </a:prstGeom>
+                        </wps:spPr>
+                        <wps:style>
+                          <a:lnRef idx="3">
+                            <a:schemeClr val="lt1"/>
+                          </a:lnRef>
+                          <a:fillRef idx="1">
+                            <a:schemeClr val="accent1"/>
+                          </a:fillRef>
+                          <a:effectRef idx="1">
+                            <a:schemeClr val="accent1"/>
+                          </a:effectRef>
+                          <a:fontRef idx="minor">
+                            <a:schemeClr val="lt1"/>
+                          </a:fontRef>
+                        </wps:style>
+                        <wps:txbx>
+                          <w:txbxContent>
+                            <w:p>
+                              <w:pPr>
+                                <w:jc w:val="center"/>
+                                <w:rPr>
+                                  <w:rFonts w:eastAsia="Aptos"/>
+                                  <w:b/>
+                                  <w:bCs/>
+                                  <w:szCs w:val="24"/>
+                                  <w14:ligatures w14:val="none"/>
+                                </w:rPr>
+                              </w:pPr>
+                              <w:r>
+                                <w:rPr>
+                                  <w:rFonts w:eastAsia="Aptos"/>
+                                  <w:b/>
+                                  <w:bCs/>
+                                </w:rPr>
+                                <w:t>Executar ação</w:t>
+                              </w:r>
+                            </w:p>
+                            <w:p>
+                              <w:pPr>
+                                <w:jc w:val="center"/>
+                                <w:rPr>
+                                  <w:rFonts w:eastAsia="Aptos"/>
+                                  <w:b/>
+                                  <w:bCs/>
+                                </w:rPr>
+                              </w:pPr>
+                              <w:r>
+                                <w:rPr>
+                                  <w:rFonts w:eastAsia="Aptos"/>
+                                  <w:b/>
+                                  <w:bCs/>
+                                </w:rPr>
+                                <w:t> </w:t>
+                              </w:r>
+                            </w:p>
+                          </w:txbxContent>
+                        </wps:txbx>
+                        <wps:bodyPr rot="0" spcFirstLastPara="0" vert="horz" wrap="square" lIns="91440" tIns="45720" rIns="91440" bIns="45720" numCol="1" spcCol="0" rtlCol="0" fromWordArt="0" anchor="ctr" anchorCtr="0" forceAA="0" compatLnSpc="1">
+                          <a:prstTxWarp prst="textNoShape">
+                            <a:avLst/>
+                          </a:prstTxWarp>
+                          <a:noAutofit/>
+                        </wps:bodyPr>
+                      </wps:wsp>
+                      <wps:wsp>
+                        <wps:cNvPr id="1540224459" name="Conexão reta unidirecional 1540224459"/>
+                        <wps:cNvCnPr>
+                          <a:stCxn id="1850649375" idx="2"/>
+                          <a:endCxn id="2028776400" idx="0"/>
+                        </wps:cNvCnPr>
+                        <wps:spPr>
+                          <a:xfrm>
+                            <a:off x="1136340" y="5785183"/>
+                            <a:ext cx="3700" cy="227429"/>
+                          </a:xfrm>
+                          <a:prstGeom prst="straightConnector1">
+                            <a:avLst/>
+                          </a:prstGeom>
+                          <a:ln>
+                            <a:tailEnd type="triangle"/>
+                          </a:ln>
+                        </wps:spPr>
+                        <wps:style>
+                          <a:lnRef idx="3">
+                            <a:schemeClr val="dk1"/>
+                          </a:lnRef>
+                          <a:fillRef idx="0">
+                            <a:schemeClr val="dk1"/>
+                          </a:fillRef>
+                          <a:effectRef idx="2">
+                            <a:schemeClr val="dk1"/>
+                          </a:effectRef>
+                          <a:fontRef idx="minor">
+                            <a:schemeClr val="tx1"/>
+                          </a:fontRef>
+                        </wps:style>
+                        <wps:bodyPr/>
+                      </wps:wsp>
+                      <wps:wsp>
+                        <wps:cNvPr id="654080312" name="Conexão reta unidirecional 654080312"/>
+                        <wps:cNvCnPr>
+                          <a:stCxn id="115438512" idx="2"/>
+                          <a:endCxn id="1023591852" idx="0"/>
+                        </wps:cNvCnPr>
+                        <wps:spPr>
+                          <a:xfrm>
+                            <a:off x="3636415" y="5785183"/>
+                            <a:ext cx="7215" cy="214343"/>
+                          </a:xfrm>
+                          <a:prstGeom prst="straightConnector1">
+                            <a:avLst/>
+                          </a:prstGeom>
+                          <a:ln>
+                            <a:tailEnd type="triangle"/>
+                          </a:ln>
+                        </wps:spPr>
+                        <wps:style>
+                          <a:lnRef idx="3">
+                            <a:schemeClr val="dk1"/>
+                          </a:lnRef>
+                          <a:fillRef idx="0">
+                            <a:schemeClr val="dk1"/>
+                          </a:fillRef>
+                          <a:effectRef idx="2">
+                            <a:schemeClr val="dk1"/>
+                          </a:effectRef>
+                          <a:fontRef idx="minor">
+                            <a:schemeClr val="tx1"/>
+                          </a:fontRef>
+                        </wps:style>
+                        <wps:bodyPr/>
+                      </wps:wsp>
+                    </wpc:wpc>
+                  </a:graphicData>
+                </a:graphic>
+                <wp14:sizeRelH relativeFrom="margin">
+                  <wp14:pctWidth>0</wp14:pctWidth>
+                </wp14:sizeRelH>
+                <wp14:sizeRelV relativeFrom="margin">
+                  <wp14:pctHeight>0</wp14:pctHeight>
+                </wp14:sizeRelV>
+              </wp:anchor>
+            </w:drawing>
+          </mc:Choice>
+          <mc:Fallback>
+            <w:pict>
+              <v:group w14:anchorId="63175011" id="Juta 14" o:spid="_x0000_s1028" editas="canvas" style="position:absolute;left:0;text-align:left;margin-left:49.95pt;margin-top:34.5pt;width:367.2pt;height:559.8pt;z-index:-251648000;mso-width-relative:margin;mso-height-relative:margin" coordsize="46634,71094" o:gfxdata="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">
+                <v:shapetype id="_x0000_t75" coordsize="21600,21600" o:spt="75" o:preferrelative="t" path="m@4@5l@4@11@9@11@9@5xe" filled="f" stroked="f">
+                  <v:stroke joinstyle="miter"/>
+                  <v:formulas>
+                    <v:f eqn="if lineDrawn pixelLineWidth 0"/>
+                    <v:f eqn="sum @0 1 0"/>
+                    <v:f eqn="sum 0 0 @1"/>
+                    <v:f eqn="prod @2 1 2"/>
+                    <v:f eqn="prod @3 21600 pixelWidth"/>
+                    <v:f eqn="prod @3 21600 pixelHeight"/>
+                    <v:f eqn="sum @0 0 1"/>
+                    <v:f eqn="prod @6 1 2"/>
+                    <v:f eqn="prod @7 21600 pixelWidth"/>
+                    <v:f eqn="sum @8 21600 0"/>
+                    <v:f eqn="prod @7 21600 pixelHeight"/>
+                    <v:f eqn="sum @10 21600 0"/>
+                  </v:formulas>
+                  <v:path o:extrusionok="f" gradientshapeok="t" o:connecttype="rect"/>
+                  <o:lock v:ext="edit" aspectratio="t"/>
+                </v:shapetype>
+                <v:shape id="_x0000_s1029" type="#_x0000_t75" style="position:absolute;width:46634;height:71094;visibility:visible;mso-wrap-style:square" filled="t">
+                  <v:fill o:detectmouseclick="t"/>
+                  <v:path o:connecttype="none"/>
+                </v:shape>
+                <v:shapetype id="_x0000_t176" coordsize="21600,21600" o:spt="176" adj="2700" path="m@0,qx0@0l0@2qy@0,21600l@1,21600qx21600@2l21600@0qy@1,xe">
+                  <v:stroke joinstyle="miter"/>
+                  <v:formulas>
+                    <v:f eqn="val #0"/>
+                    <v:f eqn="sum width 0 #0"/>
+                    <v:f eqn="sum height 0 #0"/>
+                    <v:f eqn="prod @0 2929 10000"/>
+                    <v:f eqn="sum width 0 @3"/>
+                    <v:f eqn="sum height 0 @3"/>
+                    <v:f eqn="val width"/>
+                    <v:f eqn="val height"/>
+                    <v:f eqn="prod width 1 2"/>
+                    <v:f eqn="prod height 1 2"/>
+                  </v:formulas>
+                  <v:path gradientshapeok="t" limo="10800,10800" o:connecttype="custom" o:connectlocs="@8,0;0,@9;@8,@7;@6,@9" textboxrect="@3,@3,@4,@5"/>
+                </v:shapetype>
+                <v:shape id="Fluxograma: Processo Alternativo 886918090" o:spid="_x0000_s1030" type="#_x0000_t176" style="position:absolute;left:1664;width:40248;height:5076;visibility:visible;mso-wrap-style:square;v-text-anchor:middle" o:gfxdata="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" fillcolor="#156082 [3204]" strokecolor="#030e13 [484]" strokeweight="1pt">
+                  <v:textbox>
+                    <w:txbxContent>
+                      <w:p>
+                        <w:pPr>
+                          <w:jc w:val="center"/>
+                          <w:rPr>
+                            <w:b/>
+                            <w:bCs/>
+                          </w:rPr>
+                        </w:pPr>
+                        <w:r>
+                          <w:rPr>
+                            <w:b/>
+                            <w:bCs/>
+                          </w:rPr>
+                          <w:t>Recolha de dados (Sensores do dispositivo IoT)</w:t>
+                        </w:r>
+                      </w:p>
+                      <w:p>
+                        <w:pPr>
+                          <w:jc w:val="center"/>
+                          <w:rPr>
+                            <w:b/>
+                            <w:bCs/>
+                          </w:rPr>
+                        </w:pPr>
+                      </w:p>
+                    </w:txbxContent>
+                  </v:textbox>
+                </v:shape>
+                <v:shape id="Fluxograma: Processo Alternativo 954986492" o:spid="_x0000_s1031" type="#_x0000_t176" style="position:absolute;left:1664;top:7626;width:40248;height:5076;visibility:visible;mso-wrap-style:square;v-text-anchor:middle" o:gfxdata="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" fillcolor="#156082 [3204]" strokecolor="#030e13 [484]" strokeweight="1pt">
+                  <v:textbox>
+                    <w:txbxContent>
+                      <w:p>
+                        <w:pPr>
+                          <w:jc w:val="center"/>
+                          <w:rPr>
+                            <w:rFonts w:eastAsia="Aptos"/>
+                            <w:b/>
+                            <w:bCs/>
+                            <w:szCs w:val="24"/>
+                            <w14:ligatures w14:val="none"/>
+                          </w:rPr>
+                        </w:pPr>
+                        <w:r>
+                          <w:rPr>
+                            <w:rFonts w:eastAsia="Aptos"/>
+                            <w:b/>
+                            <w:bCs/>
+                          </w:rPr>
+                          <w:t>Conversão e processamento (Preparação dos dados)</w:t>
+                        </w:r>
+                      </w:p>
+                      <w:p>
+                        <w:pPr>
+                          <w:jc w:val="center"/>
+                          <w:rPr>
+                            <w:rFonts w:eastAsia="Aptos"/>
+                            <w:b/>
+                            <w:bCs/>
+                          </w:rPr>
+                        </w:pPr>
+                        <w:r>
+                          <w:rPr>
+                            <w:rFonts w:eastAsia="Aptos"/>
+                            <w:b/>
+                            <w:bCs/>
+                          </w:rPr>
+                          <w:t> </w:t>
+                        </w:r>
+                      </w:p>
+                    </w:txbxContent>
+                  </v:textbox>
+                </v:shape>
+                <v:shape id="Fluxograma: Processo Alternativo 805085924" o:spid="_x0000_s1032" type="#_x0000_t176" style="position:absolute;left:1664;top:14439;width:40248;height:5076;visibility:visible;mso-wrap-style:square;v-text-anchor:middle" o:gfxdata="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" fillcolor="#e97132 [3205]" strokecolor="white [3201]" strokeweight="1.5pt">
+                  <v:textbox>
+                    <w:txbxContent>
+                      <w:p>
+                        <w:pPr>
+                          <w:jc w:val="center"/>
+                          <w:rPr>
+                            <w:rFonts w:eastAsia="Aptos"/>
+                            <w:b/>
+                            <w:bCs/>
+                            <w:szCs w:val="24"/>
+                            <w14:ligatures w14:val="none"/>
+                          </w:rPr>
+                        </w:pPr>
+                        <w:r>
+                          <w:rPr>
+                            <w:rFonts w:eastAsia="Aptos"/>
+                            <w:b/>
+                            <w:bCs/>
+                            <w:szCs w:val="24"/>
+                            <w14:ligatures w14:val="none"/>
+                          </w:rPr>
+                          <w:t>É necessária uma ação local?</w:t>
+                        </w:r>
+                      </w:p>
+                      <w:p>
+                        <w:pPr>
+                          <w:jc w:val="center"/>
+                          <w:rPr>
+                            <w:rFonts w:eastAsia="Aptos"/>
+                            <w:b/>
+                            <w:bCs/>
+                          </w:rPr>
+                        </w:pPr>
+                        <w:r>
+                          <w:rPr>
+                            <w:rFonts w:eastAsia="Aptos"/>
+                            <w:b/>
+                            <w:bCs/>
+                          </w:rPr>
+                          <w:t> </w:t>
+                        </w:r>
+                      </w:p>
+                    </w:txbxContent>
+                  </v:textbox>
+                </v:shape>
+                <v:shapetype id="_x0000_t110" coordsize="21600,21600" o:spt="110" path="m10800,l,10800,10800,21600,21600,10800xe">
+                  <v:stroke joinstyle="miter"/>
+                  <v:path gradientshapeok="t" o:connecttype="rect" textboxrect="5400,5400,16200,16200"/>
+                </v:shapetype>
+                <v:shape id="Fluxograma: Decisão 1052300365" o:spid="_x0000_s1033" type="#_x0000_t110" style="position:absolute;left:4210;top:21202;width:12744;height:7128;visibility:visible;mso-wrap-style:square;v-text-anchor:middle" o:gfxdata="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" fillcolor="#4ea72e [3209]" strokecolor="#0b1807 [489]" strokeweight="1pt">
+                  <v:textbox>
+                    <w:txbxContent>
+                      <w:p>
+                        <w:pPr>
+                          <w:jc w:val="center"/>
+                        </w:pPr>
+                        <w:r>
+                          <w:t>Sim</w:t>
+                        </w:r>
+                      </w:p>
+                    </w:txbxContent>
+                  </v:textbox>
+                </v:shape>
+                <v:shape id="Fluxograma: Decisão 222185008" o:spid="_x0000_s1034" type="#_x0000_t110" style="position:absolute;left:28772;top:21450;width:13140;height:7128;visibility:visible;mso-wrap-style:square;v-text-anchor:middle" o:gfxdata="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" fillcolor="#c00000" strokecolor="black [480]" strokeweight="1pt">
+                  <v:textbox>
+                    <w:txbxContent>
+                      <w:p>
+                        <w:pPr>
+                          <w:jc w:val="center"/>
+                        </w:pPr>
+                        <w:r>
+                          <w:t>Não</w:t>
+                        </w:r>
+                      </w:p>
+                    </w:txbxContent>
+                  </v:textbox>
+                </v:shape>
+                <v:shapetype id="_x0000_t32" coordsize="21600,21600" o:spt="32" o:oned="t" path="m,l21600,21600e" filled="f">
+                  <v:path arrowok="t" fillok="f" o:connecttype="none"/>
+                  <o:lock v:ext="edit" shapetype="t"/>
+                </v:shapetype>
+                <v:shape id="Conexão reta unidirecional 510989224" o:spid="_x0000_s1035" type="#_x0000_t32" style="position:absolute;left:10582;top:19515;width:11206;height:1687;flip:x;visibility:visible;mso-wrap-style:square" o:connectortype="straight" o:gfxdata="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" strokecolor="black [3200]" strokeweight="1.5pt">
+                  <v:stroke endarrow="block" joinstyle="miter"/>
+                </v:shape>
+                <v:shape id="Conexão reta unidirecional 1897233620" o:spid="_x0000_s1036" type="#_x0000_t32" style="position:absolute;left:21788;top:19515;width:13554;height:1935;visibility:visible;mso-wrap-style:square" o:connectortype="straight" o:gfxdata="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" strokecolor="black [3200]" strokeweight="1.5pt">
+                  <v:stroke endarrow="block" joinstyle="miter"/>
+                </v:shape>
+                <v:shape id="Fluxograma: Processo Alternativo 473107412" o:spid="_x0000_s1037" type="#_x0000_t176" style="position:absolute;left:1429;top:30623;width:18360;height:5076;visibility:visible;mso-wrap-style:square;v-text-anchor:middle" o:gfxdata="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" fillcolor="#156082 [3204]" strokecolor="white [3201]" strokeweight="1.5pt">
+                  <v:textbox>
+                    <w:txbxContent>
+                      <w:p>
+                        <w:pPr>
+                          <w:jc w:val="center"/>
+                          <w:rPr>
+                            <w:rFonts w:eastAsia="Aptos"/>
+                            <w:b/>
+                            <w:bCs/>
+                            <w:szCs w:val="24"/>
+                            <w14:ligatures w14:val="none"/>
+                          </w:rPr>
+                        </w:pPr>
+                        <w:r>
+                          <w:rPr>
+                            <w:rFonts w:eastAsia="Aptos"/>
+                            <w:b/>
+                            <w:bCs/>
+                          </w:rPr>
+                          <w:t>Executar ação</w:t>
+                        </w:r>
+                      </w:p>
+                      <w:p>
+                        <w:pPr>
+                          <w:jc w:val="center"/>
+                          <w:rPr>
+                            <w:rFonts w:eastAsia="Aptos"/>
+                            <w:b/>
+                            <w:bCs/>
+                          </w:rPr>
+                        </w:pPr>
+                        <w:r>
+                          <w:rPr>
+                            <w:rFonts w:eastAsia="Aptos"/>
+                            <w:b/>
+                            <w:bCs/>
+                          </w:rPr>
+                          <w:t> </w:t>
+                        </w:r>
+                      </w:p>
+                    </w:txbxContent>
+                  </v:textbox>
+                </v:shape>
+                <v:shape id="Fluxograma: Processo Alternativo 10071760" o:spid="_x0000_s1038" type="#_x0000_t176" style="position:absolute;left:26238;top:30547;width:18360;height:5076;visibility:visible;mso-wrap-style:square;v-text-anchor:middle" o:gfxdata="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" fillcolor="#156082 [3204]" strokecolor="white [3201]" strokeweight="1.5pt">
+                  <v:textbox>
+                    <w:txbxContent>
+                      <w:p>
+                        <w:pPr>
+                          <w:jc w:val="center"/>
+                          <w:rPr>
+                            <w:rFonts w:eastAsia="Aptos"/>
+                            <w:b/>
+                            <w:bCs/>
+                            <w:szCs w:val="24"/>
+                            <w14:ligatures w14:val="none"/>
+                          </w:rPr>
+                        </w:pPr>
+                        <w:r>
+                          <w:rPr>
+                            <w:rFonts w:eastAsia="Aptos"/>
+                            <w:b/>
+                            <w:bCs/>
+                          </w:rPr>
+                          <w:t>Continuar o fluxo</w:t>
+                        </w:r>
+                      </w:p>
+                      <w:p>
+                        <w:pPr>
+                          <w:jc w:val="center"/>
+                          <w:rPr>
+                            <w:rFonts w:eastAsia="Aptos"/>
+                            <w:b/>
+                            <w:bCs/>
+                          </w:rPr>
+                        </w:pPr>
+                        <w:r>
+                          <w:rPr>
+                            <w:rFonts w:eastAsia="Aptos"/>
+                            <w:b/>
+                            <w:bCs/>
+                          </w:rPr>
+                          <w:t> </w:t>
+                        </w:r>
+                      </w:p>
+                    </w:txbxContent>
+                  </v:textbox>
+                </v:shape>
+                <v:shape id="Conexão reta unidirecional 494985780" o:spid="_x0000_s1039" type="#_x0000_t32" style="position:absolute;left:21788;top:5076;width:0;height:2550;visibility:visible;mso-wrap-style:square" o:connectortype="straight" o:gfxdata="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" strokecolor="black [3200]" strokeweight="1.5pt">
+                  <v:stroke endarrow="block" joinstyle="miter"/>
+                </v:shape>
+                <v:shape id="Conexão reta unidirecional 1492800559" o:spid="_x0000_s1040" type="#_x0000_t32" style="position:absolute;left:21788;top:12702;width:0;height:1737;visibility:visible;mso-wrap-style:square" o:connectortype="straight" o:gfxdata="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" strokecolor="black [3200]" strokeweight="1.5pt">
+                  <v:stroke endarrow="block" joinstyle="miter"/>
+                </v:shape>
+                <v:shape id="Conexão reta unidirecional 1755869893" o:spid="_x0000_s1041" type="#_x0000_t32" style="position:absolute;left:10582;top:28330;width:27;height:2293;visibility:visible;mso-wrap-style:square" o:connectortype="straight" o:gfxdata="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" strokecolor="black [3200]" strokeweight="1.5pt">
+                  <v:stroke endarrow="block" joinstyle="miter"/>
+                </v:shape>
+                <v:shape id="Conexão reta unidirecional 285435373" o:spid="_x0000_s1042" type="#_x0000_t32" style="position:absolute;left:35342;top:28578;width:76;height:1969;visibility:visible;mso-wrap-style:square" o:connectortype="straight" o:gfxdata="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" strokecolor="black [3200]" strokeweight="1.5pt">
+                  <v:stroke endarrow="block" joinstyle="miter"/>
+                </v:shape>
+                <v:shape id="Fluxograma: Processo Alternativo 1089727502" o:spid="_x0000_s1043" type="#_x0000_t176" style="position:absolute;left:2527;top:37858;width:40248;height:5076;visibility:visible;mso-wrap-style:square;v-text-anchor:middle" o:gfxdata="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" fillcolor="#156082 [3204]" strokecolor="white [3201]" strokeweight="1.5pt">
+                  <v:textbox>
+                    <w:txbxContent>
+                      <w:p>
+                        <w:pPr>
+                          <w:jc w:val="center"/>
+                          <w:rPr>
+                            <w:rFonts w:eastAsia="Aptos"/>
+                            <w:b/>
+                            <w:bCs/>
+                            <w:szCs w:val="24"/>
+                            <w14:ligatures w14:val="none"/>
+                          </w:rPr>
+                        </w:pPr>
+                        <w:r>
+                          <w:rPr>
+                            <w:rFonts w:eastAsia="Aptos"/>
+                            <w:b/>
+                            <w:bCs/>
+                            <w:szCs w:val="24"/>
+                            <w14:ligatures w14:val="none"/>
+                          </w:rPr>
+                          <w:t>Transmissão pela rede</w:t>
+                        </w:r>
+                      </w:p>
+                      <w:p>
+                        <w:pPr>
+                          <w:jc w:val="center"/>
+                          <w:rPr>
+                            <w:rFonts w:eastAsia="Aptos"/>
+                            <w:b/>
+                            <w:bCs/>
+                          </w:rPr>
+                        </w:pPr>
+                        <w:r>
+                          <w:rPr>
+                            <w:rFonts w:eastAsia="Aptos"/>
+                            <w:b/>
+                            <w:bCs/>
+                          </w:rPr>
+                          <w:t> </w:t>
+                        </w:r>
+                      </w:p>
+                    </w:txbxContent>
+                  </v:textbox>
+                </v:shape>
+                <v:shape id="Conexão reta unidirecional 397091889" o:spid="_x0000_s1044" type="#_x0000_t32" style="position:absolute;left:10609;top:35699;width:12042;height:2159;visibility:visible;mso-wrap-style:square" o:connectortype="straight" o:gfxdata="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" strokecolor="black [3200]" strokeweight="1.5pt">
+                  <v:stroke endarrow="block" joinstyle="miter"/>
+                </v:shape>
+                <v:shape id="Conexão reta unidirecional 317297054" o:spid="_x0000_s1045" type="#_x0000_t32" style="position:absolute;left:22651;top:35623;width:12767;height:2235;flip:x;visibility:visible;mso-wrap-style:square" o:connectortype="straight" o:gfxdata="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" strokecolor="black [3200]" strokeweight="1.5pt">
+                  <v:stroke endarrow="block" joinstyle="miter"/>
+                </v:shape>
+                <v:shape id="Fluxograma: Processo Alternativo 1781379624" o:spid="_x0000_s1046" type="#_x0000_t176" style="position:absolute;left:2527;top:44041;width:40248;height:5076;visibility:visible;mso-wrap-style:square;v-text-anchor:middle" o:gfxdata="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" fillcolor="#e97132 [3205]" strokecolor="white [3201]" strokeweight="1.5pt">
+                  <v:textbox>
+                    <w:txbxContent>
+                      <w:p>
+                        <w:pPr>
+                          <w:jc w:val="center"/>
+                          <w:rPr>
+                            <w:rFonts w:eastAsia="Aptos"/>
+                            <w:b/>
+                            <w:bCs/>
+                            <w:szCs w:val="24"/>
+                            <w14:ligatures w14:val="none"/>
+                          </w:rPr>
+                        </w:pPr>
+                        <w:r>
+                          <w:rPr>
+                            <w:rFonts w:eastAsia="Aptos"/>
+                            <w:b/>
+                            <w:bCs/>
+                          </w:rPr>
+                          <w:t>É necessário armazenar?</w:t>
+                        </w:r>
+                      </w:p>
+                      <w:p>
+                        <w:pPr>
+                          <w:jc w:val="center"/>
+                          <w:rPr>
+                            <w:rFonts w:eastAsia="Aptos"/>
+                            <w:b/>
+                            <w:bCs/>
+                          </w:rPr>
+                        </w:pPr>
+                        <w:r>
+                          <w:rPr>
+                            <w:rFonts w:eastAsia="Aptos"/>
+                            <w:b/>
+                            <w:bCs/>
+                          </w:rPr>
+                          <w:t> </w:t>
+                        </w:r>
+                      </w:p>
+                    </w:txbxContent>
+                  </v:textbox>
+                </v:shape>
+                <v:shape id="Conexão reta unidirecional 320361302" o:spid="_x0000_s1047" type="#_x0000_t32" style="position:absolute;left:22651;top:42934;width:0;height:1107;visibility:visible;mso-wrap-style:square" o:connectortype="straight" o:gfxdata="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" strokecolor="black [3200]" strokeweight="1.5pt">
+                  <v:stroke endarrow="block" joinstyle="miter"/>
+                </v:shape>
+                <v:shape id="Fluxograma: Decisão 1850649375" o:spid="_x0000_s1048" type="#_x0000_t110" style="position:absolute;left:4991;top:50723;width:12744;height:7128;visibility:visible;mso-wrap-style:square;v-text-anchor:middle" o:gfxdata="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" fillcolor="#4ea72e [3209]" strokecolor="#0b1807 [489]" strokeweight="1pt">
+                  <v:textbox>
+                    <w:txbxContent>
+                      <w:p>
+                        <w:pPr>
+                          <w:jc w:val="center"/>
+                          <w:rPr>
+                            <w:rFonts w:eastAsia="Aptos"/>
+                            <w:szCs w:val="24"/>
+                            <w14:ligatures w14:val="none"/>
+                          </w:rPr>
+                        </w:pPr>
+                        <w:r>
+                          <w:rPr>
+                            <w:rFonts w:eastAsia="Aptos"/>
+                          </w:rPr>
+                          <w:t>Sim</w:t>
+                        </w:r>
+                      </w:p>
+                    </w:txbxContent>
+                  </v:textbox>
+                </v:shape>
+                <v:shape id="Fluxograma: Decisão 115438512" o:spid="_x0000_s1049" type="#_x0000_t110" style="position:absolute;left:29794;top:50723;width:13140;height:7128;visibility:visible;mso-wrap-style:square;v-text-anchor:middle" o:gfxdata="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" fillcolor="#c00000" strokecolor="black [480]" strokeweight="1pt">
+                  <v:textbox>
+                    <w:txbxContent>
+                      <w:p>
+                        <w:pPr>
+                          <w:jc w:val="center"/>
+                          <w:rPr>
+                            <w:rFonts w:eastAsia="Aptos"/>
+                            <w:szCs w:val="24"/>
+                            <w14:ligatures w14:val="none"/>
+                          </w:rPr>
+                        </w:pPr>
+                        <w:r>
+                          <w:rPr>
+                            <w:rFonts w:eastAsia="Aptos"/>
+                          </w:rPr>
+                          <w:t>Não</w:t>
+                        </w:r>
+                      </w:p>
+                    </w:txbxContent>
+                  </v:textbox>
+                </v:shape>
+                <v:shape id="Conexão reta unidirecional 621787972" o:spid="_x0000_s1050" type="#_x0000_t32" style="position:absolute;left:11363;top:49117;width:11288;height:1606;flip:x;visibility:visible;mso-wrap-style:square" o:connectortype="straight" o:gfxdata="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" strokecolor="black [3200]" strokeweight="1.5pt">
+                  <v:stroke endarrow="block" joinstyle="miter"/>
+                </v:shape>
+                <v:shape id="Conexão reta unidirecional 37940252" o:spid="_x0000_s1051" type="#_x0000_t32" style="position:absolute;left:22651;top:49117;width:13713;height:1606;visibility:visible;mso-wrap-style:square" o:connectortype="straight" o:gfxdata="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" strokecolor="black [3200]" strokeweight="1.5pt">
+                  <v:stroke endarrow="block" joinstyle="miter"/>
+                </v:shape>
+                <v:shape id="Fluxograma: Processo Alternativo 2028776400" o:spid="_x0000_s1052" type="#_x0000_t176" style="position:absolute;left:1202;top:60126;width:20396;height:5638;visibility:visible;mso-wrap-style:square;v-text-anchor:middle" o:gfxdata="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" fillcolor="#156082 [3204]" strokecolor="white [3201]" strokeweight="1.5pt">
+                  <v:textbox>
+                    <w:txbxContent>
+                      <w:p>
+                        <w:pPr>
+                          <w:jc w:val="center"/>
+                          <w:rPr>
+                            <w:rFonts w:eastAsia="Aptos"/>
+                            <w:b/>
+                            <w:bCs/>
+                            <w:szCs w:val="24"/>
+                            <w14:ligatures w14:val="none"/>
+                          </w:rPr>
+                        </w:pPr>
+                        <w:r>
+                          <w:rPr>
+                            <w:rFonts w:eastAsia="Aptos"/>
+                            <w:b/>
+                            <w:bCs/>
+                          </w:rPr>
+                          <w:t>Executar ação</w:t>
+                        </w:r>
+                      </w:p>
+                      <w:p>
+                        <w:pPr>
+                          <w:jc w:val="center"/>
+                          <w:rPr>
+                            <w:rFonts w:eastAsia="Aptos"/>
+                            <w:b/>
+                            <w:bCs/>
+                          </w:rPr>
+                        </w:pPr>
+                        <w:r>
+                          <w:rPr>
+                            <w:rFonts w:eastAsia="Aptos"/>
+                            <w:b/>
+                            <w:bCs/>
+                          </w:rPr>
+                          <w:t> </w:t>
+                        </w:r>
+                      </w:p>
+                    </w:txbxContent>
+                  </v:textbox>
+                </v:shape>
+                <v:shape id="Fluxograma: Processo Alternativo 1023591852" o:spid="_x0000_s1053" type="#_x0000_t176" style="position:absolute;left:26238;top:59995;width:20396;height:5639;visibility:visible;mso-wrap-style:square;v-text-anchor:middle" o:gfxdata="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" fillcolor="#156082 [3204]" strokecolor="white [3201]" strokeweight="1.5pt">
+                  <v:textbox>
+                    <w:txbxContent>
+                      <w:p>
+                        <w:pPr>
+                          <w:jc w:val="center"/>
+                          <w:rPr>
+                            <w:rFonts w:eastAsia="Aptos"/>
+                            <w:b/>
+                            <w:bCs/>
+                            <w:szCs w:val="24"/>
+                            <w14:ligatures w14:val="none"/>
+                          </w:rPr>
+                        </w:pPr>
+                        <w:r>
+                          <w:rPr>
+                            <w:rFonts w:eastAsia="Aptos"/>
+                            <w:b/>
+                            <w:bCs/>
+                          </w:rPr>
+                          <w:t>Executar ação</w:t>
+                        </w:r>
+                      </w:p>
+                      <w:p>
+                        <w:pPr>
+                          <w:jc w:val="center"/>
+                          <w:rPr>
+                            <w:rFonts w:eastAsia="Aptos"/>
+                            <w:b/>
+                            <w:bCs/>
+                          </w:rPr>
+                        </w:pPr>
+                        <w:r>
+                          <w:rPr>
+                            <w:rFonts w:eastAsia="Aptos"/>
+                            <w:b/>
+                            <w:bCs/>
+                          </w:rPr>
+                          <w:t> </w:t>
+                        </w:r>
+                      </w:p>
+                    </w:txbxContent>
+                  </v:textbox>
+                </v:shape>
+                <v:shape id="Conexão reta unidirecional 1540224459" o:spid="_x0000_s1054" type="#_x0000_t32" style="position:absolute;left:11363;top:57851;width:37;height:2275;visibility:visible;mso-wrap-style:square" o:connectortype="straight" o:gfxdata="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" strokecolor="black [3200]" strokeweight="1.5pt">
+                  <v:stroke endarrow="block" joinstyle="miter"/>
+                </v:shape>
+                <v:shape id="Conexão reta unidirecional 654080312" o:spid="_x0000_s1055" type="#_x0000_t32" style="position:absolute;left:36364;top:57851;width:72;height:2144;visibility:visible;mso-wrap-style:square" o:connectortype="straight" o:gfxdata="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" strokecolor="black [3200]" strokeweight="1.5pt">
+                  <v:stroke endarrow="block" joinstyle="miter"/>
+                </v:shape>
+                <w10:wrap type="tight"/>
+              </v:group>
+            </w:pict>
+          </mc:Fallback>
+        </mc:AlternateContent>
+      </w:r>
+    </w:p>
+    <w:p>
+      <w:pPr>
+        <w:ind w:left="1416" w:firstLine="708"/>
+      </w:pPr>
+    </w:p>
+    <w:p>
+      <w:pPr>
+        <w:ind w:left="1416" w:firstLine="708"/>
+      </w:pPr>
+    </w:p>
+    <w:p>
+      <w:pPr>
+        <w:ind w:left="1416" w:firstLine="708"/>
+      </w:pPr>
+    </w:p>
+    <w:p>
+      <w:pPr>
+        <w:ind w:left="1416" w:firstLine="708"/>
+      </w:pPr>
+      <w:r>
+        <w:lastRenderedPageBreak/>
+        <w:t xml:space="preserve">Por último, os dados podem ser armazenados para consulta futura, análise histórica ou registo de acontecimentos. Contudo, o armazenamento não é obrigatório em todos os dispositivos </w:t>
+      </w:r>
+      <w:r>
+        <w:rPr>
+          <w:i/>
+          <w:iCs/>
+        </w:rPr>
+        <w:t>IoT</w:t>
+      </w:r>
+      <w:r>
+        <w:t>, uma vez que alguns apenas transmitem os dados em tempo real ou utilizam-nos localmente. De igual modo, determinados dispositivos podem executar ações físicas, como ativar um sistema de ventilação ou ajustar a temperatura de um espaço, em resposta aos dados recolhidos.</w:t>
+      </w:r>
+    </w:p>
+    <w:p>
+      <w:pPr>
+        <w:pStyle w:val="Ttulo3"/>
+      </w:pPr>
+      <w:r>
+        <w:tab/>
+        <w:t xml:space="preserve">2.3.2 </w:t>
+      </w:r>
+      <w:r>
+        <w:t xml:space="preserve">Funcionamento de uma câmara </w:t>
+      </w:r>
+      <w:r>
+        <w:rPr>
+          <w:i/>
+          <w:iCs/>
+        </w:rPr>
+        <w:t>IoT</w:t>
+      </w:r>
+      <w:r>
+        <w:t xml:space="preserve"> baseada na ESP32-CAM</w:t>
+      </w:r>
+    </w:p>
+    <w:p>
+      <w:r>
+        <w:tab/>
+      </w:r>
+      <w:r>
+        <w:tab/>
+        <w:t>* INSERIR TEXTO E DIAGRAMA</w:t>
+      </w:r>
+    </w:p>
+    <w:p>
+      <w:pPr>
+        <w:pStyle w:val="Ttulo1"/>
+      </w:pPr>
+    </w:p>
+    <w:p>
+      <w:pPr>
+        <w:pStyle w:val="Ttulo2"/>
+        <w:rPr>
+          <w:rStyle w:val="normaltextrun"/>
+          <w:rFonts w:cs="Times New Roman"/>
+          <w:szCs w:val="24"/>
+        </w:rPr>
+      </w:pPr>
+      <w:bookmarkStart w:id="15" w:name="_Toc243275131"/>
+      <w:r>
+        <w:rPr>
+          <w:rStyle w:val="normaltextrun"/>
+          <w:rFonts w:cs="Times New Roman"/>
+          <w:szCs w:val="24"/>
+        </w:rPr>
+        <w:t>2.4 Características</w:t>
+      </w:r>
+      <w:bookmarkEnd w:id="15"/>
+    </w:p>
+    <w:p>
+      <w:r>
+        <w:tab/>
+        <w:t>VITOR- preenche com as tablelas e com o esp32 e outros que tiveres por favor, e se puderes coloca texto humano mas com as características todas dos IoT’s que puseres aqui, não me importo que seja AI, desde que esteja tudo correto e não seja detectado. São no momento que estou a escrever esta mensagem 05:28, tou que nem posso.</w:t>
+      </w:r>
+    </w:p>
+    <w:p>
+      <w:pPr>
+        <w:pStyle w:val="Ttulo2"/>
+      </w:pPr>
+      <w:r>
+        <w:tab/>
+      </w:r>
+    </w:p>
+    <w:p>
+      <w:pPr>
+        <w:pStyle w:val="Ttulo2"/>
+        <w:rPr>
+          <w:rStyle w:val="normaltextrun"/>
+          <w:rFonts w:cs="Times New Roman"/>
+          <w:szCs w:val="24"/>
+        </w:rPr>
+      </w:pPr>
+      <w:bookmarkStart w:id="16" w:name="_Toc243275132"/>
+      <w:r>
+        <w:rPr>
+          <w:rStyle w:val="normaltextrun"/>
+          <w:rFonts w:cs="Times New Roman"/>
+          <w:szCs w:val="24"/>
+        </w:rPr>
+        <w:t>2.</w:t>
+      </w:r>
+      <w:r>
+        <w:rPr>
+          <w:rStyle w:val="normaltextrun"/>
+          <w:rFonts w:cs="Times New Roman"/>
+          <w:szCs w:val="24"/>
+        </w:rPr>
+        <w:t>5</w:t>
+      </w:r>
+      <w:r>
+        <w:rPr>
+          <w:rStyle w:val="normaltextrun"/>
+          <w:rFonts w:cs="Times New Roman"/>
+          <w:szCs w:val="24"/>
+        </w:rPr>
+        <w:t xml:space="preserve"> Vulnerabilidades e medidas de segurança</w:t>
+      </w:r>
+      <w:bookmarkEnd w:id="16"/>
+    </w:p>
+    <w:p>
+      <w:pPr>
+        <w:pStyle w:val="Ttulo3"/>
+      </w:pPr>
+      <w:r>
+        <w:tab/>
+      </w:r>
+      <w:bookmarkStart w:id="17" w:name="_Toc243275133"/>
+      <w:r>
+        <w:t>2.5.1 Comprometimento de uma casa inteligente</w:t>
+      </w:r>
+      <w:bookmarkEnd w:id="17"/>
+    </w:p>
+    <w:p>
+      <w:pPr>
+        <w:ind w:left="1416" w:firstLine="708"/>
+      </w:pPr>
+      <w:r>
+        <w:t xml:space="preserve">A integração de dispositivos conectados numa habitação permite controlar remotamente sistemas de iluminação, climatização, alarmes e equipamentos multimédia. Contudo, esta </w:t>
+      </w:r>
+      <w:r>
+        <w:t>interligação também</w:t>
+      </w:r>
+      <w:r>
+        <w:t xml:space="preserve"> pode aumentar a superfície de ataque, sobretudo quando os dispositivos apresentam mecanismos de autenticação inadequados, software desatualizado ou configurações inseguras.</w:t>
+      </w:r>
+    </w:p>
+    <w:p>
+      <w:pPr>
+        <w:ind w:left="1416" w:firstLine="708"/>
+      </w:pPr>
+      <w:r>
+        <w:t>Como podemos observar na figura ?</w:t>
+      </w:r>
+      <w:r>
+        <w:t xml:space="preserve"> |||(imagem 6 a contar de cima Vitor- apaga esta nota depois, tens ai o link para a imagem-&gt;, </w:t>
+      </w:r>
+      <w:hyperlink r:id="rId13" w:history="1">
+        <w:r>
+          <w:rPr>
+            <w:rStyle w:val="Hiperligao"/>
+          </w:rPr>
+          <w:t>https://qz.com/733269/mr-robot-played-to-our-worst-technology-fears-with-a-mini-horror-movie-about-a-hacked-smart-home</w:t>
+        </w:r>
+      </w:hyperlink>
+      <w:r>
+        <w:t xml:space="preserve">, quem publicou: </w:t>
+      </w:r>
+      <w:hyperlink r:id="rId14" w:history="1">
+        <w:r>
+          <w:rPr>
+            <w:rStyle w:val="Hiperligao"/>
+          </w:rPr>
+          <w:t>By Adam Epstein</w:t>
+        </w:r>
+      </w:hyperlink>
+      <w:r>
+        <w:t>·3 min read·Updated July 21, 2022</w:t>
+      </w:r>
+      <w:r>
+        <w:t>)</w:t>
+      </w:r>
+      <w:r>
+        <w:t>,</w:t>
+      </w:r>
+      <w:r>
+        <w:t>|||</w:t>
+      </w:r>
+      <w:r>
+        <w:t xml:space="preserve"> é ilustrada na série </w:t>
+      </w:r>
+      <w:r>
+        <w:rPr>
+          <w:i/>
+          <w:iCs/>
+        </w:rPr>
+        <w:t>Mr. Robot</w:t>
+      </w:r>
+      <w:r>
+        <w:rPr>
+          <w:i/>
+          <w:iCs/>
+        </w:rPr>
+        <w:t xml:space="preserve"> </w:t>
+      </w:r>
+      <w:r>
+        <w:t xml:space="preserve">na primeira parte da segunda temporada, através da personagem </w:t>
+      </w:r>
+      <w:r>
+        <w:lastRenderedPageBreak/>
+        <w:t xml:space="preserve">Susan Jacobs, cuja habitação dispõe de um ecossistema </w:t>
+      </w:r>
+      <w:r>
+        <w:rPr>
+          <w:i/>
+          <w:iCs/>
+        </w:rPr>
+        <w:t>IoT</w:t>
+      </w:r>
+      <w:r>
+        <w:t xml:space="preserve">. Na cena os membros do grupo fictício fsociety comprometem os sistemas conectados da habitação, provocando assim alterações no funcionamento das luzes, do sistema de climatização, nos aparelhos de som e do alarme. A personagem, após o sucedido, decide abandonar a habitação (Wired, 2016). Embora se trate de uma representação ficcional, o cenário demostra como o comprometimento do ecossistema </w:t>
+      </w:r>
+      <w:r>
+        <w:rPr>
+          <w:i/>
+          <w:iCs/>
+        </w:rPr>
+        <w:t>IoT</w:t>
+      </w:r>
+      <w:r>
+        <w:t xml:space="preserve"> pode afetar a segurança, o conforto e a privacidade dos utilizadores.</w:t>
+      </w:r>
+    </w:p>
+    <w:p>
+      <w:pPr>
+        <w:ind w:left="1416" w:firstLine="708"/>
+      </w:pPr>
+      <w:r>
+        <w:rPr>
           <w:b/>
           <w:bCs/>
-          <w:color w:val="auto"/>
-          <w:sz w:val="24"/>
-          <w:szCs w:val="24"/>
-        </w:rPr>
-      </w:pPr>
-      <w:bookmarkStart w:id="11" w:name="_Toc243175144"/>
-      <w:bookmarkStart w:id="12" w:name="_Toc243185316"/>
-      <w:r>
-        <w:rPr>
-          <w:rStyle w:val="normaltextrun"/>
-          <w:rFonts w:ascii="Times New Roman" w:hAnsi="Times New Roman" w:cs="Times New Roman"/>
+        </w:rPr>
+        <w:t>Medidas de mitigação:</w:t>
+      </w:r>
+      <w:r>
+        <w:rPr>
           <w:b/>
           <w:bCs/>
-          <w:color w:val="auto"/>
-          <w:sz w:val="24"/>
-          <w:szCs w:val="24"/>
-        </w:rPr>
-        <w:t xml:space="preserve">2.2 </w:t>
-      </w:r>
-      <w:r>
-        <w:rPr>
-          <w:rFonts w:ascii="Times New Roman" w:hAnsi="Times New Roman" w:cs="Times New Roman"/>
+        </w:rPr>
+        <w:t xml:space="preserve"> </w:t>
+      </w:r>
+      <w:r>
+        <w:t xml:space="preserve"> Para reduzir este risco, recomenda-se alterar as credenciais predefinidas de fábrica, utilizar palavras-passe fortes e únicas e ativar a autenticação multifator sempre que disponível. É igualmente importante instalar atualizações de segurança, desativar funcionalidades de acesso remoto desnecessárias e separar os dispositivos </w:t>
+      </w:r>
+      <w:r>
+        <w:rPr>
+          <w:i/>
+          <w:iCs/>
+        </w:rPr>
+        <w:t>IoT</w:t>
+      </w:r>
+      <w:r>
+        <w:t xml:space="preserve"> dos equipamentos que contêm informação sensível, através da segmentação da rede. Estas medidas reduzem a probabilidade de acesso não autorizado e limitam a propagação de um eventual comprometimento (Boeckl el al., 2021; Cibersecurity and Infrastructure Security Agency [CISA], 2025).</w:t>
+      </w:r>
+    </w:p>
+    <w:p>
+      <w:pPr>
+        <w:pStyle w:val="Ttulo3"/>
+        <w:ind w:left="1416"/>
+      </w:pPr>
+      <w:bookmarkStart w:id="18" w:name="_Toc243275134"/>
+      <w:r>
+        <w:t>2.5.2</w:t>
+      </w:r>
+      <w:r>
+        <w:t xml:space="preserve"> Utilização de um dispositivo </w:t>
+      </w:r>
+      <w:r>
+        <w:rPr>
+          <w:i/>
+          <w:iCs/>
+        </w:rPr>
+        <w:t>IoT</w:t>
+      </w:r>
+      <w:r>
+        <w:t xml:space="preserve"> para comprometer uma rede</w:t>
+      </w:r>
+      <w:r>
+        <w:t xml:space="preserve"> </w:t>
+      </w:r>
+      <w:r>
+        <w:t>empresarial</w:t>
+      </w:r>
+      <w:bookmarkEnd w:id="18"/>
+      <w:r>
+        <w:t xml:space="preserve"> </w:t>
+      </w:r>
+    </w:p>
+    <w:p>
+      <w:pPr>
+        <w:ind w:left="1416"/>
+      </w:pPr>
+      <w:r>
+        <w:t>|||(imagem 1 do website, https://www.starringthecomputer.com/feature.html?f=1238 , apaga depois de legendar e mete a imagem Vitor) |||</w:t>
+      </w:r>
+    </w:p>
+    <w:p>
+      <w:pPr>
+        <w:ind w:left="1416" w:firstLine="708"/>
+      </w:pPr>
+      <w:r>
+        <w:t xml:space="preserve">Os dispositivos </w:t>
+      </w:r>
+      <w:r>
+        <w:rPr>
+          <w:i/>
+          <w:iCs/>
+        </w:rPr>
+        <w:t>IoT</w:t>
+      </w:r>
+      <w:r>
+        <w:t>, se mal configurados e instalados, podem constituir um ponto de entrada para redes empresariais quando estão ligados a sistemas internos sem controlos de segurança adequados. O risco não se limita ao funcionamento do próprio equipamento: caso um atacante consiga comprometer um dispositivo com acesso à rede, poderá tentar alcançar outros sistemas, dependendo das permissões disponíveis e da arquitetura de segurança implementada.</w:t>
+      </w:r>
+    </w:p>
+    <w:p>
+      <w:pPr>
+        <w:ind w:left="1416" w:firstLine="708"/>
+      </w:pPr>
+      <w:r>
+        <w:t xml:space="preserve">Na série </w:t>
+      </w:r>
+      <w:r>
+        <w:rPr>
+          <w:i/>
+          <w:iCs/>
+        </w:rPr>
+        <w:t>Mr. Robot</w:t>
+      </w:r>
+      <w:r>
+        <w:t xml:space="preserve">, este cenário é representado através do plano da personagem principal, Elliot Alderson, para comprometer os sistemas de </w:t>
+      </w:r>
+      <w:r>
+        <w:lastRenderedPageBreak/>
+        <w:t>climatização do centro de armazenamento Steel Mountain. O personagem pretende introduzir um Raspberry Pi na infraestrutura e utilizá-lo para obter acesso remoto ao sistema de climatização, desta forma aumentando a temperatura do espaço onde se encontram armazenadas cópias de segurança em fita magnética. O objetivo seria danificar essas cópias e comprometer a capacidade de recuperação da organização (Wired, 2015). Importa esclarecer e realçar que a cena envolve um sistema de climatização e controlo ambiental, não necessariamente um termóstato doméstico convencional. A cena demonstra a utilização de um pequeno computador para alcançar um sistema de tecnologia operacional (OT) ligado à infraestrutura de uma organização.</w:t>
+      </w:r>
+    </w:p>
+    <w:p>
+      <w:pPr>
+        <w:ind w:left="1416" w:firstLine="708"/>
+      </w:pPr>
+      <w:r>
+        <w:rPr>
           <w:b/>
           <w:bCs/>
-          <w:color w:val="auto"/>
-          <w:sz w:val="24"/>
-          <w:szCs w:val="24"/>
-        </w:rPr>
-        <w:t>Evolução histórica</w:t>
-      </w:r>
-      <w:bookmarkEnd w:id="11"/>
-      <w:bookmarkEnd w:id="12"/>
-    </w:p>
-    <w:p>
-      <w:pPr>
-        <w:ind w:left="705" w:firstLine="711"/>
-      </w:pPr>
-      <w:r>
-        <w:t>Os IoT surgiram da ideia conectar objetos físicos a sistemas informáticos, permitindo-lhes recolher e transmitir dados sem depender exclusivamente da intervenção humana.</w:t>
-      </w:r>
-    </w:p>
-    <w:p>
-      <w:pPr>
-        <w:ind w:left="705" w:firstLine="708"/>
-      </w:pPr>
-      <w:r>
-        <w:t>Um dos antecedentes históricos conhecidos da Internet das Coisas remonta ao ano de 1982, quando estudantes investigadores da Universidade Carnegie Mellon, nos Estados Unidos, desenvolveram um sistema que permitia consultar remotamente o estado de uma máquina de venda automática de bebidas. Esta máquina estava ligada à rede informática da universidade e à ARPANET, o sistema habilitava a verificação de disponibilidade das bebidas e estimar a sua temperatura.</w:t>
-      </w:r>
-    </w:p>
-    <w:p>
-      <w:pPr>
-        <w:ind w:left="705" w:firstLine="3"/>
-      </w:pPr>
-      <w:r>
-        <w:t>Embora ainda não correspondesse à IoT tal como é entendida atualmente, este projeto constitui um exemplo inicial da utilização de uma rede para monitorizar um objeto físico à distância (Carnegie Mellon University, s.d.).</w:t>
-      </w:r>
-    </w:p>
-    <w:p>
-      <w:pPr>
-        <w:ind w:left="705" w:firstLine="711"/>
-      </w:pPr>
-      <w:r>
-        <w:t xml:space="preserve">Em 1999, Kevin Ashton tornou popular a expressão </w:t>
+        </w:rPr>
+        <w:t xml:space="preserve">Medidas de mitigação: </w:t>
+      </w:r>
+      <w:r>
+        <w:t xml:space="preserve">As organizações devem separar as redes de </w:t>
       </w:r>
       <w:r>
         <w:rPr>
           <w:i/>
           <w:iCs/>
         </w:rPr>
-        <w:t>Internet of Things</w:t>
-      </w:r>
-      <w:r>
-        <w:t xml:space="preserve"> numa apresentação na empresa Procter &amp; Gamble</w:t>
-      </w:r>
-      <w:r>
-        <w:t>. A sua proposta relacionava a tecnologia de identificaçõ por radiofrequência (</w:t>
+        <w:t>IoT</w:t>
+      </w:r>
+      <w:r>
+        <w:t xml:space="preserve"> e de tecnologia operacional das redes de utilização geral, </w:t>
+      </w:r>
+      <w:r>
+        <w:t>restringindo as comunicações entre segmentos ao estritamente necessário. O acesso administrativo aos sistemas de climatização deve ser limitado a utilizadores autorizados, protegido por autenticação forte e realizado através de canais seguros, como uma VPN</w:t>
+      </w:r>
+      <w:r>
+        <w:t xml:space="preserve"> (</w:t>
       </w:r>
       <w:r>
         <w:rPr>
           <w:i/>
           <w:iCs/>
         </w:rPr>
-        <w:t xml:space="preserve">Radio-Frequency Identification </w:t>
-      </w:r>
-      <w:r>
-        <w:t>– RFID) com a capacidade dos sistemas informáticos identificarem objetos e recolherem dados sobre eles com a menor dependência da introdução manual de dados. Desta forma, 1999 representa um marco histórico na divulgação do conceito, mas não o início de todas as tecnologias que contribuíram para a IoT (Ashton, 2009).</w:t>
-      </w:r>
-    </w:p>
-    <w:p>
-      <w:pPr>
-        <w:ind w:left="708" w:firstLine="708"/>
-      </w:pPr>
-      <w:r>
-        <w:t>Em 2005, a União Internacional das Telecomunicações (</w:t>
+        <w:t>Virtual Private Network</w:t>
       </w:r>
       <w:r>
         <w:rPr>
           <w:i/>
           <w:iCs/>
         </w:rPr>
-        <w:t xml:space="preserve">International Telecommunication Union – </w:t>
-      </w:r>
-      <w:r>
-        <w:t xml:space="preserve">ITU) publicou o relatório </w:t>
+        <w:t>)</w:t>
+      </w:r>
+      <w:r>
+        <w:t xml:space="preserve">. Deve também existir monitorização dos acessos, registo de eventos e validação dos equipamentos autorizados a ligar-se à infraestrutura. </w:t>
+      </w:r>
+    </w:p>
+    <w:p>
+      <w:pPr>
+        <w:ind w:left="1416" w:firstLine="708"/>
+      </w:pPr>
+      <w:r>
+        <w:t>Nos sistemas críticos, é importante manter cópias de segurança protegidas e verificar regularmente se podem ser restauradas. Estas medidas dificultam a utilização de um dispositivo comprometido como ponto de entrada e reduzem o impacto de um ataque (European Union Agency for Cybersecurity [ENISA], 2019; CISA, 2025).</w:t>
+      </w:r>
+    </w:p>
+    <w:p>
+      <w:pPr>
+        <w:pStyle w:val="Ttulo3"/>
+        <w:ind w:firstLine="708"/>
+      </w:pPr>
+      <w:bookmarkStart w:id="19" w:name="_Toc243275135"/>
+      <w:r>
+        <w:t>2.5.3</w:t>
+      </w:r>
+      <w:r>
+        <w:t xml:space="preserve"> Ataques a sistemas de refrigeração e </w:t>
       </w:r>
       <w:r>
         <w:rPr>
           <w:i/>
           <w:iCs/>
         </w:rPr>
-        <w:t xml:space="preserve">The Internet of Things, </w:t>
-      </w:r>
-      <w:r>
-        <w:t xml:space="preserve">no </w:t>
-      </w:r>
-      <w:r>
-        <w:lastRenderedPageBreak/>
-        <w:t xml:space="preserve">qual destacou o potencial das tecnologias </w:t>
+        <w:t>firmware</w:t>
+      </w:r>
+      <w:r>
+        <w:t xml:space="preserve"> desatualizado</w:t>
+      </w:r>
+      <w:bookmarkEnd w:id="19"/>
+    </w:p>
+    <w:p>
+      <w:pPr>
+        <w:ind w:left="1416" w:firstLine="708"/>
+      </w:pPr>
+      <w:r>
+        <w:t xml:space="preserve">A utilização de dispositivos conectados em contextos industriais e comerciais demonstra que os riscos da </w:t>
       </w:r>
       <w:r>
         <w:rPr>
           <w:i/>
           <w:iCs/>
         </w:rPr>
-        <w:t>RFID</w:t>
-      </w:r>
-      <w:r>
-        <w:t xml:space="preserve"> e dos sensores para criar redes de objetos interligados. O documento referia exemplos de objetos quotidianos, como frigoríficos, televisores , veículos e portas de garagem, ilustrando a possibilidade de a Internet passar a ligar não apenas pessoas e computadores, mas também objetos físicos capazes de fornecer informação (International Communication Union [ITU], 2005).</w:t>
-      </w:r>
-    </w:p>
-    <w:p>
-      <w:pPr>
-        <w:ind w:left="708"/>
-      </w:pPr>
-      <w:r>
-        <w:t>A evolução dos sensores, das tecnologias identificação, das comunicações sem fios e dos protocolos de rede contribuiu para o desenvolvimento de sistemas IoT mais diversificados. A integração com redes móveis e plataformas de computação em nuvem facilitou a ligação de dispositivos, o armazenamento de grandes quantidades de dados e a criação de aplicações em áreas como a indústria, a agricultura, os transportes e a gestão energética (Al-Fuqaha et</w:t>
-      </w:r>
-      <w:r>
-        <w:t xml:space="preserve"> al., 2015).</w:t>
-      </w:r>
-    </w:p>
-    <w:p>
-      <w:pPr>
-        <w:ind w:left="708" w:firstLine="708"/>
-      </w:pPr>
-      <w:r>
-        <w:t>Atualmente, a integração desta tecnologia com a inteligência</w:t>
-      </w:r>
-      <w:r>
-        <w:t xml:space="preserve"> artificial e a computação de periferia (</w:t>
+        <w:t>IoT</w:t>
+      </w:r>
+      <w:r>
+        <w:t xml:space="preserve"> podem ultrapassar a esfera doméstica e provocar consequências económicas e operacionais significativas. Um exemplo recente ocorreu em outubro de 2026, quando foram identificados comprometimentos de controladores remotos de sistemas de refrigeração utilizados em supermercados franceses. O alerta publicado pelo CERT-FR, a equipa francesa de resposta a incidentes de </w:t>
+      </w:r>
+      <w:r>
+        <w:lastRenderedPageBreak/>
+        <w:t>cibersegurança, identificou equipamentos das famílias Danfoss AK-SC e AK-SM, Copeland XWEB e Dixell XWEB entre os sistemas afetados (CERT-FR, 2026).</w:t>
+      </w:r>
+      <w:r>
+        <w:t xml:space="preserve"> ||| (Vitor – Introduzir exemplos de 1 a 2 equipamentos das famílias Danfoss AK-SC e AK-SM)</w:t>
+      </w:r>
+    </w:p>
+    <w:p/>
+    <w:p>
+      <w:pPr>
+        <w:ind w:left="1416" w:firstLine="708"/>
+      </w:pPr>
+      <w:r>
+        <w:t xml:space="preserve">Segundo a Reuters (2026), o incidente afetou pelo menos 350 supermercados, tendo sido alteradas as temperaturas de equipamentos de refrigeração e provocado a deterioração de produtos alimentares. O fabricante Danfoss indicou que algumas unidades afetadas utilizavam </w:t>
       </w:r>
       <w:r>
         <w:rPr>
           <w:i/>
           <w:iCs/>
         </w:rPr>
-        <w:t xml:space="preserve">edge computing) </w:t>
-      </w:r>
-      <w:r>
-        <w:t>permite desenvolver sistemas com capacidade de análise de dados e automação de processos com maior rapidez. Porém, o aumento do número de dispositivos conectados também coloca obstáculos relacionados com a cibersegurança e a privacidade, tornando a proteção dos dispositivos, das redes e da informação recolhida essencial.</w:t>
-      </w:r>
-    </w:p>
-    <w:p>
-      <w:r>
-        <w:tab/>
-      </w:r>
-    </w:p>
-    <w:p>
-      <w:pPr>
-        <w:pStyle w:val="Ttulo2"/>
-        <w:ind w:firstLine="705"/>
-        <w:rPr>
-          <w:rStyle w:val="normaltextrun"/>
-          <w:rFonts w:ascii="Times New Roman" w:hAnsi="Times New Roman" w:cs="Times New Roman"/>
+        <w:t>firmware</w:t>
+      </w:r>
+      <w:r>
+        <w:t xml:space="preserve"> desatualizado ou já não recebiam atualizações de segurança por terem atingido o fim do seu ciclo de suporte. </w:t>
+      </w:r>
+    </w:p>
+    <w:p>
+      <w:pPr>
+        <w:ind w:left="1416" w:firstLine="708"/>
+      </w:pPr>
+      <w:r>
+        <w:t>Apesar desta informação, a investigação não confirmou publicamente que uma vulnerabilidade específica tenha sido o mecanismo utilizado em todos os comprometimentos.</w:t>
+      </w:r>
+    </w:p>
+    <w:p>
+      <w:pPr>
+        <w:ind w:left="1416" w:firstLine="708"/>
+      </w:pPr>
+      <w:r>
+        <w:t>Este caso evidencia os riscos associados à manutenção de equipamentos conectados sem atualizações de segurança e com interfaces de administração expostas à Internet. Ao contrário de um ataque limitado ao acesso a informação, o comprometimento de um sistema de controlo pode alterar o funcionamento de equipamentos físicos, provocar perdas de produtos, interromper operações e gerar custos de recuperação.</w:t>
+      </w:r>
+    </w:p>
+    <w:p/>
+    <w:p>
+      <w:pPr>
+        <w:ind w:left="1416" w:firstLine="708"/>
+      </w:pPr>
+      <w:r>
+        <w:rPr>
           <w:b/>
           <w:bCs/>
-          <w:color w:val="auto"/>
-          <w:sz w:val="24"/>
-          <w:szCs w:val="24"/>
-        </w:rPr>
-      </w:pPr>
-      <w:bookmarkStart w:id="13" w:name="_Toc243175145"/>
-      <w:bookmarkStart w:id="14" w:name="_Toc243185317"/>
-      <w:r>
-        <w:rPr>
-          <w:rStyle w:val="Ttulo2Carter"/>
-          <w:rFonts w:ascii="Times New Roman" w:hAnsi="Times New Roman" w:cs="Times New Roman"/>
+        </w:rPr>
+        <w:t>Medidas de mitigação</w:t>
+      </w:r>
+      <w:r>
+        <w:t xml:space="preserve">: O CERT-FR (2026) recomenda retirar da exposição direta à Internet os controladores afetados e limitar o acesso remoto a uma VPN segura ou a uma rede protegida. Recomenda igualmente a atualização do </w:t>
+      </w:r>
+      <w:r>
+        <w:rPr>
+          <w:i/>
+          <w:iCs/>
+        </w:rPr>
+        <w:t>firmware</w:t>
+      </w:r>
+      <w:r>
+        <w:t xml:space="preserve">, a alteração das palavras-passe predefinidas e a revisão das configurações, incluindo os parâmetros de descongelação. Quando um equipamento deixa de receber atualizações de segurança, deve ser avaliada a sua substituição ou a aplicação de controlos compensatórios adequados. </w:t>
+      </w:r>
+    </w:p>
+    <w:p>
+      <w:pPr>
+        <w:ind w:left="1416" w:firstLine="708"/>
+      </w:pPr>
+      <w:r>
+        <w:t xml:space="preserve">Após um comprometimento, não basta repor as definições de fábrica se a vulnerabilidade que permitiu o ataque continuar presente: o </w:t>
+      </w:r>
+      <w:r>
+        <w:lastRenderedPageBreak/>
+        <w:t xml:space="preserve">equipamento deve ser corrigido e reconfigurado antes de voltar a ser ligado à rede. </w:t>
+      </w:r>
+    </w:p>
+    <w:p>
+      <w:pPr>
+        <w:ind w:left="1416" w:firstLine="708"/>
+      </w:pPr>
+      <w:r>
+        <w:t>Estas medidas são especialmente importantes em ambientes comerciais e industriais, nos quais a disponibilidade e a integridade dos sistemas têm consequências diretas na atividade da organização.</w:t>
+      </w:r>
+    </w:p>
+    <w:p>
+      <w:pPr>
+        <w:ind w:left="1416"/>
+      </w:pPr>
+    </w:p>
+    <w:p>
+      <w:pPr>
+        <w:pStyle w:val="Ttulo3"/>
+        <w:ind w:left="1416"/>
+      </w:pPr>
+      <w:bookmarkStart w:id="20" w:name="_Toc243275136"/>
+      <w:r>
+        <w:t>2.5.4</w:t>
+      </w:r>
+      <w:r>
+        <w:t xml:space="preserve"> Utilização de dispositivos </w:t>
+      </w:r>
+      <w:r>
+        <w:rPr>
+          <w:i/>
+          <w:iCs/>
+        </w:rPr>
+        <w:t>IoT</w:t>
+      </w:r>
+      <w:r>
+        <w:t xml:space="preserve"> em ataques de negação e serviço distribuída (DDoS)</w:t>
+      </w:r>
+      <w:bookmarkEnd w:id="20"/>
+    </w:p>
+    <w:p>
+      <w:pPr>
+        <w:spacing w:after="240"/>
+        <w:ind w:left="1416" w:firstLine="708"/>
+      </w:pPr>
+      <w:r>
+        <w:t xml:space="preserve">Outro risco relevante consiste na utilização de dispositivos </w:t>
+      </w:r>
+      <w:r>
+        <w:rPr>
+          <w:i/>
+          <w:iCs/>
+        </w:rPr>
+        <w:t>IoT</w:t>
+      </w:r>
+      <w:r>
+        <w:t xml:space="preserve"> comprometidos para realizar ataques de negação de serviço distribuída (Distributed Denial of Service — DDoS). Neste tipo de ataque, vários dispositivos enviam simultaneamente grandes quantidades de tráfego para um serviço ou sistema, com o objetivo de consumir os seus recursos e dificultar ou impedir o acesso dos utilizadores legítimos.</w:t>
+      </w:r>
+    </w:p>
+    <w:p>
+      <w:pPr>
+        <w:spacing w:after="240"/>
+        <w:ind w:left="1416" w:firstLine="708"/>
+      </w:pPr>
+      <w:r>
+        <w:t xml:space="preserve">Um exemplo conhecido é a </w:t>
+      </w:r>
+      <w:r>
+        <w:rPr>
+          <w:i/>
+          <w:iCs/>
+        </w:rPr>
+        <w:t>botnet</w:t>
+      </w:r>
+      <w:r>
+        <w:t xml:space="preserve"> Mirai, que comprometeu dispositivos conectados, incluindo routers, câmaras e gravadores de vídeo digitais, recorrendo, entre outros métodos, à utilização de credenciais predefinidas ou pouco seguras. Em 2016, dispositivos integrados nesta </w:t>
+      </w:r>
+      <w:r>
+        <w:rPr>
+          <w:i/>
+          <w:iCs/>
+        </w:rPr>
+        <w:t>botnet</w:t>
+      </w:r>
+      <w:r>
+        <w:t xml:space="preserve"> foram utilizados em ataques DDoS de grande dimensão. O caso demonstrou que equipamentos com capacidade computacional limitada podem, quando comprometidos em grande número, ser utilizados coletivamente para perturbar serviços na Internet (Federal Bureau of Investigation, 2017; National Institute of Standards and Technology [NIST], 2017).</w:t>
+      </w:r>
+    </w:p>
+    <w:p/>
+    <w:p>
+      <w:pPr>
+        <w:ind w:left="1416" w:firstLine="708"/>
+      </w:pPr>
+      <w:r>
+        <w:rPr>
           <w:b/>
           <w:bCs/>
-          <w:color w:val="auto"/>
-          <w:sz w:val="24"/>
+        </w:rPr>
+        <w:t>Medidas de mitigação:</w:t>
+      </w:r>
+      <w:r>
+        <w:t xml:space="preserve"> Para reduzir a probabilidade de os dispositivos </w:t>
+      </w:r>
+      <w:r>
+        <w:rPr>
+          <w:i/>
+          <w:iCs/>
+        </w:rPr>
+        <w:t>IoT</w:t>
+      </w:r>
+      <w:r>
+        <w:t xml:space="preserve"> serem integrados numa </w:t>
+      </w:r>
+      <w:r>
+        <w:rPr>
+          <w:i/>
+          <w:iCs/>
+        </w:rPr>
+        <w:t>botnet</w:t>
+      </w:r>
+      <w:r>
+        <w:t xml:space="preserve">, é necessário alterar as credenciais predefinidas, instalar atualizações de </w:t>
+      </w:r>
+      <w:r>
+        <w:rPr>
+          <w:i/>
+          <w:iCs/>
+        </w:rPr>
+        <w:t>firmware</w:t>
+      </w:r>
+      <w:r>
+        <w:t xml:space="preserve"> e desativar serviços e portas de comunicação desnecessárias. A segmentação da rede permite limitar a comunicação dos dispositivos com outros sistemas, </w:t>
+      </w:r>
+      <w:r>
+        <w:lastRenderedPageBreak/>
+        <w:t xml:space="preserve">enquanto a monitorização do tráfego pode ajudar a identificar comportamentos anormais. </w:t>
+      </w:r>
+    </w:p>
+    <w:p>
+      <w:pPr>
+        <w:ind w:left="1416" w:firstLine="708"/>
+      </w:pPr>
+      <w:r>
+        <w:t>Os fabricantes devem também disponibilizar mecanismos de atualização e configurações seguras. Do lado das organizações que disponibilizam serviços na Internet, a utilização de serviços de mitigação de DDoS, filtragem de tráfego e mecanismos de distribuição de carga pode reduzir o impacto de um ataque (NIST, 2017; CISA, 2025).</w:t>
+      </w:r>
+    </w:p>
+    <w:p>
+      <w:pPr>
+        <w:pStyle w:val="Ttulo3"/>
+        <w:ind w:firstLine="708"/>
+        <w:rPr>
           <w:szCs w:val="24"/>
         </w:rPr>
-        <w:t>2.</w:t>
-      </w:r>
-      <w:r>
-        <w:rPr>
-          <w:rStyle w:val="Ttulo2Carter"/>
-          <w:rFonts w:ascii="Times New Roman" w:hAnsi="Times New Roman" w:cs="Times New Roman"/>
+      </w:pPr>
+      <w:bookmarkStart w:id="21" w:name="_Toc243275137"/>
+      <w:r>
+        <w:rPr>
+          <w:szCs w:val="24"/>
+        </w:rPr>
+        <w:t>2.5.5</w:t>
+      </w:r>
+      <w:r>
+        <w:rPr>
+          <w:szCs w:val="24"/>
+        </w:rPr>
+        <w:t xml:space="preserve"> Exposição de informações e riscos para a privacidade</w:t>
+      </w:r>
+      <w:bookmarkEnd w:id="21"/>
+    </w:p>
+    <w:p>
+      <w:pPr>
+        <w:ind w:left="1416" w:firstLine="708"/>
+      </w:pPr>
+      <w:r>
+        <w:t xml:space="preserve">Para além da interrupção de serviços ou do controlo não autorizado de equipamentos, os dispositivos </w:t>
+      </w:r>
+      <w:r>
+        <w:rPr>
+          <w:i/>
+          <w:iCs/>
+        </w:rPr>
+        <w:t>IoT</w:t>
+      </w:r>
+      <w:r>
+        <w:t xml:space="preserve"> podem expor informações pessoais e empresariais. Os dados recolhidos por sensores, câmaras, microfones, sistemas de localização e aplicações associadas podem revelar hábitos, rotinas, presença de pessoas numa habitação ou informações sobre o funcionamento de uma organização. A exposição pode resultar de acessos não autorizados, configurações incorretas, comunicações sem proteção adequada ou falhas nos serviços e aplicações que suportam os dispositivos.</w:t>
+      </w:r>
+    </w:p>
+    <w:p/>
+    <w:p>
+      <w:pPr>
+        <w:ind w:left="1416" w:firstLine="708"/>
+      </w:pPr>
+      <w:r>
+        <w:t>A situação representada na cena da casa inteligente de Mr. Robot demonstra que o comprometimento de um ecossistema IoT pode afetar a privacidade e a segurança dos seus utilizadores, uma vez que o atacante passa a controlar sistemas que fazem parte do quotidiano da personagem. Num contexto real, um dispositivo comprometido poderá ainda ser utilizado para recolher informação ou servir de ponto de entrada para outros sistemas, dependendo dos dados a que tenha acesso e das ligações existentes na rede. O NIST salienta que os dispositivos IoT apresentam riscos específicos de cibersegurança e privacidade que devem ser geridos ao longo de todo o seu ciclo de vida (Boeckl et al., 2021).</w:t>
+      </w:r>
+    </w:p>
+    <w:p/>
+    <w:p>
+      <w:pPr>
+        <w:ind w:left="1416" w:firstLine="708"/>
+      </w:pPr>
+      <w:r>
+        <w:rPr>
           <w:b/>
           <w:bCs/>
-          <w:color w:val="auto"/>
-          <w:sz w:val="24"/>
-          <w:szCs w:val="24"/>
-        </w:rPr>
-        <w:t>3</w:t>
-      </w:r>
-      <w:r>
-        <w:rPr>
-          <w:rStyle w:val="Ttulo2Carter"/>
-          <w:rFonts w:ascii="Times New Roman" w:hAnsi="Times New Roman" w:cs="Times New Roman"/>
-          <w:b/>
-          <w:bCs/>
-          <w:color w:val="auto"/>
-          <w:sz w:val="24"/>
-          <w:szCs w:val="24"/>
-        </w:rPr>
-        <w:t xml:space="preserve"> </w:t>
-      </w:r>
-      <w:bookmarkEnd w:id="13"/>
-      <w:r>
+        </w:rPr>
+        <w:t>Medidas de mitigação:</w:t>
+      </w:r>
+      <w:r>
+        <w:t xml:space="preserve"> A proteção da informação exige limitar a recolha de dados ao necessário, definir permissões de acesso adequadas e </w:t>
+      </w:r>
+      <w:r>
+        <w:lastRenderedPageBreak/>
+        <w:t xml:space="preserve">utilizar cifragem nas comunicações e no armazenamento, sempre que suportada pelo equipamento. </w:t>
+      </w:r>
+    </w:p>
+    <w:p>
+      <w:pPr>
+        <w:ind w:left="1416" w:firstLine="708"/>
+      </w:pPr>
+      <w:r>
+        <w:t xml:space="preserve">Os utilizadores devem rever as permissões das aplicações, proteger as contas associadas aos dispositivos e desativar a recolha de informação ou as funcionalidades que não sejam necessárias. Nas organizações, devem ainda ser definidos períodos de conservação dos dados, políticas de acesso e procedimentos de resposta a incidentes. </w:t>
+      </w:r>
+    </w:p>
+    <w:p>
+      <w:pPr>
+        <w:ind w:left="1416" w:firstLine="708"/>
+      </w:pPr>
+      <w:r>
+        <w:t>A segmentação da rede, a aplicação regular de atualizações e a monitorização dos acessos complementam estas medidas, reduzindo a possibilidade de exposição e de utilização indevida da informação (Boeckl et al., 2021; ENISA, 2019).</w:t>
+      </w:r>
+    </w:p>
+    <w:p>
+      <w:pPr>
+        <w:pStyle w:val="Ttulo3"/>
+      </w:pPr>
+      <w:r>
+        <w:tab/>
+      </w:r>
+      <w:bookmarkStart w:id="22" w:name="_Toc243275138"/>
+      <w:r>
+        <w:t xml:space="preserve">2.5.6 </w:t>
+      </w:r>
+      <w:r>
+        <w:t>Síntese</w:t>
+      </w:r>
+      <w:bookmarkEnd w:id="22"/>
+    </w:p>
+    <w:p>
+      <w:pPr>
+        <w:ind w:left="1416" w:firstLine="708"/>
+      </w:pPr>
+      <w:r>
+        <w:t>Em síntese, os exemplos apresentados demonstram que os riscos de segurança associados à IoT abrangem desde a perda de controlo de equipamentos domésticos até à interrupção de serviços empresariais, à utilização de dispositivos em ataques DDoS e à exposição de informação sensível. A mitigação destes riscos exige uma abordagem integrada, que combine atualizações de segurança, autenticação robusta, segmentação de redes, limitação do acesso remoto e proteção dos dados. A segurança deve, por isso, ser considerada durante a conceção, implementação, manutenção e substituição dos dispositivos, em vez de ser tratada apenas após a ocorrência de um incidente.</w:t>
+      </w:r>
+    </w:p>
+    <w:p>
+      <w:pPr>
+        <w:ind w:firstLine="708"/>
         <w:rPr>
           <w:rStyle w:val="normaltextrun"/>
-          <w:rFonts w:ascii="Times New Roman" w:hAnsi="Times New Roman" w:cs="Times New Roman"/>
-          <w:b/>
-          <w:bCs/>
-          <w:color w:val="auto"/>
-          <w:sz w:val="24"/>
-          <w:szCs w:val="24"/>
-        </w:rPr>
-        <w:t>Funcionamento</w:t>
-      </w:r>
-      <w:bookmarkEnd w:id="14"/>
-    </w:p>
-    <w:p>
-      <w:pPr>
-        <w:rPr>
+        </w:rPr>
+      </w:pPr>
+      <w:bookmarkStart w:id="23" w:name="_Toc243275139"/>
+      <w:r>
+        <w:rPr>
+          <w:rStyle w:val="normaltextrun"/>
           <w:rFonts w:cs="Times New Roman"/>
           <w:szCs w:val="24"/>
         </w:rPr>
-      </w:pPr>
-      <w:r>
-        <w:tab/>
-      </w:r>
-    </w:p>
-    <w:p>
-      <w:pPr>
-        <w:pStyle w:val="Ttulo2"/>
-        <w:ind w:firstLine="705"/>
+        <w:t>2.</w:t>
+      </w:r>
+      <w:r>
         <w:rPr>
           <w:rStyle w:val="normaltextrun"/>
-          <w:rFonts w:ascii="Times New Roman" w:hAnsi="Times New Roman" w:cs="Times New Roman"/>
-          <w:b/>
-          <w:bCs/>
-          <w:color w:val="auto"/>
-          <w:sz w:val="24"/>
-          <w:szCs w:val="24"/>
-        </w:rPr>
-      </w:pPr>
-      <w:bookmarkStart w:id="15" w:name="_Toc243185318"/>
-      <w:r>
-        <w:rPr>
-          <w:rStyle w:val="normaltextrun"/>
-          <w:rFonts w:ascii="Times New Roman" w:hAnsi="Times New Roman" w:cs="Times New Roman"/>
-          <w:b/>
-          <w:bCs/>
-          <w:color w:val="auto"/>
-          <w:sz w:val="24"/>
-          <w:szCs w:val="24"/>
-        </w:rPr>
-        <w:t>2.4 Características</w:t>
-      </w:r>
-      <w:bookmarkEnd w:id="15"/>
-    </w:p>
-    <w:p>
-      <w:pPr>
-        <w:rPr>
-          <w:szCs w:val="24"/>
-        </w:rPr>
-      </w:pPr>
-      <w:r>
-        <w:tab/>
-      </w:r>
-    </w:p>
-    <w:p>
-      <w:pPr>
-        <w:pStyle w:val="Ttulo2"/>
-        <w:ind w:firstLine="705"/>
-        <w:rPr>
-          <w:rStyle w:val="normaltextrun"/>
-          <w:rFonts w:ascii="Times New Roman" w:hAnsi="Times New Roman" w:cs="Times New Roman"/>
-          <w:b/>
-          <w:bCs/>
-          <w:color w:val="auto"/>
-          <w:sz w:val="24"/>
-          <w:szCs w:val="24"/>
-        </w:rPr>
-      </w:pPr>
-      <w:bookmarkStart w:id="16" w:name="_Toc243185319"/>
-      <w:r>
-        <w:rPr>
-          <w:rStyle w:val="normaltextrun"/>
-          <w:rFonts w:ascii="Times New Roman" w:hAnsi="Times New Roman" w:cs="Times New Roman"/>
-          <w:b/>
-          <w:bCs/>
-          <w:color w:val="auto"/>
-          <w:sz w:val="24"/>
-          <w:szCs w:val="24"/>
-        </w:rPr>
-        <w:t>2.</w:t>
-      </w:r>
-      <w:r>
-        <w:rPr>
-          <w:rStyle w:val="normaltextrun"/>
-          <w:rFonts w:ascii="Times New Roman" w:hAnsi="Times New Roman" w:cs="Times New Roman"/>
-          <w:b/>
-          <w:bCs/>
-          <w:color w:val="auto"/>
-          <w:sz w:val="24"/>
-          <w:szCs w:val="24"/>
-        </w:rPr>
-        <w:t>5</w:t>
-      </w:r>
-      <w:r>
-        <w:rPr>
-          <w:rStyle w:val="normaltextrun"/>
-          <w:rFonts w:ascii="Times New Roman" w:hAnsi="Times New Roman" w:cs="Times New Roman"/>
-          <w:b/>
-          <w:bCs/>
-          <w:color w:val="auto"/>
-          <w:sz w:val="24"/>
-          <w:szCs w:val="24"/>
-        </w:rPr>
-        <w:t xml:space="preserve"> Vulnerabilidades e medidas de segurança</w:t>
-      </w:r>
-      <w:bookmarkEnd w:id="16"/>
-    </w:p>
-    <w:p>
-      <w:pPr>
-        <w:rPr>
           <w:rFonts w:cs="Times New Roman"/>
           <w:szCs w:val="24"/>
         </w:rPr>
-      </w:pPr>
-      <w:r>
-        <w:tab/>
-      </w:r>
-    </w:p>
-    <w:p>
-      <w:pPr>
-        <w:pStyle w:val="Ttulo2"/>
-        <w:ind w:firstLine="705"/>
+        <w:t>6</w:t>
+      </w:r>
+      <w:r>
         <w:rPr>
           <w:rStyle w:val="normaltextrun"/>
-          <w:rFonts w:ascii="Times New Roman" w:hAnsi="Times New Roman" w:cs="Times New Roman"/>
-          <w:b/>
-          <w:bCs/>
-          <w:color w:val="auto"/>
-          <w:sz w:val="24"/>
-          <w:szCs w:val="24"/>
-        </w:rPr>
-      </w:pPr>
-      <w:bookmarkStart w:id="17" w:name="_Toc243185320"/>
-      <w:r>
-        <w:rPr>
-          <w:rStyle w:val="normaltextrun"/>
-          <w:rFonts w:ascii="Times New Roman" w:hAnsi="Times New Roman" w:cs="Times New Roman"/>
-          <w:b/>
-          <w:bCs/>
-          <w:color w:val="auto"/>
-          <w:sz w:val="24"/>
-          <w:szCs w:val="24"/>
-        </w:rPr>
-        <w:t>2.</w:t>
-      </w:r>
-      <w:r>
-        <w:rPr>
-          <w:rStyle w:val="normaltextrun"/>
-          <w:rFonts w:ascii="Times New Roman" w:hAnsi="Times New Roman" w:cs="Times New Roman"/>
-          <w:b/>
-          <w:bCs/>
-          <w:color w:val="auto"/>
-          <w:sz w:val="24"/>
-          <w:szCs w:val="24"/>
-        </w:rPr>
-        <w:t>6</w:t>
-      </w:r>
-      <w:r>
-        <w:rPr>
-          <w:rStyle w:val="normaltextrun"/>
-          <w:rFonts w:ascii="Times New Roman" w:hAnsi="Times New Roman" w:cs="Times New Roman"/>
-          <w:b/>
-          <w:bCs/>
-          <w:color w:val="auto"/>
-          <w:sz w:val="24"/>
-          <w:szCs w:val="24"/>
-        </w:rPr>
-        <w:t xml:space="preserve"> Comparação entre tecnologias</w:t>
-      </w:r>
-      <w:bookmarkEnd w:id="17"/>
-    </w:p>
-    <w:p>
-      <w:pPr>
-        <w:rPr>
           <w:rFonts w:cs="Times New Roman"/>
           <w:szCs w:val="24"/>
         </w:rPr>
+        <w:t xml:space="preserve"> Comparação entre tecnologias</w:t>
+      </w:r>
+      <w:bookmarkEnd w:id="23"/>
+    </w:p>
+    <w:p>
+      <w:pPr>
+        <w:pStyle w:val="Ttulo3"/>
       </w:pPr>
       <w:r>
         <w:tab/>
-      </w:r>
-    </w:p>
-    <w:p>
-      <w:pPr>
-        <w:pStyle w:val="Ttulo2"/>
-        <w:ind w:firstLine="705"/>
-        <w:rPr>
-          <w:rStyle w:val="normaltextrun"/>
-          <w:rFonts w:ascii="Times New Roman" w:hAnsi="Times New Roman" w:cs="Times New Roman"/>
-          <w:b/>
-          <w:bCs/>
-          <w:color w:val="auto"/>
-          <w:sz w:val="24"/>
-          <w:szCs w:val="24"/>
-        </w:rPr>
-      </w:pPr>
-      <w:r>
-        <w:rPr>
-          <w:rStyle w:val="normaltextrun"/>
-          <w:rFonts w:ascii="Times New Roman" w:hAnsi="Times New Roman" w:cs="Times New Roman"/>
-          <w:b/>
-          <w:bCs/>
-          <w:color w:val="auto"/>
-          <w:sz w:val="24"/>
-          <w:szCs w:val="24"/>
-        </w:rPr>
+        <w:t>E-REDES</w:t>
+      </w:r>
+    </w:p>
+    <w:p>
+      <w:pPr>
+        <w:pStyle w:val="Ttulo3"/>
+      </w:pPr>
+      <w:r>
         <w:tab/>
-      </w:r>
-      <w:bookmarkStart w:id="18" w:name="_Toc243185321"/>
-      <w:r>
-        <w:rPr>
-          <w:rStyle w:val="normaltextrun"/>
-          <w:rFonts w:ascii="Times New Roman" w:hAnsi="Times New Roman" w:cs="Times New Roman"/>
-          <w:b/>
-          <w:bCs/>
-          <w:color w:val="auto"/>
-          <w:sz w:val="24"/>
-          <w:szCs w:val="24"/>
-        </w:rPr>
-        <w:t>2.</w:t>
-      </w:r>
-      <w:r>
-        <w:rPr>
-          <w:rStyle w:val="normaltextrun"/>
-          <w:rFonts w:ascii="Times New Roman" w:hAnsi="Times New Roman" w:cs="Times New Roman"/>
-          <w:b/>
-          <w:bCs/>
-          <w:color w:val="auto"/>
-          <w:sz w:val="24"/>
-          <w:szCs w:val="24"/>
-        </w:rPr>
-        <w:t>7</w:t>
-      </w:r>
-      <w:r>
-        <w:rPr>
-          <w:rStyle w:val="normaltextrun"/>
-          <w:rFonts w:ascii="Times New Roman" w:hAnsi="Times New Roman" w:cs="Times New Roman"/>
-          <w:b/>
-          <w:bCs/>
-          <w:color w:val="auto"/>
-          <w:sz w:val="24"/>
-          <w:szCs w:val="24"/>
-        </w:rPr>
-        <w:t xml:space="preserve"> Análise de mercado</w:t>
-      </w:r>
-      <w:bookmarkEnd w:id="18"/>
+        <w:t>CARRISway</w:t>
+      </w:r>
+    </w:p>
+    <w:p>
+      <w:r>
+        <w:tab/>
+      </w:r>
+      <w:r>
+        <w:tab/>
+        <w:t>Outro que já não me lembro</w:t>
+      </w:r>
+    </w:p>
+    <w:p>
+      <w:r>
+        <w:tab/>
+      </w:r>
+      <w:r>
+        <w:tab/>
+      </w:r>
     </w:p>
     <w:p>
       <w:pPr>
@@ -2658,31 +6044,21 @@
       <w:r>
         <w:tab/>
       </w:r>
+      <w:r>
+        <w:t>BOLINHA – Preenche pff</w:t>
+      </w:r>
     </w:p>
     <w:p>
       <w:pPr>
         <w:pStyle w:val="Ttulo2"/>
-        <w:ind w:firstLine="705"/>
-        <w:rPr>
-          <w:rStyle w:val="eop"/>
-          <w:rFonts w:ascii="Times New Roman" w:hAnsi="Times New Roman" w:cs="Times New Roman"/>
-          <w:b/>
-          <w:bCs/>
-          <w:color w:val="auto"/>
-          <w:sz w:val="24"/>
-          <w:szCs w:val="24"/>
-        </w:rPr>
-      </w:pPr>
-      <w:bookmarkStart w:id="19" w:name="_Toc243185322"/>
-      <w:r>
         <w:rPr>
           <w:rStyle w:val="normaltextrun"/>
-          <w:rFonts w:ascii="Times New Roman" w:hAnsi="Times New Roman" w:cs="Times New Roman"/>
-          <w:b/>
-          <w:bCs/>
-          <w:color w:val="auto"/>
-          <w:sz w:val="24"/>
-          <w:szCs w:val="24"/>
+        </w:rPr>
+      </w:pPr>
+      <w:bookmarkStart w:id="24" w:name="_Toc243275140"/>
+      <w:r>
+        <w:rPr>
+          <w:rStyle w:val="normaltextrun"/>
         </w:rPr>
         <w:lastRenderedPageBreak/>
         <w:t>2.</w:t>
@@ -2690,50 +6066,988 @@
       <w:r>
         <w:rPr>
           <w:rStyle w:val="normaltextrun"/>
-          <w:rFonts w:ascii="Times New Roman" w:hAnsi="Times New Roman" w:cs="Times New Roman"/>
-          <w:b/>
-          <w:bCs/>
-          <w:color w:val="auto"/>
-          <w:sz w:val="24"/>
-          <w:szCs w:val="24"/>
+        </w:rPr>
+        <w:t>7</w:t>
+      </w:r>
+      <w:r>
+        <w:rPr>
+          <w:rStyle w:val="normaltextrun"/>
+        </w:rPr>
+        <w:t xml:space="preserve"> Análise de mercado</w:t>
+      </w:r>
+      <w:bookmarkEnd w:id="24"/>
+    </w:p>
+    <w:p>
+      <w:pPr>
+        <w:ind w:left="705"/>
+      </w:pPr>
+      <w:r>
+        <w:tab/>
+      </w:r>
+      <w:r>
+        <w:tab/>
+      </w:r>
+      <w:r>
+        <w:t>De acordo com a Future Market Insights (s.d.), o mercado global de processadores para dispositivos da Internet das Coisas (IoT) tem vindo a crescer</w:t>
+      </w:r>
+      <w:r>
+        <w:t xml:space="preserve"> como observado na figura ?</w:t>
+      </w:r>
+      <w:r>
+        <w:t>. Em 2020, o valor</w:t>
+      </w:r>
+      <w:r>
+        <w:t xml:space="preserve"> global estimado</w:t>
+      </w:r>
+      <w:r>
+        <w:t xml:space="preserve"> </w:t>
+      </w:r>
+      <w:r>
+        <w:t>foi de</w:t>
+      </w:r>
+      <w:r>
+        <w:t xml:space="preserve"> 39,4 mil milhões de dólares, </w:t>
+      </w:r>
+      <w:r>
+        <w:t>com um aumento</w:t>
+      </w:r>
+      <w:r>
+        <w:t xml:space="preserve"> para 55,6 mil milhões em 2025. </w:t>
+      </w:r>
+    </w:p>
+    <w:p>
+      <w:pPr>
+        <w:ind w:left="708" w:firstLine="708"/>
+      </w:pPr>
+      <w:r>
+        <w:t>Para 2035, a mesma fonte prevê que o mercado atinja os 110,6 mil milhões de dólares. Estes valores correspondem a um crescimento decercade41,1%entre2020 e 2025 e de aproximadamente 98,9% entre 2025 e2035, o que evidencia uma perspetiva de expansão significativa ao longo deste período.</w:t>
+      </w:r>
+    </w:p>
+    <w:p>
+      <w:pPr>
+        <w:spacing w:after="240"/>
+        <w:ind w:firstLine="708"/>
+      </w:pPr>
+    </w:p>
+    <w:p>
+      <w:pPr>
+        <w:spacing w:after="240"/>
+        <w:ind w:firstLine="708"/>
+      </w:pPr>
+    </w:p>
+    <w:p>
+      <w:pPr>
+        <w:spacing w:after="240"/>
+        <w:ind w:firstLine="708"/>
+      </w:pPr>
+      <w:r>
+        <w:rPr>
+          <w:noProof/>
+        </w:rPr>
+        <mc:AlternateContent>
+          <mc:Choice Requires="wps">
+            <w:drawing>
+              <wp:anchor distT="0" distB="0" distL="114300" distR="114300" simplePos="0" relativeHeight="251676672" behindDoc="0" locked="0" layoutInCell="1" allowOverlap="1" wp14:anchorId="0AD6951D" wp14:editId="7CFB57AC">
+                <wp:simplePos x="0" y="0"/>
+                <wp:positionH relativeFrom="column">
+                  <wp:posOffset>161925</wp:posOffset>
+                </wp:positionH>
+                <wp:positionV relativeFrom="paragraph">
+                  <wp:posOffset>2583180</wp:posOffset>
+                </wp:positionV>
+                <wp:extent cx="5525770" cy="635"/>
+                <wp:effectExtent l="0" t="0" r="0" b="0"/>
+                <wp:wrapSquare wrapText="bothSides"/>
+                <wp:docPr id="2123902267" name="Caixa de texto 1"/>
+                <wp:cNvGraphicFramePr/>
+                <a:graphic xmlns:a="http://schemas.openxmlformats.org/drawingml/2006/main">
+                  <a:graphicData uri="http://schemas.microsoft.com/office/word/2010/wordprocessingShape">
+                    <wps:wsp>
+                      <wps:cNvSpPr txBox="1"/>
+                      <wps:spPr>
+                        <a:xfrm>
+                          <a:off x="0" y="0"/>
+                          <a:ext cx="5525770" cy="635"/>
+                        </a:xfrm>
+                        <a:prstGeom prst="rect">
+                          <a:avLst/>
+                        </a:prstGeom>
+                        <a:solidFill>
+                          <a:prstClr val="white"/>
+                        </a:solidFill>
+                        <a:ln>
+                          <a:noFill/>
+                        </a:ln>
+                      </wps:spPr>
+                      <wps:txbx>
+                        <w:txbxContent>
+                          <w:p>
+                            <w:pPr>
+                              <w:pStyle w:val="Legenda"/>
+                              <w:rPr>
+                                <w:noProof/>
+                                <w:szCs w:val="22"/>
+                              </w:rPr>
+                            </w:pPr>
+                            <w:r>
+                              <w:t xml:space="preserve">Figura </w:t>
+                            </w:r>
+                            <w:fldSimple w:instr=" SEQ Figura \* ARABIC ">
+                              <w:r>
+                                <w:rPr>
+                                  <w:noProof/>
+                                </w:rPr>
+                                <w:t>2</w:t>
+                              </w:r>
+                            </w:fldSimple>
+                          </w:p>
+                        </w:txbxContent>
+                      </wps:txbx>
+                      <wps:bodyPr rot="0" spcFirstLastPara="0" vertOverflow="overflow" horzOverflow="overflow" vert="horz" wrap="square" lIns="0" tIns="0" rIns="0" bIns="0" numCol="1" spcCol="0" rtlCol="0" fromWordArt="0" anchor="t" anchorCtr="0" forceAA="0" compatLnSpc="1">
+                        <a:prstTxWarp prst="textNoShape">
+                          <a:avLst/>
+                        </a:prstTxWarp>
+                        <a:spAutoFit/>
+                      </wps:bodyPr>
+                    </wps:wsp>
+                  </a:graphicData>
+                </a:graphic>
+              </wp:anchor>
+            </w:drawing>
+          </mc:Choice>
+          <mc:Fallback>
+            <w:pict>
+              <v:shape w14:anchorId="0AD6951D" id="Caixa de texto 1" o:spid="_x0000_s1056" type="#_x0000_t202" style="position:absolute;left:0;text-align:left;margin-left:12.75pt;margin-top:203.4pt;width:435.1pt;height:.05pt;z-index:251676672;visibility:visible;mso-wrap-style:square;mso-wrap-distance-left:9pt;mso-wrap-distance-top:0;mso-wrap-distance-right:9pt;mso-wrap-distance-bottom:0;mso-position-horizontal:absolute;mso-position-horizontal-relative:text;mso-position-vertical:absolute;mso-position-vertical-relative:text;v-text-anchor:top" o:gfxdata="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" stroked="f">
+                <v:textbox style="mso-fit-shape-to-text:t" inset="0,0,0,0">
+                  <w:txbxContent>
+                    <w:p>
+                      <w:pPr>
+                        <w:pStyle w:val="Legenda"/>
+                        <w:rPr>
+                          <w:noProof/>
+                          <w:szCs w:val="22"/>
+                        </w:rPr>
+                      </w:pPr>
+                      <w:r>
+                        <w:t xml:space="preserve">Figura </w:t>
+                      </w:r>
+                      <w:fldSimple w:instr=" SEQ Figura \* ARABIC ">
+                        <w:r>
+                          <w:rPr>
+                            <w:noProof/>
+                          </w:rPr>
+                          <w:t>2</w:t>
+                        </w:r>
+                      </w:fldSimple>
+                    </w:p>
+                  </w:txbxContent>
+                </v:textbox>
+                <w10:wrap type="square"/>
+              </v:shape>
+            </w:pict>
+          </mc:Fallback>
+        </mc:AlternateContent>
+      </w:r>
+      <w:r>
+        <w:rPr>
+          <w:noProof/>
+        </w:rPr>
+        <w:drawing>
+          <wp:anchor distT="0" distB="0" distL="114300" distR="114300" simplePos="0" relativeHeight="251658240" behindDoc="0" locked="0" layoutInCell="1" allowOverlap="1" wp14:anchorId="75C7D9D9" wp14:editId="4EA6DE4D">
+            <wp:simplePos x="0" y="0"/>
+            <wp:positionH relativeFrom="column">
+              <wp:posOffset>207645</wp:posOffset>
+            </wp:positionH>
+            <wp:positionV relativeFrom="paragraph">
+              <wp:posOffset>317500</wp:posOffset>
+            </wp:positionV>
+            <wp:extent cx="5526000" cy="2250000"/>
+            <wp:effectExtent l="0" t="0" r="0" b="0"/>
+            <wp:wrapSquare wrapText="bothSides"/>
+            <wp:docPr id="1469151271" name="Imagem 4"/>
+            <wp:cNvGraphicFramePr>
+              <a:graphicFrameLocks xmlns:a="http://schemas.openxmlformats.org/drawingml/2006/main" noChangeAspect="1"/>
+            </wp:cNvGraphicFramePr>
+            <a:graphic xmlns:a="http://schemas.openxmlformats.org/drawingml/2006/main">
+              <a:graphicData uri="http://schemas.openxmlformats.org/drawingml/2006/picture">
+                <pic:pic xmlns:pic="http://schemas.openxmlformats.org/drawingml/2006/picture">
+                  <pic:nvPicPr>
+                    <pic:cNvPr id="0" name="Picture 2"/>
+                    <pic:cNvPicPr>
+                      <a:picLocks noChangeAspect="1" noChangeArrowheads="1"/>
+                    </pic:cNvPicPr>
+                  </pic:nvPicPr>
+                  <pic:blipFill>
+                    <a:blip r:embed="rId15">
+                      <a:extLst>
+                        <a:ext uri="{28A0092B-C50C-407E-A947-70E740481C1C}">
+                          <a14:useLocalDpi xmlns:a14="http://schemas.microsoft.com/office/drawing/2010/main" val="0"/>
+                        </a:ext>
+                      </a:extLst>
+                    </a:blip>
+                    <a:srcRect/>
+                    <a:stretch>
+                      <a:fillRect/>
+                    </a:stretch>
+                  </pic:blipFill>
+                  <pic:spPr bwMode="auto">
+                    <a:xfrm>
+                      <a:off x="0" y="0"/>
+                      <a:ext cx="5526000" cy="2250000"/>
+                    </a:xfrm>
+                    <a:prstGeom prst="rect">
+                      <a:avLst/>
+                    </a:prstGeom>
+                    <a:noFill/>
+                  </pic:spPr>
+                </pic:pic>
+              </a:graphicData>
+            </a:graphic>
+            <wp14:sizeRelH relativeFrom="margin">
+              <wp14:pctWidth>0</wp14:pctWidth>
+            </wp14:sizeRelH>
+            <wp14:sizeRelV relativeFrom="margin">
+              <wp14:pctHeight>0</wp14:pctHeight>
+            </wp14:sizeRelV>
+          </wp:anchor>
+        </w:drawing>
+      </w:r>
+      <w:r>
+        <w:rPr>
+          <w:noProof/>
+        </w:rPr>
+        <mc:AlternateContent>
+          <mc:Choice Requires="wps">
+            <w:drawing>
+              <wp:anchor distT="0" distB="0" distL="114300" distR="114300" simplePos="0" relativeHeight="251674624" behindDoc="0" locked="0" layoutInCell="1" allowOverlap="1" wp14:anchorId="6B681801" wp14:editId="4DFE191E">
+                <wp:simplePos x="0" y="0"/>
+                <wp:positionH relativeFrom="column">
+                  <wp:posOffset>161925</wp:posOffset>
+                </wp:positionH>
+                <wp:positionV relativeFrom="paragraph">
+                  <wp:posOffset>0</wp:posOffset>
+                </wp:positionV>
+                <wp:extent cx="5525770" cy="381000"/>
+                <wp:effectExtent l="0" t="0" r="0" b="0"/>
+                <wp:wrapSquare wrapText="bothSides"/>
+                <wp:docPr id="121738167" name="Caixa de texto 1"/>
+                <wp:cNvGraphicFramePr/>
+                <a:graphic xmlns:a="http://schemas.openxmlformats.org/drawingml/2006/main">
+                  <a:graphicData uri="http://schemas.microsoft.com/office/word/2010/wordprocessingShape">
+                    <wps:wsp>
+                      <wps:cNvSpPr txBox="1"/>
+                      <wps:spPr>
+                        <a:xfrm>
+                          <a:off x="0" y="0"/>
+                          <a:ext cx="5525770" cy="381000"/>
+                        </a:xfrm>
+                        <a:prstGeom prst="rect">
+                          <a:avLst/>
+                        </a:prstGeom>
+                        <a:solidFill>
+                          <a:prstClr val="white"/>
+                        </a:solidFill>
+                        <a:ln>
+                          <a:noFill/>
+                        </a:ln>
+                      </wps:spPr>
+                      <wps:txbx>
+                        <w:txbxContent>
+                          <w:p>
+                            <w:pPr>
+                              <w:pStyle w:val="Legenda"/>
+                              <w:rPr>
+                                <w:noProof/>
+                                <w:szCs w:val="22"/>
+                              </w:rPr>
+                            </w:pPr>
+                            <w:r>
+                              <w:t xml:space="preserve">Figura </w:t>
+                            </w:r>
+                            <w:fldSimple w:instr=" SEQ Figura \* ARABIC ">
+                              <w:r>
+                                <w:rPr>
+                                  <w:noProof/>
+                                </w:rPr>
+                                <w:t>1</w:t>
+                              </w:r>
+                            </w:fldSimple>
+                          </w:p>
+                        </w:txbxContent>
+                      </wps:txbx>
+                      <wps:bodyPr rot="0" spcFirstLastPara="0" vertOverflow="overflow" horzOverflow="overflow" vert="horz" wrap="square" lIns="0" tIns="0" rIns="0" bIns="0" numCol="1" spcCol="0" rtlCol="0" fromWordArt="0" anchor="t" anchorCtr="0" forceAA="0" compatLnSpc="1">
+                        <a:prstTxWarp prst="textNoShape">
+                          <a:avLst/>
+                        </a:prstTxWarp>
+                        <a:noAutofit/>
+                      </wps:bodyPr>
+                    </wps:wsp>
+                  </a:graphicData>
+                </a:graphic>
+                <wp14:sizeRelV relativeFrom="margin">
+                  <wp14:pctHeight>0</wp14:pctHeight>
+                </wp14:sizeRelV>
+              </wp:anchor>
+            </w:drawing>
+          </mc:Choice>
+          <mc:Fallback>
+            <w:pict>
+              <v:shape w14:anchorId="6B681801" id="_x0000_s1057" type="#_x0000_t202" style="position:absolute;left:0;text-align:left;margin-left:12.75pt;margin-top:0;width:435.1pt;height:30pt;z-index:251674624;visibility:visible;mso-wrap-style:square;mso-height-percent:0;mso-wrap-distance-left:9pt;mso-wrap-distance-top:0;mso-wrap-distance-right:9pt;mso-wrap-distance-bottom:0;mso-position-horizontal:absolute;mso-position-horizontal-relative:text;mso-position-vertical:absolute;mso-position-vertical-relative:text;mso-height-percent:0;mso-height-relative:margin;v-text-anchor:top" o:gfxdata="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" stroked="f">
+                <v:textbox inset="0,0,0,0">
+                  <w:txbxContent>
+                    <w:p>
+                      <w:pPr>
+                        <w:pStyle w:val="Legenda"/>
+                        <w:rPr>
+                          <w:noProof/>
+                          <w:szCs w:val="22"/>
+                        </w:rPr>
+                      </w:pPr>
+                      <w:r>
+                        <w:t xml:space="preserve">Figura </w:t>
+                      </w:r>
+                      <w:fldSimple w:instr=" SEQ Figura \* ARABIC ">
+                        <w:r>
+                          <w:rPr>
+                            <w:noProof/>
+                          </w:rPr>
+                          <w:t>1</w:t>
+                        </w:r>
+                      </w:fldSimple>
+                    </w:p>
+                  </w:txbxContent>
+                </v:textbox>
+                <w10:wrap type="square"/>
+              </v:shape>
+            </w:pict>
+          </mc:Fallback>
+        </mc:AlternateContent>
+      </w:r>
+    </w:p>
+    <w:p>
+      <w:pPr>
+        <w:spacing w:after="240"/>
+        <w:ind w:firstLine="708"/>
+      </w:pPr>
+      <w:r>
+        <w:t xml:space="preserve">Este crescimento </w:t>
+      </w:r>
+      <w:r>
+        <w:t>está</w:t>
+      </w:r>
+      <w:r>
+        <w:t xml:space="preserve"> </w:t>
+      </w:r>
+      <w:r>
+        <w:t>relacionado com a utilização cada vez mais alargada de dispositivos IoT em setores como a indústria</w:t>
+      </w:r>
+      <w:r>
+        <w:t xml:space="preserve"> automóvel</w:t>
+      </w:r>
+      <w:r>
+        <w:t>, os transportes, a gestão energética e os equipamentos de consumo</w:t>
+      </w:r>
+      <w:r>
+        <w:t xml:space="preserve"> como podemos observar na figura ?</w:t>
+      </w:r>
+      <w:r>
+        <w:t xml:space="preserve">. O funcionamento destes dispositivos depende de processadores capazes de executar tarefas de recolha e tratamento de dados, bem como de assegurar a comunicação entre equipamentos e sistemas. </w:t>
+      </w:r>
+    </w:p>
+    <w:p>
+      <w:pPr>
+        <w:spacing w:after="240"/>
+        <w:ind w:firstLine="708"/>
+      </w:pPr>
+      <w:r>
+        <w:lastRenderedPageBreak/>
+        <w:t>Ainda assim, os valores apresentados para os anos futuros devem ser interpretados como projeções, e não como resultados garantidos, uma vez que a evolução do mercado dependerá de fatores como o desenvolvimento tecnológico e as condições económicas e comerciais.</w:t>
+      </w:r>
+      <w:bookmarkStart w:id="25" w:name="_Toc243275141"/>
+    </w:p>
+    <w:p>
+      <w:pPr>
+        <w:pStyle w:val="Ttulo1"/>
+        <w:rPr>
+          <w:rStyle w:val="normaltextrun"/>
+        </w:rPr>
+      </w:pPr>
+      <w:r>
+        <w:br w:type="page"/>
+      </w:r>
+    </w:p>
+    <w:p>
+      <w:pPr>
+        <w:rPr>
+          <w:rStyle w:val="normaltextrun"/>
+        </w:rPr>
+      </w:pPr>
+      <w:r>
+        <w:rPr>
+          <w:noProof/>
+        </w:rPr>
+        <w:lastRenderedPageBreak/>
+        <mc:AlternateContent>
+          <mc:Choice Requires="wps">
+            <w:drawing>
+              <wp:anchor distT="0" distB="0" distL="114300" distR="114300" simplePos="0" relativeHeight="251672576" behindDoc="0" locked="0" layoutInCell="1" allowOverlap="1" wp14:anchorId="34C16589" wp14:editId="31FCFBB5">
+                <wp:simplePos x="0" y="0"/>
+                <wp:positionH relativeFrom="column">
+                  <wp:posOffset>40005</wp:posOffset>
+                </wp:positionH>
+                <wp:positionV relativeFrom="paragraph">
+                  <wp:posOffset>-160020</wp:posOffset>
+                </wp:positionV>
+                <wp:extent cx="5205095" cy="342900"/>
+                <wp:effectExtent l="0" t="0" r="0" b="0"/>
+                <wp:wrapNone/>
+                <wp:docPr id="559263058" name="Caixa de texto 1"/>
+                <wp:cNvGraphicFramePr/>
+                <a:graphic xmlns:a="http://schemas.openxmlformats.org/drawingml/2006/main">
+                  <a:graphicData uri="http://schemas.microsoft.com/office/word/2010/wordprocessingShape">
+                    <wps:wsp>
+                      <wps:cNvSpPr txBox="1"/>
+                      <wps:spPr>
+                        <a:xfrm>
+                          <a:off x="0" y="0"/>
+                          <a:ext cx="5205095" cy="342900"/>
+                        </a:xfrm>
+                        <a:prstGeom prst="rect">
+                          <a:avLst/>
+                        </a:prstGeom>
+                        <a:solidFill>
+                          <a:prstClr val="white"/>
+                        </a:solidFill>
+                        <a:ln>
+                          <a:noFill/>
+                        </a:ln>
+                      </wps:spPr>
+                      <wps:txbx>
+                        <w:txbxContent>
+                          <w:p>
+                            <w:pPr>
+                              <w:pStyle w:val="Legenda"/>
+                              <w:rPr>
+                                <w:b/>
+                                <w:i w:val="0"/>
+                                <w:iCs w:val="0"/>
+                                <w:noProof/>
+                                <w:color w:val="auto"/>
+                                <w:sz w:val="28"/>
+                                <w:szCs w:val="20"/>
+                              </w:rPr>
+                            </w:pPr>
+                            <w:r>
+                              <w:rPr>
+                                <w:i w:val="0"/>
+                                <w:iCs w:val="0"/>
+                                <w:sz w:val="20"/>
+                                <w:szCs w:val="20"/>
+                              </w:rPr>
+                              <w:t xml:space="preserve">Figura </w:t>
+                            </w:r>
+                            <w:r>
+                              <w:rPr>
+                                <w:i w:val="0"/>
+                                <w:iCs w:val="0"/>
+                                <w:sz w:val="20"/>
+                                <w:szCs w:val="20"/>
+                              </w:rPr>
+                              <w:fldChar w:fldCharType="begin"/>
+                            </w:r>
+                            <w:r>
+                              <w:rPr>
+                                <w:i w:val="0"/>
+                                <w:iCs w:val="0"/>
+                                <w:sz w:val="20"/>
+                                <w:szCs w:val="20"/>
+                              </w:rPr>
+                              <w:instrText xml:space="preserve"> SEQ Figura \* ARABIC </w:instrText>
+                            </w:r>
+                            <w:r>
+                              <w:rPr>
+                                <w:i w:val="0"/>
+                                <w:iCs w:val="0"/>
+                                <w:sz w:val="20"/>
+                                <w:szCs w:val="20"/>
+                              </w:rPr>
+                              <w:fldChar w:fldCharType="separate"/>
+                            </w:r>
+                            <w:r>
+                              <w:rPr>
+                                <w:i w:val="0"/>
+                                <w:iCs w:val="0"/>
+                                <w:noProof/>
+                                <w:sz w:val="20"/>
+                                <w:szCs w:val="20"/>
+                              </w:rPr>
+                              <w:t>3</w:t>
+                            </w:r>
+                            <w:r>
+                              <w:rPr>
+                                <w:i w:val="0"/>
+                                <w:iCs w:val="0"/>
+                                <w:sz w:val="20"/>
+                                <w:szCs w:val="20"/>
+                              </w:rPr>
+                              <w:fldChar w:fldCharType="end"/>
+                            </w:r>
+                          </w:p>
+                        </w:txbxContent>
+                      </wps:txbx>
+                      <wps:bodyPr rot="0" spcFirstLastPara="0" vertOverflow="overflow" horzOverflow="overflow" vert="horz" wrap="square" lIns="0" tIns="0" rIns="0" bIns="0" numCol="1" spcCol="0" rtlCol="0" fromWordArt="0" anchor="t" anchorCtr="0" forceAA="0" compatLnSpc="1">
+                        <a:prstTxWarp prst="textNoShape">
+                          <a:avLst/>
+                        </a:prstTxWarp>
+                        <a:noAutofit/>
+                      </wps:bodyPr>
+                    </wps:wsp>
+                  </a:graphicData>
+                </a:graphic>
+                <wp14:sizeRelV relativeFrom="margin">
+                  <wp14:pctHeight>0</wp14:pctHeight>
+                </wp14:sizeRelV>
+              </wp:anchor>
+            </w:drawing>
+          </mc:Choice>
+          <mc:Fallback>
+            <w:pict>
+              <v:shape w14:anchorId="34C16589" id="_x0000_s1058" type="#_x0000_t202" style="position:absolute;left:0;text-align:left;margin-left:3.15pt;margin-top:-12.6pt;width:409.85pt;height:27pt;z-index:251672576;visibility:visible;mso-wrap-style:square;mso-height-percent:0;mso-wrap-distance-left:9pt;mso-wrap-distance-top:0;mso-wrap-distance-right:9pt;mso-wrap-distance-bottom:0;mso-position-horizontal:absolute;mso-position-horizontal-relative:text;mso-position-vertical:absolute;mso-position-vertical-relative:text;mso-height-percent:0;mso-height-relative:margin;v-text-anchor:top" o:gfxdata="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" stroked="f">
+                <v:textbox inset="0,0,0,0">
+                  <w:txbxContent>
+                    <w:p>
+                      <w:pPr>
+                        <w:pStyle w:val="Legenda"/>
+                        <w:rPr>
+                          <w:b/>
+                          <w:i w:val="0"/>
+                          <w:iCs w:val="0"/>
+                          <w:noProof/>
+                          <w:color w:val="auto"/>
+                          <w:sz w:val="28"/>
+                          <w:szCs w:val="20"/>
+                        </w:rPr>
+                      </w:pPr>
+                      <w:r>
+                        <w:rPr>
+                          <w:i w:val="0"/>
+                          <w:iCs w:val="0"/>
+                          <w:sz w:val="20"/>
+                          <w:szCs w:val="20"/>
+                        </w:rPr>
+                        <w:t xml:space="preserve">Figura </w:t>
+                      </w:r>
+                      <w:r>
+                        <w:rPr>
+                          <w:i w:val="0"/>
+                          <w:iCs w:val="0"/>
+                          <w:sz w:val="20"/>
+                          <w:szCs w:val="20"/>
+                        </w:rPr>
+                        <w:fldChar w:fldCharType="begin"/>
+                      </w:r>
+                      <w:r>
+                        <w:rPr>
+                          <w:i w:val="0"/>
+                          <w:iCs w:val="0"/>
+                          <w:sz w:val="20"/>
+                          <w:szCs w:val="20"/>
+                        </w:rPr>
+                        <w:instrText xml:space="preserve"> SEQ Figura \* ARABIC </w:instrText>
+                      </w:r>
+                      <w:r>
+                        <w:rPr>
+                          <w:i w:val="0"/>
+                          <w:iCs w:val="0"/>
+                          <w:sz w:val="20"/>
+                          <w:szCs w:val="20"/>
+                        </w:rPr>
+                        <w:fldChar w:fldCharType="separate"/>
+                      </w:r>
+                      <w:r>
+                        <w:rPr>
+                          <w:i w:val="0"/>
+                          <w:iCs w:val="0"/>
+                          <w:noProof/>
+                          <w:sz w:val="20"/>
+                          <w:szCs w:val="20"/>
+                        </w:rPr>
+                        <w:t>3</w:t>
+                      </w:r>
+                      <w:r>
+                        <w:rPr>
+                          <w:i w:val="0"/>
+                          <w:iCs w:val="0"/>
+                          <w:sz w:val="20"/>
+                          <w:szCs w:val="20"/>
+                        </w:rPr>
+                        <w:fldChar w:fldCharType="end"/>
+                      </w:r>
+                    </w:p>
+                  </w:txbxContent>
+                </v:textbox>
+              </v:shape>
+            </w:pict>
+          </mc:Fallback>
+        </mc:AlternateContent>
+      </w:r>
+      <w:r>
+        <w:rPr>
+          <w:noProof/>
+        </w:rPr>
+        <mc:AlternateContent>
+          <mc:Choice Requires="wps">
+            <w:drawing>
+              <wp:anchor distT="0" distB="0" distL="114300" distR="114300" simplePos="0" relativeHeight="251670528" behindDoc="0" locked="0" layoutInCell="1" allowOverlap="1" wp14:anchorId="4645BB70" wp14:editId="1F314F16">
+                <wp:simplePos x="0" y="0"/>
+                <wp:positionH relativeFrom="column">
+                  <wp:posOffset>36195</wp:posOffset>
+                </wp:positionH>
+                <wp:positionV relativeFrom="paragraph">
+                  <wp:posOffset>2993390</wp:posOffset>
+                </wp:positionV>
+                <wp:extent cx="5205095" cy="635"/>
+                <wp:effectExtent l="0" t="0" r="0" b="0"/>
+                <wp:wrapNone/>
+                <wp:docPr id="1135437102" name="Caixa de texto 1"/>
+                <wp:cNvGraphicFramePr/>
+                <a:graphic xmlns:a="http://schemas.openxmlformats.org/drawingml/2006/main">
+                  <a:graphicData uri="http://schemas.microsoft.com/office/word/2010/wordprocessingShape">
+                    <wps:wsp>
+                      <wps:cNvSpPr txBox="1"/>
+                      <wps:spPr>
+                        <a:xfrm>
+                          <a:off x="0" y="0"/>
+                          <a:ext cx="5205095" cy="635"/>
+                        </a:xfrm>
+                        <a:prstGeom prst="rect">
+                          <a:avLst/>
+                        </a:prstGeom>
+                        <a:solidFill>
+                          <a:prstClr val="white"/>
+                        </a:solidFill>
+                        <a:ln>
+                          <a:noFill/>
+                        </a:ln>
+                      </wps:spPr>
+                      <wps:txbx>
+                        <w:txbxContent>
+                          <w:p>
+                            <w:pPr>
+                              <w:pStyle w:val="Legenda"/>
+                              <w:rPr>
+                                <w:b/>
+                                <w:i w:val="0"/>
+                                <w:iCs w:val="0"/>
+                                <w:noProof/>
+                                <w:color w:val="auto"/>
+                                <w:sz w:val="24"/>
+                              </w:rPr>
+                            </w:pPr>
+                            <w:r>
+                              <w:rPr>
+                                <w:i w:val="0"/>
+                                <w:iCs w:val="0"/>
+                              </w:rPr>
+                              <w:t xml:space="preserve">Figura </w:t>
+                            </w:r>
+                            <w:r>
+                              <w:rPr>
+                                <w:i w:val="0"/>
+                                <w:iCs w:val="0"/>
+                              </w:rPr>
+                              <w:fldChar w:fldCharType="begin"/>
+                            </w:r>
+                            <w:r>
+                              <w:rPr>
+                                <w:i w:val="0"/>
+                                <w:iCs w:val="0"/>
+                              </w:rPr>
+                              <w:instrText xml:space="preserve"> SEQ Figura \* ARABIC </w:instrText>
+                            </w:r>
+                            <w:r>
+                              <w:rPr>
+                                <w:i w:val="0"/>
+                                <w:iCs w:val="0"/>
+                              </w:rPr>
+                              <w:fldChar w:fldCharType="separate"/>
+                            </w:r>
+                            <w:r>
+                              <w:rPr>
+                                <w:i w:val="0"/>
+                                <w:iCs w:val="0"/>
+                                <w:noProof/>
+                              </w:rPr>
+                              <w:t>4</w:t>
+                            </w:r>
+                            <w:r>
+                              <w:rPr>
+                                <w:i w:val="0"/>
+                                <w:iCs w:val="0"/>
+                              </w:rPr>
+                              <w:fldChar w:fldCharType="end"/>
+                            </w:r>
+                          </w:p>
+                        </w:txbxContent>
+                      </wps:txbx>
+                      <wps:bodyPr rot="0" spcFirstLastPara="0" vertOverflow="overflow" horzOverflow="overflow" vert="horz" wrap="square" lIns="0" tIns="0" rIns="0" bIns="0" numCol="1" spcCol="0" rtlCol="0" fromWordArt="0" anchor="t" anchorCtr="0" forceAA="0" compatLnSpc="1">
+                        <a:prstTxWarp prst="textNoShape">
+                          <a:avLst/>
+                        </a:prstTxWarp>
+                        <a:spAutoFit/>
+                      </wps:bodyPr>
+                    </wps:wsp>
+                  </a:graphicData>
+                </a:graphic>
+              </wp:anchor>
+            </w:drawing>
+          </mc:Choice>
+          <mc:Fallback>
+            <w:pict>
+              <v:shape w14:anchorId="4645BB70" id="_x0000_s1059" type="#_x0000_t202" style="position:absolute;left:0;text-align:left;margin-left:2.85pt;margin-top:235.7pt;width:409.85pt;height:.05pt;z-index:251670528;visibility:visible;mso-wrap-style:square;mso-wrap-distance-left:9pt;mso-wrap-distance-top:0;mso-wrap-distance-right:9pt;mso-wrap-distance-bottom:0;mso-position-horizontal:absolute;mso-position-horizontal-relative:text;mso-position-vertical:absolute;mso-position-vertical-relative:text;v-text-anchor:top" o:gfxdata="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" stroked="f">
+                <v:textbox style="mso-fit-shape-to-text:t" inset="0,0,0,0">
+                  <w:txbxContent>
+                    <w:p>
+                      <w:pPr>
+                        <w:pStyle w:val="Legenda"/>
+                        <w:rPr>
+                          <w:b/>
+                          <w:i w:val="0"/>
+                          <w:iCs w:val="0"/>
+                          <w:noProof/>
+                          <w:color w:val="auto"/>
+                          <w:sz w:val="24"/>
+                        </w:rPr>
+                      </w:pPr>
+                      <w:r>
+                        <w:rPr>
+                          <w:i w:val="0"/>
+                          <w:iCs w:val="0"/>
+                        </w:rPr>
+                        <w:t xml:space="preserve">Figura </w:t>
+                      </w:r>
+                      <w:r>
+                        <w:rPr>
+                          <w:i w:val="0"/>
+                          <w:iCs w:val="0"/>
+                        </w:rPr>
+                        <w:fldChar w:fldCharType="begin"/>
+                      </w:r>
+                      <w:r>
+                        <w:rPr>
+                          <w:i w:val="0"/>
+                          <w:iCs w:val="0"/>
+                        </w:rPr>
+                        <w:instrText xml:space="preserve"> SEQ Figura \* ARABIC </w:instrText>
+                      </w:r>
+                      <w:r>
+                        <w:rPr>
+                          <w:i w:val="0"/>
+                          <w:iCs w:val="0"/>
+                        </w:rPr>
+                        <w:fldChar w:fldCharType="separate"/>
+                      </w:r>
+                      <w:r>
+                        <w:rPr>
+                          <w:i w:val="0"/>
+                          <w:iCs w:val="0"/>
+                          <w:noProof/>
+                        </w:rPr>
+                        <w:t>4</w:t>
+                      </w:r>
+                      <w:r>
+                        <w:rPr>
+                          <w:i w:val="0"/>
+                          <w:iCs w:val="0"/>
+                        </w:rPr>
+                        <w:fldChar w:fldCharType="end"/>
+                      </w:r>
+                    </w:p>
+                  </w:txbxContent>
+                </v:textbox>
+              </v:shape>
+            </w:pict>
+          </mc:Fallback>
+        </mc:AlternateContent>
+      </w:r>
+      <w:r>
+        <w:rPr>
+          <w:noProof/>
+        </w:rPr>
+        <w:drawing>
+          <wp:anchor distT="0" distB="0" distL="114300" distR="114300" simplePos="0" relativeHeight="251659264" behindDoc="1" locked="0" layoutInCell="1" allowOverlap="1" wp14:anchorId="7750C447" wp14:editId="432B2079">
+            <wp:simplePos x="0" y="0"/>
+            <wp:positionH relativeFrom="column">
+              <wp:posOffset>40005</wp:posOffset>
+            </wp:positionH>
+            <wp:positionV relativeFrom="paragraph">
+              <wp:posOffset>182880</wp:posOffset>
+            </wp:positionV>
+            <wp:extent cx="5205600" cy="2811600"/>
+            <wp:effectExtent l="0" t="0" r="0" b="8255"/>
+            <wp:wrapTight wrapText="bothSides">
+              <wp:wrapPolygon edited="0">
+                <wp:start x="0" y="0"/>
+                <wp:lineTo x="0" y="21517"/>
+                <wp:lineTo x="21503" y="21517"/>
+                <wp:lineTo x="21503" y="0"/>
+                <wp:lineTo x="0" y="0"/>
+              </wp:wrapPolygon>
+            </wp:wrapTight>
+            <wp:docPr id="602468675" name="Imagem 5"/>
+            <wp:cNvGraphicFramePr>
+              <a:graphicFrameLocks xmlns:a="http://schemas.openxmlformats.org/drawingml/2006/main" noChangeAspect="1"/>
+            </wp:cNvGraphicFramePr>
+            <a:graphic xmlns:a="http://schemas.openxmlformats.org/drawingml/2006/main">
+              <a:graphicData uri="http://schemas.openxmlformats.org/drawingml/2006/picture">
+                <pic:pic xmlns:pic="http://schemas.openxmlformats.org/drawingml/2006/picture">
+                  <pic:nvPicPr>
+                    <pic:cNvPr id="0" name="Picture 3"/>
+                    <pic:cNvPicPr>
+                      <a:picLocks noChangeAspect="1" noChangeArrowheads="1"/>
+                    </pic:cNvPicPr>
+                  </pic:nvPicPr>
+                  <pic:blipFill>
+                    <a:blip r:embed="rId16">
+                      <a:extLst>
+                        <a:ext uri="{28A0092B-C50C-407E-A947-70E740481C1C}">
+                          <a14:useLocalDpi xmlns:a14="http://schemas.microsoft.com/office/drawing/2010/main" val="0"/>
+                        </a:ext>
+                      </a:extLst>
+                    </a:blip>
+                    <a:srcRect/>
+                    <a:stretch>
+                      <a:fillRect/>
+                    </a:stretch>
+                  </pic:blipFill>
+                  <pic:spPr bwMode="auto">
+                    <a:xfrm>
+                      <a:off x="0" y="0"/>
+                      <a:ext cx="5205600" cy="2811600"/>
+                    </a:xfrm>
+                    <a:prstGeom prst="rect">
+                      <a:avLst/>
+                    </a:prstGeom>
+                    <a:noFill/>
+                  </pic:spPr>
+                </pic:pic>
+              </a:graphicData>
+            </a:graphic>
+            <wp14:sizeRelH relativeFrom="margin">
+              <wp14:pctWidth>0</wp14:pctWidth>
+            </wp14:sizeRelH>
+            <wp14:sizeRelV relativeFrom="margin">
+              <wp14:pctHeight>0</wp14:pctHeight>
+            </wp14:sizeRelV>
+          </wp:anchor>
+        </w:drawing>
+      </w:r>
+    </w:p>
+    <w:p>
+      <w:pPr>
+        <w:rPr>
+          <w:rStyle w:val="normaltextrun"/>
+        </w:rPr>
+      </w:pPr>
+    </w:p>
+    <w:p>
+      <w:pPr>
+        <w:pStyle w:val="Ttulo2"/>
+        <w:ind w:left="0" w:firstLine="708"/>
+        <w:rPr>
+          <w:rStyle w:val="eop"/>
+        </w:rPr>
+      </w:pPr>
+      <w:r>
+        <w:rPr>
+          <w:rStyle w:val="normaltextrun"/>
+        </w:rPr>
+        <w:t>2.</w:t>
+      </w:r>
+      <w:r>
+        <w:rPr>
+          <w:rStyle w:val="normaltextrun"/>
         </w:rPr>
         <w:t>8</w:t>
       </w:r>
       <w:r>
         <w:rPr>
           <w:rStyle w:val="normaltextrun"/>
-          <w:rFonts w:ascii="Times New Roman" w:hAnsi="Times New Roman" w:cs="Times New Roman"/>
-          <w:b/>
-          <w:bCs/>
-          <w:color w:val="auto"/>
-          <w:sz w:val="24"/>
-          <w:szCs w:val="24"/>
         </w:rPr>
         <w:t xml:space="preserve"> Futuro da tecnologia IoT</w:t>
       </w:r>
-      <w:bookmarkEnd w:id="19"/>
+      <w:bookmarkEnd w:id="25"/>
       <w:r>
         <w:rPr>
           <w:rStyle w:val="eop"/>
-          <w:rFonts w:ascii="Times New Roman" w:hAnsi="Times New Roman" w:cs="Times New Roman"/>
-          <w:b/>
-          <w:bCs/>
-          <w:color w:val="auto"/>
-          <w:sz w:val="24"/>
-          <w:szCs w:val="24"/>
         </w:rPr>
         <w:t> </w:t>
       </w:r>
     </w:p>
     <w:p>
       <w:pPr>
+        <w:spacing w:after="240"/>
+        <w:ind w:left="708" w:firstLine="708"/>
+      </w:pPr>
+      <w:r>
+        <w:t>O futuro dos dispositivos da Internet das Coisas (IoT) deverá ser marcado pela integração de capacidades de inteligência artificial (IA), pelo aumento do desempenho computacional e pela otimização da utilização de energia, memória, armazenamento e recursos de comunicação. A evolução destas tecnologias permitirá desenvolver dispositivos capazes de processar maiores quantidades de dados, identificar padrões e responder a alterações no ambiente com menor necessidade de intervenção humana. A integração entre IoT, inteligência artificial e computação de periferia (edge computing) constitui uma das abordagens relevantes para esta evolução, uma vez que permite distribuir o processamento entre os próprios dispositivos, os equipamentos intermédios e os serviços na nuvem (Comissão Europeia, s.d.).</w:t>
+      </w:r>
+    </w:p>
+    <w:p>
+      <w:pPr>
+        <w:spacing w:after="240"/>
+        <w:ind w:left="708" w:firstLine="708"/>
+      </w:pPr>
+      <w:r>
+        <w:t xml:space="preserve">Uma das principais tendências consiste na integração de inteligência artificial nos dispositivos IoT. Esta abordagem, frequentemente associada ao conceito de Artificial Intelligence of Things (AIoT), procura combinar a recolha de dados através de sensores com a capacidade de os analisar e utilizar para apoiar decisões. Por exemplo, numa instalação industrial, um dispositivo poderá analisar os dados de vibração e temperatura de uma máquina para identificar comportamentos anormais e antecipar possíveis falhas. A execução de </w:t>
+      </w:r>
+      <w:r>
+        <w:lastRenderedPageBreak/>
+        <w:t>determinados modelos de IA diretamente no dispositivo ou num equipamento próximo poderá ainda reduzir o tempo necessário para obter uma resposta e diminuir a quantidade de informação enviada para servidores remotos. No entanto, a viabilidade desta abordagem dependerá da capacidade de processamento, da memória disponível e do consumo energético do equipamento (International Telecommunication Union [ITU], 2026).</w:t>
+      </w:r>
+    </w:p>
+    <w:p>
+      <w:pPr>
+        <w:spacing w:after="240"/>
+        <w:ind w:left="708" w:firstLine="708"/>
+      </w:pPr>
+      <w:r>
+        <w:t>Outra área de evolução será a melhoria do desempenho dos processadores e dos sistemas de memória. A utilização de componentes mais eficientes, de arquiteturas especializadas e de técnicas de otimização do processamento poderá permitir executar operações mais complexas num período de tempo inferior. Estas melhorias serão particularmente importantes em aplicações que necessitam de respostas rápidas, como a automação industrial, a monitorização de equipamentos e os sistemas de assistência à saúde. Paralelamente, espera-se que a gestão mais eficiente dos recursos computacionais permita reduzir o consumo de energia durante determinadas operações. Contudo, a integração de funcionalidades adicionais, sobretudo de inteligência artificial, também poderá aumentar as necessidades energéticas. Por esse motivo, o desenvolvimento futuro deverá procurar um equilíbrio entre desempenho, autonomia e eficiência energética (ITU, 2025).</w:t>
+      </w:r>
+    </w:p>
+    <w:p>
+      <w:pPr>
+        <w:spacing w:after="240"/>
+        <w:ind w:left="708" w:firstLine="708"/>
+      </w:pPr>
+      <w:r>
+        <w:t>A largura de banda e a eficiência das comunicações constituirão igualmente fatores importantes. À medida que aumenta o número de dispositivos ligados e a quantidade de dados produzidos, será necessário melhorar a capacidade das redes para transmitir informação de forma fiável e com atrasos reduzidos. A evolução das tecnologias de comunicação, a utilização de protocolos adequados a cada aplicação e a aplicação de técnicas de compressão e filtragem de dados poderão contribuir para uma utilização mais eficiente da rede. Além disso, o processamento local através de edge computing permitirá transmitir apenas a informação necessária, reduzindo o tráfego de rede e a dependência da comunicação constante com a nuvem (Comissão Europeia, s.d.).</w:t>
+      </w:r>
+    </w:p>
+    <w:p>
+      <w:pPr>
+        <w:spacing w:after="240"/>
+        <w:ind w:left="708" w:firstLine="708"/>
+      </w:pPr>
+      <w:r>
+        <w:t xml:space="preserve">O armazenamento e a memória também terão um papel determinante nesta evolução. Os dispositivos IoT poderão beneficiar de maior capacidade para conservar dados localmente, executar aplicações mais exigentes e manter </w:t>
+      </w:r>
+      <w:r>
+        <w:lastRenderedPageBreak/>
+        <w:t>informação relevante durante períodos mais longos. A combinação de armazenamento local com serviços na nuvem permitirá adaptar a localização dos dados às necessidades de cada aplicação, tendo em conta fatores como a velocidade de acesso, o custo, a disponibilidade e a privacidade. Por sua vez, uma gestão mais eficiente da memória poderá facilitar a execução de algoritmos de análise de dados e de inteligência artificial em equipamentos com recursos limitados. Ainda assim, o aumento da capacidade de armazenamento não elimina a necessidade de definir políticas de retenção, controlo de acesso e proteção da informação.</w:t>
+      </w:r>
+    </w:p>
+    <w:p>
+      <w:pPr>
+        <w:spacing w:after="240"/>
+        <w:ind w:left="708" w:firstLine="708"/>
         <w:rPr>
           <w:rFonts w:cs="Times New Roman"/>
           <w:szCs w:val="24"/>
         </w:rPr>
       </w:pPr>
       <w:r>
-        <w:tab/>
+        <w:t>Em síntese, a evolução dos dispositivos IoT deverá assentar na integração de inteligência artificial, no aumento da capacidade de processamento, na melhoria das comunicações e numa gestão mais eficiente da memória, do armazenamento e da energia. Estas mudanças poderão permitir a criação de sistemas mais autónomos, rápidos e adaptáveis. Contudo, a concretização destas vantagens dependerá da evolução dos componentes e das redes, bem como da capacidade de conciliar o desempenho com os custos, a autonomia energética e a segurança dos dispositivos. * VERIFICAR FONTES  ADICIONAR AS REFS E HUMANIZAR</w:t>
       </w:r>
     </w:p>
     <w:p>
@@ -2753,31 +7067,171 @@
     <w:p>
       <w:pPr>
         <w:pStyle w:val="Ttulo1"/>
-        <w:rPr>
-          <w:rFonts w:ascii="Times New Roman" w:hAnsi="Times New Roman" w:cs="Times New Roman"/>
-          <w:b/>
-          <w:bCs/>
-          <w:color w:val="auto"/>
-          <w:sz w:val="24"/>
-          <w:szCs w:val="24"/>
-        </w:rPr>
-      </w:pPr>
-      <w:bookmarkStart w:id="20" w:name="_Toc243185323"/>
-      <w:r>
-        <w:rPr>
-          <w:rFonts w:ascii="Times New Roman" w:hAnsi="Times New Roman" w:cs="Times New Roman"/>
-          <w:b/>
-          <w:bCs/>
-          <w:color w:val="auto"/>
-          <w:sz w:val="24"/>
-          <w:szCs w:val="24"/>
-        </w:rPr>
+      </w:pPr>
+      <w:bookmarkStart w:id="26" w:name="_Toc243275142"/>
+      <w:r>
         <w:lastRenderedPageBreak/>
-        <w:t>Conclusão e Perspetivas Futuras</w:t>
-      </w:r>
-      <w:bookmarkEnd w:id="20"/>
-    </w:p>
-    <w:p>
+        <w:t>Conclusão</w:t>
+      </w:r>
+      <w:bookmarkEnd w:id="26"/>
+    </w:p>
+    <w:p>
+      <w:pPr>
+        <w:spacing w:after="240"/>
+        <w:ind w:firstLine="708"/>
+      </w:pPr>
+      <w:r>
+        <w:t xml:space="preserve">A realização do presente relatório permitiu ao grupo aprofundar os conhecimentos sobre a Internet das Coisas (IoT), compreendendo a sua evolução, funcionamento e a importância da cibersegurança na utilização dos dispositivos conectados. A análise desenvolvida permitiu ao grupo perceber que a tecnologia </w:t>
+      </w:r>
+      <w:r>
+        <w:rPr>
+          <w:i/>
+          <w:iCs/>
+        </w:rPr>
+        <w:t xml:space="preserve">IoT </w:t>
+      </w:r>
+      <w:r>
+        <w:t xml:space="preserve">ultrapassa para além da simples ligação de objetos à </w:t>
+      </w:r>
+      <w:r>
+        <w:t>Internet</w:t>
+      </w:r>
+      <w:r>
+        <w:t>, uma vez que estes dispositivos envolvem a recolha, processamento, armazenamento e a transmissão de dados que podem ser usados para melhorar processos, automatizar tarefas e suportar tomadas de decisões.</w:t>
+      </w:r>
+    </w:p>
+    <w:p>
+      <w:pPr>
+        <w:spacing w:after="240"/>
+        <w:ind w:firstLine="708"/>
+      </w:pPr>
+      <w:r>
+        <w:t xml:space="preserve">Ao longo do trabalho, o grupo pode verificar que a crescente integração de diversos dispositivos </w:t>
+      </w:r>
+      <w:r>
+        <w:rPr>
+          <w:i/>
+          <w:iCs/>
+        </w:rPr>
+        <w:t>IoT</w:t>
+      </w:r>
+      <w:r>
+        <w:t xml:space="preserve"> em diferentes áreas, como as empresas fornecedoras de eletricidade ou água, os transportes, a saúde </w:t>
+      </w:r>
+      <w:r>
+        <w:t>e as habitações, oferecem oportunidades significativas para a sociedade. Contudo, esta expansão também aumenta a superfície de ataque e consequentemente aumenta a exposição a riscos relacionados com a privacidade, o acesso não autorizado, a exploração de vulnerabilidades e a proteção da informação.</w:t>
+      </w:r>
+    </w:p>
+    <w:p>
+      <w:pPr>
+        <w:spacing w:after="240"/>
+      </w:pPr>
+      <w:r>
+        <w:tab/>
+        <w:t>Neste sentido, consideramos que a segurança não deve ser encarada como um elemento facultativo ou secundário, acrescentado apenas após o desenvolvimento de um dispositivo, mas como um requisito fundamental a considerar desde a sua conceção e durante todo o seu ciclo de vida.</w:t>
+      </w:r>
+    </w:p>
+    <w:p>
+      <w:pPr>
+        <w:spacing w:after="240"/>
+        <w:ind w:firstLine="708"/>
+      </w:pPr>
+      <w:r>
+        <w:t xml:space="preserve">A análise das características técnicas e das vulnerabilidades dos dispositivos permitiu-nos compreender que as limitações de processamento, memória, armazenamento e consumo energético podem dificultar a implementação de mecanismos de segurança mais exigentes. Dado esse motivo, a proteção dos dispositivos IoT exige uma abordagem adaptada às capacidades e à finalidade de cada equipamento, recorrendo a medidas como atualização de </w:t>
+      </w:r>
+      <w:r>
+        <w:rPr>
+          <w:i/>
+          <w:iCs/>
+        </w:rPr>
+        <w:t>software</w:t>
+      </w:r>
+      <w:r>
+        <w:t xml:space="preserve"> e/ou </w:t>
+      </w:r>
+      <w:r>
+        <w:rPr>
+          <w:i/>
+          <w:iCs/>
+        </w:rPr>
+        <w:t>firmware</w:t>
+      </w:r>
+      <w:r>
+        <w:t>, a autenticação adequada, a cifragem das comunicações, a gestão de acessos e a monitorização de comportamentos suspeitos. A adoção destas medidas é fundamental para reduzir os riscos e aumentar a confiança na utilização desta tecnologia.</w:t>
+      </w:r>
+    </w:p>
+    <w:p>
+      <w:pPr>
+        <w:ind w:firstLine="708"/>
+      </w:pPr>
+      <w:r>
+        <w:t xml:space="preserve">Relativamente ao grau de implementação da IoT, consideramos que a sua presença em diferentes setores demonstra a relevância prática desta tecnologia e o seu potencial de crescimento. No entanto, a aceitação desta tecnologia não depende exclusivamente das funcionalidades disponibilizadas ou dos benefícios económicos. A confiança dos </w:t>
+      </w:r>
+      <w:r>
+        <w:lastRenderedPageBreak/>
+        <w:t xml:space="preserve">utilizadores, a proteção dos dados </w:t>
+      </w:r>
+      <w:r>
+        <w:t>pessoais, os custos de implementação, a interoperabilidade ente equipamentos e a capacidade de manter os sistemas seguros e operacionais são fatores determinantes para a sua adoção. Desta forma, a expansão da Internet das Coisas deverá ser acompanhada por uma maior preocupação com a segurança, a transparência e a responsabilidade na utilização dos dados recolhidos.</w:t>
+      </w:r>
+    </w:p>
+    <w:p>
+      <w:r>
+        <w:tab/>
+        <w:t>Quanto às perspetivas futuras, a integração de inteligência artificial nos dispositivos IoT poderá agilizar análise dos dados, a deteção de padrões e a automatização de determinadas decisões. Paralelamente, a evolução dos processadores, das tecnologias de comunicação, da memória e das soluções de armazenamento poderá contribuir para melhorar o desempenho dos dispositivos e a eficiência na utilização dos recursos.</w:t>
+      </w:r>
+    </w:p>
+    <w:p>
+      <w:r>
+        <w:tab/>
+        <w:t>A implementação da computação de periferia (</w:t>
+      </w:r>
+      <w:r>
+        <w:rPr>
+          <w:i/>
+          <w:iCs/>
+        </w:rPr>
+        <w:t>edge computing</w:t>
+      </w:r>
+      <w:r>
+        <w:t xml:space="preserve">) poderá reduzir a necessidade de enviar continuamente todos os dados para sistemas remotos ou em </w:t>
+      </w:r>
+      <w:r>
+        <w:rPr>
+          <w:i/>
+          <w:iCs/>
+        </w:rPr>
+        <w:t>cloud</w:t>
+      </w:r>
+      <w:r>
+        <w:t>, permitindo assim respostas mais rápidas em determinadas aplicações. Porém, estas evoluções poderão introduzir novos obstáculos, nomeadamente ao nível da proteção dos modelos de inteligência artificial, da segurança das comunicações e do controlo dos dados.</w:t>
+      </w:r>
+    </w:p>
+    <w:p>
+      <w:r>
+        <w:tab/>
+        <w:t>Em suma, enquanto grupo, consideramos que a Internet das Coisas representa uma tecnologia com potencial para transformar a forma como interagimos com os equipamentos e como são executadas diversas atividades do quotidiano e do contexto profissional. O contributo deste relatório consiste em reunir e relacionar os seus principais fundamentos, limitações, aplicações</w:t>
+      </w:r>
+      <w:r>
+        <w:t xml:space="preserve"> e riscos de segurança, procurando proporcionar uma visão global do tema e demonstrar que a inovação tecnológica deve ser acompanhada obrigatoriamente por medidas de proteção adequadas.</w:t>
+      </w:r>
+    </w:p>
+    <w:p>
+      <w:r>
+        <w:tab/>
+        <w:t>Concluímos, assim, que o futuro da IoT não deverá ser avaliado apenas pelo número de dispositivos conectados ou pela sua capacidade de processamento, mas também pela fiabilidade, segurança, eficiência e confiança que estes sistemas forem capazes de oferecer. Acreditamos que será esse equilíbrio que permitirá uma implementação mais sustentável e uma aceitação mais alargada desta tecnologia.</w:t>
+      </w:r>
+    </w:p>
+    <w:p>
+      <w:r>
+        <w:t>LATEST</w:t>
+      </w:r>
+    </w:p>
+    <w:p>
+      <w:pPr>
+        <w:spacing w:before="0" w:after="160" w:line="259" w:lineRule="auto"/>
+        <w:jc w:val="left"/>
+      </w:pPr>
       <w:r>
         <w:br w:type="page"/>
       </w:r>
@@ -2785,38 +7239,14 @@
     <w:p>
       <w:pPr>
         <w:pStyle w:val="Ttulo1"/>
-        <w:rPr>
-          <w:rFonts w:ascii="Times New Roman" w:hAnsi="Times New Roman" w:cs="Times New Roman"/>
-          <w:b/>
-          <w:bCs/>
-          <w:color w:val="auto"/>
-          <w:sz w:val="32"/>
-          <w:szCs w:val="32"/>
-        </w:rPr>
-      </w:pPr>
-      <w:bookmarkStart w:id="21" w:name="_Toc243185324"/>
-      <w:r>
-        <w:rPr>
-          <w:rFonts w:ascii="Times New Roman" w:hAnsi="Times New Roman" w:cs="Times New Roman"/>
-          <w:b/>
-          <w:bCs/>
-          <w:color w:val="auto"/>
-          <w:sz w:val="24"/>
-          <w:szCs w:val="24"/>
-        </w:rPr>
+      </w:pPr>
+      <w:bookmarkStart w:id="27" w:name="_Toc243275143"/>
+      <w:r>
         <w:lastRenderedPageBreak/>
         <w:t>Referências</w:t>
       </w:r>
-      <w:bookmarkEnd w:id="21"/>
-      <w:r>
-        <w:rPr>
-          <w:rFonts w:ascii="Times New Roman" w:hAnsi="Times New Roman" w:cs="Times New Roman"/>
-          <w:b/>
-          <w:bCs/>
-          <w:color w:val="auto"/>
-          <w:sz w:val="32"/>
-          <w:szCs w:val="32"/>
-        </w:rPr>
+      <w:bookmarkEnd w:id="27"/>
+      <w:r>
         <w:t xml:space="preserve"> </w:t>
       </w:r>
     </w:p>
@@ -2865,7 +7295,7 @@
       <w:r>
         <w:t xml:space="preserve">. RFID Journal. </w:t>
       </w:r>
-      <w:hyperlink r:id="rId13" w:history="1">
+      <w:hyperlink r:id="rId17" w:history="1">
         <w:r>
           <w:rPr>
             <w:rStyle w:val="Hiperligao"/>
@@ -2883,10 +7313,7 @@
         <w:t>Boeckl, K., Fagan, M., Fisher, W., Lefkovitz, N., Megas, K. N., Nadeau,</w:t>
       </w:r>
       <w:r>
-        <w:t xml:space="preserve"> </w:t>
-      </w:r>
-      <w:r>
-        <w:t>M., O’Rourke</w:t>
+        <w:t xml:space="preserve"> M., O’Rourke</w:t>
       </w:r>
       <w:r>
         <w:t>,</w:t>
@@ -2910,7 +7337,7 @@
       <w:r>
         <w:t xml:space="preserve"> (NISTIR 8228). National Institute of Standards and Technology. </w:t>
       </w:r>
-      <w:hyperlink r:id="rId14" w:history="1">
+      <w:hyperlink r:id="rId18" w:history="1">
         <w:r>
           <w:rPr>
             <w:rStyle w:val="Hiperligao"/>
@@ -2956,7 +7383,7 @@
       <w:r>
         <w:t xml:space="preserve"> </w:t>
       </w:r>
-      <w:hyperlink r:id="rId15" w:history="1">
+      <w:hyperlink r:id="rId19" w:history="1">
         <w:r>
           <w:rPr>
             <w:rStyle w:val="Hiperligao"/>
@@ -2994,7 +7421,7 @@
       <w:r>
         <w:t xml:space="preserve"> device. </w:t>
       </w:r>
-      <w:hyperlink r:id="rId16" w:history="1">
+      <w:hyperlink r:id="rId20" w:history="1">
         <w:r>
           <w:rPr>
             <w:rStyle w:val="Hiperligao"/>
@@ -3007,9 +7434,15 @@
       <w:pPr>
         <w:ind w:left="708"/>
       </w:pPr>
+      <w:r>
+        <w:t>*VERIFICAR TODAS AS BIBLIOGRAFIAS</w:t>
+      </w:r>
+      <w:r>
+        <w:t>, ORDENAR POR ORDEM ALFABETICA, FORMATAR DEVIDAMENTE E VERIFICAR DATAS</w:t>
+      </w:r>
     </w:p>
     <w:sectPr>
-      <w:footerReference w:type="first" r:id="rId17"/>
+      <w:footerReference w:type="first" r:id="rId21"/>
       <w:pgSz w:w="11906" w:h="16838"/>
       <w:pgMar w:top="1417" w:right="1701" w:bottom="1417" w:left="1701" w:header="708" w:footer="708" w:gutter="0"/>
       <w:pgNumType w:start="1"/>
@@ -3915,7 +8348,7 @@
           <wp:extent cx="8337550" cy="10949940"/>
           <wp:effectExtent l="0" t="0" r="6350" b="7620"/>
           <wp:wrapNone/>
-          <wp:docPr id="61859577" name="Imagem 5"/>
+          <wp:docPr id="94528565" name="Imagem 5"/>
           <wp:cNvGraphicFramePr>
             <a:graphicFrameLocks xmlns:a="http://schemas.openxmlformats.org/drawingml/2006/main" noChangeAspect="1"/>
           </wp:cNvGraphicFramePr>
@@ -3984,7 +8417,7 @@
           <wp:extent cx="1160780" cy="544830"/>
           <wp:effectExtent l="0" t="0" r="1270" b="7620"/>
           <wp:wrapSquare wrapText="bothSides"/>
-          <wp:docPr id="962686054" name="Imagem 8"/>
+          <wp:docPr id="2084436559" name="Imagem 8"/>
           <wp:cNvGraphicFramePr>
             <a:graphicFrameLocks xmlns:a="http://schemas.openxmlformats.org/drawingml/2006/main" noChangeAspect="1"/>
           </wp:cNvGraphicFramePr>
@@ -4046,7 +8479,7 @@
           <wp:extent cx="3399155" cy="2115185"/>
           <wp:effectExtent l="0" t="0" r="0" b="0"/>
           <wp:wrapNone/>
-          <wp:docPr id="686828451" name="Imagem 10"/>
+          <wp:docPr id="165993697" name="Imagem 10"/>
           <wp:cNvGraphicFramePr>
             <a:graphicFrameLocks xmlns:a="http://schemas.openxmlformats.org/drawingml/2006/main" noChangeAspect="1"/>
           </wp:cNvGraphicFramePr>
@@ -5423,7 +9856,7 @@
     <w:link w:val="Ttulo1Carter"/>
     <w:uiPriority w:val="9"/>
     <w:qFormat/>
-    <w:rsid w:val="0013499C"/>
+    <w:rsid w:val="009857C0"/>
     <w:pPr>
       <w:keepNext/>
       <w:keepLines/>
@@ -5431,9 +9864,8 @@
       <w:outlineLvl w:val="0"/>
     </w:pPr>
     <w:rPr>
-      <w:rFonts w:asciiTheme="majorHAnsi" w:eastAsiaTheme="majorEastAsia" w:hAnsiTheme="majorHAnsi" w:cstheme="majorBidi"/>
-      <w:color w:val="0F4761" w:themeColor="accent1" w:themeShade="BF"/>
-      <w:sz w:val="40"/>
+      <w:rFonts w:eastAsiaTheme="majorEastAsia" w:cstheme="majorBidi"/>
+      <w:b/>
       <w:szCs w:val="40"/>
     </w:rPr>
   </w:style>
@@ -5445,17 +9877,16 @@
     <w:uiPriority w:val="9"/>
     <w:unhideWhenUsed/>
     <w:qFormat/>
-    <w:rsid w:val="0013499C"/>
+    <w:rsid w:val="009857C0"/>
     <w:pPr>
       <w:keepNext/>
       <w:keepLines/>
       <w:spacing w:before="160" w:after="80"/>
+      <w:ind w:left="708"/>
       <w:outlineLvl w:val="1"/>
     </w:pPr>
     <w:rPr>
-      <w:rFonts w:asciiTheme="majorHAnsi" w:eastAsiaTheme="majorEastAsia" w:hAnsiTheme="majorHAnsi" w:cstheme="majorBidi"/>
-      <w:color w:val="0F4761" w:themeColor="accent1" w:themeShade="BF"/>
-      <w:sz w:val="32"/>
+      <w:rFonts w:eastAsiaTheme="majorEastAsia" w:cstheme="majorBidi"/>
       <w:szCs w:val="32"/>
     </w:rPr>
   </w:style>
@@ -5465,20 +9896,18 @@
     <w:next w:val="Normal"/>
     <w:link w:val="Ttulo3Carter"/>
     <w:uiPriority w:val="9"/>
-    <w:semiHidden/>
     <w:unhideWhenUsed/>
     <w:qFormat/>
-    <w:rsid w:val="0013499C"/>
+    <w:rsid w:val="00DC4491"/>
     <w:pPr>
       <w:keepNext/>
       <w:keepLines/>
       <w:spacing w:before="160" w:after="80"/>
+      <w:ind w:left="708"/>
       <w:outlineLvl w:val="2"/>
     </w:pPr>
     <w:rPr>
       <w:rFonts w:eastAsiaTheme="majorEastAsia" w:cstheme="majorBidi"/>
-      <w:color w:val="0F4761" w:themeColor="accent1" w:themeShade="BF"/>
-      <w:sz w:val="28"/>
       <w:szCs w:val="28"/>
     </w:rPr>
   </w:style>
@@ -5615,6 +10044,7 @@
   <w:style w:type="character" w:default="1" w:styleId="Tipodeletrapredefinidodopargrafo">
     <w:name w:val="Default Paragraph Font"/>
     <w:uiPriority w:val="1"/>
+    <w:semiHidden/>
     <w:unhideWhenUsed/>
   </w:style>
   <w:style w:type="table" w:default="1" w:styleId="Tabelanormal">
@@ -5643,11 +10073,11 @@
     <w:basedOn w:val="Tipodeletrapredefinidodopargrafo"/>
     <w:link w:val="Ttulo1"/>
     <w:uiPriority w:val="9"/>
-    <w:rsid w:val="0013499C"/>
+    <w:rsid w:val="009857C0"/>
     <w:rPr>
-      <w:rFonts w:asciiTheme="majorHAnsi" w:eastAsiaTheme="majorEastAsia" w:hAnsiTheme="majorHAnsi" w:cstheme="majorBidi"/>
-      <w:color w:val="0F4761" w:themeColor="accent1" w:themeShade="BF"/>
-      <w:sz w:val="40"/>
+      <w:rFonts w:ascii="Times New Roman" w:eastAsiaTheme="majorEastAsia" w:hAnsi="Times New Roman" w:cstheme="majorBidi"/>
+      <w:b/>
+      <w:sz w:val="24"/>
       <w:szCs w:val="40"/>
     </w:rPr>
   </w:style>
@@ -5656,11 +10086,10 @@
     <w:basedOn w:val="Tipodeletrapredefinidodopargrafo"/>
     <w:link w:val="Ttulo2"/>
     <w:uiPriority w:val="9"/>
-    <w:rsid w:val="0013499C"/>
+    <w:rsid w:val="009857C0"/>
     <w:rPr>
-      <w:rFonts w:asciiTheme="majorHAnsi" w:eastAsiaTheme="majorEastAsia" w:hAnsiTheme="majorHAnsi" w:cstheme="majorBidi"/>
-      <w:color w:val="0F4761" w:themeColor="accent1" w:themeShade="BF"/>
-      <w:sz w:val="32"/>
+      <w:rFonts w:ascii="Times New Roman" w:eastAsiaTheme="majorEastAsia" w:hAnsi="Times New Roman" w:cstheme="majorBidi"/>
+      <w:sz w:val="24"/>
       <w:szCs w:val="32"/>
     </w:rPr>
   </w:style>
@@ -5669,12 +10098,10 @@
     <w:basedOn w:val="Tipodeletrapredefinidodopargrafo"/>
     <w:link w:val="Ttulo3"/>
     <w:uiPriority w:val="9"/>
-    <w:semiHidden/>
-    <w:rsid w:val="0013499C"/>
+    <w:rsid w:val="00DC4491"/>
     <w:rPr>
-      <w:rFonts w:eastAsiaTheme="majorEastAsia" w:cstheme="majorBidi"/>
-      <w:color w:val="0F4761" w:themeColor="accent1" w:themeShade="BF"/>
-      <w:sz w:val="28"/>
+      <w:rFonts w:ascii="Times New Roman" w:eastAsiaTheme="majorEastAsia" w:hAnsi="Times New Roman" w:cstheme="majorBidi"/>
+      <w:sz w:val="24"/>
       <w:szCs w:val="28"/>
     </w:rPr>
   </w:style>
@@ -6041,7 +10468,7 @@
     <w:autoRedefine/>
     <w:uiPriority w:val="39"/>
     <w:unhideWhenUsed/>
-    <w:rsid w:val="00DD3BC9"/>
+    <w:rsid w:val="00ED3F18"/>
     <w:pPr>
       <w:tabs>
         <w:tab w:val="left" w:pos="480"/>
@@ -6050,12 +10477,8 @@
       <w:spacing w:after="100"/>
     </w:pPr>
     <w:rPr>
-      <w:rFonts w:ascii="Times New Roman" w:hAnsi="Times New Roman" w:cs="Times New Roman"/>
-      <w:b/>
+      <w:rFonts w:cs="Times New Roman"/>
       <w:noProof/>
-      <w:color w:val="auto"/>
-      <w:sz w:val="24"/>
-      <w:szCs w:val="28"/>
     </w:rPr>
   </w:style>
   <w:style w:type="character" w:styleId="Hiperligao">
@@ -6096,12 +10519,12 @@
   </w:style>
   <w:style w:type="paragraph" w:styleId="ndice2">
     <w:name w:val="toc 2"/>
-    <w:basedOn w:val="Ttulo2"/>
+    <w:basedOn w:val="Normal"/>
     <w:next w:val="Normal"/>
     <w:autoRedefine/>
     <w:uiPriority w:val="39"/>
     <w:unhideWhenUsed/>
-    <w:rsid w:val="00DD3BC9"/>
+    <w:rsid w:val="00ED3F18"/>
     <w:pPr>
       <w:tabs>
         <w:tab w:val="right" w:leader="dot" w:pos="8494"/>
@@ -6110,11 +10533,8 @@
       <w:ind w:left="425"/>
     </w:pPr>
     <w:rPr>
-      <w:rFonts w:ascii="Times New Roman" w:hAnsi="Times New Roman" w:cs="Times New Roman"/>
-      <w:b/>
+      <w:rFonts w:cs="Times New Roman"/>
       <w:noProof/>
-      <w:color w:val="auto"/>
-      <w:sz w:val="24"/>
       <w:szCs w:val="24"/>
     </w:rPr>
   </w:style>
@@ -6150,18 +10570,45 @@
     <w:next w:val="Normal"/>
     <w:autoRedefine/>
     <w:uiPriority w:val="39"/>
-    <w:semiHidden/>
     <w:unhideWhenUsed/>
-    <w:rsid w:val="00DD3BC9"/>
+    <w:rsid w:val="0006182F"/>
     <w:pPr>
       <w:spacing w:after="100"/>
       <w:ind w:left="851"/>
     </w:pPr>
     <w:rPr>
-      <w:b/>
       <w:i/>
-      <w:color w:val="auto"/>
-      <w:sz w:val="24"/>
+    </w:rPr>
+  </w:style>
+  <w:style w:type="paragraph" w:styleId="Legenda">
+    <w:name w:val="caption"/>
+    <w:basedOn w:val="Normal"/>
+    <w:next w:val="Normal"/>
+    <w:uiPriority w:val="35"/>
+    <w:unhideWhenUsed/>
+    <w:qFormat/>
+    <w:rsid w:val="00720954"/>
+    <w:pPr>
+      <w:spacing w:before="0" w:after="200" w:line="240" w:lineRule="auto"/>
+    </w:pPr>
+    <w:rPr>
+      <w:i/>
+      <w:iCs/>
+      <w:color w:val="0E2841" w:themeColor="text2"/>
+      <w:sz w:val="18"/>
+      <w:szCs w:val="18"/>
+    </w:rPr>
+  </w:style>
+  <w:style w:type="paragraph" w:styleId="NormalWeb">
+    <w:name w:val="Normal (Web)"/>
+    <w:basedOn w:val="Normal"/>
+    <w:uiPriority w:val="99"/>
+    <w:semiHidden/>
+    <w:unhideWhenUsed/>
+    <w:rsid w:val="00F17F27"/>
+    <w:rPr>
+      <w:rFonts w:cs="Times New Roman"/>
+      <w:szCs w:val="24"/>
     </w:rPr>
   </w:style>
 </w:styles>

--- a/[CRI-PL1-TC-G1]-Cibersegurança_na_IoT/[CRI-PL1-TC-G1]-Cibersegurança_na_IoT.docx
+++ b/[CRI-PL1-TC-G1]-Cibersegurança_na_IoT/[CRI-PL1-TC-G1]-Cibersegurança_na_IoT.docx
@@ -130,9 +130,12 @@
         <w:pStyle w:val="TRABALHODETI"/>
         <w:jc w:val="center"/>
         <w:sectPr>
-          <w:footerReference w:type="default" r:id="rId8"/>
-          <w:headerReference w:type="first" r:id="rId9"/>
-          <w:footerReference w:type="first" r:id="rId10"/>
+          <w:headerReference w:type="even" r:id="rId8"/>
+          <w:headerReference w:type="default" r:id="rId9"/>
+          <w:footerReference w:type="even" r:id="rId10"/>
+          <w:footerReference w:type="default" r:id="rId11"/>
+          <w:headerReference w:type="first" r:id="rId12"/>
+          <w:footerReference w:type="first" r:id="rId13"/>
           <w:pgSz w:w="11906" w:h="16838"/>
           <w:pgMar w:top="1417" w:right="1701" w:bottom="1417" w:left="1701" w:header="708" w:footer="567" w:gutter="0"/>
           <w:cols w:space="708"/>
@@ -780,20 +783,13 @@
           <w:b/>
           <w:bCs/>
         </w:rPr>
-        <w:instrText xml:space="preserve"> REF _Ref243478296 \h </w:instrText>
-      </w:r>
-      <w:r>
-        <w:rPr>
-          <w:b/>
-          <w:bCs/>
-        </w:rPr>
-      </w:r>
-      <w:r>
-        <w:rPr>
-          <w:b/>
-          <w:bCs/>
-        </w:rPr>
-        <w:instrText xml:space="preserve"> \* MERGEFORMAT </w:instrText>
+        <w:instrText xml:space="preserve"> REF _Ref243478296 \h  \* MERGEFORMAT </w:instrText>
+      </w:r>
+      <w:r>
+        <w:rPr>
+          <w:b/>
+          <w:bCs/>
+        </w:rPr>
       </w:r>
       <w:r>
         <w:rPr>
@@ -807,21 +803,22 @@
           <w:b/>
           <w:bCs/>
         </w:rPr>
-        <w:t>Figu</w:t>
-      </w:r>
-      <w:r>
-        <w:rPr>
-          <w:b/>
-          <w:bCs/>
-        </w:rPr>
-        <w:t>r</w:t>
-      </w:r>
-      <w:r>
-        <w:rPr>
-          <w:b/>
-          <w:bCs/>
-        </w:rPr>
-        <w:t>a</w:t>
+        <w:t xml:space="preserve">Figura </w:t>
+      </w:r>
+      <w:r>
+        <w:rPr>
+          <w:b/>
+          <w:bCs/>
+          <w:noProof/>
+        </w:rPr>
+        <w:t>1</w:t>
+      </w:r>
+      <w:r>
+        <w:rPr>
+          <w:b/>
+          <w:bCs/>
+        </w:rPr>
+        <w:fldChar w:fldCharType="end"/>
       </w:r>
       <w:r>
         <w:rPr>
@@ -834,37 +831,8 @@
         <w:rPr>
           <w:b/>
           <w:bCs/>
-          <w:noProof/>
-        </w:rPr>
-        <w:t>1</w:t>
-      </w:r>
-      <w:r>
-        <w:rPr>
-          <w:b/>
-          <w:bCs/>
-        </w:rPr>
-        <w:fldChar w:fldCharType="end"/>
-      </w:r>
-      <w:r>
-        <w:rPr>
-          <w:b/>
-          <w:bCs/>
-        </w:rPr>
-        <w:t xml:space="preserve"> </w:t>
-      </w:r>
-      <w:r>
-        <w:rPr>
-          <w:b/>
-          <w:bCs/>
-        </w:rPr>
-        <w:t>–</w:t>
-      </w:r>
-      <w:r>
-        <w:rPr>
-          <w:b/>
-          <w:bCs/>
-        </w:rPr>
-        <w:t xml:space="preserve"> </w:t>
+        </w:rPr>
+        <w:t xml:space="preserve">– </w:t>
       </w:r>
       <w:r>
         <w:rPr>
@@ -914,20 +882,13 @@
           <w:b/>
           <w:bCs/>
         </w:rPr>
-        <w:instrText xml:space="preserve"> REF _Ref243478462 \p \h </w:instrText>
-      </w:r>
-      <w:r>
-        <w:rPr>
-          <w:b/>
-          <w:bCs/>
-        </w:rPr>
-      </w:r>
-      <w:r>
-        <w:rPr>
-          <w:b/>
-          <w:bCs/>
-        </w:rPr>
-        <w:instrText xml:space="preserve"> \* MERGEFORMAT </w:instrText>
+        <w:instrText xml:space="preserve"> REF _Ref243478462 \p \h  \* MERGEFORMAT </w:instrText>
+      </w:r>
+      <w:r>
+        <w:rPr>
+          <w:b/>
+          <w:bCs/>
+        </w:rPr>
       </w:r>
       <w:r>
         <w:rPr>
@@ -941,67 +902,32 @@
           <w:b/>
           <w:bCs/>
         </w:rPr>
-        <w:t>Fig</w:t>
-      </w:r>
-      <w:r>
-        <w:rPr>
-          <w:b/>
-          <w:bCs/>
-        </w:rPr>
-        <w:t>u</w:t>
-      </w:r>
-      <w:r>
-        <w:rPr>
-          <w:b/>
-          <w:bCs/>
-        </w:rPr>
-        <w:t>r</w:t>
-      </w:r>
-      <w:r>
-        <w:rPr>
-          <w:b/>
-          <w:bCs/>
-        </w:rPr>
-        <w:t>a</w:t>
-      </w:r>
-      <w:r>
-        <w:rPr>
-          <w:b/>
-          <w:bCs/>
-        </w:rPr>
+        <w:t xml:space="preserve">Figura </w:t>
+      </w:r>
+      <w:r>
+        <w:rPr>
+          <w:b/>
+          <w:bCs/>
+          <w:noProof/>
+        </w:rPr>
+        <w:t>2</w:t>
+      </w:r>
+      <w:r>
+        <w:rPr>
+          <w:b/>
+          <w:bCs/>
+        </w:rPr>
+        <w:fldChar w:fldCharType="end"/>
+      </w:r>
+      <w:r>
         <w:t xml:space="preserve"> </w:t>
       </w:r>
       <w:r>
         <w:rPr>
           <w:b/>
           <w:bCs/>
-          <w:noProof/>
-        </w:rPr>
-        <w:t>2</w:t>
-      </w:r>
-      <w:r>
-        <w:rPr>
-          <w:b/>
-          <w:bCs/>
-        </w:rPr>
-        <w:fldChar w:fldCharType="end"/>
-      </w:r>
-      <w:r>
-        <w:t xml:space="preserve"> </w:t>
-      </w:r>
-      <w:r>
-        <w:rPr>
-          <w:b/>
-          <w:bCs/>
-        </w:rPr>
-        <w:t>–</w:t>
-      </w:r>
-      <w:r>
-        <w:rPr>
-          <w:b/>
-          <w:bCs/>
-        </w:rPr>
-        <w:t xml:space="preserve"> </w:t>
+        </w:rPr>
+        <w:t xml:space="preserve">– </w:t>
       </w:r>
       <w:r>
         <w:rPr>
@@ -1051,20 +977,13 @@
           <w:b/>
           <w:bCs/>
         </w:rPr>
-        <w:instrText xml:space="preserve"> REF _Ref243478525 \p \h </w:instrText>
-      </w:r>
-      <w:r>
-        <w:rPr>
-          <w:b/>
-          <w:bCs/>
-        </w:rPr>
-      </w:r>
-      <w:r>
-        <w:rPr>
-          <w:b/>
-          <w:bCs/>
-        </w:rPr>
-        <w:instrText xml:space="preserve"> \* MERGEFORMAT </w:instrText>
+        <w:instrText xml:space="preserve"> REF _Ref243478525 \p \h  \* MERGEFORMAT </w:instrText>
+      </w:r>
+      <w:r>
+        <w:rPr>
+          <w:b/>
+          <w:bCs/>
+        </w:rPr>
       </w:r>
       <w:r>
         <w:rPr>
@@ -1078,14 +997,22 @@
           <w:b/>
           <w:bCs/>
         </w:rPr>
-        <w:t>Figur</w:t>
-      </w:r>
-      <w:r>
-        <w:rPr>
-          <w:b/>
-          <w:bCs/>
-        </w:rPr>
-        <w:t>a</w:t>
+        <w:t xml:space="preserve">Figura </w:t>
+      </w:r>
+      <w:r>
+        <w:rPr>
+          <w:b/>
+          <w:bCs/>
+          <w:noProof/>
+        </w:rPr>
+        <w:t>3</w:t>
+      </w:r>
+      <w:r>
+        <w:rPr>
+          <w:b/>
+          <w:bCs/>
+        </w:rPr>
+        <w:fldChar w:fldCharType="end"/>
       </w:r>
       <w:r>
         <w:rPr>
@@ -1098,37 +1025,8 @@
         <w:rPr>
           <w:b/>
           <w:bCs/>
-          <w:noProof/>
-        </w:rPr>
-        <w:t>3</w:t>
-      </w:r>
-      <w:r>
-        <w:rPr>
-          <w:b/>
-          <w:bCs/>
-        </w:rPr>
-        <w:fldChar w:fldCharType="end"/>
-      </w:r>
-      <w:r>
-        <w:rPr>
-          <w:b/>
-          <w:bCs/>
-        </w:rPr>
-        <w:t xml:space="preserve"> </w:t>
-      </w:r>
-      <w:r>
-        <w:rPr>
-          <w:b/>
-          <w:bCs/>
-        </w:rPr>
-        <w:t>–</w:t>
-      </w:r>
-      <w:r>
-        <w:rPr>
-          <w:b/>
-          <w:bCs/>
-        </w:rPr>
-        <w:t xml:space="preserve"> </w:t>
+        </w:rPr>
+        <w:t xml:space="preserve">– </w:t>
       </w:r>
       <w:r>
         <w:rPr>
@@ -1180,7 +1078,7 @@
           <w:bCs/>
           <w:szCs w:val="24"/>
         </w:rPr>
-        <w:instrText xml:space="preserve"> REF _Ref243478708 \p \h </w:instrText>
+        <w:instrText xml:space="preserve"> REF _Ref243478708 \p \h  \* MERGEFORMAT </w:instrText>
       </w:r>
       <w:r>
         <w:rPr>
@@ -1195,7 +1093,7 @@
           <w:bCs/>
           <w:szCs w:val="24"/>
         </w:rPr>
-        <w:instrText xml:space="preserve"> \* MERGEFORMAT </w:instrText>
+        <w:fldChar w:fldCharType="separate"/>
       </w:r>
       <w:r>
         <w:rPr>
@@ -1203,47 +1101,7 @@
           <w:bCs/>
           <w:szCs w:val="24"/>
         </w:rPr>
-        <w:fldChar w:fldCharType="separate"/>
-      </w:r>
-      <w:r>
-        <w:rPr>
-          <w:b/>
-          <w:bCs/>
-          <w:szCs w:val="24"/>
-        </w:rPr>
-        <w:t>Fig</w:t>
-      </w:r>
-      <w:r>
-        <w:rPr>
-          <w:b/>
-          <w:bCs/>
-          <w:szCs w:val="24"/>
-        </w:rPr>
-        <w:t>u</w:t>
-      </w:r>
-      <w:r>
-        <w:rPr>
-          <w:b/>
-          <w:bCs/>
-          <w:szCs w:val="24"/>
-        </w:rPr>
-        <w:t>r</w:t>
-      </w:r>
-      <w:r>
-        <w:rPr>
-          <w:b/>
-          <w:bCs/>
-          <w:szCs w:val="24"/>
-        </w:rPr>
-        <w:t>a</w:t>
-      </w:r>
-      <w:r>
-        <w:rPr>
-          <w:b/>
-          <w:bCs/>
-          <w:szCs w:val="24"/>
-        </w:rPr>
-        <w:t xml:space="preserve"> </w:t>
+        <w:t xml:space="preserve">Figura </w:t>
       </w:r>
       <w:r>
         <w:rPr>
@@ -1274,14 +1132,7 @@
           <w:b/>
           <w:bCs/>
         </w:rPr>
-        <w:t>–</w:t>
-      </w:r>
-      <w:r>
-        <w:rPr>
-          <w:b/>
-          <w:bCs/>
-        </w:rPr>
-        <w:t xml:space="preserve"> </w:t>
+        <w:t xml:space="preserve">– </w:t>
       </w:r>
       <w:r>
         <w:rPr>
@@ -1302,7 +1153,15 @@
           <w:b/>
           <w:bCs/>
         </w:rPr>
-        <w:t xml:space="preserve"> De Processamento De Dados Pelo ESP32-</w:t>
+        <w:t xml:space="preserve"> De Processamento De Dados Pelo ESP32</w:t>
+      </w:r>
+      <w:proofErr w:type="gramStart"/>
+      <w:r>
+        <w:rPr>
+          <w:b/>
+          <w:bCs/>
+        </w:rPr>
+        <w:t>-</w:t>
       </w:r>
       <w:r>
         <w:rPr>
@@ -1318,6 +1177,7 @@
         </w:rPr>
         <w:t>CAM</w:t>
       </w:r>
+      <w:proofErr w:type="gramEnd"/>
       <w:r>
         <w:rPr>
           <w:b/>
@@ -1359,12 +1219,6 @@
           <w:b/>
           <w:bCs/>
         </w:rPr>
-      </w:r>
-      <w:r>
-        <w:rPr>
-          <w:b/>
-          <w:bCs/>
-        </w:rPr>
         <w:instrText xml:space="preserve"> \* MERGEFORMAT </w:instrText>
       </w:r>
       <w:r>
@@ -1372,6 +1226,12 @@
           <w:b/>
           <w:bCs/>
         </w:rPr>
+      </w:r>
+      <w:r>
+        <w:rPr>
+          <w:b/>
+          <w:bCs/>
+        </w:rPr>
         <w:fldChar w:fldCharType="separate"/>
       </w:r>
       <w:r>
@@ -1379,21 +1239,22 @@
           <w:b/>
           <w:bCs/>
         </w:rPr>
-        <w:t>Figu</w:t>
-      </w:r>
-      <w:r>
-        <w:rPr>
-          <w:b/>
-          <w:bCs/>
-        </w:rPr>
-        <w:t>r</w:t>
-      </w:r>
-      <w:r>
-        <w:rPr>
-          <w:b/>
-          <w:bCs/>
-        </w:rPr>
-        <w:t>a</w:t>
+        <w:t xml:space="preserve">Figura </w:t>
+      </w:r>
+      <w:r>
+        <w:rPr>
+          <w:b/>
+          <w:bCs/>
+          <w:noProof/>
+        </w:rPr>
+        <w:t>5</w:t>
+      </w:r>
+      <w:r>
+        <w:rPr>
+          <w:b/>
+          <w:bCs/>
+        </w:rPr>
+        <w:fldChar w:fldCharType="end"/>
       </w:r>
       <w:r>
         <w:rPr>
@@ -1406,37 +1267,8 @@
         <w:rPr>
           <w:b/>
           <w:bCs/>
-          <w:noProof/>
-        </w:rPr>
-        <w:t>5</w:t>
-      </w:r>
-      <w:r>
-        <w:rPr>
-          <w:b/>
-          <w:bCs/>
-        </w:rPr>
-        <w:fldChar w:fldCharType="end"/>
-      </w:r>
-      <w:r>
-        <w:rPr>
-          <w:b/>
-          <w:bCs/>
-        </w:rPr>
-        <w:t xml:space="preserve"> </w:t>
-      </w:r>
-      <w:r>
-        <w:rPr>
-          <w:b/>
-          <w:bCs/>
-        </w:rPr>
-        <w:t>–</w:t>
-      </w:r>
-      <w:r>
-        <w:rPr>
-          <w:b/>
-          <w:bCs/>
-        </w:rPr>
-        <w:t xml:space="preserve"> </w:t>
+        </w:rPr>
+        <w:t xml:space="preserve">– </w:t>
       </w:r>
       <w:r>
         <w:rPr>
@@ -1500,6 +1332,12 @@
           <w:b/>
           <w:bCs/>
         </w:rPr>
+      </w:r>
+      <w:r>
+        <w:rPr>
+          <w:b/>
+          <w:bCs/>
+        </w:rPr>
         <w:fldChar w:fldCharType="separate"/>
       </w:r>
       <w:r>
@@ -1534,21 +1372,7 @@
           <w:b/>
           <w:bCs/>
         </w:rPr>
-        <w:t>Figur</w:t>
-      </w:r>
-      <w:r>
-        <w:rPr>
-          <w:b/>
-          <w:bCs/>
-        </w:rPr>
-        <w:t>a</w:t>
-      </w:r>
-      <w:r>
-        <w:rPr>
-          <w:b/>
-          <w:bCs/>
-        </w:rPr>
-        <w:t xml:space="preserve"> </w:t>
+        <w:t xml:space="preserve">Figura </w:t>
       </w:r>
       <w:r>
         <w:rPr>
@@ -1580,14 +1404,7 @@
           <w:b/>
           <w:bCs/>
         </w:rPr>
-        <w:t>–</w:t>
-      </w:r>
-      <w:r>
-        <w:rPr>
-          <w:b/>
-          <w:bCs/>
-        </w:rPr>
-        <w:t xml:space="preserve"> </w:t>
+        <w:t xml:space="preserve">– </w:t>
       </w:r>
       <w:r>
         <w:rPr>
@@ -1644,20 +1461,13 @@
           <w:b/>
           <w:bCs/>
         </w:rPr>
-        <w:instrText xml:space="preserve"> REF _Ref243491130 \h </w:instrText>
-      </w:r>
-      <w:r>
-        <w:rPr>
-          <w:b/>
-          <w:bCs/>
-        </w:rPr>
-      </w:r>
-      <w:r>
-        <w:rPr>
-          <w:b/>
-          <w:bCs/>
-        </w:rPr>
-        <w:instrText xml:space="preserve"> \* MERGEFORMAT </w:instrText>
+        <w:instrText xml:space="preserve"> REF _Ref243491130 \h  \* MERGEFORMAT </w:instrText>
+      </w:r>
+      <w:r>
+        <w:rPr>
+          <w:b/>
+          <w:bCs/>
+        </w:rPr>
       </w:r>
       <w:r>
         <w:rPr>
@@ -1671,28 +1481,22 @@
           <w:b/>
           <w:bCs/>
         </w:rPr>
-        <w:t>Fig</w:t>
-      </w:r>
-      <w:r>
-        <w:rPr>
-          <w:b/>
-          <w:bCs/>
-        </w:rPr>
-        <w:t>u</w:t>
-      </w:r>
-      <w:r>
-        <w:rPr>
-          <w:b/>
-          <w:bCs/>
-        </w:rPr>
-        <w:t>r</w:t>
-      </w:r>
-      <w:r>
-        <w:rPr>
-          <w:b/>
-          <w:bCs/>
-        </w:rPr>
-        <w:t>a</w:t>
+        <w:t xml:space="preserve">Figura </w:t>
+      </w:r>
+      <w:r>
+        <w:rPr>
+          <w:b/>
+          <w:bCs/>
+          <w:noProof/>
+        </w:rPr>
+        <w:t>7</w:t>
+      </w:r>
+      <w:r>
+        <w:rPr>
+          <w:b/>
+          <w:bCs/>
+        </w:rPr>
+        <w:fldChar w:fldCharType="end"/>
       </w:r>
       <w:r>
         <w:rPr>
@@ -1705,37 +1509,8 @@
         <w:rPr>
           <w:b/>
           <w:bCs/>
-          <w:noProof/>
-        </w:rPr>
-        <w:t>7</w:t>
-      </w:r>
-      <w:r>
-        <w:rPr>
-          <w:b/>
-          <w:bCs/>
-        </w:rPr>
-        <w:fldChar w:fldCharType="end"/>
-      </w:r>
-      <w:r>
-        <w:rPr>
-          <w:b/>
-          <w:bCs/>
-        </w:rPr>
-        <w:t xml:space="preserve"> </w:t>
-      </w:r>
-      <w:r>
-        <w:rPr>
-          <w:b/>
-          <w:bCs/>
-        </w:rPr>
-        <w:t>–</w:t>
-      </w:r>
-      <w:r>
-        <w:rPr>
-          <w:b/>
-          <w:bCs/>
-        </w:rPr>
-        <w:t xml:space="preserve"> </w:t>
+        </w:rPr>
+        <w:t xml:space="preserve">– </w:t>
       </w:r>
       <w:r>
         <w:rPr>
@@ -1792,20 +1567,13 @@
           <w:b/>
           <w:bCs/>
         </w:rPr>
-        <w:instrText xml:space="preserve"> REF _Ref243491142 \h </w:instrText>
-      </w:r>
-      <w:r>
-        <w:rPr>
-          <w:b/>
-          <w:bCs/>
-        </w:rPr>
-      </w:r>
-      <w:r>
-        <w:rPr>
-          <w:b/>
-          <w:bCs/>
-        </w:rPr>
-        <w:instrText xml:space="preserve"> \* MERGEFORMAT </w:instrText>
+        <w:instrText xml:space="preserve"> REF _Ref243491142 \h  \* MERGEFORMAT </w:instrText>
+      </w:r>
+      <w:r>
+        <w:rPr>
+          <w:b/>
+          <w:bCs/>
+        </w:rPr>
       </w:r>
       <w:r>
         <w:rPr>
@@ -1819,21 +1587,22 @@
           <w:b/>
           <w:bCs/>
         </w:rPr>
-        <w:t>Fig</w:t>
-      </w:r>
-      <w:r>
-        <w:rPr>
-          <w:b/>
-          <w:bCs/>
-        </w:rPr>
-        <w:t>u</w:t>
-      </w:r>
-      <w:r>
-        <w:rPr>
-          <w:b/>
-          <w:bCs/>
-        </w:rPr>
-        <w:t>ra</w:t>
+        <w:t xml:space="preserve">Figura </w:t>
+      </w:r>
+      <w:r>
+        <w:rPr>
+          <w:b/>
+          <w:bCs/>
+          <w:noProof/>
+        </w:rPr>
+        <w:t>8</w:t>
+      </w:r>
+      <w:r>
+        <w:rPr>
+          <w:b/>
+          <w:bCs/>
+        </w:rPr>
+        <w:fldChar w:fldCharType="end"/>
       </w:r>
       <w:r>
         <w:rPr>
@@ -1846,37 +1615,8 @@
         <w:rPr>
           <w:b/>
           <w:bCs/>
-          <w:noProof/>
-        </w:rPr>
-        <w:t>8</w:t>
-      </w:r>
-      <w:r>
-        <w:rPr>
-          <w:b/>
-          <w:bCs/>
-        </w:rPr>
-        <w:fldChar w:fldCharType="end"/>
-      </w:r>
-      <w:r>
-        <w:rPr>
-          <w:b/>
-          <w:bCs/>
-        </w:rPr>
-        <w:t xml:space="preserve"> </w:t>
-      </w:r>
-      <w:r>
-        <w:rPr>
-          <w:b/>
-          <w:bCs/>
-        </w:rPr>
-        <w:t>–</w:t>
-      </w:r>
-      <w:r>
-        <w:rPr>
-          <w:b/>
-          <w:bCs/>
-        </w:rPr>
-        <w:t xml:space="preserve"> </w:t>
+        </w:rPr>
+        <w:t xml:space="preserve">– </w:t>
       </w:r>
       <w:r>
         <w:rPr>
@@ -1926,20 +1666,13 @@
           <w:b/>
           <w:bCs/>
         </w:rPr>
-        <w:instrText xml:space="preserve"> REF _Ref243491153 \h </w:instrText>
-      </w:r>
-      <w:r>
-        <w:rPr>
-          <w:b/>
-          <w:bCs/>
-        </w:rPr>
-      </w:r>
-      <w:r>
-        <w:rPr>
-          <w:b/>
-          <w:bCs/>
-        </w:rPr>
-        <w:instrText xml:space="preserve"> \* MERGEFORMAT </w:instrText>
+        <w:instrText xml:space="preserve"> REF _Ref243491153 \h  \* MERGEFORMAT </w:instrText>
+      </w:r>
+      <w:r>
+        <w:rPr>
+          <w:b/>
+          <w:bCs/>
+        </w:rPr>
       </w:r>
       <w:r>
         <w:rPr>
@@ -1982,14 +1715,7 @@
           <w:b/>
           <w:bCs/>
         </w:rPr>
-        <w:t>–</w:t>
-      </w:r>
-      <w:r>
-        <w:rPr>
-          <w:b/>
-          <w:bCs/>
-        </w:rPr>
-        <w:t xml:space="preserve"> </w:t>
+        <w:t xml:space="preserve">– </w:t>
       </w:r>
       <w:r>
         <w:rPr>
@@ -2039,20 +1765,13 @@
           <w:b/>
           <w:bCs/>
         </w:rPr>
-        <w:instrText xml:space="preserve"> REF _Ref243491161 \h </w:instrText>
-      </w:r>
-      <w:r>
-        <w:rPr>
-          <w:b/>
-          <w:bCs/>
-        </w:rPr>
-      </w:r>
-      <w:r>
-        <w:rPr>
-          <w:b/>
-          <w:bCs/>
-        </w:rPr>
-        <w:instrText xml:space="preserve"> \* MERGEFORMAT </w:instrText>
+        <w:instrText xml:space="preserve"> REF _Ref243491161 \h  \* MERGEFORMAT </w:instrText>
+      </w:r>
+      <w:r>
+        <w:rPr>
+          <w:b/>
+          <w:bCs/>
+        </w:rPr>
       </w:r>
       <w:r>
         <w:rPr>
@@ -2066,21 +1785,7 @@
           <w:b/>
           <w:bCs/>
         </w:rPr>
-        <w:t>Fig</w:t>
-      </w:r>
-      <w:r>
-        <w:rPr>
-          <w:b/>
-          <w:bCs/>
-        </w:rPr>
-        <w:t>u</w:t>
-      </w:r>
-      <w:r>
-        <w:rPr>
-          <w:b/>
-          <w:bCs/>
-        </w:rPr>
-        <w:t xml:space="preserve">ra </w:t>
+        <w:t xml:space="preserve">Figura </w:t>
       </w:r>
       <w:r>
         <w:rPr>
@@ -2109,14 +1814,7 @@
           <w:b/>
           <w:bCs/>
         </w:rPr>
-        <w:t>–</w:t>
-      </w:r>
-      <w:r>
-        <w:rPr>
-          <w:b/>
-          <w:bCs/>
-        </w:rPr>
-        <w:t xml:space="preserve"> </w:t>
+        <w:t xml:space="preserve">– </w:t>
       </w:r>
       <w:r>
         <w:rPr>
@@ -2166,20 +1864,13 @@
           <w:b/>
           <w:bCs/>
         </w:rPr>
-        <w:instrText xml:space="preserve"> REF _Ref243491170 \h </w:instrText>
-      </w:r>
-      <w:r>
-        <w:rPr>
-          <w:b/>
-          <w:bCs/>
-        </w:rPr>
-      </w:r>
-      <w:r>
-        <w:rPr>
-          <w:b/>
-          <w:bCs/>
-        </w:rPr>
-        <w:instrText xml:space="preserve"> \* MERGEFORMAT </w:instrText>
+        <w:instrText xml:space="preserve"> REF _Ref243491170 \h  \* MERGEFORMAT </w:instrText>
+      </w:r>
+      <w:r>
+        <w:rPr>
+          <w:b/>
+          <w:bCs/>
+        </w:rPr>
       </w:r>
       <w:r>
         <w:rPr>
@@ -2193,21 +1884,7 @@
           <w:b/>
           <w:bCs/>
         </w:rPr>
-        <w:t>Figu</w:t>
-      </w:r>
-      <w:r>
-        <w:rPr>
-          <w:b/>
-          <w:bCs/>
-        </w:rPr>
-        <w:t>r</w:t>
-      </w:r>
-      <w:r>
-        <w:rPr>
-          <w:b/>
-          <w:bCs/>
-        </w:rPr>
-        <w:t xml:space="preserve">a </w:t>
+        <w:t xml:space="preserve">Figura </w:t>
       </w:r>
       <w:r>
         <w:rPr>
@@ -2286,20 +1963,13 @@
           <w:b/>
           <w:bCs/>
         </w:rPr>
-        <w:instrText xml:space="preserve"> REF _Ref243491178 \h </w:instrText>
-      </w:r>
-      <w:r>
-        <w:rPr>
-          <w:b/>
-          <w:bCs/>
-        </w:rPr>
-      </w:r>
-      <w:r>
-        <w:rPr>
-          <w:b/>
-          <w:bCs/>
-        </w:rPr>
-        <w:instrText xml:space="preserve"> \* MERGEFORMAT </w:instrText>
+        <w:instrText xml:space="preserve"> REF _Ref243491178 \h  \* MERGEFORMAT </w:instrText>
+      </w:r>
+      <w:r>
+        <w:rPr>
+          <w:b/>
+          <w:bCs/>
+        </w:rPr>
       </w:r>
       <w:r>
         <w:rPr>
@@ -2313,7 +1983,22 @@
           <w:b/>
           <w:bCs/>
         </w:rPr>
-        <w:t>Figura</w:t>
+        <w:t xml:space="preserve">Figura </w:t>
+      </w:r>
+      <w:r>
+        <w:rPr>
+          <w:b/>
+          <w:bCs/>
+          <w:noProof/>
+        </w:rPr>
+        <w:t>12</w:t>
+      </w:r>
+      <w:r>
+        <w:rPr>
+          <w:b/>
+          <w:bCs/>
+        </w:rPr>
+        <w:fldChar w:fldCharType="end"/>
       </w:r>
       <w:r>
         <w:rPr>
@@ -2326,45 +2011,8 @@
         <w:rPr>
           <w:b/>
           <w:bCs/>
-          <w:noProof/>
-        </w:rPr>
-        <w:t>1</w:t>
-      </w:r>
-      <w:r>
-        <w:rPr>
-          <w:b/>
-          <w:bCs/>
-          <w:noProof/>
-        </w:rPr>
-        <w:t>2</w:t>
-      </w:r>
-      <w:r>
-        <w:rPr>
-          <w:b/>
-          <w:bCs/>
-        </w:rPr>
-        <w:fldChar w:fldCharType="end"/>
-      </w:r>
-      <w:r>
-        <w:rPr>
-          <w:b/>
-          <w:bCs/>
-        </w:rPr>
-        <w:t xml:space="preserve"> </w:t>
-      </w:r>
-      <w:r>
-        <w:rPr>
-          <w:b/>
-          <w:bCs/>
-        </w:rPr>
-        <w:t>–</w:t>
-      </w:r>
-      <w:r>
-        <w:rPr>
-          <w:b/>
-          <w:bCs/>
-        </w:rPr>
-        <w:t xml:space="preserve"> </w:t>
+        </w:rPr>
+        <w:t xml:space="preserve">– </w:t>
       </w:r>
       <w:r>
         <w:rPr>
@@ -2414,20 +2062,13 @@
           <w:b/>
           <w:bCs/>
         </w:rPr>
-        <w:instrText xml:space="preserve"> REF _Ref243491207 \h </w:instrText>
-      </w:r>
-      <w:r>
-        <w:rPr>
-          <w:b/>
-          <w:bCs/>
-        </w:rPr>
-      </w:r>
-      <w:r>
-        <w:rPr>
-          <w:b/>
-          <w:bCs/>
-        </w:rPr>
-        <w:instrText xml:space="preserve"> \* MERGEFORMAT </w:instrText>
+        <w:instrText xml:space="preserve"> REF _Ref243491207 \h  \* MERGEFORMAT </w:instrText>
+      </w:r>
+      <w:r>
+        <w:rPr>
+          <w:b/>
+          <w:bCs/>
+        </w:rPr>
       </w:r>
       <w:r>
         <w:rPr>
@@ -2449,15 +2090,7 @@
           <w:bCs/>
           <w:noProof/>
         </w:rPr>
-        <w:t>1</w:t>
-      </w:r>
-      <w:r>
-        <w:rPr>
-          <w:b/>
-          <w:bCs/>
-          <w:noProof/>
-        </w:rPr>
-        <w:t>3</w:t>
+        <w:t>13</w:t>
       </w:r>
       <w:r>
         <w:rPr>
@@ -2478,14 +2111,7 @@
           <w:b/>
           <w:bCs/>
         </w:rPr>
-        <w:t>–</w:t>
-      </w:r>
-      <w:r>
-        <w:rPr>
-          <w:b/>
-          <w:bCs/>
-        </w:rPr>
-        <w:t xml:space="preserve"> </w:t>
+        <w:t xml:space="preserve">– </w:t>
       </w:r>
       <w:r>
         <w:rPr>
@@ -2535,20 +2161,13 @@
           <w:b/>
           <w:bCs/>
         </w:rPr>
-        <w:instrText xml:space="preserve"> REF _Ref243491217 \h </w:instrText>
-      </w:r>
-      <w:r>
-        <w:rPr>
-          <w:b/>
-          <w:bCs/>
-        </w:rPr>
-      </w:r>
-      <w:r>
-        <w:rPr>
-          <w:b/>
-          <w:bCs/>
-        </w:rPr>
-        <w:instrText xml:space="preserve"> \* MERGEFORMAT </w:instrText>
+        <w:instrText xml:space="preserve"> REF _Ref243491217 \h  \* MERGEFORMAT </w:instrText>
+      </w:r>
+      <w:r>
+        <w:rPr>
+          <w:b/>
+          <w:bCs/>
+        </w:rPr>
       </w:r>
       <w:r>
         <w:rPr>
@@ -2562,14 +2181,7 @@
           <w:b/>
           <w:bCs/>
         </w:rPr>
-        <w:t>Figura</w:t>
-      </w:r>
-      <w:r>
-        <w:rPr>
-          <w:b/>
-          <w:bCs/>
-        </w:rPr>
-        <w:t xml:space="preserve"> </w:t>
+        <w:t xml:space="preserve">Figura </w:t>
       </w:r>
       <w:r>
         <w:rPr>
@@ -2577,15 +2189,7 @@
           <w:bCs/>
           <w:noProof/>
         </w:rPr>
-        <w:t>1</w:t>
-      </w:r>
-      <w:r>
-        <w:rPr>
-          <w:b/>
-          <w:bCs/>
-          <w:noProof/>
-        </w:rPr>
-        <w:t>4</w:t>
+        <w:t>14</w:t>
       </w:r>
       <w:r>
         <w:rPr>
@@ -2699,6 +2303,7 @@
           <w:sz w:val="24"/>
           <w:szCs w:val="24"/>
         </w:rPr>
+        <w:instrText xml:space="preserve"> \* MERGEFORMAT </w:instrText>
       </w:r>
       <w:r>
         <w:rPr>
@@ -2708,7 +2313,6 @@
           <w:sz w:val="24"/>
           <w:szCs w:val="24"/>
         </w:rPr>
-        <w:instrText xml:space="preserve"> \* MERGEFORMAT </w:instrText>
       </w:r>
       <w:r>
         <w:rPr>
@@ -2725,28 +2329,7 @@
           <w:b/>
           <w:bCs/>
         </w:rPr>
-        <w:t>Tab</w:t>
-      </w:r>
-      <w:r>
-        <w:rPr>
-          <w:b/>
-          <w:bCs/>
-        </w:rPr>
-        <w:t>e</w:t>
-      </w:r>
-      <w:r>
-        <w:rPr>
-          <w:b/>
-          <w:bCs/>
-        </w:rPr>
-        <w:t>l</w:t>
-      </w:r>
-      <w:r>
-        <w:rPr>
-          <w:b/>
-          <w:bCs/>
-        </w:rPr>
-        <w:t xml:space="preserve">a </w:t>
+        <w:t xml:space="preserve">Tabela </w:t>
       </w:r>
       <w:r>
         <w:rPr>
@@ -2829,6 +2412,7 @@
           <w:b w:val="0"/>
           <w:bCs/>
         </w:rPr>
+        <w:instrText xml:space="preserve"> \* MERGEFORMAT </w:instrText>
       </w:r>
       <w:r>
         <w:rPr>
@@ -2836,7 +2420,6 @@
           <w:b w:val="0"/>
           <w:bCs/>
         </w:rPr>
-        <w:instrText xml:space="preserve"> \* MERGEFORMAT </w:instrText>
       </w:r>
       <w:r>
         <w:rPr>
@@ -2851,35 +2434,7 @@
           <w:b/>
           <w:bCs/>
         </w:rPr>
-        <w:t>Ta</w:t>
-      </w:r>
-      <w:r>
-        <w:rPr>
-          <w:b/>
-          <w:bCs/>
-        </w:rPr>
-        <w:t>b</w:t>
-      </w:r>
-      <w:r>
-        <w:rPr>
-          <w:b/>
-          <w:bCs/>
-        </w:rPr>
-        <w:t>el</w:t>
-      </w:r>
-      <w:r>
-        <w:rPr>
-          <w:b/>
-          <w:bCs/>
-        </w:rPr>
-        <w:t>a</w:t>
-      </w:r>
-      <w:r>
-        <w:rPr>
-          <w:b/>
-          <w:bCs/>
-        </w:rPr>
-        <w:t xml:space="preserve"> </w:t>
+        <w:t xml:space="preserve">Tabela </w:t>
       </w:r>
       <w:r>
         <w:rPr>
@@ -2958,6 +2513,7 @@
           <w:b w:val="0"/>
           <w:bCs/>
         </w:rPr>
+        <w:instrText xml:space="preserve"> \* MERGEFORMAT </w:instrText>
       </w:r>
       <w:r>
         <w:rPr>
@@ -2965,7 +2521,6 @@
           <w:b w:val="0"/>
           <w:bCs/>
         </w:rPr>
-        <w:instrText xml:space="preserve"> \* MERGEFORMAT </w:instrText>
       </w:r>
       <w:r>
         <w:rPr>
@@ -2980,21 +2535,7 @@
           <w:b/>
           <w:bCs/>
         </w:rPr>
-        <w:t>Tabe</w:t>
-      </w:r>
-      <w:r>
-        <w:rPr>
-          <w:b/>
-          <w:bCs/>
-        </w:rPr>
-        <w:t>l</w:t>
-      </w:r>
-      <w:r>
-        <w:rPr>
-          <w:b/>
-          <w:bCs/>
-        </w:rPr>
-        <w:t xml:space="preserve">a </w:t>
+        <w:t xml:space="preserve">Tabela </w:t>
       </w:r>
       <w:r>
         <w:rPr>
@@ -4654,8 +4195,8 @@
           <w:szCs w:val="28"/>
         </w:rPr>
         <w:sectPr>
-          <w:headerReference w:type="first" r:id="rId11"/>
-          <w:footerReference w:type="first" r:id="rId12"/>
+          <w:headerReference w:type="first" r:id="rId14"/>
+          <w:footerReference w:type="first" r:id="rId15"/>
           <w:pgSz w:w="11906" w:h="16838"/>
           <w:pgMar w:top="1417" w:right="1701" w:bottom="1417" w:left="1701" w:header="708" w:footer="709" w:gutter="0"/>
           <w:pgNumType w:fmt="lowerRoman" w:start="1"/>
@@ -5737,7 +5278,7 @@
                           </pic:cNvPicPr>
                         </pic:nvPicPr>
                         <pic:blipFill>
-                          <a:blip r:embed="rId13">
+                          <a:blip r:embed="rId16">
                             <a:extLst>
                               <a:ext uri="{28A0092B-C50C-407E-A947-70E740481C1C}">
                                 <a14:useLocalDpi xmlns:a14="http://schemas.microsoft.com/office/drawing/2010/main" val="0"/>
@@ -5840,7 +5381,7 @@
                                 </w:rPr>
                                 <w:t>(</w:t>
                               </w:r>
-                              <w:hyperlink r:id="rId14" w:history="1">
+                              <w:hyperlink r:id="rId17" w:history="1">
                                 <w:r>
                                   <w:rPr>
                                     <w:rStyle w:val="Hiperligao"/>
@@ -5913,7 +5454,7 @@
                   <o:lock v:ext="edit" aspectratio="t"/>
                 </v:shapetype>
                 <v:shape id="Imagem 2" o:spid="_x0000_s1028" type="#_x0000_t75" style="position:absolute;left:1016;top:7138;width:31452;height:28974;visibility:visible;mso-wrap-style:square" o:gfxdata="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">
-                  <v:imagedata r:id="rId15" o:title=""/>
+                  <v:imagedata r:id="rId18" o:title=""/>
                 </v:shape>
                 <v:shape id="Caixa de Texto 2" o:spid="_x0000_s1029" type="#_x0000_t202" style="position:absolute;left:285;top:35713;width:55975;height:14185;visibility:visible;mso-wrap-style:square;v-text-anchor:top" o:gfxdata="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" filled="f" stroked="f">
                   <v:textbox>
@@ -5972,7 +5513,7 @@
                           </w:rPr>
                           <w:t>(</w:t>
                         </w:r>
-                        <w:hyperlink r:id="rId16" w:history="1">
+                        <w:hyperlink r:id="rId19" w:history="1">
                           <w:r>
                             <w:rPr>
                               <w:rStyle w:val="Hiperligao"/>
@@ -8994,7 +8535,7 @@
                     <pic:cNvPicPr/>
                   </pic:nvPicPr>
                   <pic:blipFill rotWithShape="1">
-                    <a:blip r:embed="rId17" cstate="print">
+                    <a:blip r:embed="rId20" cstate="print">
                       <a:extLst>
                         <a:ext uri="{28A0092B-C50C-407E-A947-70E740481C1C}">
                           <a14:useLocalDpi xmlns:a14="http://schemas.microsoft.com/office/drawing/2010/main" val="0"/>
@@ -9444,7 +8985,7 @@
                     <pic:cNvPicPr/>
                   </pic:nvPicPr>
                   <pic:blipFill rotWithShape="1">
-                    <a:blip r:embed="rId18" cstate="print">
+                    <a:blip r:embed="rId21" cstate="print">
                       <a:extLst>
                         <a:ext uri="{28A0092B-C50C-407E-A947-70E740481C1C}">
                           <a14:useLocalDpi xmlns:a14="http://schemas.microsoft.com/office/drawing/2010/main" val="0"/>
@@ -9884,7 +9425,7 @@
                           <pic:cNvPicPr/>
                         </pic:nvPicPr>
                         <pic:blipFill>
-                          <a:blip r:embed="rId19">
+                          <a:blip r:embed="rId22">
                             <a:extLst>
                               <a:ext uri="{28A0092B-C50C-407E-A947-70E740481C1C}">
                                 <a14:useLocalDpi xmlns:a14="http://schemas.microsoft.com/office/drawing/2010/main" val="0"/>
@@ -10021,7 +9562,7 @@
                                 </w:rPr>
                                 <w:t>(</w:t>
                               </w:r>
-                              <w:hyperlink r:id="rId20" w:history="1">
+                              <w:hyperlink r:id="rId23" w:history="1">
                                 <w:r>
                                   <w:rPr>
                                     <w:rStyle w:val="Hiperligao"/>
@@ -10120,7 +9661,7 @@
             <w:pict>
               <v:group w14:anchorId="6B9947A5" id="_x0000_s1065" style="position:absolute;left:0;text-align:left;margin-left:57.6pt;margin-top:60.05pt;width:314.8pt;height:294.3pt;z-index:251682816;mso-width-relative:margin;mso-height-relative:margin" coordorigin="6431,4660" coordsize="46571,35634" o:gfxdata="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">
                 <v:shape id="Imagem 15" o:spid="_x0000_s1066" type="#_x0000_t75" style="position:absolute;left:12245;top:-1154;width:24966;height:36593;rotation:5898254fd;visibility:visible;mso-wrap-style:square" o:gfxdata="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">
-                  <v:imagedata r:id="rId21" o:title=""/>
+                  <v:imagedata r:id="rId24" o:title=""/>
                 </v:shape>
                 <v:shape id="Caixa de Texto 2" o:spid="_x0000_s1067" type="#_x0000_t202" style="position:absolute;left:6431;top:29626;width:46572;height:10669;visibility:visible;mso-wrap-style:square;v-text-anchor:top" o:gfxdata="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" filled="f" stroked="f">
                   <v:textbox>
@@ -10212,7 +9753,7 @@
                           </w:rPr>
                           <w:t>(</w:t>
                         </w:r>
-                        <w:hyperlink r:id="rId22" w:history="1">
+                        <w:hyperlink r:id="rId25" w:history="1">
                           <w:r>
                             <w:rPr>
                               <w:rStyle w:val="Hiperligao"/>
@@ -10526,7 +10067,7 @@
                     <pic:cNvPicPr/>
                   </pic:nvPicPr>
                   <pic:blipFill>
-                    <a:blip r:embed="rId23">
+                    <a:blip r:embed="rId26">
                       <a:extLst>
                         <a:ext uri="{28A0092B-C50C-407E-A947-70E740481C1C}">
                           <a14:useLocalDpi xmlns:a14="http://schemas.microsoft.com/office/drawing/2010/main" val="0"/>
@@ -10843,16 +10384,7 @@
                                 <w:sz w:val="20"/>
                                 <w:szCs w:val="20"/>
                               </w:rPr>
-                              <w:t xml:space="preserve">Exemplos De Dispositivos </w:t>
-                            </w:r>
-                            <w:r>
-                              <w:rPr>
-                                <w:i/>
-                                <w:iCs/>
-                                <w:sz w:val="20"/>
-                                <w:szCs w:val="20"/>
-                              </w:rPr>
-                              <w:t>Io</w:t>
+                              <w:t>Exemplos De Dispositivos Io</w:t>
                             </w:r>
                             <w:r>
                               <w:rPr>
@@ -10920,16 +10452,7 @@
                           <w:sz w:val="20"/>
                           <w:szCs w:val="20"/>
                         </w:rPr>
-                        <w:t xml:space="preserve">Exemplos De Dispositivos </w:t>
-                      </w:r>
-                      <w:r>
-                        <w:rPr>
-                          <w:i/>
-                          <w:iCs/>
-                          <w:sz w:val="20"/>
-                          <w:szCs w:val="20"/>
-                        </w:rPr>
-                        <w:t>Io</w:t>
+                        <w:t>Exemplos De Dispositivos Io</w:t>
                       </w:r>
                       <w:r>
                         <w:rPr>
@@ -10985,7 +10508,7 @@
                     <pic:cNvPicPr/>
                   </pic:nvPicPr>
                   <pic:blipFill>
-                    <a:blip r:embed="rId24">
+                    <a:blip r:embed="rId27">
                       <a:extLst>
                         <a:ext uri="{28A0092B-C50C-407E-A947-70E740481C1C}">
                           <a14:useLocalDpi xmlns:a14="http://schemas.microsoft.com/office/drawing/2010/main" val="0"/>
@@ -11234,16 +10757,7 @@
                                 <w:sz w:val="20"/>
                                 <w:szCs w:val="20"/>
                               </w:rPr>
-                              <w:t xml:space="preserve">Exemplos De Fabricantes </w:t>
-                            </w:r>
-                            <w:r>
-                              <w:rPr>
-                                <w:i/>
-                                <w:iCs/>
-                                <w:sz w:val="20"/>
-                                <w:szCs w:val="20"/>
-                              </w:rPr>
-                              <w:t>Io</w:t>
+                              <w:t>Exemplos De Fabricantes Io</w:t>
                             </w:r>
                             <w:r>
                               <w:rPr>
@@ -11311,16 +10825,7 @@
                           <w:sz w:val="20"/>
                           <w:szCs w:val="20"/>
                         </w:rPr>
-                        <w:t xml:space="preserve">Exemplos De Fabricantes </w:t>
-                      </w:r>
-                      <w:r>
-                        <w:rPr>
-                          <w:i/>
-                          <w:iCs/>
-                          <w:sz w:val="20"/>
-                          <w:szCs w:val="20"/>
-                        </w:rPr>
-                        <w:t>Io</w:t>
+                        <w:t>Exemplos De Fabricantes Io</w:t>
                       </w:r>
                       <w:r>
                         <w:rPr>
@@ -11378,7 +10883,7 @@
                     <pic:cNvPicPr/>
                   </pic:nvPicPr>
                   <pic:blipFill>
-                    <a:blip r:embed="rId25">
+                    <a:blip r:embed="rId28">
                       <a:extLst>
                         <a:ext uri="{28A0092B-C50C-407E-A947-70E740481C1C}">
                           <a14:useLocalDpi xmlns:a14="http://schemas.microsoft.com/office/drawing/2010/main" val="0"/>
@@ -11868,7 +11373,7 @@
         <mc:AlternateContent>
           <mc:Choice Requires="wpg">
             <w:drawing>
-              <wp:anchor distT="0" distB="0" distL="114300" distR="114300" simplePos="0" relativeHeight="251670528" behindDoc="0" locked="0" layoutInCell="1" allowOverlap="1" wp14:anchorId="523CD7B2" wp14:editId="78783429">
+              <wp:anchor distT="0" distB="0" distL="114300" distR="114300" simplePos="0" relativeHeight="251670528" behindDoc="0" locked="0" layoutInCell="1" allowOverlap="1" wp14:anchorId="523CD7B2" wp14:editId="7CF9CE00">
                 <wp:simplePos x="0" y="0"/>
                 <wp:positionH relativeFrom="column">
                   <wp:align>right</wp:align>
@@ -12099,7 +11604,7 @@
                           </pic:cNvPicPr>
                         </pic:nvPicPr>
                         <pic:blipFill>
-                          <a:blip r:embed="rId26" cstate="print">
+                          <a:blip r:embed="rId29" cstate="print">
                             <a:extLst>
                               <a:ext uri="{28A0092B-C50C-407E-A947-70E740481C1C}">
                                 <a14:useLocalDpi xmlns:a14="http://schemas.microsoft.com/office/drawing/2010/main" val="0"/>
@@ -12316,7 +11821,7 @@
                   </v:textbox>
                 </v:shape>
                 <v:shape id="Imagem 1" o:spid="_x0000_s1077" type="#_x0000_t75" style="position:absolute;left:762;top:6191;width:39719;height:22225;visibility:visible;mso-wrap-style:square" o:gfxdata="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">
-                  <v:imagedata r:id="rId27" o:title=""/>
+                  <v:imagedata r:id="rId30" o:title=""/>
                 </v:shape>
                 <w10:wrap type="topAndBottom"/>
               </v:group>
@@ -12639,7 +12144,7 @@
                           </pic:cNvPicPr>
                         </pic:nvPicPr>
                         <pic:blipFill>
-                          <a:blip r:embed="rId28">
+                          <a:blip r:embed="rId31">
                             <a:extLst>
                               <a:ext uri="{28A0092B-C50C-407E-A947-70E740481C1C}">
                                 <a14:useLocalDpi xmlns:a14="http://schemas.microsoft.com/office/drawing/2010/main" val="0"/>
@@ -12728,21 +12233,12 @@
                                 </w:rPr>
                                 <w:t xml:space="preserve">Por J. Carter, de Starring the </w:t>
                               </w:r>
-                              <w:proofErr w:type="spellStart"/>
                               <w:r>
                                 <w:rPr>
                                   <w:sz w:val="20"/>
                                   <w:szCs w:val="18"/>
                                 </w:rPr>
-                                <w:t>Computer</w:t>
-                              </w:r>
-                              <w:proofErr w:type="spellEnd"/>
-                              <w:r>
-                                <w:rPr>
-                                  <w:sz w:val="20"/>
-                                  <w:szCs w:val="18"/>
-                                </w:rPr>
-                                <w:t>(</w:t>
+                                <w:t>Computer(</w:t>
                               </w:r>
                               <w:r>
                                 <w:rPr>
@@ -12782,7 +12278,7 @@
             <w:pict>
               <v:group w14:anchorId="2E1D3919" id="Agrupar 7" o:spid="_x0000_s1079" style="position:absolute;left:0;text-align:left;margin-left:87.45pt;margin-top:62.7pt;width:332.45pt;height:260.1pt;z-index:-251616256;mso-width-relative:margin;mso-height-relative:margin" coordorigin=",7936" coordsize="47955,33038" o:gfxdata="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">
                 <v:shape id="Imagem 3" o:spid="_x0000_s1080" type="#_x0000_t75" style="position:absolute;left:948;top:7936;width:29167;height:20066;visibility:visible;mso-wrap-style:square" o:gfxdata="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">
-                  <v:imagedata r:id="rId29" o:title=""/>
+                  <v:imagedata r:id="rId32" o:title=""/>
                 </v:shape>
                 <v:shape id="Caixa de Texto 2" o:spid="_x0000_s1081" type="#_x0000_t202" style="position:absolute;top:27690;width:47955;height:13285;visibility:visible;mso-wrap-style:square;v-text-anchor:top" o:gfxdata="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" filled="f" stroked="f">
                   <v:textbox>
@@ -12827,21 +12323,12 @@
                           </w:rPr>
                           <w:t xml:space="preserve">Por J. Carter, de Starring the </w:t>
                         </w:r>
-                        <w:proofErr w:type="spellStart"/>
                         <w:r>
                           <w:rPr>
                             <w:sz w:val="20"/>
                             <w:szCs w:val="18"/>
                           </w:rPr>
-                          <w:t>Computer</w:t>
-                        </w:r>
-                        <w:proofErr w:type="spellEnd"/>
-                        <w:r>
-                          <w:rPr>
-                            <w:sz w:val="20"/>
-                            <w:szCs w:val="18"/>
-                          </w:rPr>
-                          <w:t>(</w:t>
+                          <w:t>Computer(</w:t>
                         </w:r>
                         <w:r>
                           <w:rPr>
@@ -13224,7 +12711,7 @@
                     </pic:cNvPicPr>
                   </pic:nvPicPr>
                   <pic:blipFill rotWithShape="1">
-                    <a:blip r:embed="rId30">
+                    <a:blip r:embed="rId33">
                       <a:extLst>
                         <a:ext uri="{28A0092B-C50C-407E-A947-70E740481C1C}">
                           <a14:useLocalDpi xmlns:a14="http://schemas.microsoft.com/office/drawing/2010/main" val="0"/>
@@ -13366,7 +12853,7 @@
                               </w:rPr>
                               <w:t>Nesta figura está ilustrada um dispositivo AK-SM 800. Por ACHR News, de AK-SM 800A System Manager – Danfoss, 2022 (</w:t>
                             </w:r>
-                            <w:hyperlink r:id="rId31" w:tgtFrame="_blank" w:tooltip="https://www.achrnews.com/articles/162192-ak-sm-800a-system-manager-danfoss" w:history="1">
+                            <w:hyperlink r:id="rId34" w:tgtFrame="_blank" w:tooltip="https://www.achrnews.com/articles/162192-ak-sm-800a-system-manager-danfoss" w:history="1">
                               <w:r>
                                 <w:rPr>
                                   <w:rStyle w:val="Hiperligao"/>
@@ -13433,7 +12920,7 @@
                         </w:rPr>
                         <w:t>Nesta figura está ilustrada um dispositivo AK-SM 800. Por ACHR News, de AK-SM 800A System Manager – Danfoss, 2022 (</w:t>
                       </w:r>
-                      <w:hyperlink r:id="rId32" w:tgtFrame="_blank" w:tooltip="https://www.achrnews.com/articles/162192-ak-sm-800a-system-manager-danfoss" w:history="1">
+                      <w:hyperlink r:id="rId35" w:tgtFrame="_blank" w:tooltip="https://www.achrnews.com/articles/162192-ak-sm-800a-system-manager-danfoss" w:history="1">
                         <w:r>
                           <w:rPr>
                             <w:rStyle w:val="Hiperligao"/>
@@ -13681,7 +13168,7 @@
                     </pic:cNvPicPr>
                   </pic:nvPicPr>
                   <pic:blipFill rotWithShape="1">
-                    <a:blip r:embed="rId33" cstate="print">
+                    <a:blip r:embed="rId36" cstate="print">
                       <a:extLst>
                         <a:ext uri="{28A0092B-C50C-407E-A947-70E740481C1C}">
                           <a14:useLocalDpi xmlns:a14="http://schemas.microsoft.com/office/drawing/2010/main" val="0"/>
@@ -13831,7 +13318,7 @@
                               </w:rPr>
                               <w:t xml:space="preserve"> (</w:t>
                             </w:r>
-                            <w:hyperlink r:id="rId34" w:tgtFrame="_blank" w:tooltip="https://www.orbit-surplus.com/products/276525490128-danfoss-adap-kool-ak-sc255-system-controller-not" w:history="1">
+                            <w:hyperlink r:id="rId37" w:tgtFrame="_blank" w:tooltip="https://www.orbit-surplus.com/products/276525490128-danfoss-adap-kool-ak-sc255-system-controller-not" w:history="1">
                               <w:r>
                                 <w:rPr>
                                   <w:rStyle w:val="Hiperligao"/>
@@ -13908,7 +13395,7 @@
                         </w:rPr>
                         <w:t xml:space="preserve"> (</w:t>
                       </w:r>
-                      <w:hyperlink r:id="rId35" w:tgtFrame="_blank" w:tooltip="https://www.orbit-surplus.com/products/276525490128-danfoss-adap-kool-ak-sc255-system-controller-not" w:history="1">
+                      <w:hyperlink r:id="rId38" w:tgtFrame="_blank" w:tooltip="https://www.orbit-surplus.com/products/276525490128-danfoss-adap-kool-ak-sc255-system-controller-not" w:history="1">
                         <w:r>
                           <w:rPr>
                             <w:rStyle w:val="Hiperligao"/>
@@ -14753,7 +14240,7 @@
                     <pic:cNvPicPr/>
                   </pic:nvPicPr>
                   <pic:blipFill>
-                    <a:blip r:embed="rId36" cstate="print">
+                    <a:blip r:embed="rId39" cstate="print">
                       <a:extLst>
                         <a:ext uri="{28A0092B-C50C-407E-A947-70E740481C1C}">
                           <a14:useLocalDpi xmlns:a14="http://schemas.microsoft.com/office/drawing/2010/main" val="0"/>
@@ -15160,7 +14647,7 @@
                     </pic:cNvPicPr>
                   </pic:nvPicPr>
                   <pic:blipFill>
-                    <a:blip r:embed="rId37" cstate="print">
+                    <a:blip r:embed="rId40" cstate="print">
                       <a:extLst>
                         <a:ext uri="{28A0092B-C50C-407E-A947-70E740481C1C}">
                           <a14:useLocalDpi xmlns:a14="http://schemas.microsoft.com/office/drawing/2010/main" val="0"/>
@@ -15623,7 +15110,7 @@
                     <pic:cNvPicPr/>
                   </pic:nvPicPr>
                   <pic:blipFill rotWithShape="1">
-                    <a:blip r:embed="rId38" cstate="print">
+                    <a:blip r:embed="rId41" cstate="print">
                       <a:extLst>
                         <a:ext uri="{28A0092B-C50C-407E-A947-70E740481C1C}">
                           <a14:useLocalDpi xmlns:a14="http://schemas.microsoft.com/office/drawing/2010/main" val="0"/>
@@ -15756,7 +15243,7 @@
                               </w:rPr>
                               <w:t xml:space="preserve">, por ADD GRUP (s.d.), </w:t>
                             </w:r>
-                            <w:hyperlink r:id="rId39" w:history="1">
+                            <w:hyperlink r:id="rId42" w:history="1">
                               <w:r>
                                 <w:rPr>
                                   <w:rStyle w:val="Hiperligao"/>
@@ -15847,7 +15334,7 @@
                         </w:rPr>
                         <w:t xml:space="preserve">, por ADD GRUP (s.d.), </w:t>
                       </w:r>
-                      <w:hyperlink r:id="rId40" w:history="1">
+                      <w:hyperlink r:id="rId43" w:history="1">
                         <w:r>
                           <w:rPr>
                             <w:rStyle w:val="Hiperligao"/>
@@ -16173,7 +15660,7 @@
                     </pic:cNvPicPr>
                   </pic:nvPicPr>
                   <pic:blipFill>
-                    <a:blip r:embed="rId41">
+                    <a:blip r:embed="rId44">
                       <a:extLst>
                         <a:ext uri="{28A0092B-C50C-407E-A947-70E740481C1C}">
                           <a14:useLocalDpi xmlns:a14="http://schemas.microsoft.com/office/drawing/2010/main" val="0"/>
@@ -16738,7 +16225,7 @@
                     </pic:cNvPicPr>
                   </pic:nvPicPr>
                   <pic:blipFill>
-                    <a:blip r:embed="rId42">
+                    <a:blip r:embed="rId45">
                       <a:extLst>
                         <a:ext uri="{28A0092B-C50C-407E-A947-70E740481C1C}">
                           <a14:useLocalDpi xmlns:a14="http://schemas.microsoft.com/office/drawing/2010/main" val="0"/>
@@ -17184,7 +16671,7 @@
       <w:r>
         <w:t xml:space="preserve">. </w:t>
       </w:r>
-      <w:hyperlink r:id="rId43" w:history="1">
+      <w:hyperlink r:id="rId46" w:history="1">
         <w:r>
           <w:rPr>
             <w:rStyle w:val="Hiperligao"/>
@@ -17231,7 +16718,7 @@
         </w:rPr>
         <w:t xml:space="preserve">, 17(4), 2347–2376. </w:t>
       </w:r>
-      <w:hyperlink r:id="rId44" w:history="1">
+      <w:hyperlink r:id="rId47" w:history="1">
         <w:r>
           <w:rPr>
             <w:rStyle w:val="Hiperligao"/>
@@ -17285,7 +16772,7 @@
         </w:rPr>
         <w:t xml:space="preserve"> (pp. 1093–1110). USENIX Association. </w:t>
       </w:r>
-      <w:hyperlink r:id="rId45" w:history="1">
+      <w:hyperlink r:id="rId48" w:history="1">
         <w:r>
           <w:rPr>
             <w:rStyle w:val="Hiperligao"/>
@@ -17339,7 +16826,7 @@
         </w:rPr>
         <w:t xml:space="preserve">. </w:t>
       </w:r>
-      <w:hyperlink r:id="rId46" w:tgtFrame="_blank" w:tooltip="https://www.rfidjournal.com/expert-views/that-internet-of-things-thing/73881/" w:history="1">
+      <w:hyperlink r:id="rId49" w:tgtFrame="_blank" w:tooltip="https://www.rfidjournal.com/expert-views/that-internet-of-things-thing/73881/" w:history="1">
         <w:r>
           <w:rPr>
             <w:rStyle w:val="Hiperligao"/>
@@ -17387,7 +16874,7 @@
         </w:rPr>
         <w:t xml:space="preserve"> (NISTIR 8228). National Institute of Standards and Technology. </w:t>
       </w:r>
-      <w:hyperlink r:id="rId47" w:tgtFrame="_blank" w:tooltip="https://doi.org/10.6028/nist.ir.8228" w:history="1">
+      <w:hyperlink r:id="rId50" w:tgtFrame="_blank" w:tooltip="https://doi.org/10.6028/nist.ir.8228" w:history="1">
         <w:r>
           <w:rPr>
             <w:rStyle w:val="Hiperligao"/>
@@ -17450,7 +16937,7 @@
         </w:rPr>
         <w:t xml:space="preserve">. Computer Science Department. </w:t>
       </w:r>
-      <w:hyperlink r:id="rId48" w:tgtFrame="_blank" w:tooltip="https://csd.cmu.edu/news/decoding-the-internet-of-things" w:history="1">
+      <w:hyperlink r:id="rId51" w:tgtFrame="_blank" w:tooltip="https://csd.cmu.edu/news/decoding-the-internet-of-things" w:history="1">
         <w:r>
           <w:rPr>
             <w:rStyle w:val="Hiperligao"/>
@@ -17498,7 +16985,7 @@
         </w:rPr>
         <w:t xml:space="preserve">. </w:t>
       </w:r>
-      <w:hyperlink r:id="rId49" w:history="1">
+      <w:hyperlink r:id="rId52" w:history="1">
         <w:r>
           <w:rPr>
             <w:rStyle w:val="Hiperligao"/>
@@ -17533,7 +17020,7 @@
       <w:r>
         <w:t xml:space="preserve"> [Alerta CERTFR-2026-ALE-012]. </w:t>
       </w:r>
-      <w:hyperlink r:id="rId50" w:history="1">
+      <w:hyperlink r:id="rId53" w:history="1">
         <w:r>
           <w:rPr>
             <w:rStyle w:val="Hiperligao"/>
@@ -17583,7 +17070,7 @@
         </w:rPr>
         <w:t xml:space="preserve">. Directorate-General for Communications Networks, Content and Technology. </w:t>
       </w:r>
-      <w:hyperlink r:id="rId51" w:history="1">
+      <w:hyperlink r:id="rId54" w:history="1">
         <w:r>
           <w:rPr>
             <w:rStyle w:val="Hiperligao"/>
@@ -17631,7 +17118,7 @@
         </w:rPr>
         <w:t xml:space="preserve">. </w:t>
       </w:r>
-      <w:hyperlink r:id="rId52" w:tgtFrame="_blank" w:tooltip="https://www.cisa.gov/resources-tools/resources/exposure-reduction" w:history="1">
+      <w:hyperlink r:id="rId55" w:tgtFrame="_blank" w:tooltip="https://www.cisa.gov/resources-tools/resources/exposure-reduction" w:history="1">
         <w:r>
           <w:rPr>
             <w:rStyle w:val="Hiperligao"/>
@@ -17666,7 +17153,7 @@
       <w:r>
         <w:t xml:space="preserve"> [Proposta de recomendação]. </w:t>
       </w:r>
-      <w:hyperlink r:id="rId53" w:history="1">
+      <w:hyperlink r:id="rId56" w:history="1">
         <w:r>
           <w:rPr>
             <w:rStyle w:val="Hiperligao"/>
@@ -17700,7 +17187,7 @@
       <w:r>
         <w:t xml:space="preserve">. </w:t>
       </w:r>
-      <w:hyperlink r:id="rId54" w:history="1">
+      <w:hyperlink r:id="rId57" w:history="1">
         <w:r>
           <w:rPr>
             <w:rStyle w:val="Hiperligao"/>
@@ -17747,7 +17234,7 @@
         </w:rPr>
         <w:t xml:space="preserve">. GitHub. </w:t>
       </w:r>
-      <w:hyperlink r:id="rId55" w:history="1">
+      <w:hyperlink r:id="rId58" w:history="1">
         <w:r>
           <w:rPr>
             <w:rStyle w:val="Hiperligao"/>
@@ -17798,7 +17285,7 @@
         </w:rPr>
         <w:t xml:space="preserve"> </w:t>
       </w:r>
-      <w:hyperlink r:id="rId56" w:history="1">
+      <w:hyperlink r:id="rId59" w:history="1">
         <w:r>
           <w:rPr>
             <w:rStyle w:val="Hiperligao"/>
@@ -17845,7 +17332,7 @@
         </w:rPr>
         <w:t xml:space="preserve">. Internet Crime Complaint Center. </w:t>
       </w:r>
-      <w:hyperlink r:id="rId57" w:history="1">
+      <w:hyperlink r:id="rId60" w:history="1">
         <w:r>
           <w:rPr>
             <w:rStyle w:val="Hiperligao"/>
@@ -17893,7 +17380,7 @@
         </w:rPr>
         <w:t xml:space="preserve">. Future Market Insights. </w:t>
       </w:r>
-      <w:hyperlink r:id="rId58" w:tgtFrame="_blank" w:tooltip="https://www.futuremarketinsights.com/reports/iot-processor-market" w:history="1">
+      <w:hyperlink r:id="rId61" w:tgtFrame="_blank" w:tooltip="https://www.futuremarketinsights.com/reports/iot-processor-market" w:history="1">
         <w:r>
           <w:rPr>
             <w:rStyle w:val="Hiperligao"/>
@@ -17941,7 +17428,7 @@
         </w:rPr>
         <w:t xml:space="preserve">. </w:t>
       </w:r>
-      <w:hyperlink r:id="rId59" w:history="1">
+      <w:hyperlink r:id="rId62" w:history="1">
         <w:r>
           <w:rPr>
             <w:rStyle w:val="Hiperligao"/>
@@ -17989,7 +17476,7 @@
         </w:rPr>
         <w:t xml:space="preserve">. ITU Publications. </w:t>
       </w:r>
-      <w:hyperlink r:id="rId60" w:tgtFrame="_blank" w:tooltip="https://www.itu.int/" w:history="1">
+      <w:hyperlink r:id="rId63" w:tgtFrame="_blank" w:tooltip="https://www.itu.int/" w:history="1">
         <w:r>
           <w:rPr>
             <w:rStyle w:val="Hiperligao"/>
@@ -18037,7 +17524,7 @@
         </w:rPr>
         <w:t xml:space="preserve"> (Recommendation ITU-T). </w:t>
       </w:r>
-      <w:hyperlink r:id="rId61" w:tgtFrame="_blank" w:tooltip="https://www.itu.int/" w:history="1">
+      <w:hyperlink r:id="rId64" w:tgtFrame="_blank" w:tooltip="https://www.itu.int/" w:history="1">
         <w:r>
           <w:rPr>
             <w:rStyle w:val="Hiperligao"/>
@@ -18082,7 +17569,7 @@
       <w:r>
         <w:t>.</w:t>
       </w:r>
-      <w:hyperlink r:id="rId62" w:history="1">
+      <w:hyperlink r:id="rId65" w:history="1">
         <w:r>
           <w:rPr>
             <w:rStyle w:val="Hiperligao"/>
@@ -18130,7 +17617,7 @@
         </w:rPr>
         <w:t xml:space="preserve"> (NIST Special Publication 800-183). U.S. Department of Commerce. </w:t>
       </w:r>
-      <w:hyperlink r:id="rId63" w:tgtFrame="_blank" w:tooltip="https://doi.org/10.6028/nist.sp.800-183" w:history="1">
+      <w:hyperlink r:id="rId66" w:tgtFrame="_blank" w:tooltip="https://doi.org/10.6028/nist.sp.800-183" w:history="1">
         <w:r>
           <w:rPr>
             <w:rStyle w:val="Hiperligao"/>
@@ -18184,7 +17671,7 @@
         </w:rPr>
         <w:t xml:space="preserve">Computer Science Resource Center (CSRC). </w:t>
       </w:r>
-      <w:hyperlink r:id="rId64" w:history="1">
+      <w:hyperlink r:id="rId67" w:history="1">
         <w:r>
           <w:rPr>
             <w:rStyle w:val="Hiperligao"/>
@@ -18242,7 +17729,7 @@
         </w:rPr>
         <w:t xml:space="preserve">. </w:t>
       </w:r>
-      <w:hyperlink r:id="rId65" w:tgtFrame="_blank" w:tooltip="https://www.orbit-surplus.com/products/276525490128-danfoss-adap-kool-ak-sc255-system-controller-not" w:history="1">
+      <w:hyperlink r:id="rId68" w:tgtFrame="_blank" w:tooltip="https://www.orbit-surplus.com/products/276525490128-danfoss-adap-kool-ak-sc255-system-controller-not" w:history="1">
         <w:r>
           <w:rPr>
             <w:rStyle w:val="Hiperligao"/>
@@ -18287,7 +17774,7 @@
       <w:r>
         <w:t xml:space="preserve"> </w:t>
       </w:r>
-      <w:hyperlink r:id="rId66" w:history="1">
+      <w:hyperlink r:id="rId69" w:history="1">
         <w:r>
           <w:rPr>
             <w:rStyle w:val="Hiperligao"/>
@@ -18331,7 +17818,7 @@
         </w:rPr>
         <w:t xml:space="preserve">. National Institute of Standards and Technology. </w:t>
       </w:r>
-      <w:hyperlink r:id="rId67" w:tgtFrame="_blank" w:tooltip="https://csrc.nist.gov/pubs/pd/2017/12/14/mitigating-iotbased-ddos/final" w:history="1">
+      <w:hyperlink r:id="rId70" w:tgtFrame="_blank" w:tooltip="https://csrc.nist.gov/pubs/pd/2017/12/14/mitigating-iotbased-ddos/final" w:history="1">
         <w:r>
           <w:rPr>
             <w:rStyle w:val="Hiperligao"/>
@@ -18378,7 +17865,7 @@
         </w:rPr>
         <w:t xml:space="preserve">. </w:t>
       </w:r>
-      <w:hyperlink r:id="rId68" w:tgtFrame="_blank" w:tooltip="https://qz.com/733269/mr-robot-played-to-our-worst-technology-fears-with-a-mini-horror-movie-about-%e2%80%a6" w:history="1">
+      <w:hyperlink r:id="rId71" w:tgtFrame="_blank" w:tooltip="https://qz.com/733269/mr-robot-played-to-our-worst-technology-fears-with-a-mini-horror-movie-about-%e2%80%a6" w:history="1">
         <w:r>
           <w:rPr>
             <w:rStyle w:val="Hiperligao"/>
@@ -18423,7 +17910,7 @@
         </w:rPr>
         <w:t xml:space="preserve">. </w:t>
       </w:r>
-      <w:hyperlink r:id="rId69" w:tgtFrame="_blank" w:tooltip="https://www.reuters.com/legal/litigation/investigators-hunt-french-supermarket-fridge-hackers-no-cl%e2%80%a6" w:history="1">
+      <w:hyperlink r:id="rId72" w:tgtFrame="_blank" w:tooltip="https://www.reuters.com/legal/litigation/investigators-hunt-french-supermarket-fridge-hackers-no-cl%e2%80%a6" w:history="1">
         <w:r>
           <w:rPr>
             <w:rStyle w:val="Hiperligao"/>
@@ -18470,7 +17957,7 @@
         </w:rPr>
         <w:t xml:space="preserve">. </w:t>
       </w:r>
-      <w:hyperlink r:id="rId70" w:tgtFrame="_blank" w:tooltip="https://www.starringthecomputer.com/feature.html?f=1238" w:history="1">
+      <w:hyperlink r:id="rId73" w:tgtFrame="_blank" w:tooltip="https://www.starringthecomputer.com/feature.html?f=1238" w:history="1">
         <w:r>
           <w:rPr>
             <w:rStyle w:val="Hiperligao"/>
@@ -18529,7 +18016,7 @@
         </w:rPr>
         <w:t xml:space="preserve">. </w:t>
       </w:r>
-      <w:hyperlink r:id="rId71" w:history="1">
+      <w:hyperlink r:id="rId74" w:history="1">
         <w:r>
           <w:rPr>
             <w:rStyle w:val="Hiperligao"/>
@@ -18573,7 +18060,7 @@
         </w:rPr>
         <w:t xml:space="preserve">. </w:t>
       </w:r>
-      <w:hyperlink r:id="rId72" w:history="1">
+      <w:hyperlink r:id="rId75" w:history="1">
         <w:r>
           <w:rPr>
             <w:rStyle w:val="Hiperligao"/>
@@ -18623,7 +18110,7 @@
         </w:rPr>
         <w:t xml:space="preserve">. </w:t>
       </w:r>
-      <w:hyperlink r:id="rId73" w:tgtFrame="_blank" w:tooltip="https://www.wired.com/2016/07/real-hackers-behind-mr-robot-get-right/" w:history="1">
+      <w:hyperlink r:id="rId76" w:tgtFrame="_blank" w:tooltip="https://www.wired.com/2016/07/real-hackers-behind-mr-robot-get-right/" w:history="1">
         <w:r>
           <w:rPr>
             <w:rStyle w:val="Hiperligao"/>
@@ -18668,7 +18155,7 @@
         </w:rPr>
         <w:t xml:space="preserve">. Wired. </w:t>
       </w:r>
-      <w:hyperlink r:id="rId74" w:tgtFrame="_blank" w:tooltip="https://www.wired.com/2015/08/peek-inside-mr-robots-toolbox/" w:history="1">
+      <w:hyperlink r:id="rId77" w:tgtFrame="_blank" w:tooltip="https://www.wired.com/2015/08/peek-inside-mr-robots-toolbox/" w:history="1">
         <w:r>
           <w:rPr>
             <w:rStyle w:val="Hiperligao"/>
@@ -18685,7 +18172,7 @@
       </w:pPr>
     </w:p>
     <w:sectPr>
-      <w:footerReference w:type="first" r:id="rId75"/>
+      <w:footerReference w:type="first" r:id="rId78"/>
       <w:pgSz w:w="11906" w:h="16838"/>
       <w:pgMar w:top="1417" w:right="1701" w:bottom="1417" w:left="1701" w:header="708" w:footer="708" w:gutter="0"/>
       <w:pgNumType w:start="1"/>
@@ -18724,6 +18211,16 @@
 
 <file path=word/footer1.xml><?xml version="1.0" encoding="utf-8"?>
 <w:ftr xmlns:wpc="http://schemas.microsoft.com/office/word/2010/wordprocessingCanvas" xmlns:cx="http://schemas.microsoft.com/office/drawing/2014/chartex" xmlns:cx1="http://schemas.microsoft.com/office/drawing/2015/9/8/chartex" xmlns:cx2="http://schemas.microsoft.com/office/drawing/2015/10/21/chartex" xmlns:cx3="http://schemas.microsoft.com/office/drawing/2016/5/9/chartex" xmlns:cx4="http://schemas.microsoft.com/office/drawing/2016/5/10/chartex" xmlns:cx5="http://schemas.microsoft.com/office/drawing/2016/5/11/chartex" xmlns:cx6="http://schemas.microsoft.com/office/drawing/2016/5/12/chartex" xmlns:cx7="http://schemas.microsoft.com/office/drawing/2016/5/13/chartex" xmlns:cx8="http://schemas.microsoft.com/office/drawing/2016/5/14/chartex" xmlns:mc="http://schemas.openxmlformats.org/markup-compatibility/2006" xmlns:aink="http://schemas.microsoft.com/office/drawing/2016/ink" xmlns:am3d="http://schemas.microsoft.com/office/drawing/2017/model3d" xmlns:o="urn:schemas-microsoft-com:office:office" xmlns:oel="http://schemas.microsoft.com/office/2019/extlst" xmlns:r="http://schemas.openxmlformats.org/officeDocument/2006/relationships" xmlns:m="http://schemas.openxmlformats.org/officeDocument/2006/math" xmlns:v="urn:schemas-microsoft-com:vml" xmlns:wp14="http://schemas.microsoft.com/office/word/2010/wordprocessingDrawing" xmlns:wp="http://schemas.openxmlformats.org/drawingml/2006/wordprocessingDrawing" xmlns:w10="urn:schemas-microsoft-com:office:word" xmlns:w="http://schemas.openxmlformats.org/wordprocessingml/2006/main" xmlns:w14="http://schemas.microsoft.com/office/word/2010/wordml" xmlns:w15="http://schemas.microsoft.com/office/word/2012/wordml" xmlns:w16cex="http://schemas.microsoft.com/office/word/2018/wordml/cex" xmlns:w16cid="http://schemas.microsoft.com/office/word/2016/wordml/cid" xmlns:w16="http://schemas.microsoft.com/office/word/2018/wordml" xmlns:w16du="http://schemas.microsoft.com/office/word/2023/wordml/word16du" xmlns:w16sdtdh="http://schemas.microsoft.com/office/word/2020/wordml/sdtdatahash" xmlns:w16sdtfl="http://schemas.microsoft.com/office/word/2024/wordml/sdtformatlock" xmlns:w16se="http://schemas.microsoft.com/office/word/2015/wordml/symex" xmlns:wpg="http://schemas.microsoft.com/office/word/2010/wordprocessingGroup" xmlns:wpi="http://schemas.microsoft.com/office/word/2010/wordprocessingInk" xmlns:wne="http://schemas.microsoft.com/office/word/2006/wordml" xmlns:wps="http://schemas.microsoft.com/office/word/2010/wordprocessingShape" mc:Ignorable="w14 w15 w16se w16cid w16 w16cex w16sdtdh w16sdtfl w16du wp14">
+  <w:p>
+    <w:pPr>
+      <w:pStyle w:val="Rodap"/>
+    </w:pPr>
+  </w:p>
+</w:ftr>
+</file>
+
+<file path=word/footer2.xml><?xml version="1.0" encoding="utf-8"?>
+<w:ftr xmlns:wpc="http://schemas.microsoft.com/office/word/2010/wordprocessingCanvas" xmlns:cx="http://schemas.microsoft.com/office/drawing/2014/chartex" xmlns:cx1="http://schemas.microsoft.com/office/drawing/2015/9/8/chartex" xmlns:cx2="http://schemas.microsoft.com/office/drawing/2015/10/21/chartex" xmlns:cx3="http://schemas.microsoft.com/office/drawing/2016/5/9/chartex" xmlns:cx4="http://schemas.microsoft.com/office/drawing/2016/5/10/chartex" xmlns:cx5="http://schemas.microsoft.com/office/drawing/2016/5/11/chartex" xmlns:cx6="http://schemas.microsoft.com/office/drawing/2016/5/12/chartex" xmlns:cx7="http://schemas.microsoft.com/office/drawing/2016/5/13/chartex" xmlns:cx8="http://schemas.microsoft.com/office/drawing/2016/5/14/chartex" xmlns:mc="http://schemas.openxmlformats.org/markup-compatibility/2006" xmlns:aink="http://schemas.microsoft.com/office/drawing/2016/ink" xmlns:am3d="http://schemas.microsoft.com/office/drawing/2017/model3d" xmlns:o="urn:schemas-microsoft-com:office:office" xmlns:oel="http://schemas.microsoft.com/office/2019/extlst" xmlns:r="http://schemas.openxmlformats.org/officeDocument/2006/relationships" xmlns:m="http://schemas.openxmlformats.org/officeDocument/2006/math" xmlns:v="urn:schemas-microsoft-com:vml" xmlns:wp14="http://schemas.microsoft.com/office/word/2010/wordprocessingDrawing" xmlns:wp="http://schemas.openxmlformats.org/drawingml/2006/wordprocessingDrawing" xmlns:w10="urn:schemas-microsoft-com:office:word" xmlns:w="http://schemas.openxmlformats.org/wordprocessingml/2006/main" xmlns:w14="http://schemas.microsoft.com/office/word/2010/wordml" xmlns:w15="http://schemas.microsoft.com/office/word/2012/wordml" xmlns:w16cex="http://schemas.microsoft.com/office/word/2018/wordml/cex" xmlns:w16cid="http://schemas.microsoft.com/office/word/2016/wordml/cid" xmlns:w16="http://schemas.microsoft.com/office/word/2018/wordml" xmlns:w16du="http://schemas.microsoft.com/office/word/2023/wordml/word16du" xmlns:w16sdtdh="http://schemas.microsoft.com/office/word/2020/wordml/sdtdatahash" xmlns:w16sdtfl="http://schemas.microsoft.com/office/word/2024/wordml/sdtformatlock" xmlns:w16se="http://schemas.microsoft.com/office/word/2015/wordml/symex" xmlns:wpg="http://schemas.microsoft.com/office/word/2010/wordprocessingGroup" xmlns:wpi="http://schemas.microsoft.com/office/word/2010/wordprocessingInk" xmlns:wne="http://schemas.microsoft.com/office/word/2006/wordml" xmlns:wps="http://schemas.microsoft.com/office/word/2010/wordprocessingShape" mc:Ignorable="w14 w15 w16se w16cid w16 w16cex w16sdtdh w16sdtfl w16du wp14">
   <w:sdt>
     <w:sdtPr>
       <w:id w:val="-1389876188"/>
@@ -18732,6 +18229,7 @@
         <w:docPartUnique/>
       </w:docPartObj>
     </w:sdtPr>
+    <w:sdtEndPr/>
     <w:sdtContent>
       <w:p>
         <w:pPr>
@@ -18764,7 +18262,7 @@
 </w:ftr>
 </file>
 
-<file path=word/footer2.xml><?xml version="1.0" encoding="utf-8"?>
+<file path=word/footer3.xml><?xml version="1.0" encoding="utf-8"?>
 <w:ftr xmlns:wpc="http://schemas.microsoft.com/office/word/2010/wordprocessingCanvas" xmlns:cx="http://schemas.microsoft.com/office/drawing/2014/chartex" xmlns:cx1="http://schemas.microsoft.com/office/drawing/2015/9/8/chartex" xmlns:cx2="http://schemas.microsoft.com/office/drawing/2015/10/21/chartex" xmlns:cx3="http://schemas.microsoft.com/office/drawing/2016/5/9/chartex" xmlns:cx4="http://schemas.microsoft.com/office/drawing/2016/5/10/chartex" xmlns:cx5="http://schemas.microsoft.com/office/drawing/2016/5/11/chartex" xmlns:cx6="http://schemas.microsoft.com/office/drawing/2016/5/12/chartex" xmlns:cx7="http://schemas.microsoft.com/office/drawing/2016/5/13/chartex" xmlns:cx8="http://schemas.microsoft.com/office/drawing/2016/5/14/chartex" xmlns:mc="http://schemas.openxmlformats.org/markup-compatibility/2006" xmlns:aink="http://schemas.microsoft.com/office/drawing/2016/ink" xmlns:am3d="http://schemas.microsoft.com/office/drawing/2017/model3d" xmlns:o="urn:schemas-microsoft-com:office:office" xmlns:oel="http://schemas.microsoft.com/office/2019/extlst" xmlns:r="http://schemas.openxmlformats.org/officeDocument/2006/relationships" xmlns:m="http://schemas.openxmlformats.org/officeDocument/2006/math" xmlns:v="urn:schemas-microsoft-com:vml" xmlns:wp14="http://schemas.microsoft.com/office/word/2010/wordprocessingDrawing" xmlns:wp="http://schemas.openxmlformats.org/drawingml/2006/wordprocessingDrawing" xmlns:w10="urn:schemas-microsoft-com:office:word" xmlns:w="http://schemas.openxmlformats.org/wordprocessingml/2006/main" xmlns:w14="http://schemas.microsoft.com/office/word/2010/wordml" xmlns:w15="http://schemas.microsoft.com/office/word/2012/wordml" xmlns:w16cex="http://schemas.microsoft.com/office/word/2018/wordml/cex" xmlns:w16cid="http://schemas.microsoft.com/office/word/2016/wordml/cid" xmlns:w16="http://schemas.microsoft.com/office/word/2018/wordml" xmlns:w16du="http://schemas.microsoft.com/office/word/2023/wordml/word16du" xmlns:w16sdtdh="http://schemas.microsoft.com/office/word/2020/wordml/sdtdatahash" xmlns:w16sdtfl="http://schemas.microsoft.com/office/word/2024/wordml/sdtformatlock" xmlns:w16se="http://schemas.microsoft.com/office/word/2015/wordml/symex" xmlns:wpg="http://schemas.microsoft.com/office/word/2010/wordprocessingGroup" xmlns:wpi="http://schemas.microsoft.com/office/word/2010/wordprocessingInk" xmlns:wne="http://schemas.microsoft.com/office/word/2006/wordml" xmlns:wps="http://schemas.microsoft.com/office/word/2010/wordprocessingShape" mc:Ignorable="w14 w15 w16se w16cid w16 w16cex w16sdtdh w16sdtfl w16du wp14">
   <w:p>
     <w:r>
@@ -18776,13 +18274,13 @@
       <mc:AlternateContent>
         <mc:Choice Requires="wps">
           <w:drawing>
-            <wp:anchor distT="0" distB="0" distL="114300" distR="114300" simplePos="0" relativeHeight="251657214" behindDoc="1" locked="0" layoutInCell="1" allowOverlap="1" wp14:anchorId="3ED60EAB" wp14:editId="3B39B258">
+            <wp:anchor distT="0" distB="0" distL="114300" distR="114300" simplePos="0" relativeHeight="251657214" behindDoc="1" locked="0" layoutInCell="1" allowOverlap="1" wp14:anchorId="3ED60EAB" wp14:editId="69CDE997">
               <wp:simplePos x="0" y="0"/>
               <wp:positionH relativeFrom="column">
                 <wp:posOffset>-1969770</wp:posOffset>
               </wp:positionH>
               <wp:positionV relativeFrom="paragraph">
-                <wp:posOffset>761365</wp:posOffset>
+                <wp:posOffset>755015</wp:posOffset>
               </wp:positionV>
               <wp:extent cx="8661400" cy="1065530"/>
               <wp:effectExtent l="19050" t="57150" r="101600" b="58420"/>
@@ -18922,7 +18420,7 @@
         </mc:Choice>
         <mc:Fallback>
           <w:pict>
-            <v:shape w14:anchorId="0CA95560" id="Retângulo 12" o:spid="_x0000_s1026" style="position:absolute;margin-left:-155.1pt;margin-top:59.95pt;width:682pt;height:83.9pt;z-index:-251659266;visibility:visible;mso-wrap-style:square;mso-width-percent:0;mso-height-percent:0;mso-wrap-distance-left:9pt;mso-wrap-distance-top:0;mso-wrap-distance-right:9pt;mso-wrap-distance-bottom:0;mso-position-horizontal:absolute;mso-position-horizontal-relative:text;mso-position-vertical:absolute;mso-position-vertical-relative:text;mso-width-percent:0;mso-height-percent:0;mso-width-relative:margin;mso-height-relative:margin;v-text-anchor:middle" coordsize="7733505,1065290" o:gfxdata="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" path="m,1065290c963804,926444,2425840,923974,3481754,943610,4537668,963246,6227250,136239,6521381,117817l7733505,r,943610l185895,943610,,1065290xe" fillcolor="#0070c0" stroked="f" strokeweight="1pt">
+            <v:shape w14:anchorId="71D6018B" id="Retângulo 12" o:spid="_x0000_s1026" style="position:absolute;margin-left:-155.1pt;margin-top:59.45pt;width:682pt;height:83.9pt;z-index:-251659266;visibility:visible;mso-wrap-style:square;mso-width-percent:0;mso-height-percent:0;mso-wrap-distance-left:9pt;mso-wrap-distance-top:0;mso-wrap-distance-right:9pt;mso-wrap-distance-bottom:0;mso-position-horizontal:absolute;mso-position-horizontal-relative:text;mso-position-vertical:absolute;mso-position-vertical-relative:text;mso-width-percent:0;mso-height-percent:0;mso-width-relative:margin;mso-height-relative:margin;v-text-anchor:middle" coordsize="7733505,1065290" o:gfxdata="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" path="m,1065290c963804,926444,2425840,923974,3481754,943610,4537668,963246,6227250,136239,6521381,117817l7733505,r,943610l185895,943610,,1065290xe" fillcolor="#0070c0" stroked="f" strokeweight="1pt">
               <v:stroke joinstyle="miter"/>
               <v:shadow on="t" color="black" opacity="26214f" origin="-.5" offset="3pt,0"/>
               <v:path arrowok="t" o:connecttype="custom" o:connectlocs="0,1065530;3899508,943823;7303841,117844;8661400,0;8661400,943823;208199,943823;0,1065530" o:connectangles="0,0,0,0,0,0,0"/>
@@ -19452,7 +18950,7 @@
 </w:ftr>
 </file>
 
-<file path=word/footer3.xml><?xml version="1.0" encoding="utf-8"?>
+<file path=word/footer4.xml><?xml version="1.0" encoding="utf-8"?>
 <w:ftr xmlns:wpc="http://schemas.microsoft.com/office/word/2010/wordprocessingCanvas" xmlns:cx="http://schemas.microsoft.com/office/drawing/2014/chartex" xmlns:cx1="http://schemas.microsoft.com/office/drawing/2015/9/8/chartex" xmlns:cx2="http://schemas.microsoft.com/office/drawing/2015/10/21/chartex" xmlns:cx3="http://schemas.microsoft.com/office/drawing/2016/5/9/chartex" xmlns:cx4="http://schemas.microsoft.com/office/drawing/2016/5/10/chartex" xmlns:cx5="http://schemas.microsoft.com/office/drawing/2016/5/11/chartex" xmlns:cx6="http://schemas.microsoft.com/office/drawing/2016/5/12/chartex" xmlns:cx7="http://schemas.microsoft.com/office/drawing/2016/5/13/chartex" xmlns:cx8="http://schemas.microsoft.com/office/drawing/2016/5/14/chartex" xmlns:mc="http://schemas.openxmlformats.org/markup-compatibility/2006" xmlns:aink="http://schemas.microsoft.com/office/drawing/2016/ink" xmlns:am3d="http://schemas.microsoft.com/office/drawing/2017/model3d" xmlns:o="urn:schemas-microsoft-com:office:office" xmlns:oel="http://schemas.microsoft.com/office/2019/extlst" xmlns:r="http://schemas.openxmlformats.org/officeDocument/2006/relationships" xmlns:m="http://schemas.openxmlformats.org/officeDocument/2006/math" xmlns:v="urn:schemas-microsoft-com:vml" xmlns:wp14="http://schemas.microsoft.com/office/word/2010/wordprocessingDrawing" xmlns:wp="http://schemas.openxmlformats.org/drawingml/2006/wordprocessingDrawing" xmlns:w10="urn:schemas-microsoft-com:office:word" xmlns:w="http://schemas.openxmlformats.org/wordprocessingml/2006/main" xmlns:w14="http://schemas.microsoft.com/office/word/2010/wordml" xmlns:w15="http://schemas.microsoft.com/office/word/2012/wordml" xmlns:w16cex="http://schemas.microsoft.com/office/word/2018/wordml/cex" xmlns:w16cid="http://schemas.microsoft.com/office/word/2016/wordml/cid" xmlns:w16="http://schemas.microsoft.com/office/word/2018/wordml" xmlns:w16du="http://schemas.microsoft.com/office/word/2023/wordml/word16du" xmlns:w16sdtdh="http://schemas.microsoft.com/office/word/2020/wordml/sdtdatahash" xmlns:w16sdtfl="http://schemas.microsoft.com/office/word/2024/wordml/sdtformatlock" xmlns:w16se="http://schemas.microsoft.com/office/word/2015/wordml/symex" xmlns:wpg="http://schemas.microsoft.com/office/word/2010/wordprocessingGroup" xmlns:wpi="http://schemas.microsoft.com/office/word/2010/wordprocessingInk" xmlns:wne="http://schemas.microsoft.com/office/word/2006/wordml" xmlns:wps="http://schemas.microsoft.com/office/word/2010/wordprocessingShape" mc:Ignorable="w14 w15 w16se w16cid w16 w16cex w16sdtdh w16sdtfl w16du wp14">
   <w:sdt>
     <w:sdtPr>
@@ -19462,6 +18960,7 @@
         <w:docPartUnique/>
       </w:docPartObj>
     </w:sdtPr>
+    <w:sdtEndPr/>
     <w:sdtContent>
       <w:p>
         <w:pPr>
@@ -19506,7 +19005,7 @@
 </w:ftr>
 </file>
 
-<file path=word/footer4.xml><?xml version="1.0" encoding="utf-8"?>
+<file path=word/footer5.xml><?xml version="1.0" encoding="utf-8"?>
 <w:ftr xmlns:wpc="http://schemas.microsoft.com/office/word/2010/wordprocessingCanvas" xmlns:cx="http://schemas.microsoft.com/office/drawing/2014/chartex" xmlns:cx1="http://schemas.microsoft.com/office/drawing/2015/9/8/chartex" xmlns:cx2="http://schemas.microsoft.com/office/drawing/2015/10/21/chartex" xmlns:cx3="http://schemas.microsoft.com/office/drawing/2016/5/9/chartex" xmlns:cx4="http://schemas.microsoft.com/office/drawing/2016/5/10/chartex" xmlns:cx5="http://schemas.microsoft.com/office/drawing/2016/5/11/chartex" xmlns:cx6="http://schemas.microsoft.com/office/drawing/2016/5/12/chartex" xmlns:cx7="http://schemas.microsoft.com/office/drawing/2016/5/13/chartex" xmlns:cx8="http://schemas.microsoft.com/office/drawing/2016/5/14/chartex" xmlns:mc="http://schemas.openxmlformats.org/markup-compatibility/2006" xmlns:aink="http://schemas.microsoft.com/office/drawing/2016/ink" xmlns:am3d="http://schemas.microsoft.com/office/drawing/2017/model3d" xmlns:o="urn:schemas-microsoft-com:office:office" xmlns:oel="http://schemas.microsoft.com/office/2019/extlst" xmlns:r="http://schemas.openxmlformats.org/officeDocument/2006/relationships" xmlns:m="http://schemas.openxmlformats.org/officeDocument/2006/math" xmlns:v="urn:schemas-microsoft-com:vml" xmlns:wp14="http://schemas.microsoft.com/office/word/2010/wordprocessingDrawing" xmlns:wp="http://schemas.openxmlformats.org/drawingml/2006/wordprocessingDrawing" xmlns:w10="urn:schemas-microsoft-com:office:word" xmlns:w="http://schemas.openxmlformats.org/wordprocessingml/2006/main" xmlns:w14="http://schemas.microsoft.com/office/word/2010/wordml" xmlns:w15="http://schemas.microsoft.com/office/word/2012/wordml" xmlns:w16cex="http://schemas.microsoft.com/office/word/2018/wordml/cex" xmlns:w16cid="http://schemas.microsoft.com/office/word/2016/wordml/cid" xmlns:w16="http://schemas.microsoft.com/office/word/2018/wordml" xmlns:w16du="http://schemas.microsoft.com/office/word/2023/wordml/word16du" xmlns:w16sdtdh="http://schemas.microsoft.com/office/word/2020/wordml/sdtdatahash" xmlns:w16sdtfl="http://schemas.microsoft.com/office/word/2024/wordml/sdtformatlock" xmlns:w16se="http://schemas.microsoft.com/office/word/2015/wordml/symex" xmlns:wpg="http://schemas.microsoft.com/office/word/2010/wordprocessingGroup" xmlns:wpi="http://schemas.microsoft.com/office/word/2010/wordprocessingInk" xmlns:wne="http://schemas.microsoft.com/office/word/2006/wordml" xmlns:wps="http://schemas.microsoft.com/office/word/2010/wordprocessingShape" mc:Ignorable="w14 w15 w16se w16cid w16 w16cex w16sdtdh w16sdtfl w16du wp14">
   <w:sdt>
     <w:sdtPr>
@@ -19516,6 +19015,7 @@
         <w:docPartUnique/>
       </w:docPartObj>
     </w:sdtPr>
+    <w:sdtEndPr/>
     <w:sdtContent>
       <w:p>
         <w:pPr>
@@ -19589,6 +19089,26 @@
 <w:hdr xmlns:wpc="http://schemas.microsoft.com/office/word/2010/wordprocessingCanvas" xmlns:cx="http://schemas.microsoft.com/office/drawing/2014/chartex" xmlns:cx1="http://schemas.microsoft.com/office/drawing/2015/9/8/chartex" xmlns:cx2="http://schemas.microsoft.com/office/drawing/2015/10/21/chartex" xmlns:cx3="http://schemas.microsoft.com/office/drawing/2016/5/9/chartex" xmlns:cx4="http://schemas.microsoft.com/office/drawing/2016/5/10/chartex" xmlns:cx5="http://schemas.microsoft.com/office/drawing/2016/5/11/chartex" xmlns:cx6="http://schemas.microsoft.com/office/drawing/2016/5/12/chartex" xmlns:cx7="http://schemas.microsoft.com/office/drawing/2016/5/13/chartex" xmlns:cx8="http://schemas.microsoft.com/office/drawing/2016/5/14/chartex" xmlns:mc="http://schemas.openxmlformats.org/markup-compatibility/2006" xmlns:aink="http://schemas.microsoft.com/office/drawing/2016/ink" xmlns:am3d="http://schemas.microsoft.com/office/drawing/2017/model3d" xmlns:o="urn:schemas-microsoft-com:office:office" xmlns:oel="http://schemas.microsoft.com/office/2019/extlst" xmlns:r="http://schemas.openxmlformats.org/officeDocument/2006/relationships" xmlns:m="http://schemas.openxmlformats.org/officeDocument/2006/math" xmlns:v="urn:schemas-microsoft-com:vml" xmlns:wp14="http://schemas.microsoft.com/office/word/2010/wordprocessingDrawing" xmlns:wp="http://schemas.openxmlformats.org/drawingml/2006/wordprocessingDrawing" xmlns:w10="urn:schemas-microsoft-com:office:word" xmlns:w="http://schemas.openxmlformats.org/wordprocessingml/2006/main" xmlns:w14="http://schemas.microsoft.com/office/word/2010/wordml" xmlns:w15="http://schemas.microsoft.com/office/word/2012/wordml" xmlns:w16cex="http://schemas.microsoft.com/office/word/2018/wordml/cex" xmlns:w16cid="http://schemas.microsoft.com/office/word/2016/wordml/cid" xmlns:w16="http://schemas.microsoft.com/office/word/2018/wordml" xmlns:w16du="http://schemas.microsoft.com/office/word/2023/wordml/word16du" xmlns:w16sdtdh="http://schemas.microsoft.com/office/word/2020/wordml/sdtdatahash" xmlns:w16sdtfl="http://schemas.microsoft.com/office/word/2024/wordml/sdtformatlock" xmlns:w16se="http://schemas.microsoft.com/office/word/2015/wordml/symex" xmlns:wpg="http://schemas.microsoft.com/office/word/2010/wordprocessingGroup" xmlns:wpi="http://schemas.microsoft.com/office/word/2010/wordprocessingInk" xmlns:wne="http://schemas.microsoft.com/office/word/2006/wordml" xmlns:wps="http://schemas.microsoft.com/office/word/2010/wordprocessingShape" mc:Ignorable="w14 w15 w16se w16cid w16 w16cex w16sdtdh w16sdtfl w16du wp14">
   <w:p>
     <w:pPr>
+      <w:pStyle w:val="Cabealho"/>
+    </w:pPr>
+  </w:p>
+</w:hdr>
+</file>
+
+<file path=word/header2.xml><?xml version="1.0" encoding="utf-8"?>
+<w:hdr xmlns:wpc="http://schemas.microsoft.com/office/word/2010/wordprocessingCanvas" xmlns:cx="http://schemas.microsoft.com/office/drawing/2014/chartex" xmlns:cx1="http://schemas.microsoft.com/office/drawing/2015/9/8/chartex" xmlns:cx2="http://schemas.microsoft.com/office/drawing/2015/10/21/chartex" xmlns:cx3="http://schemas.microsoft.com/office/drawing/2016/5/9/chartex" xmlns:cx4="http://schemas.microsoft.com/office/drawing/2016/5/10/chartex" xmlns:cx5="http://schemas.microsoft.com/office/drawing/2016/5/11/chartex" xmlns:cx6="http://schemas.microsoft.com/office/drawing/2016/5/12/chartex" xmlns:cx7="http://schemas.microsoft.com/office/drawing/2016/5/13/chartex" xmlns:cx8="http://schemas.microsoft.com/office/drawing/2016/5/14/chartex" xmlns:mc="http://schemas.openxmlformats.org/markup-compatibility/2006" xmlns:aink="http://schemas.microsoft.com/office/drawing/2016/ink" xmlns:am3d="http://schemas.microsoft.com/office/drawing/2017/model3d" xmlns:o="urn:schemas-microsoft-com:office:office" xmlns:oel="http://schemas.microsoft.com/office/2019/extlst" xmlns:r="http://schemas.openxmlformats.org/officeDocument/2006/relationships" xmlns:m="http://schemas.openxmlformats.org/officeDocument/2006/math" xmlns:v="urn:schemas-microsoft-com:vml" xmlns:wp14="http://schemas.microsoft.com/office/word/2010/wordprocessingDrawing" xmlns:wp="http://schemas.openxmlformats.org/drawingml/2006/wordprocessingDrawing" xmlns:w10="urn:schemas-microsoft-com:office:word" xmlns:w="http://schemas.openxmlformats.org/wordprocessingml/2006/main" xmlns:w14="http://schemas.microsoft.com/office/word/2010/wordml" xmlns:w15="http://schemas.microsoft.com/office/word/2012/wordml" xmlns:w16cex="http://schemas.microsoft.com/office/word/2018/wordml/cex" xmlns:w16cid="http://schemas.microsoft.com/office/word/2016/wordml/cid" xmlns:w16="http://schemas.microsoft.com/office/word/2018/wordml" xmlns:w16du="http://schemas.microsoft.com/office/word/2023/wordml/word16du" xmlns:w16sdtdh="http://schemas.microsoft.com/office/word/2020/wordml/sdtdatahash" xmlns:w16sdtfl="http://schemas.microsoft.com/office/word/2024/wordml/sdtformatlock" xmlns:w16se="http://schemas.microsoft.com/office/word/2015/wordml/symex" xmlns:wpg="http://schemas.microsoft.com/office/word/2010/wordprocessingGroup" xmlns:wpi="http://schemas.microsoft.com/office/word/2010/wordprocessingInk" xmlns:wne="http://schemas.microsoft.com/office/word/2006/wordml" xmlns:wps="http://schemas.microsoft.com/office/word/2010/wordprocessingShape" mc:Ignorable="w14 w15 w16se w16cid w16 w16cex w16sdtdh w16sdtfl w16du wp14">
+  <w:p>
+    <w:pPr>
+      <w:pStyle w:val="Cabealho"/>
+    </w:pPr>
+  </w:p>
+</w:hdr>
+</file>
+
+<file path=word/header3.xml><?xml version="1.0" encoding="utf-8"?>
+<w:hdr xmlns:wpc="http://schemas.microsoft.com/office/word/2010/wordprocessingCanvas" xmlns:cx="http://schemas.microsoft.com/office/drawing/2014/chartex" xmlns:cx1="http://schemas.microsoft.com/office/drawing/2015/9/8/chartex" xmlns:cx2="http://schemas.microsoft.com/office/drawing/2015/10/21/chartex" xmlns:cx3="http://schemas.microsoft.com/office/drawing/2016/5/9/chartex" xmlns:cx4="http://schemas.microsoft.com/office/drawing/2016/5/10/chartex" xmlns:cx5="http://schemas.microsoft.com/office/drawing/2016/5/11/chartex" xmlns:cx6="http://schemas.microsoft.com/office/drawing/2016/5/12/chartex" xmlns:cx7="http://schemas.microsoft.com/office/drawing/2016/5/13/chartex" xmlns:cx8="http://schemas.microsoft.com/office/drawing/2016/5/14/chartex" xmlns:mc="http://schemas.openxmlformats.org/markup-compatibility/2006" xmlns:aink="http://schemas.microsoft.com/office/drawing/2016/ink" xmlns:am3d="http://schemas.microsoft.com/office/drawing/2017/model3d" xmlns:o="urn:schemas-microsoft-com:office:office" xmlns:oel="http://schemas.microsoft.com/office/2019/extlst" xmlns:r="http://schemas.openxmlformats.org/officeDocument/2006/relationships" xmlns:m="http://schemas.openxmlformats.org/officeDocument/2006/math" xmlns:v="urn:schemas-microsoft-com:vml" xmlns:wp14="http://schemas.microsoft.com/office/word/2010/wordprocessingDrawing" xmlns:wp="http://schemas.openxmlformats.org/drawingml/2006/wordprocessingDrawing" xmlns:w10="urn:schemas-microsoft-com:office:word" xmlns:w="http://schemas.openxmlformats.org/wordprocessingml/2006/main" xmlns:w14="http://schemas.microsoft.com/office/word/2010/wordml" xmlns:w15="http://schemas.microsoft.com/office/word/2012/wordml" xmlns:w16cex="http://schemas.microsoft.com/office/word/2018/wordml/cex" xmlns:w16cid="http://schemas.microsoft.com/office/word/2016/wordml/cid" xmlns:w16="http://schemas.microsoft.com/office/word/2018/wordml" xmlns:w16du="http://schemas.microsoft.com/office/word/2023/wordml/word16du" xmlns:w16sdtdh="http://schemas.microsoft.com/office/word/2020/wordml/sdtdatahash" xmlns:w16sdtfl="http://schemas.microsoft.com/office/word/2024/wordml/sdtformatlock" xmlns:w16se="http://schemas.microsoft.com/office/word/2015/wordml/symex" xmlns:wpg="http://schemas.microsoft.com/office/word/2010/wordprocessingGroup" xmlns:wpi="http://schemas.microsoft.com/office/word/2010/wordprocessingInk" xmlns:wne="http://schemas.microsoft.com/office/word/2006/wordml" xmlns:wps="http://schemas.microsoft.com/office/word/2010/wordprocessingShape" mc:Ignorable="w14 w15 w16se w16cid w16 w16cex w16sdtdh w16sdtfl w16du wp14">
+  <w:p>
+    <w:pPr>
       <w:tabs>
         <w:tab w:val="left" w:pos="3192"/>
       </w:tabs>
@@ -19598,7 +19118,7 @@
         <w:noProof/>
       </w:rPr>
       <w:drawing>
-        <wp:anchor distT="0" distB="0" distL="114300" distR="114300" simplePos="0" relativeHeight="251655676" behindDoc="1" locked="0" layoutInCell="1" allowOverlap="1" wp14:anchorId="7C65C2AE" wp14:editId="012729B0">
+        <wp:anchor distT="0" distB="0" distL="114300" distR="114300" simplePos="0" relativeHeight="251655676" behindDoc="1" locked="0" layoutInCell="1" allowOverlap="1" wp14:anchorId="7C65C2AE" wp14:editId="2768DD2D">
           <wp:simplePos x="0" y="0"/>
           <wp:positionH relativeFrom="column">
             <wp:posOffset>-1232535</wp:posOffset>
@@ -19945,8 +19465,13 @@
             <w:ind w:hanging="250"/>
             <w:jc w:val="center"/>
           </w:pPr>
+          <w:proofErr w:type="spellStart"/>
           <w:r>
-            <w:t>TeSP Cibersegurança e Redes Informáticas</w:t>
+            <w:t>TeSP</w:t>
+          </w:r>
+          <w:proofErr w:type="spellEnd"/>
+          <w:r>
+            <w:t xml:space="preserve"> Cibersegurança e Redes Informáticas</w:t>
           </w:r>
         </w:p>
       </w:tc>
@@ -20019,7 +19544,7 @@
 </w:hdr>
 </file>
 
-<file path=word/header2.xml><?xml version="1.0" encoding="utf-8"?>
+<file path=word/header4.xml><?xml version="1.0" encoding="utf-8"?>
 <w:hdr xmlns:wpc="http://schemas.microsoft.com/office/word/2010/wordprocessingCanvas" xmlns:cx="http://schemas.microsoft.com/office/drawing/2014/chartex" xmlns:cx1="http://schemas.microsoft.com/office/drawing/2015/9/8/chartex" xmlns:cx2="http://schemas.microsoft.com/office/drawing/2015/10/21/chartex" xmlns:cx3="http://schemas.microsoft.com/office/drawing/2016/5/9/chartex" xmlns:cx4="http://schemas.microsoft.com/office/drawing/2016/5/10/chartex" xmlns:cx5="http://schemas.microsoft.com/office/drawing/2016/5/11/chartex" xmlns:cx6="http://schemas.microsoft.com/office/drawing/2016/5/12/chartex" xmlns:cx7="http://schemas.microsoft.com/office/drawing/2016/5/13/chartex" xmlns:cx8="http://schemas.microsoft.com/office/drawing/2016/5/14/chartex" xmlns:mc="http://schemas.openxmlformats.org/markup-compatibility/2006" xmlns:aink="http://schemas.microsoft.com/office/drawing/2016/ink" xmlns:am3d="http://schemas.microsoft.com/office/drawing/2017/model3d" xmlns:o="urn:schemas-microsoft-com:office:office" xmlns:oel="http://schemas.microsoft.com/office/2019/extlst" xmlns:r="http://schemas.openxmlformats.org/officeDocument/2006/relationships" xmlns:m="http://schemas.openxmlformats.org/officeDocument/2006/math" xmlns:v="urn:schemas-microsoft-com:vml" xmlns:wp14="http://schemas.microsoft.com/office/word/2010/wordprocessingDrawing" xmlns:wp="http://schemas.openxmlformats.org/drawingml/2006/wordprocessingDrawing" xmlns:w10="urn:schemas-microsoft-com:office:word" xmlns:w="http://schemas.openxmlformats.org/wordprocessingml/2006/main" xmlns:w14="http://schemas.microsoft.com/office/word/2010/wordml" xmlns:w15="http://schemas.microsoft.com/office/word/2012/wordml" xmlns:w16cex="http://schemas.microsoft.com/office/word/2018/wordml/cex" xmlns:w16cid="http://schemas.microsoft.com/office/word/2016/wordml/cid" xmlns:w16="http://schemas.microsoft.com/office/word/2018/wordml" xmlns:w16du="http://schemas.microsoft.com/office/word/2023/wordml/word16du" xmlns:w16sdtdh="http://schemas.microsoft.com/office/word/2020/wordml/sdtdatahash" xmlns:w16sdtfl="http://schemas.microsoft.com/office/word/2024/wordml/sdtformatlock" xmlns:w16se="http://schemas.microsoft.com/office/word/2015/wordml/symex" xmlns:wpg="http://schemas.microsoft.com/office/word/2010/wordprocessingGroup" xmlns:wpi="http://schemas.microsoft.com/office/word/2010/wordprocessingInk" xmlns:wne="http://schemas.microsoft.com/office/word/2006/wordml" xmlns:wps="http://schemas.microsoft.com/office/word/2010/wordprocessingShape" mc:Ignorable="w14 w15 w16se w16cid w16 w16cex w16sdtdh w16sdtfl w16du wp14">
   <w:p>
     <w:pPr>
